--- a/docs/deConfUSIon_User_Manual_es.docx
+++ b/docs/deConfUSIon_User_Manual_es.docx
@@ -33,7 +33,7 @@
       </w:r>
       <w:r>
         <w:br/>
-        <w:t>15 October 2026</w:t>
+        <w:t>21 de octubre de 2026</w:t>
       </w:r>
     </w:p>
     <w:p>
@@ -49,7 +49,10 @@
         <w:jc w:val="center"/>
       </w:pPr>
       <w:r>
-        <w:t>Un recorrido práctico desde la adquisición original, el control de calidad y el procesamiento hasta la visualización revisada, regiones, conectividad y grupos.</w:t>
+        <w:t xml:space="preserve">Un recorrido práctico desde la </w:t>
+      </w:r>
+      <w:r>
+        <w:t>adquisición original, el control de calidad y el procesamiento hasta la visualización revisada, regiones, conectividad y grupos.</w:t>
       </w:r>
     </w:p>
     <w:p>
@@ -100,7 +103,7 @@
       <w:r>
         <w:fldChar w:fldCharType="separate"/>
       </w:r>
-      <w:hyperlink w:anchor="_Toc242991831" w:history="1">
+      <w:hyperlink w:anchor="_Toc243479299" w:history="1">
         <w:r>
           <w:rPr>
             <w:rStyle w:val="Hyperlink"/>
@@ -127,7 +130,7 @@
             <w:noProof/>
             <w:webHidden/>
           </w:rPr>
-          <w:instrText xml:space="preserve"> PAGEREF _Toc242991831 \h </w:instrText>
+          <w:instrText xml:space="preserve"> PAGEREF _Toc243479299 \h </w:instrText>
         </w:r>
         <w:r>
           <w:rPr>
@@ -175,7 +178,7 @@
           <w14:ligatures w14:val="standardContextual"/>
         </w:rPr>
       </w:pPr>
-      <w:hyperlink w:anchor="_Toc242991832" w:history="1">
+      <w:hyperlink w:anchor="_Toc243479300" w:history="1">
         <w:r>
           <w:rPr>
             <w:rStyle w:val="Hyperlink"/>
@@ -202,7 +205,7 @@
             <w:noProof/>
             <w:webHidden/>
           </w:rPr>
-          <w:instrText xml:space="preserve"> PAGEREF _Toc242991832 \h </w:instrText>
+          <w:instrText xml:space="preserve"> PAGEREF _Toc243479300 \h </w:instrText>
         </w:r>
         <w:r>
           <w:rPr>
@@ -250,7 +253,7 @@
           <w14:ligatures w14:val="standardContextual"/>
         </w:rPr>
       </w:pPr>
-      <w:hyperlink w:anchor="_Toc242991833" w:history="1">
+      <w:hyperlink w:anchor="_Toc243479301" w:history="1">
         <w:r>
           <w:rPr>
             <w:rStyle w:val="Hyperlink"/>
@@ -277,7 +280,7 @@
             <w:noProof/>
             <w:webHidden/>
           </w:rPr>
-          <w:instrText xml:space="preserve"> PAGEREF _Toc242991833 \h </w:instrText>
+          <w:instrText xml:space="preserve"> PAGEREF _Toc243479301 \h </w:instrText>
         </w:r>
         <w:r>
           <w:rPr>
@@ -325,7 +328,7 @@
           <w14:ligatures w14:val="standardContextual"/>
         </w:rPr>
       </w:pPr>
-      <w:hyperlink w:anchor="_Toc242991834" w:history="1">
+      <w:hyperlink w:anchor="_Toc243479302" w:history="1">
         <w:r>
           <w:rPr>
             <w:rStyle w:val="Hyperlink"/>
@@ -352,7 +355,7 @@
             <w:noProof/>
             <w:webHidden/>
           </w:rPr>
-          <w:instrText xml:space="preserve"> PAGEREF _Toc242991834 \h </w:instrText>
+          <w:instrText xml:space="preserve"> PAGEREF _Toc243479302 \h </w:instrText>
         </w:r>
         <w:r>
           <w:rPr>
@@ -400,7 +403,7 @@
           <w14:ligatures w14:val="standardContextual"/>
         </w:rPr>
       </w:pPr>
-      <w:hyperlink w:anchor="_Toc242991835" w:history="1">
+      <w:hyperlink w:anchor="_Toc243479303" w:history="1">
         <w:r>
           <w:rPr>
             <w:rStyle w:val="Hyperlink"/>
@@ -427,7 +430,7 @@
             <w:noProof/>
             <w:webHidden/>
           </w:rPr>
-          <w:instrText xml:space="preserve"> PAGEREF _Toc242991835 \h </w:instrText>
+          <w:instrText xml:space="preserve"> PAGEREF _Toc243479303 \h </w:instrText>
         </w:r>
         <w:r>
           <w:rPr>
@@ -475,7 +478,7 @@
           <w14:ligatures w14:val="standardContextual"/>
         </w:rPr>
       </w:pPr>
-      <w:hyperlink w:anchor="_Toc242991836" w:history="1">
+      <w:hyperlink w:anchor="_Toc243479304" w:history="1">
         <w:r>
           <w:rPr>
             <w:rStyle w:val="Hyperlink"/>
@@ -502,7 +505,7 @@
             <w:noProof/>
             <w:webHidden/>
           </w:rPr>
-          <w:instrText xml:space="preserve"> PAGEREF _Toc242991836 \h </w:instrText>
+          <w:instrText xml:space="preserve"> PAGEREF _Toc243479304 \h </w:instrText>
         </w:r>
         <w:r>
           <w:rPr>
@@ -550,7 +553,7 @@
           <w14:ligatures w14:val="standardContextual"/>
         </w:rPr>
       </w:pPr>
-      <w:hyperlink w:anchor="_Toc242991837" w:history="1">
+      <w:hyperlink w:anchor="_Toc243479305" w:history="1">
         <w:r>
           <w:rPr>
             <w:rStyle w:val="Hyperlink"/>
@@ -577,7 +580,7 @@
             <w:noProof/>
             <w:webHidden/>
           </w:rPr>
-          <w:instrText xml:space="preserve"> PAGEREF _Toc242991837 \h </w:instrText>
+          <w:instrText xml:space="preserve"> PAGEREF _Toc243479305 \h </w:instrText>
         </w:r>
         <w:r>
           <w:rPr>
@@ -625,7 +628,7 @@
           <w14:ligatures w14:val="standardContextual"/>
         </w:rPr>
       </w:pPr>
-      <w:hyperlink w:anchor="_Toc242991838" w:history="1">
+      <w:hyperlink w:anchor="_Toc243479306" w:history="1">
         <w:r>
           <w:rPr>
             <w:rStyle w:val="Hyperlink"/>
@@ -652,7 +655,7 @@
             <w:noProof/>
             <w:webHidden/>
           </w:rPr>
-          <w:instrText xml:space="preserve"> PAGEREF _Toc242991838 \h </w:instrText>
+          <w:instrText xml:space="preserve"> PAGEREF _Toc243479306 \h </w:instrText>
         </w:r>
         <w:r>
           <w:rPr>
@@ -700,7 +703,7 @@
           <w14:ligatures w14:val="standardContextual"/>
         </w:rPr>
       </w:pPr>
-      <w:hyperlink w:anchor="_Toc242991839" w:history="1">
+      <w:hyperlink w:anchor="_Toc243479307" w:history="1">
         <w:r>
           <w:rPr>
             <w:rStyle w:val="Hyperlink"/>
@@ -727,7 +730,7 @@
             <w:noProof/>
             <w:webHidden/>
           </w:rPr>
-          <w:instrText xml:space="preserve"> PAGEREF _Toc242991839 \h </w:instrText>
+          <w:instrText xml:space="preserve"> PAGEREF _Toc243479307 \h </w:instrText>
         </w:r>
         <w:r>
           <w:rPr>
@@ -775,7 +778,7 @@
           <w14:ligatures w14:val="standardContextual"/>
         </w:rPr>
       </w:pPr>
-      <w:hyperlink w:anchor="_Toc242991840" w:history="1">
+      <w:hyperlink w:anchor="_Toc243479308" w:history="1">
         <w:r>
           <w:rPr>
             <w:rStyle w:val="Hyperlink"/>
@@ -802,7 +805,7 @@
             <w:noProof/>
             <w:webHidden/>
           </w:rPr>
-          <w:instrText xml:space="preserve"> PAGEREF _Toc242991840 \h </w:instrText>
+          <w:instrText xml:space="preserve"> PAGEREF _Toc243479308 \h </w:instrText>
         </w:r>
         <w:r>
           <w:rPr>
@@ -850,7 +853,7 @@
           <w14:ligatures w14:val="standardContextual"/>
         </w:rPr>
       </w:pPr>
-      <w:hyperlink w:anchor="_Toc242991841" w:history="1">
+      <w:hyperlink w:anchor="_Toc243479309" w:history="1">
         <w:r>
           <w:rPr>
             <w:rStyle w:val="Hyperlink"/>
@@ -877,7 +880,7 @@
             <w:noProof/>
             <w:webHidden/>
           </w:rPr>
-          <w:instrText xml:space="preserve"> PAGEREF _Toc242991841 \h </w:instrText>
+          <w:instrText xml:space="preserve"> PAGEREF _Toc243479309 \h </w:instrText>
         </w:r>
         <w:r>
           <w:rPr>
@@ -925,7 +928,7 @@
           <w14:ligatures w14:val="standardContextual"/>
         </w:rPr>
       </w:pPr>
-      <w:hyperlink w:anchor="_Toc242991842" w:history="1">
+      <w:hyperlink w:anchor="_Toc243479310" w:history="1">
         <w:r>
           <w:rPr>
             <w:rStyle w:val="Hyperlink"/>
@@ -952,7 +955,7 @@
             <w:noProof/>
             <w:webHidden/>
           </w:rPr>
-          <w:instrText xml:space="preserve"> PAGEREF _Toc242991842 \h </w:instrText>
+          <w:instrText xml:space="preserve"> PAGEREF _Toc243479310 \h </w:instrText>
         </w:r>
         <w:r>
           <w:rPr>
@@ -1000,7 +1003,7 @@
           <w14:ligatures w14:val="standardContextual"/>
         </w:rPr>
       </w:pPr>
-      <w:hyperlink w:anchor="_Toc242991843" w:history="1">
+      <w:hyperlink w:anchor="_Toc243479311" w:history="1">
         <w:r>
           <w:rPr>
             <w:rStyle w:val="Hyperlink"/>
@@ -1027,7 +1030,7 @@
             <w:noProof/>
             <w:webHidden/>
           </w:rPr>
-          <w:instrText xml:space="preserve"> PAGEREF _Toc242991843 \h </w:instrText>
+          <w:instrText xml:space="preserve"> PAGEREF _Toc243479311 \h </w:instrText>
         </w:r>
         <w:r>
           <w:rPr>
@@ -1075,7 +1078,7 @@
           <w14:ligatures w14:val="standardContextual"/>
         </w:rPr>
       </w:pPr>
-      <w:hyperlink w:anchor="_Toc242991844" w:history="1">
+      <w:hyperlink w:anchor="_Toc243479312" w:history="1">
         <w:r>
           <w:rPr>
             <w:rStyle w:val="Hyperlink"/>
@@ -1102,7 +1105,7 @@
             <w:noProof/>
             <w:webHidden/>
           </w:rPr>
-          <w:instrText xml:space="preserve"> PAGEREF _Toc242991844 \h </w:instrText>
+          <w:instrText xml:space="preserve"> PAGEREF _Toc243479312 \h </w:instrText>
         </w:r>
         <w:r>
           <w:rPr>
@@ -1150,7 +1153,7 @@
           <w14:ligatures w14:val="standardContextual"/>
         </w:rPr>
       </w:pPr>
-      <w:hyperlink w:anchor="_Toc242991845" w:history="1">
+      <w:hyperlink w:anchor="_Toc243479313" w:history="1">
         <w:r>
           <w:rPr>
             <w:rStyle w:val="Hyperlink"/>
@@ -1177,7 +1180,7 @@
             <w:noProof/>
             <w:webHidden/>
           </w:rPr>
-          <w:instrText xml:space="preserve"> PAGEREF _Toc242991845 \h </w:instrText>
+          <w:instrText xml:space="preserve"> PAGEREF _Toc243479313 \h </w:instrText>
         </w:r>
         <w:r>
           <w:rPr>
@@ -1225,7 +1228,7 @@
           <w14:ligatures w14:val="standardContextual"/>
         </w:rPr>
       </w:pPr>
-      <w:hyperlink w:anchor="_Toc242991846" w:history="1">
+      <w:hyperlink w:anchor="_Toc243479314" w:history="1">
         <w:r>
           <w:rPr>
             <w:rStyle w:val="Hyperlink"/>
@@ -1252,7 +1255,7 @@
             <w:noProof/>
             <w:webHidden/>
           </w:rPr>
-          <w:instrText xml:space="preserve"> PAGEREF _Toc242991846 \h </w:instrText>
+          <w:instrText xml:space="preserve"> PAGEREF _Toc243479314 \h </w:instrText>
         </w:r>
         <w:r>
           <w:rPr>
@@ -1300,7 +1303,7 @@
           <w14:ligatures w14:val="standardContextual"/>
         </w:rPr>
       </w:pPr>
-      <w:hyperlink w:anchor="_Toc242991847" w:history="1">
+      <w:hyperlink w:anchor="_Toc243479315" w:history="1">
         <w:r>
           <w:rPr>
             <w:rStyle w:val="Hyperlink"/>
@@ -1327,7 +1330,7 @@
             <w:noProof/>
             <w:webHidden/>
           </w:rPr>
-          <w:instrText xml:space="preserve"> PAGEREF _Toc242991847 \h </w:instrText>
+          <w:instrText xml:space="preserve"> PAGEREF _Toc243479315 \h </w:instrText>
         </w:r>
         <w:r>
           <w:rPr>
@@ -1375,7 +1378,7 @@
           <w14:ligatures w14:val="standardContextual"/>
         </w:rPr>
       </w:pPr>
-      <w:hyperlink w:anchor="_Toc242991848" w:history="1">
+      <w:hyperlink w:anchor="_Toc243479316" w:history="1">
         <w:r>
           <w:rPr>
             <w:rStyle w:val="Hyperlink"/>
@@ -1402,7 +1405,7 @@
             <w:noProof/>
             <w:webHidden/>
           </w:rPr>
-          <w:instrText xml:space="preserve"> PAGEREF _Toc242991848 \h </w:instrText>
+          <w:instrText xml:space="preserve"> PAGEREF _Toc243479316 \h </w:instrText>
         </w:r>
         <w:r>
           <w:rPr>
@@ -1450,7 +1453,7 @@
           <w14:ligatures w14:val="standardContextual"/>
         </w:rPr>
       </w:pPr>
-      <w:hyperlink w:anchor="_Toc242991849" w:history="1">
+      <w:hyperlink w:anchor="_Toc243479317" w:history="1">
         <w:r>
           <w:rPr>
             <w:rStyle w:val="Hyperlink"/>
@@ -1477,7 +1480,7 @@
             <w:noProof/>
             <w:webHidden/>
           </w:rPr>
-          <w:instrText xml:space="preserve"> PAGEREF _Toc242991849 \h </w:instrText>
+          <w:instrText xml:space="preserve"> PAGEREF _Toc243479317 \h </w:instrText>
         </w:r>
         <w:r>
           <w:rPr>
@@ -1525,7 +1528,7 @@
           <w14:ligatures w14:val="standardContextual"/>
         </w:rPr>
       </w:pPr>
-      <w:hyperlink w:anchor="_Toc242991850" w:history="1">
+      <w:hyperlink w:anchor="_Toc243479318" w:history="1">
         <w:r>
           <w:rPr>
             <w:rStyle w:val="Hyperlink"/>
@@ -1552,7 +1555,7 @@
             <w:noProof/>
             <w:webHidden/>
           </w:rPr>
-          <w:instrText xml:space="preserve"> PAGEREF _Toc242991850 \h </w:instrText>
+          <w:instrText xml:space="preserve"> PAGEREF _Toc243479318 \h </w:instrText>
         </w:r>
         <w:r>
           <w:rPr>
@@ -1600,7 +1603,7 @@
           <w14:ligatures w14:val="standardContextual"/>
         </w:rPr>
       </w:pPr>
-      <w:hyperlink w:anchor="_Toc242991851" w:history="1">
+      <w:hyperlink w:anchor="_Toc243479319" w:history="1">
         <w:r>
           <w:rPr>
             <w:rStyle w:val="Hyperlink"/>
@@ -1627,7 +1630,7 @@
             <w:noProof/>
             <w:webHidden/>
           </w:rPr>
-          <w:instrText xml:space="preserve"> PAGEREF _Toc242991851 \h </w:instrText>
+          <w:instrText xml:space="preserve"> PAGEREF _Toc243479319 \h </w:instrText>
         </w:r>
         <w:r>
           <w:rPr>
@@ -1675,7 +1678,7 @@
           <w14:ligatures w14:val="standardContextual"/>
         </w:rPr>
       </w:pPr>
-      <w:hyperlink w:anchor="_Toc242991852" w:history="1">
+      <w:hyperlink w:anchor="_Toc243479320" w:history="1">
         <w:r>
           <w:rPr>
             <w:rStyle w:val="Hyperlink"/>
@@ -1702,7 +1705,7 @@
             <w:noProof/>
             <w:webHidden/>
           </w:rPr>
-          <w:instrText xml:space="preserve"> PAGEREF _Toc242991852 \h </w:instrText>
+          <w:instrText xml:space="preserve"> PAGEREF _Toc243479320 \h </w:instrText>
         </w:r>
         <w:r>
           <w:rPr>
@@ -1750,7 +1753,7 @@
           <w14:ligatures w14:val="standardContextual"/>
         </w:rPr>
       </w:pPr>
-      <w:hyperlink w:anchor="_Toc242991853" w:history="1">
+      <w:hyperlink w:anchor="_Toc243479321" w:history="1">
         <w:r>
           <w:rPr>
             <w:rStyle w:val="Hyperlink"/>
@@ -1777,7 +1780,7 @@
             <w:noProof/>
             <w:webHidden/>
           </w:rPr>
-          <w:instrText xml:space="preserve"> PAGEREF _Toc242991853 \h </w:instrText>
+          <w:instrText xml:space="preserve"> PAGEREF _Toc243479321 \h </w:instrText>
         </w:r>
         <w:r>
           <w:rPr>
@@ -1825,7 +1828,7 @@
           <w14:ligatures w14:val="standardContextual"/>
         </w:rPr>
       </w:pPr>
-      <w:hyperlink w:anchor="_Toc242991854" w:history="1">
+      <w:hyperlink w:anchor="_Toc243479322" w:history="1">
         <w:r>
           <w:rPr>
             <w:rStyle w:val="Hyperlink"/>
@@ -1852,7 +1855,7 @@
             <w:noProof/>
             <w:webHidden/>
           </w:rPr>
-          <w:instrText xml:space="preserve"> PAGEREF _Toc242991854 \h </w:instrText>
+          <w:instrText xml:space="preserve"> PAGEREF _Toc243479322 \h </w:instrText>
         </w:r>
         <w:r>
           <w:rPr>
@@ -1900,7 +1903,7 @@
           <w14:ligatures w14:val="standardContextual"/>
         </w:rPr>
       </w:pPr>
-      <w:hyperlink w:anchor="_Toc242991855" w:history="1">
+      <w:hyperlink w:anchor="_Toc243479323" w:history="1">
         <w:r>
           <w:rPr>
             <w:rStyle w:val="Hyperlink"/>
@@ -1927,7 +1930,7 @@
             <w:noProof/>
             <w:webHidden/>
           </w:rPr>
-          <w:instrText xml:space="preserve"> PAGEREF _Toc242991855 \h </w:instrText>
+          <w:instrText xml:space="preserve"> PAGEREF _Toc243479323 \h </w:instrText>
         </w:r>
         <w:r>
           <w:rPr>
@@ -1975,7 +1978,7 @@
           <w14:ligatures w14:val="standardContextual"/>
         </w:rPr>
       </w:pPr>
-      <w:hyperlink w:anchor="_Toc242991856" w:history="1">
+      <w:hyperlink w:anchor="_Toc243479324" w:history="1">
         <w:r>
           <w:rPr>
             <w:rStyle w:val="Hyperlink"/>
@@ -2002,7 +2005,7 @@
             <w:noProof/>
             <w:webHidden/>
           </w:rPr>
-          <w:instrText xml:space="preserve"> PAGEREF _Toc242991856 \h </w:instrText>
+          <w:instrText xml:space="preserve"> PAGEREF _Toc243479324 \h </w:instrText>
         </w:r>
         <w:r>
           <w:rPr>
@@ -2050,7 +2053,7 @@
           <w14:ligatures w14:val="standardContextual"/>
         </w:rPr>
       </w:pPr>
-      <w:hyperlink w:anchor="_Toc242991857" w:history="1">
+      <w:hyperlink w:anchor="_Toc243479325" w:history="1">
         <w:r>
           <w:rPr>
             <w:rStyle w:val="Hyperlink"/>
@@ -2077,7 +2080,7 @@
             <w:noProof/>
             <w:webHidden/>
           </w:rPr>
-          <w:instrText xml:space="preserve"> PAGEREF _Toc242991857 \h </w:instrText>
+          <w:instrText xml:space="preserve"> PAGEREF _Toc243479325 \h </w:instrText>
         </w:r>
         <w:r>
           <w:rPr>
@@ -2125,7 +2128,7 @@
           <w14:ligatures w14:val="standardContextual"/>
         </w:rPr>
       </w:pPr>
-      <w:hyperlink w:anchor="_Toc242991858" w:history="1">
+      <w:hyperlink w:anchor="_Toc243479326" w:history="1">
         <w:r>
           <w:rPr>
             <w:rStyle w:val="Hyperlink"/>
@@ -2152,7 +2155,7 @@
             <w:noProof/>
             <w:webHidden/>
           </w:rPr>
-          <w:instrText xml:space="preserve"> PAGEREF _Toc242991858 \h </w:instrText>
+          <w:instrText xml:space="preserve"> PAGEREF _Toc243479326 \h </w:instrText>
         </w:r>
         <w:r>
           <w:rPr>
@@ -2200,7 +2203,7 @@
           <w14:ligatures w14:val="standardContextual"/>
         </w:rPr>
       </w:pPr>
-      <w:hyperlink w:anchor="_Toc242991859" w:history="1">
+      <w:hyperlink w:anchor="_Toc243479327" w:history="1">
         <w:r>
           <w:rPr>
             <w:rStyle w:val="Hyperlink"/>
@@ -2227,7 +2230,7 @@
             <w:noProof/>
             <w:webHidden/>
           </w:rPr>
-          <w:instrText xml:space="preserve"> PAGEREF _Toc242991859 \h </w:instrText>
+          <w:instrText xml:space="preserve"> PAGEREF _Toc243479327 \h </w:instrText>
         </w:r>
         <w:r>
           <w:rPr>
@@ -2275,7 +2278,7 @@
           <w14:ligatures w14:val="standardContextual"/>
         </w:rPr>
       </w:pPr>
-      <w:hyperlink w:anchor="_Toc242991860" w:history="1">
+      <w:hyperlink w:anchor="_Toc243479328" w:history="1">
         <w:r>
           <w:rPr>
             <w:rStyle w:val="Hyperlink"/>
@@ -2302,7 +2305,7 @@
             <w:noProof/>
             <w:webHidden/>
           </w:rPr>
-          <w:instrText xml:space="preserve"> PAGEREF _Toc242991860 \h </w:instrText>
+          <w:instrText xml:space="preserve"> PAGEREF _Toc243479328 \h </w:instrText>
         </w:r>
         <w:r>
           <w:rPr>
@@ -2323,6 +2326,81 @@
             <w:webHidden/>
           </w:rPr>
           <w:t>24</w:t>
+        </w:r>
+        <w:r>
+          <w:rPr>
+            <w:noProof/>
+            <w:webHidden/>
+          </w:rPr>
+          <w:fldChar w:fldCharType="end"/>
+        </w:r>
+      </w:hyperlink>
+    </w:p>
+    <w:p>
+      <w:pPr>
+        <w:pStyle w:val="TOC2"/>
+        <w:tabs>
+          <w:tab w:val="right" w:leader="dot" w:pos="9880"/>
+        </w:tabs>
+        <w:rPr>
+          <w:rFonts w:asciiTheme="minorHAnsi" w:eastAsiaTheme="minorEastAsia" w:hAnsiTheme="minorHAnsi"/>
+          <w:noProof/>
+          <w:color w:val="auto"/>
+          <w:kern w:val="2"/>
+          <w:sz w:val="24"/>
+          <w:szCs w:val="24"/>
+          <w:lang w:val="de-DE" w:eastAsia="de-DE"/>
+          <w14:ligatures w14:val="standardContextual"/>
+        </w:rPr>
+      </w:pPr>
+      <w:hyperlink w:anchor="_Toc243479329" w:history="1">
+        <w:r>
+          <w:rPr>
+            <w:rStyle w:val="Hyperlink"/>
+            <w:noProof/>
+          </w:rPr>
+          <w:t>Registro guiado al atlas con LightSuite</w:t>
+        </w:r>
+        <w:r>
+          <w:rPr>
+            <w:noProof/>
+            <w:webHidden/>
+          </w:rPr>
+          <w:tab/>
+        </w:r>
+        <w:r>
+          <w:rPr>
+            <w:noProof/>
+            <w:webHidden/>
+          </w:rPr>
+          <w:fldChar w:fldCharType="begin"/>
+        </w:r>
+        <w:r>
+          <w:rPr>
+            <w:noProof/>
+            <w:webHidden/>
+          </w:rPr>
+          <w:instrText xml:space="preserve"> PAGEREF _Toc243479329 \h </w:instrText>
+        </w:r>
+        <w:r>
+          <w:rPr>
+            <w:noProof/>
+            <w:webHidden/>
+          </w:rPr>
+        </w:r>
+        <w:r>
+          <w:rPr>
+            <w:noProof/>
+            <w:webHidden/>
+          </w:rPr>
+          <w:fldChar w:fldCharType="separate"/>
+        </w:r>
+        <w:r>
+          <w:rPr>
+            <w:noProof/>
+            <w:webHidden/>
+          </w:rPr>
+          <w:t>25</w:t>
         </w:r>
         <w:r>
           <w:rPr>
@@ -2350,7 +2428,7 @@
           <w14:ligatures w14:val="standardContextual"/>
         </w:rPr>
       </w:pPr>
-      <w:hyperlink w:anchor="_Toc242991861" w:history="1">
+      <w:hyperlink w:anchor="_Toc243479330" w:history="1">
         <w:r>
           <w:rPr>
             <w:rStyle w:val="Hyperlink"/>
@@ -2377,7 +2455,7 @@
             <w:noProof/>
             <w:webHidden/>
           </w:rPr>
-          <w:instrText xml:space="preserve"> PAGEREF _Toc242991861 \h </w:instrText>
+          <w:instrText xml:space="preserve"> PAGEREF _Toc243479330 \h </w:instrText>
         </w:r>
         <w:r>
           <w:rPr>
@@ -2397,7 +2475,7 @@
             <w:noProof/>
             <w:webHidden/>
           </w:rPr>
-          <w:t>26</w:t>
+          <w:t>31</w:t>
         </w:r>
         <w:r>
           <w:rPr>
@@ -2425,7 +2503,7 @@
           <w14:ligatures w14:val="standardContextual"/>
         </w:rPr>
       </w:pPr>
-      <w:hyperlink w:anchor="_Toc242991862" w:history="1">
+      <w:hyperlink w:anchor="_Toc243479331" w:history="1">
         <w:r>
           <w:rPr>
             <w:rStyle w:val="Hyperlink"/>
@@ -2452,7 +2530,7 @@
             <w:noProof/>
             <w:webHidden/>
           </w:rPr>
-          <w:instrText xml:space="preserve"> PAGEREF _Toc242991862 \h </w:instrText>
+          <w:instrText xml:space="preserve"> PAGEREF _Toc243479331 \h </w:instrText>
         </w:r>
         <w:r>
           <w:rPr>
@@ -2472,7 +2550,7 @@
             <w:noProof/>
             <w:webHidden/>
           </w:rPr>
-          <w:t>26</w:t>
+          <w:t>31</w:t>
         </w:r>
         <w:r>
           <w:rPr>
@@ -2500,7 +2578,7 @@
           <w14:ligatures w14:val="standardContextual"/>
         </w:rPr>
       </w:pPr>
-      <w:hyperlink w:anchor="_Toc242991863" w:history="1">
+      <w:hyperlink w:anchor="_Toc243479332" w:history="1">
         <w:r>
           <w:rPr>
             <w:rStyle w:val="Hyperlink"/>
@@ -2527,7 +2605,7 @@
             <w:noProof/>
             <w:webHidden/>
           </w:rPr>
-          <w:instrText xml:space="preserve"> PAGEREF _Toc242991863 \h </w:instrText>
+          <w:instrText xml:space="preserve"> PAGEREF _Toc243479332 \h </w:instrText>
         </w:r>
         <w:r>
           <w:rPr>
@@ -2547,7 +2625,7 @@
             <w:noProof/>
             <w:webHidden/>
           </w:rPr>
-          <w:t>27</w:t>
+          <w:t>32</w:t>
         </w:r>
         <w:r>
           <w:rPr>
@@ -2575,7 +2653,7 @@
           <w14:ligatures w14:val="standardContextual"/>
         </w:rPr>
       </w:pPr>
-      <w:hyperlink w:anchor="_Toc242991864" w:history="1">
+      <w:hyperlink w:anchor="_Toc243479333" w:history="1">
         <w:r>
           <w:rPr>
             <w:rStyle w:val="Hyperlink"/>
@@ -2602,7 +2680,7 @@
             <w:noProof/>
             <w:webHidden/>
           </w:rPr>
-          <w:instrText xml:space="preserve"> PAGEREF _Toc242991864 \h </w:instrText>
+          <w:instrText xml:space="preserve"> PAGEREF _Toc243479333 \h </w:instrText>
         </w:r>
         <w:r>
           <w:rPr>
@@ -2622,7 +2700,7 @@
             <w:noProof/>
             <w:webHidden/>
           </w:rPr>
-          <w:t>29</w:t>
+          <w:t>34</w:t>
         </w:r>
         <w:r>
           <w:rPr>
@@ -2650,7 +2728,7 @@
           <w14:ligatures w14:val="standardContextual"/>
         </w:rPr>
       </w:pPr>
-      <w:hyperlink w:anchor="_Toc242991865" w:history="1">
+      <w:hyperlink w:anchor="_Toc243479334" w:history="1">
         <w:r>
           <w:rPr>
             <w:rStyle w:val="Hyperlink"/>
@@ -2677,7 +2755,7 @@
             <w:noProof/>
             <w:webHidden/>
           </w:rPr>
-          <w:instrText xml:space="preserve"> PAGEREF _Toc242991865 \h </w:instrText>
+          <w:instrText xml:space="preserve"> PAGEREF _Toc243479334 \h </w:instrText>
         </w:r>
         <w:r>
           <w:rPr>
@@ -2697,7 +2775,7 @@
             <w:noProof/>
             <w:webHidden/>
           </w:rPr>
-          <w:t>31</w:t>
+          <w:t>36</w:t>
         </w:r>
         <w:r>
           <w:rPr>
@@ -2725,7 +2803,7 @@
           <w14:ligatures w14:val="standardContextual"/>
         </w:rPr>
       </w:pPr>
-      <w:hyperlink w:anchor="_Toc242991866" w:history="1">
+      <w:hyperlink w:anchor="_Toc243479335" w:history="1">
         <w:r>
           <w:rPr>
             <w:rStyle w:val="Hyperlink"/>
@@ -2752,7 +2830,7 @@
             <w:noProof/>
             <w:webHidden/>
           </w:rPr>
-          <w:instrText xml:space="preserve"> PAGEREF _Toc242991866 \h </w:instrText>
+          <w:instrText xml:space="preserve"> PAGEREF _Toc243479335 \h </w:instrText>
         </w:r>
         <w:r>
           <w:rPr>
@@ -2772,7 +2850,7 @@
             <w:noProof/>
             <w:webHidden/>
           </w:rPr>
-          <w:t>31</w:t>
+          <w:t>36</w:t>
         </w:r>
         <w:r>
           <w:rPr>
@@ -2800,7 +2878,7 @@
           <w14:ligatures w14:val="standardContextual"/>
         </w:rPr>
       </w:pPr>
-      <w:hyperlink w:anchor="_Toc242991867" w:history="1">
+      <w:hyperlink w:anchor="_Toc243479336" w:history="1">
         <w:r>
           <w:rPr>
             <w:rStyle w:val="Hyperlink"/>
@@ -2827,7 +2905,7 @@
             <w:noProof/>
             <w:webHidden/>
           </w:rPr>
-          <w:instrText xml:space="preserve"> PAGEREF _Toc242991867 \h </w:instrText>
+          <w:instrText xml:space="preserve"> PAGEREF _Toc243479336 \h </w:instrText>
         </w:r>
         <w:r>
           <w:rPr>
@@ -2847,7 +2925,7 @@
             <w:noProof/>
             <w:webHidden/>
           </w:rPr>
-          <w:t>32</w:t>
+          <w:t>37</w:t>
         </w:r>
         <w:r>
           <w:rPr>
@@ -2875,7 +2953,7 @@
           <w14:ligatures w14:val="standardContextual"/>
         </w:rPr>
       </w:pPr>
-      <w:hyperlink w:anchor="_Toc242991868" w:history="1">
+      <w:hyperlink w:anchor="_Toc243479337" w:history="1">
         <w:r>
           <w:rPr>
             <w:rStyle w:val="Hyperlink"/>
@@ -2902,7 +2980,7 @@
             <w:noProof/>
             <w:webHidden/>
           </w:rPr>
-          <w:instrText xml:space="preserve"> PAGEREF _Toc242991868 \h </w:instrText>
+          <w:instrText xml:space="preserve"> PAGEREF _Toc243479337 \h </w:instrText>
         </w:r>
         <w:r>
           <w:rPr>
@@ -2922,7 +3000,7 @@
             <w:noProof/>
             <w:webHidden/>
           </w:rPr>
-          <w:t>33</w:t>
+          <w:t>38</w:t>
         </w:r>
         <w:r>
           <w:rPr>
@@ -2950,7 +3028,7 @@
           <w14:ligatures w14:val="standardContextual"/>
         </w:rPr>
       </w:pPr>
-      <w:hyperlink w:anchor="_Toc242991869" w:history="1">
+      <w:hyperlink w:anchor="_Toc243479338" w:history="1">
         <w:r>
           <w:rPr>
             <w:rStyle w:val="Hyperlink"/>
@@ -2977,7 +3055,7 @@
             <w:noProof/>
             <w:webHidden/>
           </w:rPr>
-          <w:instrText xml:space="preserve"> PAGEREF _Toc242991869 \h </w:instrText>
+          <w:instrText xml:space="preserve"> PAGEREF _Toc243479338 \h </w:instrText>
         </w:r>
         <w:r>
           <w:rPr>
@@ -2997,7 +3075,7 @@
             <w:noProof/>
             <w:webHidden/>
           </w:rPr>
-          <w:t>33</w:t>
+          <w:t>38</w:t>
         </w:r>
         <w:r>
           <w:rPr>
@@ -3025,7 +3103,7 @@
           <w14:ligatures w14:val="standardContextual"/>
         </w:rPr>
       </w:pPr>
-      <w:hyperlink w:anchor="_Toc242991870" w:history="1">
+      <w:hyperlink w:anchor="_Toc243479339" w:history="1">
         <w:r>
           <w:rPr>
             <w:rStyle w:val="Hyperlink"/>
@@ -3052,7 +3130,7 @@
             <w:noProof/>
             <w:webHidden/>
           </w:rPr>
-          <w:instrText xml:space="preserve"> PAGEREF _Toc242991870 \h </w:instrText>
+          <w:instrText xml:space="preserve"> PAGEREF _Toc243479339 \h </w:instrText>
         </w:r>
         <w:r>
           <w:rPr>
@@ -3072,7 +3150,7 @@
             <w:noProof/>
             <w:webHidden/>
           </w:rPr>
-          <w:t>34</w:t>
+          <w:t>39</w:t>
         </w:r>
         <w:r>
           <w:rPr>
@@ -3100,7 +3178,7 @@
           <w14:ligatures w14:val="standardContextual"/>
         </w:rPr>
       </w:pPr>
-      <w:hyperlink w:anchor="_Toc242991871" w:history="1">
+      <w:hyperlink w:anchor="_Toc243479340" w:history="1">
         <w:r>
           <w:rPr>
             <w:rStyle w:val="Hyperlink"/>
@@ -3127,7 +3205,7 @@
             <w:noProof/>
             <w:webHidden/>
           </w:rPr>
-          <w:instrText xml:space="preserve"> PAGEREF _Toc242991871 \h </w:instrText>
+          <w:instrText xml:space="preserve"> PAGEREF _Toc243479340 \h </w:instrText>
         </w:r>
         <w:r>
           <w:rPr>
@@ -3147,7 +3225,7 @@
             <w:noProof/>
             <w:webHidden/>
           </w:rPr>
-          <w:t>35</w:t>
+          <w:t>40</w:t>
         </w:r>
         <w:r>
           <w:rPr>
@@ -3175,7 +3253,7 @@
           <w14:ligatures w14:val="standardContextual"/>
         </w:rPr>
       </w:pPr>
-      <w:hyperlink w:anchor="_Toc242991872" w:history="1">
+      <w:hyperlink w:anchor="_Toc243479341" w:history="1">
         <w:r>
           <w:rPr>
             <w:rStyle w:val="Hyperlink"/>
@@ -3202,7 +3280,7 @@
             <w:noProof/>
             <w:webHidden/>
           </w:rPr>
-          <w:instrText xml:space="preserve"> PAGEREF _Toc242991872 \h </w:instrText>
+          <w:instrText xml:space="preserve"> PAGEREF _Toc243479341 \h </w:instrText>
         </w:r>
         <w:r>
           <w:rPr>
@@ -3222,7 +3300,7 @@
             <w:noProof/>
             <w:webHidden/>
           </w:rPr>
-          <w:t>35</w:t>
+          <w:t>40</w:t>
         </w:r>
         <w:r>
           <w:rPr>
@@ -3250,7 +3328,7 @@
           <w14:ligatures w14:val="standardContextual"/>
         </w:rPr>
       </w:pPr>
-      <w:hyperlink w:anchor="_Toc242991873" w:history="1">
+      <w:hyperlink w:anchor="_Toc243479342" w:history="1">
         <w:r>
           <w:rPr>
             <w:rStyle w:val="Hyperlink"/>
@@ -3277,7 +3355,7 @@
             <w:noProof/>
             <w:webHidden/>
           </w:rPr>
-          <w:instrText xml:space="preserve"> PAGEREF _Toc242991873 \h </w:instrText>
+          <w:instrText xml:space="preserve"> PAGEREF _Toc243479342 \h </w:instrText>
         </w:r>
         <w:r>
           <w:rPr>
@@ -3297,7 +3375,7 @@
             <w:noProof/>
             <w:webHidden/>
           </w:rPr>
-          <w:t>36</w:t>
+          <w:t>41</w:t>
         </w:r>
         <w:r>
           <w:rPr>
@@ -3359,7 +3437,7 @@
         <w:pStyle w:val="Heading1"/>
         <w:pageBreakBefore/>
       </w:pPr>
-      <w:bookmarkStart w:id="0" w:name="_Toc242991831"/>
+      <w:bookmarkStart w:id="0" w:name="_Toc243479299"/>
       <w:r>
         <w:rPr>
           <w:b w:val="0"/>
@@ -3373,7 +3451,7 @@
       <w:pPr>
         <w:pStyle w:val="Heading2"/>
       </w:pPr>
-      <w:bookmarkStart w:id="1" w:name="_Toc242991832"/>
+      <w:bookmarkStart w:id="1" w:name="_Toc243479300"/>
       <w:r>
         <w:rPr>
           <w:b w:val="0"/>
@@ -3388,7 +3466,10 @@
         <w:ind w:left="317" w:hanging="259"/>
       </w:pPr>
       <w:r>
-        <w:t xml:space="preserve">1. Descargue el repositorio completo de </w:t>
+        <w:t xml:space="preserve">1. </w:t>
+      </w:r>
+      <w:r>
+        <w:t xml:space="preserve">Descargue el repositorio completo de </w:t>
       </w:r>
       <w:hyperlink r:id="rId8">
         <w:r>
@@ -3409,7 +3490,10 @@
         <w:ind w:left="317" w:hanging="259"/>
       </w:pPr>
       <w:r>
-        <w:t xml:space="preserve">2. Colóquelo en una unidad local. Mantenga juntos los scripts raíz, </w:t>
+        <w:t xml:space="preserve">2. </w:t>
+      </w:r>
+      <w:r>
+        <w:t xml:space="preserve">Colóquelo en una unidad local. Mantenga juntos los scripts raíz, </w:t>
       </w:r>
       <w:r>
         <w:rPr>
@@ -3468,7 +3552,10 @@
         <w:ind w:left="317" w:hanging="259"/>
       </w:pPr>
       <w:r>
-        <w:t>3. Inicie MATLAB. La instalación ilustrada usa MATLAB R2023b en Windows. Funciones como registro requieren la herramienta MATLAB correspondiente; un error de función ausente identifica una dependencia que revisar.</w:t>
+        <w:t xml:space="preserve">3. </w:t>
+      </w:r>
+      <w:r>
+        <w:t>Inicie MATLAB. La instalación ilustrada usa MATLAB R2023b en Windows. Funciones como registro requieren la herramienta MATLAB correspondiente; un error de función ausente identifica una dependencia que revisar.</w:t>
       </w:r>
     </w:p>
     <w:p>
@@ -3477,7 +3564,10 @@
         <w:ind w:left="317" w:hanging="259"/>
       </w:pPr>
       <w:r>
-        <w:t xml:space="preserve">4. Cambie la carpeta actual de MATLAB a la carpeta extraída </w:t>
+        <w:t xml:space="preserve">4. </w:t>
+      </w:r>
+      <w:r>
+        <w:t xml:space="preserve">Cambie la carpeta actual de MATLAB a la carpeta extraída </w:t>
       </w:r>
       <w:r>
         <w:rPr>
@@ -3521,7 +3611,7 @@
       <w:pPr>
         <w:pStyle w:val="Heading2"/>
       </w:pPr>
-      <w:bookmarkStart w:id="2" w:name="_Toc242991833"/>
+      <w:bookmarkStart w:id="2" w:name="_Toc243479301"/>
       <w:r>
         <w:rPr>
           <w:b w:val="0"/>
@@ -3561,7 +3651,7 @@
         <w:pStyle w:val="Heading1"/>
         <w:pageBreakBefore/>
       </w:pPr>
-      <w:bookmarkStart w:id="3" w:name="_Toc242991834"/>
+      <w:bookmarkStart w:id="3" w:name="_Toc243479302"/>
       <w:r>
         <w:rPr>
           <w:b w:val="0"/>
@@ -3748,7 +3838,10 @@
               <w:jc w:val="left"/>
             </w:pPr>
             <w:r>
-              <w:t>Y por X por tiempo</w:t>
+              <w:t xml:space="preserve">Y por X por </w:t>
+            </w:r>
+            <w:r>
+              <w:t>tiempo</w:t>
             </w:r>
           </w:p>
         </w:tc>
@@ -3976,7 +4069,7 @@
       <w:pPr>
         <w:pStyle w:val="Heading2"/>
       </w:pPr>
-      <w:bookmarkStart w:id="4" w:name="_Toc242991835"/>
+      <w:bookmarkStart w:id="4" w:name="_Toc243479303"/>
       <w:r>
         <w:rPr>
           <w:b w:val="0"/>
@@ -3987,7 +4080,10 @@
     </w:p>
     <w:p>
       <w:r>
-        <w:t>Registre archivo original, identidad de animal y sesión, tipo de adquisición, temporización, eventos, espaciado físico y carpeta de salida. Guarde secuencia y parámetros de procesamiento. Conserve juntos paquetes de atlas y auxiliares ROI.</w:t>
+        <w:t xml:space="preserve">Registre archivo original, identidad de animal y sesión, tipo de adquisición, temporización, eventos, </w:t>
+      </w:r>
+      <w:r>
+        <w:t>espaciado físico y carpeta de salida. Guarde secuencia y parámetros de procesamiento. Conserve juntos paquetes de atlas y auxiliares ROI.</w:t>
       </w:r>
     </w:p>
     <w:p>
@@ -4006,7 +4102,7 @@
       <w:pPr>
         <w:pStyle w:val="Heading1"/>
       </w:pPr>
-      <w:bookmarkStart w:id="5" w:name="_Toc242991836"/>
+      <w:bookmarkStart w:id="5" w:name="_Toc243479304"/>
       <w:r>
         <w:rPr>
           <w:b w:val="0"/>
@@ -4034,7 +4130,7 @@
           <w:noProof/>
         </w:rPr>
         <w:drawing>
-          <wp:inline distT="0" distB="0" distL="0" distR="0" wp14:anchorId="69BAE5D4" wp14:editId="420FEA9B">
+          <wp:inline distT="0" distB="0" distL="0" distR="0" wp14:anchorId="338873B7" wp14:editId="14CBF2A6">
             <wp:extent cx="9962147" cy="6309360"/>
             <wp:effectExtent l="0" t="0" r="0" b="0"/>
             <wp:docPr id="2" name="Picture 2" descr="Studio workflow overview"/>
@@ -4089,7 +4185,10 @@
       </w:pPr>
       <w:r>
         <w:lastRenderedPageBreak/>
-        <w:t xml:space="preserve">1. Haga clic en </w:t>
+        <w:t xml:space="preserve">1. </w:t>
+      </w:r>
+      <w:r>
+        <w:t xml:space="preserve">Haga clic en </w:t>
       </w:r>
       <w:r>
         <w:rPr>
@@ -4107,7 +4206,13 @@
         <w:ind w:left="317" w:hanging="259"/>
       </w:pPr>
       <w:r>
-        <w:t>2. Revise opciones de carga. Confirme dimensiones, número de volúmenes o fotogramas, TR y advertencias temporales.</w:t>
+        <w:t xml:space="preserve">2. </w:t>
+      </w:r>
+      <w:r>
+        <w:t xml:space="preserve">Revise opciones de carga. Confirme dimensiones, número de volúmenes o fotogramas, TR y </w:t>
+      </w:r>
+      <w:r>
+        <w:t>advertencias temporales.</w:t>
       </w:r>
     </w:p>
     <w:p>
@@ -4116,7 +4221,10 @@
         <w:ind w:left="317" w:hanging="259"/>
       </w:pPr>
       <w:r>
-        <w:t>3. Confirme carpeta de salida. Una carpeta local distingue tiempo de procesamiento y escritura de servidor.</w:t>
+        <w:t xml:space="preserve">3. </w:t>
+      </w:r>
+      <w:r>
+        <w:t>Confirme carpeta de salida. Una carpeta local distingue tiempo de procesamiento y escritura de servidor.</w:t>
       </w:r>
     </w:p>
     <w:p>
@@ -4125,7 +4233,10 @@
         <w:ind w:left="317" w:hanging="259"/>
       </w:pPr>
       <w:r>
-        <w:t>4. Compruebe la etiqueta activa antes de abrir un visor o procesar.</w:t>
+        <w:t xml:space="preserve">4. </w:t>
+      </w:r>
+      <w:r>
+        <w:t>Compruebe la etiqueta activa antes de abrir un visor o procesar.</w:t>
       </w:r>
     </w:p>
     <w:p>
@@ -4134,14 +4245,17 @@
         <w:ind w:left="317" w:hanging="259"/>
       </w:pPr>
       <w:r>
-        <w:t>5. Abra Time-Course Viewer e inspeccione fotogramas iniciales, intermedios y finales antes de corregir.</w:t>
+        <w:t xml:space="preserve">5. </w:t>
+      </w:r>
+      <w:r>
+        <w:t>Abra Time-Course Viewer e inspeccione fotogramas iniciales, intermedios y finales antes de corregir.</w:t>
       </w:r>
     </w:p>
     <w:p>
       <w:pPr>
         <w:pStyle w:val="Heading2"/>
       </w:pPr>
-      <w:bookmarkStart w:id="6" w:name="_Toc242991837"/>
+      <w:bookmarkStart w:id="6" w:name="_Toc243479305"/>
       <w:r>
         <w:rPr>
           <w:b w:val="0"/>
@@ -4176,7 +4290,7 @@
         <w:pStyle w:val="Heading1"/>
         <w:pageBreakBefore/>
       </w:pPr>
-      <w:bookmarkStart w:id="7" w:name="_Toc242991838"/>
+      <w:bookmarkStart w:id="7" w:name="_Toc243479306"/>
       <w:r>
         <w:rPr>
           <w:b w:val="0"/>
@@ -4192,7 +4306,10 @@
         <w:ind w:left="317" w:hanging="259"/>
       </w:pPr>
       <w:r>
-        <w:t>1. Cargue la secuencia 2D original y confirme Y por X por tiempo.</w:t>
+        <w:t xml:space="preserve">1. </w:t>
+      </w:r>
+      <w:r>
+        <w:t>Cargue la secuencia 2D original y confirme Y por X por tiempo.</w:t>
       </w:r>
     </w:p>
     <w:p>
@@ -4201,7 +4318,10 @@
         <w:ind w:left="317" w:hanging="259"/>
       </w:pPr>
       <w:r>
-        <w:t>2. Inspeccione desplazamiento, saltos, saturación, pérdidas y deriva lenta.</w:t>
+        <w:t xml:space="preserve">2. </w:t>
+      </w:r>
+      <w:r>
+        <w:t>Inspeccione desplazamiento, saltos, saturación, pérdidas y deriva lenta.</w:t>
       </w:r>
     </w:p>
     <w:p>
@@ -4210,7 +4330,10 @@
         <w:ind w:left="317" w:hanging="259"/>
       </w:pPr>
       <w:r>
-        <w:t>3. Ejecute QC y revise los fotogramas que producen advertencias.</w:t>
+        <w:t xml:space="preserve">3. </w:t>
+      </w:r>
+      <w:r>
+        <w:t>Ejecute QC y revise los fotogramas que producen advertencias.</w:t>
       </w:r>
     </w:p>
     <w:p>
@@ -4219,7 +4342,10 @@
         <w:ind w:left="317" w:hanging="259"/>
       </w:pPr>
       <w:r>
-        <w:t>4. Cree una rama derivada para una corrección justificada. Compárela con el original usando igual ROI e intervalo.</w:t>
+        <w:t xml:space="preserve">4. </w:t>
+      </w:r>
+      <w:r>
+        <w:t>Cree una rama derivada para una corrección justificada. Compárela con el original usando igual ROI e intervalo.</w:t>
       </w:r>
     </w:p>
     <w:p>
@@ -4228,7 +4354,10 @@
         <w:ind w:left="317" w:hanging="259"/>
       </w:pPr>
       <w:r>
-        <w:t>5. Configure línea base y señal desde eventos y abra SCM GUI.</w:t>
+        <w:t xml:space="preserve">5. </w:t>
+      </w:r>
+      <w:r>
+        <w:t>Configure línea base y señal desde eventos y abra SCM GUI.</w:t>
       </w:r>
     </w:p>
     <w:p>
@@ -4237,7 +4366,10 @@
         <w:ind w:left="317" w:hanging="259"/>
       </w:pPr>
       <w:r>
-        <w:t>6. Prepare una máscara de inclusión y, si necesita ROI anatómicas, registre el corte al atlas.</w:t>
+        <w:t xml:space="preserve">6. </w:t>
+      </w:r>
+      <w:r>
+        <w:t>Prepare una máscara de inclusión y, si necesita ROI anatómicas, registre el corte al atlas.</w:t>
       </w:r>
     </w:p>
     <w:p>
@@ -4246,7 +4378,10 @@
         <w:ind w:left="317" w:hanging="259"/>
       </w:pPr>
       <w:r>
-        <w:t>7. Revise ROI fijas o automáticas y sus trazas antes de exportar.</w:t>
+        <w:t xml:space="preserve">7. </w:t>
+      </w:r>
+      <w:r>
+        <w:t>Revise ROI fijas o automáticas y sus trazas antes de exportar.</w:t>
       </w:r>
     </w:p>
     <w:p>
@@ -4255,14 +4390,17 @@
         <w:ind w:left="317" w:hanging="259"/>
       </w:pPr>
       <w:r>
-        <w:t>8. Continúe a FC o Group Analysis con anatomía, tiempos y exportaciones correspondientes.</w:t>
+        <w:t xml:space="preserve">8. </w:t>
+      </w:r>
+      <w:r>
+        <w:t>Continúe a FC o Group Analysis con anatomía, tiempos y exportaciones correspondientes.</w:t>
       </w:r>
     </w:p>
     <w:p>
       <w:pPr>
         <w:pStyle w:val="Heading2"/>
       </w:pPr>
-      <w:bookmarkStart w:id="8" w:name="_Toc242991839"/>
+      <w:bookmarkStart w:id="8" w:name="_Toc243479307"/>
       <w:r>
         <w:rPr>
           <w:b w:val="0"/>
@@ -4273,7 +4411,10 @@
     </w:p>
     <w:p>
       <w:r>
-        <w:t>Use igual soporte anatómico y línea base para comparar procesamiento. Compruebe amplitud, latencia, anatomía media y movimiento. Una traza suave o menor varianza no demuestran por sí solas mejor procesamiento.</w:t>
+        <w:t xml:space="preserve">Use igual soporte anatómico y línea base para comparar procesamiento. Compruebe amplitud, </w:t>
+      </w:r>
+      <w:r>
+        <w:t>latencia, anatomía media y movimiento. Una traza suave o menor varianza no demuestran por sí solas mejor procesamiento.</w:t>
       </w:r>
     </w:p>
     <w:p>
@@ -4286,7 +4427,7 @@
         <w:pStyle w:val="Heading1"/>
         <w:pageBreakBefore/>
       </w:pPr>
-      <w:bookmarkStart w:id="9" w:name="_Toc242991840"/>
+      <w:bookmarkStart w:id="9" w:name="_Toc243479308"/>
       <w:r>
         <w:rPr>
           <w:b w:val="0"/>
@@ -4307,7 +4448,10 @@
         <w:ind w:left="317" w:hanging="259"/>
       </w:pPr>
       <w:r>
-        <w:t xml:space="preserve">1. En Studio seleccione </w:t>
+        <w:t xml:space="preserve">1. </w:t>
+      </w:r>
+      <w:r>
+        <w:t xml:space="preserve">En Studio seleccione </w:t>
       </w:r>
       <w:r>
         <w:rPr>
@@ -4325,7 +4469,10 @@
         <w:ind w:left="317" w:hanging="259"/>
       </w:pPr>
       <w:r>
-        <w:t>2. Seleccione ruta de flujo continuo o archivos divididos según la adquisición.</w:t>
+        <w:t xml:space="preserve">2. </w:t>
+      </w:r>
+      <w:r>
+        <w:t>Seleccione ruta de flujo continuo o archivos divididos según la adquisición.</w:t>
       </w:r>
     </w:p>
     <w:p>
@@ -4334,7 +4481,10 @@
         <w:ind w:left="317" w:hanging="259"/>
       </w:pPr>
       <w:r>
-        <w:t>3. Introduzca número de cortes y fotogramas o permanencia desde el protocolo.</w:t>
+        <w:t xml:space="preserve">3. </w:t>
+      </w:r>
+      <w:r>
+        <w:t>Introduzca número de cortes y fotogramas o permanencia desde el protocolo.</w:t>
       </w:r>
     </w:p>
     <w:p>
@@ -4343,7 +4493,10 @@
         <w:ind w:left="317" w:hanging="259"/>
       </w:pPr>
       <w:r>
-        <w:t>4. Revise dimensiones reconstruidas e índices temporales conservados.</w:t>
+        <w:t xml:space="preserve">4. </w:t>
+      </w:r>
+      <w:r>
+        <w:t>Revise dimensiones reconstruidas e índices temporales conservados.</w:t>
       </w:r>
     </w:p>
     <w:p>
@@ -4352,7 +4505,10 @@
         <w:ind w:left="317" w:hanging="259"/>
       </w:pPr>
       <w:r>
-        <w:t>5. Inspeccione inicio y fin de cada plano reconstruido para detectar desfase o contaminación por movimiento.</w:t>
+        <w:t xml:space="preserve">5. </w:t>
+      </w:r>
+      <w:r>
+        <w:t>Inspeccione inicio y fin de cada plano reconstruido para detectar desfase o contaminación por movimiento.</w:t>
       </w:r>
     </w:p>
     <w:p>
@@ -4361,14 +4517,17 @@
         <w:ind w:left="317" w:hanging="259"/>
       </w:pPr>
       <w:r>
-        <w:t>6. Guarde reconstrucción y metadatos antes de seguir.</w:t>
+        <w:t xml:space="preserve">6. </w:t>
+      </w:r>
+      <w:r>
+        <w:t>Guarde reconstrucción y metadatos antes de seguir.</w:t>
       </w:r>
     </w:p>
     <w:p>
       <w:pPr>
         <w:pStyle w:val="Heading2"/>
       </w:pPr>
-      <w:bookmarkStart w:id="10" w:name="_Toc242991841"/>
+      <w:bookmarkStart w:id="10" w:name="_Toc243479309"/>
       <w:r>
         <w:rPr>
           <w:b w:val="0"/>
@@ -4392,7 +4551,7 @@
         <w:pStyle w:val="Heading1"/>
         <w:pageBreakBefore/>
       </w:pPr>
-      <w:bookmarkStart w:id="11" w:name="_Toc242991842"/>
+      <w:bookmarkStart w:id="11" w:name="_Toc243479310"/>
       <w:r>
         <w:rPr>
           <w:b w:val="0"/>
@@ -4408,7 +4567,10 @@
         <w:ind w:left="317" w:hanging="259"/>
       </w:pPr>
       <w:r>
-        <w:t>1. Cargue la secuencia matricial y confirme Y, X, Z y tiempo.</w:t>
+        <w:t xml:space="preserve">1. </w:t>
+      </w:r>
+      <w:r>
+        <w:t>Cargue la secuencia matricial y confirme Y, X, Z y tiempo.</w:t>
       </w:r>
     </w:p>
     <w:p>
@@ -4417,7 +4579,10 @@
         <w:ind w:left="317" w:hanging="259"/>
       </w:pPr>
       <w:r>
-        <w:t>2. Compruebe espaciado físico, permutación y lateralidad con registros de adquisición.</w:t>
+        <w:t xml:space="preserve">2. </w:t>
+      </w:r>
+      <w:r>
+        <w:t>Compruebe espaciado físico, permutación y lateralidad con registros de adquisición.</w:t>
       </w:r>
     </w:p>
     <w:p>
@@ -4426,7 +4591,10 @@
         <w:ind w:left="317" w:hanging="259"/>
       </w:pPr>
       <w:r>
-        <w:t>3. Inspeccione varios planos no vacíos en tiempos iniciales, intermedios y finales. Planos de borde vacíos pueden reflejar cobertura no adquirida.</w:t>
+        <w:t xml:space="preserve">3. </w:t>
+      </w:r>
+      <w:r>
+        <w:t>Inspeccione varios planos no vacíos en tiempos iniciales, intermedios y finales. Planos de borde vacíos pueden reflejar cobertura no adquirida.</w:t>
       </w:r>
     </w:p>
     <w:p>
@@ -4435,7 +4603,13 @@
         <w:ind w:left="317" w:hanging="259"/>
       </w:pPr>
       <w:r>
-        <w:t>4. Ejecute QC. Revise patrones espaciales y series de componentes antes de eliminar PCA o ICA.</w:t>
+        <w:t xml:space="preserve">4. </w:t>
+      </w:r>
+      <w:r>
+        <w:t xml:space="preserve">Ejecute QC. Revise patrones espaciales y series de componentes antes de eliminar PCA o </w:t>
+      </w:r>
+      <w:r>
+        <w:t>ICA.</w:t>
       </w:r>
     </w:p>
     <w:p>
@@ -4444,7 +4618,10 @@
         <w:ind w:left="317" w:hanging="259"/>
       </w:pPr>
       <w:r>
-        <w:t>5. Compare anatomía media corregida y serie original con la entrada.</w:t>
+        <w:t xml:space="preserve">5. </w:t>
+      </w:r>
+      <w:r>
+        <w:t>Compare anatomía media corregida y serie original con la entrada.</w:t>
       </w:r>
     </w:p>
     <w:p>
@@ -4453,7 +4630,10 @@
         <w:ind w:left="317" w:hanging="259"/>
       </w:pPr>
       <w:r>
-        <w:t>6. Si usa Imregdemons, elija el modo dimensional correcto; 3D real exige geometría coherente.</w:t>
+        <w:t xml:space="preserve">6. </w:t>
+      </w:r>
+      <w:r>
+        <w:t>Si usa Imregdemons, elija el modo dimensional correcto; 3D real exige geometría coherente.</w:t>
       </w:r>
     </w:p>
     <w:p>
@@ -4462,7 +4642,10 @@
         <w:ind w:left="317" w:hanging="259"/>
       </w:pPr>
       <w:r>
-        <w:t>7. Compruebe TR tras reducir tiempo y elija filtros y ventanas válidos.</w:t>
+        <w:t xml:space="preserve">7. </w:t>
+      </w:r>
+      <w:r>
+        <w:t>Compruebe TR tras reducir tiempo y elija filtros y ventanas válidos.</w:t>
       </w:r>
     </w:p>
     <w:p>
@@ -4471,14 +4654,17 @@
         <w:ind w:left="317" w:hanging="259"/>
       </w:pPr>
       <w:r>
-        <w:t>8. Registre el atlas e inspeccione varios cortes anatómicos antes de extraer etiquetas o FC.</w:t>
+        <w:t xml:space="preserve">8. </w:t>
+      </w:r>
+      <w:r>
+        <w:t>Registre el atlas e inspeccione varios cortes anatómicos antes de extraer etiquetas o FC.</w:t>
       </w:r>
     </w:p>
     <w:p>
       <w:pPr>
         <w:pStyle w:val="Heading2"/>
       </w:pPr>
-      <w:bookmarkStart w:id="12" w:name="_Toc242991843"/>
+      <w:bookmarkStart w:id="12" w:name="_Toc243479311"/>
       <w:r>
         <w:rPr>
           <w:b w:val="0"/>
@@ -4508,7 +4694,7 @@
         <w:pStyle w:val="Heading1"/>
         <w:pageBreakBefore/>
       </w:pPr>
-      <w:bookmarkStart w:id="13" w:name="_Toc242991844"/>
+      <w:bookmarkStart w:id="13" w:name="_Toc243479312"/>
       <w:r>
         <w:rPr>
           <w:b w:val="0"/>
@@ -4536,7 +4722,7 @@
           <w:noProof/>
         </w:rPr>
         <w:drawing>
-          <wp:inline distT="0" distB="0" distL="0" distR="0" wp14:anchorId="77A8080F" wp14:editId="044A19CB">
+          <wp:inline distT="0" distB="0" distL="0" distR="0" wp14:anchorId="6F288280" wp14:editId="00234B2F">
             <wp:extent cx="3429000" cy="2286000"/>
             <wp:effectExtent l="0" t="0" r="0" b="0"/>
             <wp:docPr id="4" name="Picture 4" descr="Frame rejection quality control"/>
@@ -4853,7 +5039,10 @@
               <w:jc w:val="left"/>
             </w:pPr>
             <w:r>
-              <w:t>Trazas locales y fotogramas afectados</w:t>
+              <w:t xml:space="preserve">Trazas locales y </w:t>
+            </w:r>
+            <w:r>
+              <w:t>fotogramas afectados</w:t>
             </w:r>
           </w:p>
         </w:tc>
@@ -5164,7 +5353,10 @@
     </w:p>
     <w:p>
       <w:r>
-        <w:t>Los umbrales QC son reglas de detección. Un fotograma marcado no es automáticamente inválido ni una traza suave es automáticamente fisiológica. Guarde QC y documente exclusiones o correcciones aceptadas.</w:t>
+        <w:t xml:space="preserve">Los umbrales QC son reglas de detección. Un fotograma marcado no es </w:t>
+      </w:r>
+      <w:r>
+        <w:t>automáticamente inválido ni una traza suave es automáticamente fisiológica. Guarde QC y documente exclusiones o correcciones aceptadas.</w:t>
       </w:r>
     </w:p>
     <w:p>
@@ -5172,7 +5364,7 @@
         <w:pStyle w:val="Heading1"/>
         <w:pageBreakBefore/>
       </w:pPr>
-      <w:bookmarkStart w:id="14" w:name="_Toc242991845"/>
+      <w:bookmarkStart w:id="14" w:name="_Toc243479313"/>
       <w:r>
         <w:rPr>
           <w:b w:val="0"/>
@@ -5188,7 +5380,10 @@
         <w:ind w:left="317" w:hanging="259"/>
       </w:pPr>
       <w:r>
-        <w:t>1. Abra la vista de rechazo y QC del conjunto seleccionado.</w:t>
+        <w:t xml:space="preserve">1. </w:t>
+      </w:r>
+      <w:r>
+        <w:t>Abra la vista de rechazo y QC del conjunto seleccionado.</w:t>
       </w:r>
     </w:p>
     <w:p>
@@ -5197,7 +5392,10 @@
         <w:ind w:left="317" w:hanging="259"/>
       </w:pPr>
       <w:r>
-        <w:t>2. Revise umbral, índices marcados y secuencia original alrededor de cada evento.</w:t>
+        <w:t xml:space="preserve">2. </w:t>
+      </w:r>
+      <w:r>
+        <w:t>Revise umbral, índices marcados y secuencia original alrededor de cada evento.</w:t>
       </w:r>
     </w:p>
     <w:p>
@@ -5206,7 +5404,10 @@
         <w:ind w:left="317" w:hanging="259"/>
       </w:pPr>
       <w:r>
-        <w:t>3. Decida qué eventos son artefactos con evidencia de adquisición y experimento.</w:t>
+        <w:t xml:space="preserve">3. </w:t>
+      </w:r>
+      <w:r>
+        <w:t>Decida qué eventos son artefactos con evidencia de adquisición y experimento.</w:t>
       </w:r>
     </w:p>
     <w:p>
@@ -5215,7 +5416,10 @@
         <w:ind w:left="317" w:hanging="259"/>
       </w:pPr>
       <w:r>
-        <w:t>4. Aplique la corrección a un derivado y guarde su registro.</w:t>
+        <w:t xml:space="preserve">4. </w:t>
+      </w:r>
+      <w:r>
+        <w:t>Aplique la corrección a un derivado y guarde su registro.</w:t>
       </w:r>
     </w:p>
     <w:p>
@@ -5224,7 +5428,13 @@
         <w:ind w:left="317" w:hanging="259"/>
       </w:pPr>
       <w:r>
-        <w:t>5. Compare trazas originales y corregidas, incluido cada hueco.</w:t>
+        <w:t xml:space="preserve">5. </w:t>
+      </w:r>
+      <w:r>
+        <w:t xml:space="preserve">Compare trazas originales y </w:t>
+      </w:r>
+      <w:r>
+        <w:t>corregidas, incluido cada hueco.</w:t>
       </w:r>
     </w:p>
     <w:p>
@@ -5234,7 +5444,10 @@
     </w:p>
     <w:p>
       <w:r>
-        <w:t>Corregir líneas atípicas en Full QC es otra ruta de detección y corrección. No suponga que toda opción QC es rechazo global ni aplique una corrección dos veces sin comprobar el registro.</w:t>
+        <w:t xml:space="preserve">Corregir líneas atípicas en Full QC es otra ruta de detección y corrección. No suponga que toda opción QC es rechazo global ni aplique una corrección dos veces sin </w:t>
+      </w:r>
+      <w:r>
+        <w:t>comprobar el registro.</w:t>
       </w:r>
     </w:p>
     <w:p>
@@ -5242,7 +5455,7 @@
         <w:pStyle w:val="Heading1"/>
         <w:pageBreakBefore/>
       </w:pPr>
-      <w:bookmarkStart w:id="15" w:name="_Toc242991846"/>
+      <w:bookmarkStart w:id="15" w:name="_Toc243479314"/>
       <w:r>
         <w:rPr>
           <w:b w:val="0"/>
@@ -5907,7 +6120,10 @@
               <w:jc w:val="left"/>
             </w:pPr>
             <w:r>
-              <w:t>Patrones eliminados, anatomía media y respuesta conservada</w:t>
+              <w:t xml:space="preserve">Patrones </w:t>
+            </w:r>
+            <w:r>
+              <w:t>eliminados, anatomía media y respuesta conservada</w:t>
             </w:r>
           </w:p>
         </w:tc>
@@ -6010,14 +6226,17 @@
     </w:p>
     <w:p>
       <w:r>
-        <w:t>Aplique un cambio justificado cada vez en una rama de comparación. Guarde ajustes y evalúe la misma ROI independiente antes de añadir otro paso.</w:t>
+        <w:t xml:space="preserve">Aplique un cambio justificado cada vez en una rama de comparación. </w:t>
+      </w:r>
+      <w:r>
+        <w:t>Guarde ajustes y evalúe la misma ROI independiente antes de añadir otro paso.</w:t>
       </w:r>
     </w:p>
     <w:p>
       <w:pPr>
         <w:pStyle w:val="Heading2"/>
       </w:pPr>
-      <w:bookmarkStart w:id="16" w:name="_Toc242991847"/>
+      <w:bookmarkStart w:id="16" w:name="_Toc243479315"/>
       <w:r>
         <w:rPr>
           <w:b w:val="0"/>
@@ -6035,7 +6254,7 @@
       <w:pPr>
         <w:pStyle w:val="Heading2"/>
       </w:pPr>
-      <w:bookmarkStart w:id="17" w:name="_Toc242991848"/>
+      <w:bookmarkStart w:id="17" w:name="_Toc243479316"/>
       <w:r>
         <w:rPr>
           <w:b w:val="0"/>
@@ -6054,7 +6273,7 @@
       <w:pPr>
         <w:pStyle w:val="Heading2"/>
       </w:pPr>
-      <w:bookmarkStart w:id="18" w:name="_Toc242991849"/>
+      <w:bookmarkStart w:id="18" w:name="_Toc243479317"/>
       <w:r>
         <w:rPr>
           <w:b w:val="0"/>
@@ -6084,7 +6303,7 @@
       <w:pPr>
         <w:pStyle w:val="Heading1"/>
       </w:pPr>
-      <w:bookmarkStart w:id="19" w:name="_Toc242991850"/>
+      <w:bookmarkStart w:id="19" w:name="_Toc243479318"/>
       <w:r>
         <w:rPr>
           <w:b w:val="0"/>
@@ -6112,7 +6331,7 @@
           <w:noProof/>
         </w:rPr>
         <w:drawing>
-          <wp:inline distT="0" distB="0" distL="0" distR="0" wp14:anchorId="29CC3B6B" wp14:editId="1B1033F7">
+          <wp:inline distT="0" distB="0" distL="0" distR="0" wp14:anchorId="65080617" wp14:editId="7FDE8D26">
             <wp:extent cx="9464040" cy="6309360"/>
             <wp:effectExtent l="0" t="0" r="0" b="0"/>
             <wp:docPr id="6" name="Picture 6" descr="PCA component review"/>
@@ -6172,7 +6391,10 @@
         <w:ind w:left="317" w:hanging="259"/>
       </w:pPr>
       <w:r>
-        <w:t>1. Confirme ámbito espacial y método de estimación en la interfaz.</w:t>
+        <w:t xml:space="preserve">1. </w:t>
+      </w:r>
+      <w:r>
+        <w:t>Confirme ámbito espacial y método de estimación en la interfaz.</w:t>
       </w:r>
     </w:p>
     <w:p>
@@ -6181,7 +6403,10 @@
         <w:ind w:left="317" w:hanging="259"/>
       </w:pPr>
       <w:r>
-        <w:t>2. Inspeccione serie temporal e información espacial disponible del componente.</w:t>
+        <w:t xml:space="preserve">2. </w:t>
+      </w:r>
+      <w:r>
+        <w:t>Inspeccione serie temporal e información espacial disponible del componente.</w:t>
       </w:r>
     </w:p>
     <w:p>
@@ -6190,7 +6415,10 @@
         <w:ind w:left="317" w:hanging="259"/>
       </w:pPr>
       <w:r>
-        <w:t>3. Compare tiempos con movimiento, adquisición, fisiología y estimulación.</w:t>
+        <w:t xml:space="preserve">3. </w:t>
+      </w:r>
+      <w:r>
+        <w:t>Compare tiempos con movimiento, adquisición, fisiología y estimulación.</w:t>
       </w:r>
     </w:p>
     <w:p>
@@ -6199,7 +6427,10 @@
         <w:ind w:left="317" w:hanging="259"/>
       </w:pPr>
       <w:r>
-        <w:t>4. Seleccione solo componentes con motivo claro y aplique eliminación.</w:t>
+        <w:t xml:space="preserve">4. </w:t>
+      </w:r>
+      <w:r>
+        <w:t>Seleccione solo componentes con motivo claro y aplique eliminación.</w:t>
       </w:r>
     </w:p>
     <w:p>
@@ -6208,7 +6439,10 @@
         <w:ind w:left="317" w:hanging="259"/>
       </w:pPr>
       <w:r>
-        <w:t>5. Espere a cálculo y guardado. Compare media derivada, trazas originales representativas y respuesta esperada con el original.</w:t>
+        <w:t xml:space="preserve">5. </w:t>
+      </w:r>
+      <w:r>
+        <w:t>Espere a cálculo y guardado. Compare media derivada, trazas originales representativas y respuesta esperada con el original.</w:t>
       </w:r>
     </w:p>
     <w:p>
@@ -6220,7 +6454,7 @@
       <w:pPr>
         <w:pStyle w:val="Heading2"/>
       </w:pPr>
-      <w:bookmarkStart w:id="20" w:name="_Toc242991851"/>
+      <w:bookmarkStart w:id="20" w:name="_Toc243479319"/>
       <w:r>
         <w:rPr>
           <w:b w:val="0"/>
@@ -6239,7 +6473,7 @@
         <w:pStyle w:val="Heading1"/>
         <w:pageBreakBefore/>
       </w:pPr>
-      <w:bookmarkStart w:id="21" w:name="_Toc242991852"/>
+      <w:bookmarkStart w:id="21" w:name="_Toc243479320"/>
       <w:r>
         <w:rPr>
           <w:b w:val="0"/>
@@ -6371,7 +6605,10 @@
               <w:jc w:val="left"/>
             </w:pPr>
             <w:r>
-              <w:t>Controles basales y de señal SCM</w:t>
+              <w:t xml:space="preserve">Controles basales y de </w:t>
+            </w:r>
+            <w:r>
+              <w:t>señal SCM</w:t>
             </w:r>
           </w:p>
         </w:tc>
@@ -6617,7 +6854,7 @@
       <w:pPr>
         <w:pStyle w:val="Heading1"/>
       </w:pPr>
-      <w:bookmarkStart w:id="22" w:name="_Toc242991853"/>
+      <w:bookmarkStart w:id="22" w:name="_Toc243479321"/>
       <w:r>
         <w:rPr>
           <w:b w:val="0"/>
@@ -6645,7 +6882,7 @@
           <w:noProof/>
         </w:rPr>
         <w:drawing>
-          <wp:inline distT="0" distB="0" distL="0" distR="0" wp14:anchorId="57A65821" wp14:editId="238FDC2E">
+          <wp:inline distT="0" distB="0" distL="0" distR="0" wp14:anchorId="17D9EF81" wp14:editId="1EC5F5B7">
             <wp:extent cx="9464040" cy="6309360"/>
             <wp:effectExtent l="0" t="0" r="0" b="0"/>
             <wp:docPr id="9" name="Picture 9" descr="SCM ROI and time course"/>
@@ -6700,7 +6937,10 @@
       </w:pPr>
       <w:r>
         <w:lastRenderedPageBreak/>
-        <w:t xml:space="preserve">1. Abra </w:t>
+        <w:t xml:space="preserve">1. </w:t>
+      </w:r>
+      <w:r>
+        <w:t xml:space="preserve">Abra </w:t>
       </w:r>
       <w:r>
         <w:rPr>
@@ -6718,7 +6958,10 @@
         <w:ind w:left="317" w:hanging="259"/>
       </w:pPr>
       <w:r>
-        <w:t>2. Confirme corte, línea base y señal mostrados.</w:t>
+        <w:t xml:space="preserve">2. </w:t>
+      </w:r>
+      <w:r>
+        <w:t>Confirme corte, línea base y señal mostrados.</w:t>
       </w:r>
     </w:p>
     <w:p>
@@ -6727,7 +6970,13 @@
         <w:ind w:left="317" w:hanging="259"/>
       </w:pPr>
       <w:r>
-        <w:t>3. Configure signo y rango porcentual razonable. Reduzca opacidad si se oculta anatomía.</w:t>
+        <w:t xml:space="preserve">3. </w:t>
+      </w:r>
+      <w:r>
+        <w:t xml:space="preserve">Configure signo y rango porcentual </w:t>
+      </w:r>
+      <w:r>
+        <w:t>razonable. Reduzca opacidad si se oculta anatomía.</w:t>
       </w:r>
     </w:p>
     <w:p>
@@ -6736,7 +6985,10 @@
         <w:ind w:left="317" w:hanging="259"/>
       </w:pPr>
       <w:r>
-        <w:t xml:space="preserve">4. Introduzca tamaño y centro ROI y utilice </w:t>
+        <w:t xml:space="preserve">4. </w:t>
+      </w:r>
+      <w:r>
+        <w:t xml:space="preserve">Introduzca tamaño y centro ROI y utilice </w:t>
       </w:r>
       <w:r>
         <w:rPr>
@@ -6754,7 +7006,10 @@
         <w:ind w:left="317" w:hanging="259"/>
       </w:pPr>
       <w:r>
-        <w:t>5. Inspeccione contorno y serie temporal, incluidas bandas basales y de señal.</w:t>
+        <w:t xml:space="preserve">5. </w:t>
+      </w:r>
+      <w:r>
+        <w:t>Inspeccione contorno y serie temporal, incluidas bandas basales y de señal.</w:t>
       </w:r>
     </w:p>
     <w:p>
@@ -6763,7 +7018,10 @@
         <w:ind w:left="317" w:hanging="259"/>
       </w:pPr>
       <w:r>
-        <w:t>6. Guarde o exporte traza ROI y ajustes deseados.</w:t>
+        <w:t xml:space="preserve">6. </w:t>
+      </w:r>
+      <w:r>
+        <w:t>Guarde o exporte traza ROI y ajustes deseados.</w:t>
       </w:r>
     </w:p>
     <w:p>
@@ -6775,7 +7033,7 @@
       <w:pPr>
         <w:pStyle w:val="Heading2"/>
       </w:pPr>
-      <w:bookmarkStart w:id="23" w:name="_Toc242991854"/>
+      <w:bookmarkStart w:id="23" w:name="_Toc243479322"/>
       <w:r>
         <w:rPr>
           <w:b w:val="0"/>
@@ -6832,7 +7090,7 @@
       <w:pPr>
         <w:pStyle w:val="Heading1"/>
       </w:pPr>
-      <w:bookmarkStart w:id="24" w:name="_Toc242991855"/>
+      <w:bookmarkStart w:id="24" w:name="_Toc243479323"/>
       <w:r>
         <w:rPr>
           <w:b w:val="0"/>
@@ -6847,7 +7105,10 @@
         <w:pStyle w:val="FigureCaption"/>
       </w:pPr>
       <w:r>
-        <w:t>Figura 5. Target and Control painting</w:t>
+        <w:t xml:space="preserve">Figura 5. Target and Control </w:t>
+      </w:r>
+      <w:r>
+        <w:t>painting</w:t>
       </w:r>
     </w:p>
     <w:p>
@@ -6860,7 +7121,7 @@
           <w:noProof/>
         </w:rPr>
         <w:drawing>
-          <wp:inline distT="0" distB="0" distL="0" distR="0" wp14:anchorId="60FEA3A8" wp14:editId="23D940CB">
+          <wp:inline distT="0" distB="0" distL="0" distR="0" wp14:anchorId="2B703CC2" wp14:editId="0BD798B3">
             <wp:extent cx="9464040" cy="6309360"/>
             <wp:effectExtent l="0" t="0" r="0" b="0"/>
             <wp:docPr id="12" name="Picture 12" descr="Target and Control painting"/>
@@ -6915,7 +7176,10 @@
       </w:pPr>
       <w:r>
         <w:lastRenderedPageBreak/>
-        <w:t xml:space="preserve">1. Abra </w:t>
+        <w:t xml:space="preserve">1. </w:t>
+      </w:r>
+      <w:r>
+        <w:t xml:space="preserve">Abra </w:t>
       </w:r>
       <w:r>
         <w:rPr>
@@ -6942,7 +7206,13 @@
         <w:ind w:left="317" w:hanging="259"/>
       </w:pPr>
       <w:r>
-        <w:t>2. Elija píxeles cuadrados, tamaño físico X/Y o región completa. Esta última requiere etiquetas con nombre.</w:t>
+        <w:t xml:space="preserve">2. </w:t>
+      </w:r>
+      <w:r>
+        <w:t xml:space="preserve">Elija píxeles cuadrados, tamaño físico X/Y o </w:t>
+      </w:r>
+      <w:r>
+        <w:t>región completa. Esta última requiere etiquetas con nombre.</w:t>
       </w:r>
     </w:p>
     <w:p>
@@ -6951,7 +7221,10 @@
         <w:ind w:left="317" w:hanging="259"/>
       </w:pPr>
       <w:r>
-        <w:t>3. Introduzca inicio y fin y duración de meseta en minutos por adquisición. Cero usa todo el intervalo; una duración positiva busca ventanas completas dentro de él.</w:t>
+        <w:t xml:space="preserve">3. </w:t>
+      </w:r>
+      <w:r>
+        <w:t>Introduzca inicio y fin y duración de meseta en minutos por adquisición. Cero usa todo el intervalo; una duración positiva busca ventanas completas dentro de él.</w:t>
       </w:r>
     </w:p>
     <w:p>
@@ -6960,7 +7233,10 @@
         <w:ind w:left="317" w:hanging="259"/>
       </w:pPr>
       <w:r>
-        <w:t>4. Elija Target, Control o ambos y confirme lados de imagen y columna de separación.</w:t>
+        <w:t xml:space="preserve">4. </w:t>
+      </w:r>
+      <w:r>
+        <w:t>Elija Target, Control o ambos y confirme lados de imagen y columna de separación.</w:t>
       </w:r>
     </w:p>
     <w:p>
@@ -6969,7 +7245,10 @@
         <w:ind w:left="317" w:hanging="259"/>
       </w:pPr>
       <w:r>
-        <w:t>5. Elija regiones, cobertura, rectángulo e intervalo de cortes según necesite.</w:t>
+        <w:t xml:space="preserve">5. </w:t>
+      </w:r>
+      <w:r>
+        <w:t>Elija regiones, cobertura, rectángulo e intervalo de cortes según necesite.</w:t>
       </w:r>
     </w:p>
     <w:p>
@@ -6978,7 +7257,10 @@
         <w:ind w:left="317" w:hanging="259"/>
       </w:pPr>
       <w:r>
-        <w:t xml:space="preserve">6. Pinte la restricción, revísela y pulse </w:t>
+        <w:t xml:space="preserve">6. </w:t>
+      </w:r>
+      <w:r>
+        <w:t xml:space="preserve">Pinte la restricción, revísela y pulse </w:t>
       </w:r>
       <w:r>
         <w:rPr>
@@ -6994,7 +7276,7 @@
       <w:pPr>
         <w:pStyle w:val="Heading2"/>
       </w:pPr>
-      <w:bookmarkStart w:id="25" w:name="_Toc242991856"/>
+      <w:bookmarkStart w:id="25" w:name="_Toc243479324"/>
       <w:r>
         <w:rPr>
           <w:b w:val="0"/>
@@ -7035,7 +7317,7 @@
       <w:pPr>
         <w:pStyle w:val="Heading2"/>
       </w:pPr>
-      <w:bookmarkStart w:id="26" w:name="_Toc242991857"/>
+      <w:bookmarkStart w:id="26" w:name="_Toc243479325"/>
       <w:r>
         <w:rPr>
           <w:b w:val="0"/>
@@ -7054,7 +7336,7 @@
         <w:pStyle w:val="Heading1"/>
         <w:pageBreakBefore/>
       </w:pPr>
-      <w:bookmarkStart w:id="27" w:name="_Toc242991858"/>
+      <w:bookmarkStart w:id="27" w:name="_Toc243479326"/>
       <w:r>
         <w:rPr>
           <w:b w:val="0"/>
@@ -7068,7 +7350,7 @@
       <w:pPr>
         <w:pStyle w:val="Heading2"/>
       </w:pPr>
-      <w:bookmarkStart w:id="28" w:name="_Toc242991859"/>
+      <w:bookmarkStart w:id="28" w:name="_Toc243479327"/>
       <w:r>
         <w:rPr>
           <w:b w:val="0"/>
@@ -7098,7 +7380,7 @@
       <w:pPr>
         <w:pStyle w:val="Heading2"/>
       </w:pPr>
-      <w:bookmarkStart w:id="29" w:name="_Toc242991860"/>
+      <w:bookmarkStart w:id="29" w:name="_Toc243479328"/>
       <w:r>
         <w:rPr>
           <w:b w:val="0"/>
@@ -7126,7 +7408,7 @@
           <w:noProof/>
         </w:rPr>
         <w:drawing>
-          <wp:inline distT="0" distB="0" distL="0" distR="0" wp14:anchorId="609780A3" wp14:editId="2F2EE5B3">
+          <wp:inline distT="0" distB="0" distL="0" distR="0" wp14:anchorId="6909C3AC" wp14:editId="36A4839D">
             <wp:extent cx="9464040" cy="6309360"/>
             <wp:effectExtent l="0" t="0" r="0" b="0"/>
             <wp:docPr id="15" name="Picture 15" descr="Coronal registration controls"/>
@@ -7181,7 +7463,10 @@
       </w:pPr>
       <w:r>
         <w:lastRenderedPageBreak/>
-        <w:t>1. Abra registro coronal 2D del corte elegido.</w:t>
+        <w:t xml:space="preserve">1. </w:t>
+      </w:r>
+      <w:r>
+        <w:t>Abra registro coronal 2D del corte elegido.</w:t>
       </w:r>
     </w:p>
     <w:p>
@@ -7190,7 +7475,10 @@
         <w:ind w:left="317" w:hanging="259"/>
       </w:pPr>
       <w:r>
-        <w:t>2. Confirme orientación y lateralidad con registros de adquisición.</w:t>
+        <w:t xml:space="preserve">2. </w:t>
+      </w:r>
+      <w:r>
+        <w:t>Confirme orientación y lateralidad con registros de adquisición.</w:t>
       </w:r>
     </w:p>
     <w:p>
@@ -7199,7 +7487,10 @@
         <w:ind w:left="317" w:hanging="259"/>
       </w:pPr>
       <w:r>
-        <w:t>3. Elija plano de atlas correspondiente y ajuste con varias referencias.</w:t>
+        <w:t xml:space="preserve">3. </w:t>
+      </w:r>
+      <w:r>
+        <w:t>Elija plano de atlas correspondiente y ajuste con varias referencias.</w:t>
       </w:r>
     </w:p>
     <w:p>
@@ -7208,7 +7499,10 @@
         <w:ind w:left="317" w:hanging="259"/>
       </w:pPr>
       <w:r>
-        <w:t>4. Inspeccione límites y correspondencia vascular o anatómica en todo el campo.</w:t>
+        <w:t xml:space="preserve">4. </w:t>
+      </w:r>
+      <w:r>
+        <w:t>Inspeccione límites y correspondencia vascular o anatómica en todo el campo.</w:t>
       </w:r>
     </w:p>
     <w:p>
@@ -7217,7 +7511,10 @@
         <w:ind w:left="317" w:hanging="259"/>
       </w:pPr>
       <w:r>
-        <w:t>5. Guarde expresamente. Conserve carpeta Slice fechada, transformación y fondos juntos.</w:t>
+        <w:t xml:space="preserve">5. </w:t>
+      </w:r>
+      <w:r>
+        <w:t>Guarde expresamente. Conserve carpeta Slice fechada, transformación y fondos juntos.</w:t>
       </w:r>
     </w:p>
     <w:p>
@@ -7226,7 +7523,10 @@
         <w:ind w:left="317" w:hanging="259"/>
       </w:pPr>
       <w:r>
-        <w:t xml:space="preserve">6. Reabra el paquete con </w:t>
+        <w:t xml:space="preserve">6. </w:t>
+      </w:r>
+      <w:r>
+        <w:t xml:space="preserve">Reabra el paquete con </w:t>
       </w:r>
       <w:r>
         <w:rPr>
@@ -7245,35 +7545,38 @@
     </w:p>
     <w:p>
       <w:pPr>
-        <w:pStyle w:val="Heading1"/>
-        <w:pageBreakBefore/>
-      </w:pPr>
-      <w:bookmarkStart w:id="30" w:name="_Toc242991861"/>
+        <w:pStyle w:val="Heading2"/>
+      </w:pPr>
+      <w:bookmarkStart w:id="30" w:name="b_lightsuite_guide"/>
+      <w:bookmarkStart w:id="31" w:name="_Toc243479329"/>
+      <w:bookmarkEnd w:id="30"/>
       <w:r>
         <w:rPr>
           <w:b w:val="0"/>
         </w:rPr>
-        <w:lastRenderedPageBreak/>
-        <w:t>15 Inspeccionar secuencias y modelo 3D</w:t>
-      </w:r>
-      <w:bookmarkEnd w:id="30"/>
-    </w:p>
-    <w:p>
-      <w:pPr>
-        <w:pStyle w:val="Heading2"/>
-      </w:pPr>
-      <w:bookmarkStart w:id="31" w:name="_Toc242991862"/>
+        <w:t>Registro guiado al atlas con LightSuite</w:t>
+      </w:r>
+      <w:bookmarkEnd w:id="31"/>
+    </w:p>
+    <w:p>
+      <w:r>
+        <w:t>Abre Registration to Atlas &gt; LightSuite (beta) o ejecuta deConfUSIon_LightSuite. Esta vía opcional registra anatomía Doppler volumétrica con una referencia vascular. Comprueba dependencias, animal, escaneo y espaciado medido de vóxeles en milímetros.</w:t>
+      </w:r>
+    </w:p>
+    <w:p>
+      <w:pPr>
+        <w:pStyle w:val="Heading3"/>
+      </w:pPr>
       <w:r>
         <w:rPr>
           <w:b w:val="0"/>
         </w:rPr>
-        <w:t>Time-Course Viewer y Video GUI</w:t>
-      </w:r>
-      <w:bookmarkEnd w:id="31"/>
-    </w:p>
-    <w:p>
-      <w:r>
-        <w:t>Time-Course Viewer inspecciona la secuencia activa y trazas ROI. Comience intensidad original con contraste neutro y fotogramas representativos. Video GUI combina vista funcional o PSC con fondo y atlas. Configure deliberadamente tiempo, signo, rango y opacidad.</w:t>
+        <w:t>Seguir el flujo guiado</w:t>
+      </w:r>
+    </w:p>
+    <w:p>
+      <w:r>
+        <w:t>Continue automatically between steps está activado por defecto. Tras preparar se abre la confirmación de orientación y después el editor. Save pairs (S) guarda para seguir editando; el botón verde Save + continue to fit termina la edición e inicia el ajuste. Accept + save all outputs transforma la anatomía y exporta el paquete. Desactiva la continuación automática para pasos individuales.</w:t>
       </w:r>
     </w:p>
     <w:p>
@@ -7282,7 +7585,10 @@
         <w:ind w:left="317" w:hanging="259"/>
       </w:pPr>
       <w:r>
-        <w:t>1. Abra Video desde el resultado deseado y elija un fotograma representativo.</w:t>
+        <w:t xml:space="preserve">1. </w:t>
+      </w:r>
+      <w:r>
+        <w:t>1 Prepare + start: crea anatomía mediana de la grabación Doppler actual con su geometría original. No prepares el registro con una película de cambios porcentuales.</w:t>
       </w:r>
     </w:p>
     <w:p>
@@ -7291,16 +7597,10 @@
         <w:ind w:left="317" w:hanging="259"/>
       </w:pPr>
       <w:r>
-        <w:t xml:space="preserve">2. Abra </w:t>
-      </w:r>
-      <w:r>
-        <w:rPr>
-          <w:b/>
-        </w:rPr>
-        <w:t>Underlay</w:t>
-      </w:r>
-      <w:r>
-        <w:t xml:space="preserve"> para cargar otro fondo o un paquete de atlas correspondiente.</w:t>
+        <w:t xml:space="preserve">2. </w:t>
+      </w:r>
+      <w:r>
+        <w:t>2 Confirm orientation: compara muestra y atlas vascular; confirma AP, DV, ML y lateralidad. Cerrar deja el paso sin confirmar.</w:t>
       </w:r>
     </w:p>
     <w:p>
@@ -7309,7 +7609,10 @@
         <w:ind w:left="317" w:hanging="259"/>
       </w:pPr>
       <w:r>
-        <w:t>3. Compruebe alineación y coordenadas nativas o de atlas antes de colocar ROI.</w:t>
+        <w:t xml:space="preserve">3. </w:t>
+      </w:r>
+      <w:r>
+        <w:t>3 Edit landmarks: distribuye correspondencias fiables por el volumen adquirido; completa o cancela cada par pendiente antes de guardar.</w:t>
       </w:r>
     </w:p>
     <w:p>
@@ -7318,7 +7621,10 @@
         <w:ind w:left="317" w:hanging="259"/>
       </w:pPr>
       <w:r>
-        <w:t>4. Use ajustes visuales coherentes entre adquisiciones.</w:t>
+        <w:t xml:space="preserve">4. </w:t>
+      </w:r>
+      <w:r>
+        <w:t>4 Fit registration: ajuste afín y B-spline con progreso por etapa e iteración. Valores fUS predeterminados: rejilla B-spline de 1,6 mm y peso de puntos 0,1.</w:t>
       </w:r>
     </w:p>
     <w:p>
@@ -7327,7 +7633,22 @@
         <w:ind w:left="317" w:hanging="259"/>
       </w:pPr>
       <w:r>
-        <w:t>5. Exporte primero una secuencia corta y revísela antes de una larga.</w:t>
+        <w:t xml:space="preserve">5. </w:t>
+      </w:r>
+      <w:r>
+        <w:t>5 Review + accept: compara vasos, límites y cobertura en varios cortes coronales, horizontales y sagitales. Rechazar o cerrar no exporta.</w:t>
+      </w:r>
+    </w:p>
+    <w:p>
+      <w:pPr>
+        <w:pStyle w:val="ListParagraph"/>
+        <w:ind w:left="317" w:hanging="259"/>
+      </w:pPr>
+      <w:r>
+        <w:t xml:space="preserve">6. </w:t>
+      </w:r>
+      <w:r>
+        <w:t>6 Save all outputs: aceptar guarda automáticamente anatomía transformada, etiquetas nativas, fondos vasculares/histológicos disponibles y máscaras editables. SAVED indica la carpeta de salida.</w:t>
       </w:r>
     </w:p>
     <w:p>
@@ -7344,9 +7665,440 @@
     </w:p>
     <w:p>
       <w:pPr>
+        <w:pStyle w:val="FigureCaption"/>
+      </w:pPr>
+      <w:r>
+        <w:lastRenderedPageBreak/>
+        <w:t>Espacio guiado de LightSuite</w:t>
+      </w:r>
+      <w:bookmarkStart w:id="32" w:name="b_lightsuite_guided_workspace"/>
+      <w:bookmarkEnd w:id="32"/>
+    </w:p>
+    <w:p>
+      <w:pPr>
+        <w:spacing w:after="100"/>
+        <w:jc w:val="center"/>
+      </w:pPr>
+      <w:r>
+        <w:rPr>
+          <w:noProof/>
+        </w:rPr>
+        <w:drawing>
+          <wp:inline distT="0" distB="0" distL="0" distR="0" wp14:anchorId="6059E79D" wp14:editId="74175A1C">
+            <wp:extent cx="8310994" cy="6309359"/>
+            <wp:effectExtent l="0" t="0" r="0" b="0"/>
+            <wp:docPr id="18" name="Picture 18" descr="Espacio guiado de LightSuite"/>
+            <wp:cNvGraphicFramePr>
+              <a:graphicFrameLocks xmlns:a="http://schemas.openxmlformats.org/drawingml/2006/main" noChangeAspect="1"/>
+            </wp:cNvGraphicFramePr>
+            <a:graphic xmlns:a="http://schemas.openxmlformats.org/drawingml/2006/main">
+              <a:graphicData uri="http://schemas.openxmlformats.org/drawingml/2006/picture">
+                <pic:pic xmlns:pic="http://schemas.openxmlformats.org/drawingml/2006/picture">
+                  <pic:nvPicPr>
+                    <pic:cNvPr id="0" name="lightsuite_guided_workspace.png"/>
+                    <pic:cNvPicPr/>
+                  </pic:nvPicPr>
+                  <pic:blipFill>
+                    <a:blip r:embed="rId37"/>
+                    <a:stretch>
+                      <a:fillRect/>
+                    </a:stretch>
+                  </pic:blipFill>
+                  <pic:spPr>
+                    <a:xfrm>
+                      <a:off x="0" y="0"/>
+                      <a:ext cx="8310994" cy="6309359"/>
+                    </a:xfrm>
+                    <a:prstGeom prst="rect">
+                      <a:avLst/>
+                    </a:prstGeom>
+                  </pic:spPr>
+                </pic:pic>
+              </a:graphicData>
+            </a:graphic>
+          </wp:inline>
+        </w:drawing>
+      </w:r>
+    </w:p>
+    <w:p>
+      <w:r>
+        <w:t xml:space="preserve">Interfaz real con identificadores de ejemplo anonimizados. Los botones numerados coloreados ejecutan análisis y el paso actual está resaltado. Verde guarda </w:t>
+      </w:r>
+      <w:r>
+        <w:t>resultados; azul Help abre instrucciones. Es un ejemplo de interfaz, no un registro aceptado.</w:t>
+      </w:r>
+    </w:p>
+    <w:p>
+      <w:pPr>
+        <w:sectPr>
+          <w:headerReference w:type="default" r:id="rId38"/>
+          <w:footerReference w:type="default" r:id="rId39"/>
+          <w:pgSz w:w="23810" w:h="16838"/>
+          <w:pgMar w:top="1368" w:right="1008" w:bottom="1008" w:left="1008" w:header="360" w:footer="432" w:gutter="0"/>
+          <w:cols w:space="720"/>
+          <w:docGrid w:linePitch="360"/>
+        </w:sectPr>
+      </w:pPr>
+    </w:p>
+    <w:p>
+      <w:pPr>
+        <w:pStyle w:val="Heading3"/>
+      </w:pPr>
+      <w:r>
+        <w:rPr>
+          <w:b w:val="0"/>
+        </w:rPr>
+        <w:lastRenderedPageBreak/>
+        <w:t xml:space="preserve">Elegir y editar puntos </w:t>
+      </w:r>
+      <w:r>
+        <w:rPr>
+          <w:b w:val="0"/>
+        </w:rPr>
+        <w:t>fiables</w:t>
+      </w:r>
+    </w:p>
+    <w:p>
+      <w:r>
+        <w:t>Prioriza bifurcaciones y uniones vasculares distintivas reconocibles en muestra y atlas vascular. Pueden ayudar línea media, límites ventriculares y contornos cerebrales claros. Comprueba estructuras en varias vistas y distribuye pares por AP, DV, ML y ambos hemisferios adquiridos. No fuerces correspondencias fuera de la cobertura.</w:t>
+      </w:r>
+    </w:p>
+    <w:p>
+      <w:r>
+        <w:t>El artículo informa una mediana de 219 puntos del usuario por ratón, no un umbral obligatorio. Cinco pares no coplanares son solo el mínimo numérico. Añade correspondencias seguras y distribuidas por rondas; después comprueba estructuras no usadas para ajustar. Ni muchos puntos ni un residuo bajo demuestran exactitud anatómica.</w:t>
+      </w:r>
+    </w:p>
+    <w:p>
+      <w:r>
+        <w:t>En Mark matching points, clic derecho sobre una imagen deshace el último clic. Al deshacer un punto del atlas, su muestra queda pendiente para corregirlo; otro clic derecho la cancela. Delete selected pair elimina ambos puntos. Zoom y desplazamiento conservan sus controles habituales.</w:t>
+      </w:r>
+    </w:p>
+    <w:p>
+      <w:r>
+        <w:t>BUSY identifica la operación; READY indica disponibilidad de entrada. UNSAVED CHANGES y PENDING POINT difieren de SAVED con hora. Los mensajes importantes de Command Window muestran etapa en negrita, hora, animal, escaneo y ruta. Editar puntos no recalcula el realce de imagen.</w:t>
+      </w:r>
+    </w:p>
+    <w:p>
+      <w:pPr>
+        <w:sectPr>
+          <w:headerReference w:type="default" r:id="rId40"/>
+          <w:footerReference w:type="default" r:id="rId41"/>
+          <w:pgSz w:w="11906" w:h="16838"/>
+          <w:pgMar w:top="1368" w:right="1008" w:bottom="1008" w:left="1008" w:header="360" w:footer="432" w:gutter="0"/>
+          <w:cols w:space="720"/>
+          <w:docGrid w:linePitch="360"/>
+        </w:sectPr>
+      </w:pPr>
+    </w:p>
+    <w:p>
+      <w:pPr>
+        <w:pStyle w:val="FigureCaption"/>
+      </w:pPr>
+      <w:r>
+        <w:lastRenderedPageBreak/>
+        <w:t>Editor de puntos con estado de guardado y actividad</w:t>
+      </w:r>
+      <w:bookmarkStart w:id="33" w:name="b_lightsuite_landmark_editor"/>
+      <w:bookmarkEnd w:id="33"/>
+    </w:p>
+    <w:p>
+      <w:pPr>
+        <w:spacing w:after="100"/>
+        <w:jc w:val="center"/>
+      </w:pPr>
+      <w:r>
+        <w:rPr>
+          <w:noProof/>
+        </w:rPr>
+        <w:drawing>
+          <wp:inline distT="0" distB="0" distL="0" distR="0" wp14:anchorId="3EE8C97A" wp14:editId="038616FB">
+            <wp:extent cx="8555271" cy="6309359"/>
+            <wp:effectExtent l="0" t="0" r="0" b="0"/>
+            <wp:docPr id="21" name="Picture 21" descr="Editor de puntos con estado de guardado y actividad"/>
+            <wp:cNvGraphicFramePr>
+              <a:graphicFrameLocks xmlns:a="http://schemas.openxmlformats.org/drawingml/2006/main" noChangeAspect="1"/>
+            </wp:cNvGraphicFramePr>
+            <a:graphic xmlns:a="http://schemas.openxmlformats.org/drawingml/2006/main">
+              <a:graphicData uri="http://schemas.openxmlformats.org/drawingml/2006/picture">
+                <pic:pic xmlns:pic="http://schemas.openxmlformats.org/drawingml/2006/picture">
+                  <pic:nvPicPr>
+                    <pic:cNvPr id="0" name="lightsuite_landmark_editor.png"/>
+                    <pic:cNvPicPr/>
+                  </pic:nvPicPr>
+                  <pic:blipFill>
+                    <a:blip r:embed="rId42"/>
+                    <a:stretch>
+                      <a:fillRect/>
+                    </a:stretch>
+                  </pic:blipFill>
+                  <pic:spPr>
+                    <a:xfrm>
+                      <a:off x="0" y="0"/>
+                      <a:ext cx="8555271" cy="6309359"/>
+                    </a:xfrm>
+                    <a:prstGeom prst="rect">
+                      <a:avLst/>
+                    </a:prstGeom>
+                  </pic:spPr>
+                </pic:pic>
+              </a:graphicData>
+            </a:graphic>
+          </wp:inline>
+        </w:drawing>
+      </w:r>
+    </w:p>
+    <w:p>
+      <w:r>
+        <w:t xml:space="preserve">Editor real de pares con anatomía Doppler adquirida y referencia vascular publicada. </w:t>
+      </w:r>
+      <w:r>
+        <w:t>Identificadores anónimos; no se afirman correspondencias ni aceptación. La cabecera, el estado guardado, la actividad y Save + continue identifican la tarea actual.</w:t>
+      </w:r>
+    </w:p>
+    <w:p>
+      <w:pPr>
+        <w:sectPr>
+          <w:headerReference w:type="default" r:id="rId43"/>
+          <w:footerReference w:type="default" r:id="rId44"/>
+          <w:pgSz w:w="23810" w:h="16838"/>
+          <w:pgMar w:top="1368" w:right="1008" w:bottom="1008" w:left="1008" w:header="360" w:footer="432" w:gutter="0"/>
+          <w:cols w:space="720"/>
+          <w:docGrid w:linePitch="360"/>
+        </w:sectPr>
+      </w:pPr>
+    </w:p>
+    <w:p>
+      <w:pPr>
+        <w:pStyle w:val="Heading3"/>
+      </w:pPr>
+      <w:r>
+        <w:rPr>
+          <w:b w:val="0"/>
+        </w:rPr>
+        <w:lastRenderedPageBreak/>
+        <w:t>Cargar resultados guardados</w:t>
+      </w:r>
+    </w:p>
+    <w:p>
+      <w:r>
+        <w:t>En SCM o Video elige Underlay &gt; LOAD ATLAS &gt; LightSuite folder y el proyecto. Normal folder carga registros estándar; Single file sigue disponible. Atlas underlay ofrece Vascular, Histology y Regions si están instalados y exportados, conservando datos funcionales nativos y contexto anatómico.</w:t>
+      </w:r>
+    </w:p>
+    <w:p>
+      <w:r>
+        <w:t>Conserva juntos LightSuite_Native_Regions.mat y LightSuite_Native_Backgrounds.mat. Regions contiene IDs, nombres y máscaras hemisféricas. LightSuite_Native_Mask.mat aporta anatomía y máscara editable para Mask Editor. anatomy_in_atlas.mat es anatomía transformada para QC, no película funcional. Conserva sesión completa y cadena de transformaciones.</w:t>
+      </w:r>
+    </w:p>
+    <w:p>
+      <w:r>
+        <w:t>Los proyectos antiguos con solo etiquetas generan una vez los fondos faltantes desde el ajuste guardado y aceptado si proyecto y dependencias están completos, sin reajustar. Un archivo de regiones aislado no recrea imágenes. Histología necesita la plantilla media Allen CCF2020; instala con -IncludeHistology y vuelve a exportar si falta.</w:t>
+      </w:r>
+    </w:p>
+    <w:p>
+      <w:pPr>
+        <w:pStyle w:val="Heading3"/>
+      </w:pPr>
+      <w:r>
+        <w:rPr>
+          <w:b w:val="0"/>
+        </w:rPr>
+        <w:t>Alcance del método e interpretación</w:t>
+      </w:r>
+    </w:p>
+    <w:p>
+      <w:r>
+        <w:t>Los resultados nativos requieren la rejilla original exacta. Recortar, remuestrear, reorientar u otro escaneo exige registro adecuado. Los proyectos ajustados son de solo lectura; Revise fit in new project cambia puntos conservando el ajuste previo. Las comprobaciones numéricas inversas no sustituyen la revisión anatómica.</w:t>
+      </w:r>
+    </w:p>
+    <w:p>
+      <w:r>
+        <w:t>El preprint construye anatomía de cada ratón a partir de sesiones repetidas alineadas antes de registrar al atlas. Este espacio prepara una plantilla mediana de la grabación elegida y no reproduce automáticamente esa construcción multisesión. Expresión y trayectorias de implantes requieren histología o fluorescencia adecuada.</w:t>
+      </w:r>
+    </w:p>
+    <w:p>
+      <w:pPr>
+        <w:pStyle w:val="Heading3"/>
+      </w:pPr>
+      <w:r>
+        <w:rPr>
+          <w:b w:val="0"/>
+        </w:rPr>
+        <w:t xml:space="preserve">Cita y </w:t>
+      </w:r>
+      <w:r>
+        <w:rPr>
+          <w:b w:val="0"/>
+        </w:rPr>
+        <w:t>reconocimiento de LightSuite</w:t>
+      </w:r>
+    </w:p>
+    <w:p>
+      <w:r>
+        <w:t>Agradecemos a Dimokratis Karamanlis y a todos los coautores de LightSuite el marco original, métodos y recursos. Cita su preprint junto con deConfUSIon y los atlas relevantes. Se publicó el 14 de octubre de 2026 y no había sido revisado por pares. Estas capturas de integración no reproducen figuras del artículo.</w:t>
+      </w:r>
+    </w:p>
+    <w:p>
+      <w:hyperlink r:id="rId45">
+        <w:r>
+          <w:rPr>
+            <w:color w:val="007C86"/>
+            <w:u w:val="single"/>
+          </w:rPr>
+          <w:t>Karamanlis D, Xie Y, Foucher CG, Alappat M, Masood A, Dimitropoulou I, Pivron LAF, Martínez de Paz JM, Macé E, Gaspari S, El-Boustani S. LightSuite: scalable atlas registration and cell detection across the central nervous system. bioRxiv (2026). doi:10.64898/2026.10.13.757638.</w:t>
+        </w:r>
+      </w:hyperlink>
+    </w:p>
+    <w:p>
+      <w:r>
+        <w:lastRenderedPageBreak/>
+        <w:t>Brunner et al. (2021). Whole-brain functional ultrasound imaging in awake head-fixed mice. Nature Protocols 16, 3547-3571. doi:10.1038/s41596-021-00548-8. LightSuite resources: Zenodo 21338217 (CC BY 4.0).</w:t>
+      </w:r>
+    </w:p>
+    <w:p>
+      <w:hyperlink r:id="rId46">
+        <w:r>
+          <w:rPr>
+            <w:color w:val="007C86"/>
+            <w:u w:val="single"/>
+          </w:rPr>
+          <w:t>LightSuite</w:t>
+        </w:r>
+      </w:hyperlink>
+      <w:r>
+        <w:t xml:space="preserve"> | </w:t>
+      </w:r>
+      <w:hyperlink r:id="rId47">
+        <w:r>
+          <w:rPr>
+            <w:color w:val="007C86"/>
+            <w:u w:val="single"/>
+          </w:rPr>
+          <w:t>LightSuite fUS</w:t>
+        </w:r>
+      </w:hyperlink>
+    </w:p>
+    <w:p>
+      <w:pPr>
+        <w:pStyle w:val="Heading1"/>
+        <w:pageBreakBefore/>
+      </w:pPr>
+      <w:bookmarkStart w:id="34" w:name="_Toc243479330"/>
+      <w:r>
+        <w:rPr>
+          <w:b w:val="0"/>
+        </w:rPr>
+        <w:lastRenderedPageBreak/>
+        <w:t>15 Inspeccionar secuencias y modelo 3D</w:t>
+      </w:r>
+      <w:bookmarkEnd w:id="34"/>
+    </w:p>
+    <w:p>
+      <w:pPr>
         <w:pStyle w:val="Heading2"/>
       </w:pPr>
-      <w:bookmarkStart w:id="32" w:name="_Toc242991863"/>
+      <w:bookmarkStart w:id="35" w:name="_Toc243479331"/>
+      <w:r>
+        <w:rPr>
+          <w:b w:val="0"/>
+        </w:rPr>
+        <w:t>Time-Course Viewer y Video GUI</w:t>
+      </w:r>
+      <w:bookmarkEnd w:id="35"/>
+    </w:p>
+    <w:p>
+      <w:r>
+        <w:t>Time-Course Viewer inspecciona la secuencia activa y trazas ROI. Comience intensidad original con contraste neutro y fotogramas representativos. Video GUI combina vista funcional o PSC con fondo y atlas. Configure deliberadamente tiempo, signo, rango y opacidad.</w:t>
+      </w:r>
+    </w:p>
+    <w:p>
+      <w:pPr>
+        <w:pStyle w:val="ListParagraph"/>
+        <w:ind w:left="317" w:hanging="259"/>
+      </w:pPr>
+      <w:r>
+        <w:t xml:space="preserve">1. </w:t>
+      </w:r>
+      <w:r>
+        <w:t>Abra Video desde el resultado deseado y elija un fotograma representativo.</w:t>
+      </w:r>
+    </w:p>
+    <w:p>
+      <w:pPr>
+        <w:pStyle w:val="ListParagraph"/>
+        <w:ind w:left="317" w:hanging="259"/>
+      </w:pPr>
+      <w:r>
+        <w:t xml:space="preserve">2. </w:t>
+      </w:r>
+      <w:r>
+        <w:t xml:space="preserve">Abra </w:t>
+      </w:r>
+      <w:r>
+        <w:rPr>
+          <w:b/>
+        </w:rPr>
+        <w:t>Underlay</w:t>
+      </w:r>
+      <w:r>
+        <w:t xml:space="preserve"> para cargar otro fondo o un paquete de atlas correspondiente.</w:t>
+      </w:r>
+    </w:p>
+    <w:p>
+      <w:pPr>
+        <w:pStyle w:val="ListParagraph"/>
+        <w:ind w:left="317" w:hanging="259"/>
+      </w:pPr>
+      <w:r>
+        <w:t xml:space="preserve">3. </w:t>
+      </w:r>
+      <w:r>
+        <w:t>Compruebe alineación y coordenadas nativas o de atlas antes de colocar ROI.</w:t>
+      </w:r>
+    </w:p>
+    <w:p>
+      <w:pPr>
+        <w:pStyle w:val="ListParagraph"/>
+        <w:ind w:left="317" w:hanging="259"/>
+      </w:pPr>
+      <w:r>
+        <w:t xml:space="preserve">4. </w:t>
+      </w:r>
+      <w:r>
+        <w:t xml:space="preserve">Use ajustes visuales coherentes entre </w:t>
+      </w:r>
+      <w:r>
+        <w:t>adquisiciones.</w:t>
+      </w:r>
+    </w:p>
+    <w:p>
+      <w:pPr>
+        <w:pStyle w:val="ListParagraph"/>
+        <w:ind w:left="317" w:hanging="259"/>
+      </w:pPr>
+      <w:r>
+        <w:t xml:space="preserve">5. </w:t>
+      </w:r>
+      <w:r>
+        <w:t>Exporte primero una secuencia corta y revísela antes de una larga.</w:t>
+      </w:r>
+    </w:p>
+    <w:p>
+      <w:pPr>
+        <w:sectPr>
+          <w:headerReference w:type="default" r:id="rId48"/>
+          <w:footerReference w:type="default" r:id="rId49"/>
+          <w:pgSz w:w="11906" w:h="16838"/>
+          <w:pgMar w:top="1368" w:right="1008" w:bottom="1008" w:left="1008" w:header="360" w:footer="432" w:gutter="0"/>
+          <w:cols w:space="720"/>
+          <w:docGrid w:linePitch="360"/>
+        </w:sectPr>
+      </w:pPr>
+    </w:p>
+    <w:p>
+      <w:pPr>
+        <w:pStyle w:val="Heading2"/>
+      </w:pPr>
+      <w:bookmarkStart w:id="36" w:name="_Toc243479332"/>
       <w:r>
         <w:rPr>
           <w:b w:val="0"/>
@@ -7354,14 +8106,14 @@
         <w:lastRenderedPageBreak/>
         <w:t>Visualización volumétrica</w:t>
       </w:r>
-      <w:bookmarkEnd w:id="32"/>
+      <w:bookmarkEnd w:id="36"/>
     </w:p>
     <w:p>
       <w:pPr>
         <w:pStyle w:val="FigureCaption"/>
       </w:pPr>
       <w:r>
-        <w:t>Figura 7. Vistas del atlas de referencia completo</w:t>
+        <w:t>Figura 9. Vistas del atlas de referencia completo</w:t>
       </w:r>
     </w:p>
     <w:p>
@@ -7374,10 +8126,10 @@
           <w:noProof/>
         </w:rPr>
         <w:drawing>
-          <wp:inline distT="0" distB="0" distL="0" distR="0" wp14:anchorId="352EE0DD" wp14:editId="62755A25">
+          <wp:inline distT="0" distB="0" distL="0" distR="0" wp14:anchorId="4A2C3D80" wp14:editId="1E4038AF">
             <wp:extent cx="13258800" cy="4433411"/>
             <wp:effectExtent l="0" t="0" r="0" b="0"/>
-            <wp:docPr id="18" name="Picture 18" descr="Vistas del atlas de referencia completo"/>
+            <wp:docPr id="24" name="Picture 24" descr="Vistas del atlas de referencia completo"/>
             <wp:cNvGraphicFramePr>
               <a:graphicFrameLocks xmlns:a="http://schemas.openxmlformats.org/drawingml/2006/main" noChangeAspect="1"/>
             </wp:cNvGraphicFramePr>
@@ -7389,7 +8141,7 @@
                     <pic:cNvPicPr/>
                   </pic:nvPicPr>
                   <pic:blipFill>
-                    <a:blip r:embed="rId37"/>
+                    <a:blip r:embed="rId50"/>
                     <a:stretch>
                       <a:fillRect/>
                     </a:stretch>
@@ -7413,8 +8165,8 @@
     <w:p>
       <w:pPr>
         <w:sectPr>
-          <w:headerReference w:type="default" r:id="rId38"/>
-          <w:footerReference w:type="default" r:id="rId39"/>
+          <w:headerReference w:type="default" r:id="rId51"/>
+          <w:footerReference w:type="default" r:id="rId52"/>
           <w:pgSz w:w="23810" w:h="16838"/>
           <w:pgMar w:top="1368" w:right="1008" w:bottom="1008" w:left="1008" w:header="360" w:footer="432" w:gutter="0"/>
           <w:cols w:space="720"/>
@@ -7425,7 +8177,10 @@
     <w:p>
       <w:r>
         <w:lastRenderedPageBreak/>
-        <w:t>Use el complemento 3D desde Video para volumen del campo adquirido, superficies o pilas coronales. Confirme espaciado y motor adecuado. Desactive PSC para ver anatomía sola; ajuste con cuidado el umbral Doppler para no confundir soporte tenue con tejido ausente. Superficies, separaciones, escalonado y profundidad son presentación.</w:t>
+        <w:t xml:space="preserve">Use el complemento 3D desde Video para volumen del campo adquirido, </w:t>
+      </w:r>
+      <w:r>
+        <w:t>superficies o pilas coronales. Confirme espaciado y motor adecuado. Desactive PSC para ver anatomía sola; ajuste con cuidado el umbral Doppler para no confundir soporte tenue con tejido ausente. Superficies, separaciones, escalonado y profundidad son presentación.</w:t>
       </w:r>
     </w:p>
     <w:p>
@@ -7436,8 +8191,8 @@
     <w:p>
       <w:pPr>
         <w:sectPr>
-          <w:headerReference w:type="default" r:id="rId40"/>
-          <w:footerReference w:type="default" r:id="rId41"/>
+          <w:headerReference w:type="default" r:id="rId53"/>
+          <w:footerReference w:type="default" r:id="rId54"/>
           <w:pgSz w:w="11906" w:h="16838"/>
           <w:pgMar w:top="1368" w:right="1008" w:bottom="1008" w:left="1008" w:header="360" w:footer="432" w:gutter="0"/>
           <w:cols w:space="720"/>
@@ -7449,7 +8204,7 @@
       <w:pPr>
         <w:pStyle w:val="Heading1"/>
       </w:pPr>
-      <w:bookmarkStart w:id="33" w:name="_Toc242991864"/>
+      <w:bookmarkStart w:id="37" w:name="_Toc243479333"/>
       <w:r>
         <w:rPr>
           <w:b w:val="0"/>
@@ -7457,14 +8212,14 @@
         <w:lastRenderedPageBreak/>
         <w:t>16 Calcular conectividad funcional</w:t>
       </w:r>
-      <w:bookmarkEnd w:id="33"/>
+      <w:bookmarkEnd w:id="37"/>
     </w:p>
     <w:p>
       <w:pPr>
         <w:pStyle w:val="FigureCaption"/>
       </w:pPr>
       <w:r>
-        <w:t>Figura 8. Region connectivity matrix</w:t>
+        <w:t>Figura 10. Region connectivity matrix</w:t>
       </w:r>
     </w:p>
     <w:p>
@@ -7477,10 +8232,10 @@
           <w:noProof/>
         </w:rPr>
         <w:drawing>
-          <wp:inline distT="0" distB="0" distL="0" distR="0" wp14:anchorId="4B1031CE" wp14:editId="4753890C">
+          <wp:inline distT="0" distB="0" distL="0" distR="0" wp14:anchorId="20CB5B9B" wp14:editId="34860E78">
             <wp:extent cx="9464040" cy="6309360"/>
             <wp:effectExtent l="0" t="0" r="0" b="0"/>
-            <wp:docPr id="21" name="Picture 21" descr="Region connectivity matrix"/>
+            <wp:docPr id="27" name="Picture 27" descr="Region connectivity matrix"/>
             <wp:cNvGraphicFramePr>
               <a:graphicFrameLocks xmlns:a="http://schemas.openxmlformats.org/drawingml/2006/main" noChangeAspect="1"/>
             </wp:cNvGraphicFramePr>
@@ -7492,7 +8247,7 @@
                     <pic:cNvPicPr/>
                   </pic:nvPicPr>
                   <pic:blipFill>
-                    <a:blip r:embed="rId42"/>
+                    <a:blip r:embed="rId55"/>
                     <a:stretch>
                       <a:fillRect/>
                     </a:stretch>
@@ -7516,8 +8271,8 @@
     <w:p>
       <w:pPr>
         <w:sectPr>
-          <w:headerReference w:type="default" r:id="rId43"/>
-          <w:footerReference w:type="default" r:id="rId44"/>
+          <w:headerReference w:type="default" r:id="rId56"/>
+          <w:footerReference w:type="default" r:id="rId57"/>
           <w:pgSz w:w="23810" w:h="16838"/>
           <w:pgMar w:top="1368" w:right="1008" w:bottom="1008" w:left="1008" w:header="360" w:footer="432" w:gutter="0"/>
           <w:cols w:space="720"/>
@@ -7532,7 +8287,10 @@
       </w:pPr>
       <w:r>
         <w:lastRenderedPageBreak/>
-        <w:t xml:space="preserve">1. Abra </w:t>
+        <w:t xml:space="preserve">1. </w:t>
+      </w:r>
+      <w:r>
+        <w:t xml:space="preserve">Abra </w:t>
       </w:r>
       <w:r>
         <w:rPr>
@@ -7550,7 +8308,10 @@
         <w:ind w:left="317" w:hanging="259"/>
       </w:pPr>
       <w:r>
-        <w:t>2. Cargue regiones enteras correspondientes o segmentación compatible. Una imagen histológica coloreada no define pertenencia ROI.</w:t>
+        <w:t xml:space="preserve">2. </w:t>
+      </w:r>
+      <w:r>
+        <w:t>Cargue regiones enteras correspondientes o segmentación compatible. Una imagen histológica coloreada no define pertenencia ROI.</w:t>
       </w:r>
     </w:p>
     <w:p>
@@ -7559,7 +8320,10 @@
         <w:ind w:left="317" w:hanging="259"/>
       </w:pPr>
       <w:r>
-        <w:t>3. Inspeccione alineación, cobertura y recuentos de vóxeles.</w:t>
+        <w:t xml:space="preserve">3. </w:t>
+      </w:r>
+      <w:r>
+        <w:t>Inspeccione alineación, cobertura y recuentos de vóxeles.</w:t>
       </w:r>
     </w:p>
     <w:p>
@@ -7568,7 +8332,10 @@
         <w:ind w:left="317" w:hanging="259"/>
       </w:pPr>
       <w:r>
-        <w:t xml:space="preserve">4. Elija regiones fusionadas </w:t>
+        <w:t xml:space="preserve">4. </w:t>
+      </w:r>
+      <w:r>
+        <w:t xml:space="preserve">Elija regiones fusionadas </w:t>
       </w:r>
       <w:r>
         <w:rPr>
@@ -7586,7 +8353,10 @@
         <w:ind w:left="317" w:hanging="259"/>
       </w:pPr>
       <w:r>
-        <w:t>5. Seleccione adquisición, periodo e intervalo local. Verifique TR y duración utilizable.</w:t>
+        <w:t xml:space="preserve">5. </w:t>
+      </w:r>
+      <w:r>
+        <w:t>Seleccione adquisición, periodo e intervalo local. Verifique TR y duración utilizable.</w:t>
       </w:r>
     </w:p>
     <w:p>
@@ -7595,7 +8365,10 @@
         <w:ind w:left="317" w:hanging="259"/>
       </w:pPr>
       <w:r>
-        <w:t xml:space="preserve">6. Pulse </w:t>
+        <w:t xml:space="preserve">6. </w:t>
+      </w:r>
+      <w:r>
+        <w:t xml:space="preserve">Pulse </w:t>
       </w:r>
       <w:r>
         <w:rPr>
@@ -7613,7 +8386,10 @@
         <w:ind w:left="317" w:hanging="259"/>
       </w:pPr>
       <w:r>
-        <w:t>7. Revise trazas, matriz, regiones ausentes y grafo antes de exportar.</w:t>
+        <w:t xml:space="preserve">7. </w:t>
+      </w:r>
+      <w:r>
+        <w:t>Revise trazas, matriz, regiones ausentes y grafo antes de exportar.</w:t>
       </w:r>
     </w:p>
     <w:p>
@@ -7631,7 +8407,7 @@
         <w:pStyle w:val="Heading1"/>
         <w:pageBreakBefore/>
       </w:pPr>
-      <w:bookmarkStart w:id="34" w:name="_Toc242991865"/>
+      <w:bookmarkStart w:id="38" w:name="_Toc243479334"/>
       <w:r>
         <w:rPr>
           <w:b w:val="0"/>
@@ -7639,7 +8415,7 @@
         <w:lastRenderedPageBreak/>
         <w:t>17 Importar ROI a Group Analysis</w:t>
       </w:r>
-      <w:bookmarkEnd w:id="34"/>
+      <w:bookmarkEnd w:id="38"/>
     </w:p>
     <w:p>
       <w:pPr>
@@ -7647,7 +8423,10 @@
         <w:ind w:left="317" w:hanging="259"/>
       </w:pPr>
       <w:r>
-        <w:t xml:space="preserve">1. Abra </w:t>
+        <w:t xml:space="preserve">1. </w:t>
+      </w:r>
+      <w:r>
+        <w:t xml:space="preserve">Abra </w:t>
       </w:r>
       <w:r>
         <w:rPr>
@@ -7665,7 +8444,10 @@
         <w:ind w:left="317" w:hanging="259"/>
       </w:pPr>
       <w:r>
-        <w:t xml:space="preserve">2. Haga clic en </w:t>
+        <w:t xml:space="preserve">2. </w:t>
+      </w:r>
+      <w:r>
+        <w:t xml:space="preserve">Haga clic en </w:t>
       </w:r>
       <w:r>
         <w:rPr>
@@ -7683,7 +8465,10 @@
         <w:ind w:left="317" w:hanging="259"/>
       </w:pPr>
       <w:r>
-        <w:t>3. Verifique animal, grupo, condición, función y PairID contra registro experimental. Resuelva filas sin asignar.</w:t>
+        <w:t xml:space="preserve">3. </w:t>
+      </w:r>
+      <w:r>
+        <w:t>Verifique animal, grupo, condición, función y PairID contra registro experimental. Resuelva filas sin asignar.</w:t>
       </w:r>
     </w:p>
     <w:p>
@@ -7692,7 +8477,10 @@
         <w:ind w:left="317" w:hanging="259"/>
       </w:pPr>
       <w:r>
-        <w:t>4. Elija métrica e intervalo e inspeccione vista temporal.</w:t>
+        <w:t xml:space="preserve">4. </w:t>
+      </w:r>
+      <w:r>
+        <w:t>Elija métrica e intervalo e inspeccione vista temporal.</w:t>
       </w:r>
     </w:p>
     <w:p>
@@ -7701,7 +8489,10 @@
         <w:ind w:left="317" w:hanging="259"/>
       </w:pPr>
       <w:r>
-        <w:t xml:space="preserve">5. Cambie a </w:t>
+        <w:t xml:space="preserve">5. </w:t>
+      </w:r>
+      <w:r>
+        <w:t xml:space="preserve">Cambie a </w:t>
       </w:r>
       <w:r>
         <w:rPr>
@@ -7719,25 +8510,31 @@
         <w:ind w:left="317" w:hanging="259"/>
       </w:pPr>
       <w:r>
-        <w:t>6. Revise recuentos, exclusiones y multiplicidad; exporte tablas y figuras con parámetros.</w:t>
+        <w:t xml:space="preserve">6. </w:t>
+      </w:r>
+      <w:r>
+        <w:t>Revise recuentos, exclusiones y multiplicidad; exporte tablas y figuras con parámetros.</w:t>
       </w:r>
     </w:p>
     <w:p>
       <w:pPr>
         <w:pStyle w:val="Heading2"/>
       </w:pPr>
-      <w:bookmarkStart w:id="35" w:name="_Toc242991866"/>
+      <w:bookmarkStart w:id="39" w:name="_Toc243479335"/>
       <w:r>
         <w:rPr>
           <w:b w:val="0"/>
         </w:rPr>
         <w:t>Elegir métrica y unidad biológica</w:t>
       </w:r>
-      <w:bookmarkEnd w:id="35"/>
-    </w:p>
-    <w:p>
-      <w:r>
-        <w:t>Una media de intervalo fijo describe uno predefinido. La meseta máxima busca la mayor media de ventanas completas y debe considerarse exploratoria salvo predefinición independiente. Mantenga coherentes anchura y duración entre comparaciones.</w:t>
+      <w:bookmarkEnd w:id="39"/>
+    </w:p>
+    <w:p>
+      <w:r>
+        <w:t xml:space="preserve">Una media de intervalo fijo describe uno predefinido. La meseta máxima busca la mayor media de ventanas completas y </w:t>
+      </w:r>
+      <w:r>
+        <w:t>debe considerarse exploratoria salvo predefinición independiente. Mantenga coherentes anchura y duración entre comparaciones.</w:t>
       </w:r>
     </w:p>
     <w:p>
@@ -7759,7 +8556,7 @@
         <w:pStyle w:val="Heading1"/>
         <w:pageBreakBefore/>
       </w:pPr>
-      <w:bookmarkStart w:id="36" w:name="_Toc242991867"/>
+      <w:bookmarkStart w:id="40" w:name="_Toc243479336"/>
       <w:r>
         <w:rPr>
           <w:b w:val="0"/>
@@ -7767,7 +8564,7 @@
         <w:lastRenderedPageBreak/>
         <w:t>18 Usar Standardized Analysis</w:t>
       </w:r>
-      <w:bookmarkEnd w:id="36"/>
+      <w:bookmarkEnd w:id="40"/>
     </w:p>
     <w:p>
       <w:pPr>
@@ -7775,7 +8572,10 @@
         <w:ind w:left="317" w:hanging="259"/>
       </w:pPr>
       <w:r>
-        <w:t xml:space="preserve">1. Abra </w:t>
+        <w:t xml:space="preserve">1. </w:t>
+      </w:r>
+      <w:r>
+        <w:t xml:space="preserve">Abra </w:t>
       </w:r>
       <w:r>
         <w:rPr>
@@ -7793,7 +8593,10 @@
         <w:ind w:left="317" w:hanging="259"/>
       </w:pPr>
       <w:r>
-        <w:t>2. Revise pasos marcados, orden y parámetros. Pulse una fila para editar valores; use Run para incluir o excluir.</w:t>
+        <w:t xml:space="preserve">2. </w:t>
+      </w:r>
+      <w:r>
+        <w:t>Revise pasos marcados, orden y parámetros. Pulse una fila para editar valores; use Run para incluir o excluir.</w:t>
       </w:r>
     </w:p>
     <w:p>
@@ -7802,7 +8605,10 @@
         <w:ind w:left="317" w:hanging="259"/>
       </w:pPr>
       <w:r>
-        <w:t>3. Configure ventanas, reducción y cortes para la adquisición real.</w:t>
+        <w:t xml:space="preserve">3. </w:t>
+      </w:r>
+      <w:r>
+        <w:t>Configure ventanas, reducción y cortes para la adquisición real.</w:t>
       </w:r>
     </w:p>
     <w:p>
@@ -7811,7 +8617,10 @@
         <w:ind w:left="317" w:hanging="259"/>
       </w:pPr>
       <w:r>
-        <w:t>4. Ejecute y complete revisiones interactivas. Algunos pasos esperan a cerrar un visor.</w:t>
+        <w:t xml:space="preserve">4. </w:t>
+      </w:r>
+      <w:r>
+        <w:t>Ejecute y complete revisiones interactivas. Algunos pasos esperan a cerrar un visor.</w:t>
       </w:r>
     </w:p>
     <w:p>
@@ -7820,7 +8629,10 @@
         <w:ind w:left="317" w:hanging="259"/>
       </w:pPr>
       <w:r>
-        <w:t>5. Revise QC y salidas finales y guarde ajustes reales antes de más animales.</w:t>
+        <w:t xml:space="preserve">5. </w:t>
+      </w:r>
+      <w:r>
+        <w:t>Revise QC y salidas finales y guarde ajustes reales antes de más animales.</w:t>
       </w:r>
     </w:p>
     <w:p>
@@ -7838,7 +8650,7 @@
         <w:pStyle w:val="Heading1"/>
         <w:pageBreakBefore/>
       </w:pPr>
-      <w:bookmarkStart w:id="37" w:name="_Toc242991868"/>
+      <w:bookmarkStart w:id="41" w:name="_Toc243479337"/>
       <w:r>
         <w:rPr>
           <w:b w:val="0"/>
@@ -7846,7 +8658,7 @@
         <w:lastRenderedPageBreak/>
         <w:t>19 Guardar, exportar y reproducir</w:t>
       </w:r>
-      <w:bookmarkEnd w:id="37"/>
+      <w:bookmarkEnd w:id="41"/>
     </w:p>
     <w:p>
       <w:r>
@@ -7862,14 +8674,14 @@
       <w:pPr>
         <w:pStyle w:val="Heading2"/>
       </w:pPr>
-      <w:bookmarkStart w:id="38" w:name="_Toc242991869"/>
+      <w:bookmarkStart w:id="42" w:name="_Toc243479338"/>
       <w:r>
         <w:rPr>
           <w:b w:val="0"/>
         </w:rPr>
         <w:t>Lista de revisión final</w:t>
       </w:r>
-      <w:bookmarkEnd w:id="38"/>
+      <w:bookmarkEnd w:id="42"/>
     </w:p>
     <w:p>
       <w:pPr>
@@ -7877,7 +8689,10 @@
         <w:ind w:left="317" w:hanging="259"/>
       </w:pPr>
       <w:r>
-        <w:t>1. Conjunto activo y procedencia original correctos.</w:t>
+        <w:t xml:space="preserve">1. </w:t>
+      </w:r>
+      <w:r>
+        <w:t>Conjunto activo y procedencia original correctos.</w:t>
       </w:r>
     </w:p>
     <w:p>
@@ -7886,7 +8701,10 @@
         <w:ind w:left="317" w:hanging="259"/>
       </w:pPr>
       <w:r>
-        <w:t>2. Tiempos, TR, ventanas y geometría documentados.</w:t>
+        <w:t xml:space="preserve">2. </w:t>
+      </w:r>
+      <w:r>
+        <w:t>Tiempos, TR, ventanas y geometría documentados.</w:t>
       </w:r>
     </w:p>
     <w:p>
@@ -7895,7 +8713,10 @@
         <w:ind w:left="317" w:hanging="259"/>
       </w:pPr>
       <w:r>
-        <w:t>3. Decisiones QC y de componentes o filtros respaldadas.</w:t>
+        <w:t xml:space="preserve">3. </w:t>
+      </w:r>
+      <w:r>
+        <w:t>Decisiones QC y de componentes o filtros respaldadas.</w:t>
       </w:r>
     </w:p>
     <w:p>
@@ -7904,7 +8725,10 @@
         <w:ind w:left="317" w:hanging="259"/>
       </w:pPr>
       <w:r>
-        <w:t>4. Línea base, máscara, registro y soporte ROI corresponden al criterio final.</w:t>
+        <w:t xml:space="preserve">4. </w:t>
+      </w:r>
+      <w:r>
+        <w:t>Línea base, máscara, registro y soporte ROI corresponden al criterio final.</w:t>
       </w:r>
     </w:p>
     <w:p>
@@ -7913,7 +8737,10 @@
         <w:ind w:left="317" w:hanging="259"/>
       </w:pPr>
       <w:r>
-        <w:t>5. Número independiente, emparejamiento y prueba corresponden al diseño.</w:t>
+        <w:t xml:space="preserve">5. </w:t>
+      </w:r>
+      <w:r>
+        <w:t>Número independiente, emparejamiento y prueba corresponden al diseño.</w:t>
       </w:r>
     </w:p>
     <w:p>
@@ -7922,7 +8749,10 @@
         <w:ind w:left="317" w:hanging="259"/>
       </w:pPr>
       <w:r>
-        <w:t>6. Otra persona puede reabrir archivos, notas y auxiliares.</w:t>
+        <w:t xml:space="preserve">6. </w:t>
+      </w:r>
+      <w:r>
+        <w:t>Otra persona puede reabrir archivos, notas y auxiliares.</w:t>
       </w:r>
     </w:p>
     <w:p>
@@ -7930,7 +8760,7 @@
         <w:pStyle w:val="Heading1"/>
         <w:pageBreakBefore/>
       </w:pPr>
-      <w:bookmarkStart w:id="39" w:name="_Toc242991870"/>
+      <w:bookmarkStart w:id="43" w:name="_Toc243479339"/>
       <w:r>
         <w:rPr>
           <w:b w:val="0"/>
@@ -7938,7 +8768,7 @@
         <w:lastRenderedPageBreak/>
         <w:t>20 Resolver problemas comunes</w:t>
       </w:r>
-      <w:bookmarkEnd w:id="39"/>
+      <w:bookmarkEnd w:id="43"/>
     </w:p>
     <w:p>
       <w:pPr>
@@ -8085,7 +8915,10 @@
               <w:jc w:val="left"/>
             </w:pPr>
             <w:r>
-              <w:t>Fase actual, caudal de red, caché y tamaño expandido</w:t>
+              <w:t xml:space="preserve">Fase actual, caudal de red, caché y tamaño </w:t>
+            </w:r>
+            <w:r>
+              <w:t>expandido</w:t>
             </w:r>
           </w:p>
         </w:tc>
@@ -8219,7 +9052,10 @@
               <w:jc w:val="left"/>
             </w:pPr>
             <w:r>
-              <w:t>Matriz activa, límites visuales, restauración de media y eliminación excesiva</w:t>
+              <w:t xml:space="preserve">Matriz activa, límites visuales, </w:t>
+            </w:r>
+            <w:r>
+              <w:t>restauración de media y eliminación excesiva</w:t>
             </w:r>
           </w:p>
         </w:tc>
@@ -8529,7 +9365,10 @@
               <w:jc w:val="left"/>
             </w:pPr>
             <w:r>
-              <w:t>Duplicados de conjuntos o ROI contadas como animales</w:t>
+              <w:t xml:space="preserve">Duplicados de conjuntos o ROI contadas como </w:t>
+            </w:r>
+            <w:r>
+              <w:t>animales</w:t>
             </w:r>
           </w:p>
         </w:tc>
@@ -8604,7 +9443,10 @@
     </w:p>
     <w:p>
       <w:r>
-        <w:t>Al informar de problemas registre ruta activa, archivo, dimensiones, TR, acción exacta y error MATLAB completo. Una captura sirve junto con esos detalles. Reproduzca sobre original conservado antes de cambiar varias opciones.</w:t>
+        <w:t xml:space="preserve">Al informar de problemas registre ruta activa, archivo, dimensiones, TR, acción exacta y error MATLAB completo. Una captura sirve junto con esos </w:t>
+      </w:r>
+      <w:r>
+        <w:t>detalles. Reproduzca sobre original conservado antes de cambiar varias opciones.</w:t>
       </w:r>
     </w:p>
     <w:p>
@@ -8612,7 +9454,7 @@
         <w:pStyle w:val="Heading1"/>
         <w:pageBreakBefore/>
       </w:pPr>
-      <w:bookmarkStart w:id="40" w:name="_Toc242991871"/>
+      <w:bookmarkStart w:id="44" w:name="_Toc243479340"/>
       <w:r>
         <w:rPr>
           <w:b w:val="0"/>
@@ -8620,7 +9462,7 @@
         <w:lastRenderedPageBreak/>
         <w:t>21 Términos esenciales y lecturas</w:t>
       </w:r>
-      <w:bookmarkEnd w:id="40"/>
+      <w:bookmarkEnd w:id="44"/>
     </w:p>
     <w:p>
       <w:pPr>
@@ -9077,7 +9919,10 @@
               <w:jc w:val="left"/>
             </w:pPr>
             <w:r>
-              <w:t>Región de interés de pertenencia espacial definida</w:t>
+              <w:t xml:space="preserve">Región de interés de pertenencia espacial </w:t>
+            </w:r>
+            <w:r>
+              <w:t>definida</w:t>
             </w:r>
           </w:p>
         </w:tc>
@@ -9325,7 +10170,10 @@
               <w:jc w:val="left"/>
             </w:pPr>
             <w:r>
-              <w:t>Error estándar de media entre observaciones independientes incluidas</w:t>
+              <w:t xml:space="preserve">Error estándar de media entre observaciones </w:t>
+            </w:r>
+            <w:r>
+              <w:t>independientes incluidas</w:t>
             </w:r>
           </w:p>
         </w:tc>
@@ -9425,14 +10273,14 @@
       <w:pPr>
         <w:pStyle w:val="Heading2"/>
       </w:pPr>
-      <w:bookmarkStart w:id="41" w:name="_Toc242991872"/>
+      <w:bookmarkStart w:id="45" w:name="_Toc243479341"/>
       <w:r>
         <w:rPr>
           <w:b w:val="0"/>
         </w:rPr>
         <w:t>Agradecimientos</w:t>
       </w:r>
-      <w:bookmarkEnd w:id="41"/>
+      <w:bookmarkEnd w:id="45"/>
     </w:p>
     <w:p>
       <w:r>
@@ -9444,7 +10292,7 @@
         <w:pStyle w:val="Heading1"/>
         <w:pageBreakBefore/>
       </w:pPr>
-      <w:bookmarkStart w:id="42" w:name="_Toc242991873"/>
+      <w:bookmarkStart w:id="46" w:name="_Toc243479342"/>
       <w:r>
         <w:rPr>
           <w:b w:val="0"/>
@@ -9452,11 +10300,24 @@
         <w:lastRenderedPageBreak/>
         <w:t>Agradecimientos y responsabilidad</w:t>
       </w:r>
-      <w:bookmarkEnd w:id="42"/>
-    </w:p>
-    <w:p>
-      <w:r>
-        <w:t>ConfUSIus ofrece un enfoque complementario basado en Python para analizar fUSI. deConfUSIon se centra en un flujo conectado de interfaces MATLAB para investigadores que no escriben código. Se agradece a las discusiones a Samuel Le Meur-Diebolt y Felipe Cybis Pereira, desarrolladores de ConfUSIus, y a José María Martínez de Paz, del laboratorio de Émilie Macé. Los proyectos se desarrollan de forma independiente.</w:t>
+      <w:bookmarkEnd w:id="46"/>
+    </w:p>
+    <w:p>
+      <w:r>
+        <w:t>Agradecemos a Dimokratis Karamanlis y a todos los coautores de LightSuite el marco original, métodos y recursos. Cita su preprint junto con deConfUSIon y los atlas relevantes. Se publicó el 14 de octubre de 2026 y no había sido revisado por pares. Estas capturas de integración no reproducen figuras del artículo.</w:t>
+      </w:r>
+    </w:p>
+    <w:p>
+      <w:r>
+        <w:t>Karamanlis D, Xie Y, Foucher CG, Alappat M, Masood A, Dimitropoulou I, Pivron LAF, Martínez de Paz JM, Macé E, Gaspari S, El-Boustani S. LightSuite: scalable atlas registration and cell detection across the central nervous system. bioRxiv (2026). doi:10.64898/2026.10.13.757638. https://doi.org/10.64898/2026.10.13.757638</w:t>
+      </w:r>
+    </w:p>
+    <w:p>
+      <w:r>
+        <w:t xml:space="preserve">ConfUSIus provides a complementary Python-based approach to fUSI analysis. deConfUSIon emphasizes a connected MATLAB GUI workflow for researchers who do not write code. Thanks are due to </w:t>
+      </w:r>
+      <w:r>
+        <w:t>ConfUSIus developers Samuel Le Meur-Diebolt and Felipe Cybis Pereira, and José María Martínez de Paz from Émilie Macé’s laboratory, for discussions. The projects are independently developed.</w:t>
       </w:r>
     </w:p>
     <w:p>
@@ -9465,8 +10326,8 @@
       </w:r>
     </w:p>
     <w:sectPr>
-      <w:headerReference w:type="default" r:id="rId45"/>
-      <w:footerReference w:type="default" r:id="rId46"/>
+      <w:headerReference w:type="default" r:id="rId58"/>
+      <w:footerReference w:type="default" r:id="rId59"/>
       <w:pgSz w:w="11906" w:h="16838"/>
       <w:pgMar w:top="1368" w:right="1008" w:bottom="1008" w:left="1008" w:header="360" w:footer="432" w:gutter="0"/>
       <w:cols w:space="720"/>
@@ -9511,7 +10372,7 @@
       <w:rPr>
         <w:sz w:val="16"/>
       </w:rPr>
-      <w:t xml:space="preserve">Manual | 15 October 2026 | </w:t>
+      <w:t xml:space="preserve">Manual | 21 de octubre de 2026 | </w:t>
     </w:r>
     <w:r>
       <w:fldChar w:fldCharType="begin"/>
@@ -9545,7 +10406,7 @@
       <w:rPr>
         <w:sz w:val="16"/>
       </w:rPr>
-      <w:t xml:space="preserve">Manual | 15 October 2026 | </w:t>
+      <w:t xml:space="preserve">Manual | 21 de octubre de 2026 | </w:t>
     </w:r>
     <w:r>
       <w:fldChar w:fldCharType="begin"/>
@@ -9579,7 +10440,7 @@
       <w:rPr>
         <w:sz w:val="16"/>
       </w:rPr>
-      <w:t xml:space="preserve">Manual | 15 October 2026 | </w:t>
+      <w:t xml:space="preserve">Manual | 21 de octubre de 2026 | </w:t>
     </w:r>
     <w:r>
       <w:fldChar w:fldCharType="begin"/>
@@ -9613,7 +10474,7 @@
       <w:rPr>
         <w:sz w:val="16"/>
       </w:rPr>
-      <w:t xml:space="preserve">Manual | 15 October 2026 | </w:t>
+      <w:t xml:space="preserve">Manual | 21 de octubre de 2026 | </w:t>
     </w:r>
     <w:r>
       <w:fldChar w:fldCharType="begin"/>
@@ -9628,7 +10489,7 @@
       <w:rPr>
         <w:noProof/>
       </w:rPr>
-      <w:t>27</w:t>
+      <w:t>26</w:t>
     </w:r>
     <w:r>
       <w:fldChar w:fldCharType="end"/>
@@ -9647,7 +10508,7 @@
       <w:rPr>
         <w:sz w:val="16"/>
       </w:rPr>
-      <w:t xml:space="preserve">Manual | 15 October 2026 | </w:t>
+      <w:t xml:space="preserve">Manual | 21 de octubre de 2026 | </w:t>
     </w:r>
     <w:r>
       <w:fldChar w:fldCharType="begin"/>
@@ -9662,7 +10523,7 @@
       <w:rPr>
         <w:noProof/>
       </w:rPr>
-      <w:t>28</w:t>
+      <w:t>27</w:t>
     </w:r>
     <w:r>
       <w:fldChar w:fldCharType="end"/>
@@ -9681,7 +10542,7 @@
       <w:rPr>
         <w:sz w:val="16"/>
       </w:rPr>
-      <w:t xml:space="preserve">Manual | 15 October 2026 | </w:t>
+      <w:t xml:space="preserve">Manual | 21 de octubre de 2026 | </w:t>
     </w:r>
     <w:r>
       <w:fldChar w:fldCharType="begin"/>
@@ -9696,7 +10557,7 @@
       <w:rPr>
         <w:noProof/>
       </w:rPr>
-      <w:t>29</w:t>
+      <w:t>28</w:t>
     </w:r>
     <w:r>
       <w:fldChar w:fldCharType="end"/>
@@ -9715,7 +10576,7 @@
       <w:rPr>
         <w:sz w:val="16"/>
       </w:rPr>
-      <w:t xml:space="preserve">Manual | 15 October 2026 | </w:t>
+      <w:t xml:space="preserve">Manual | 21 de octubre de 2026 | </w:t>
     </w:r>
     <w:r>
       <w:fldChar w:fldCharType="begin"/>
@@ -9730,7 +10591,143 @@
       <w:rPr>
         <w:noProof/>
       </w:rPr>
-      <w:t>30</w:t>
+      <w:t>29</w:t>
+    </w:r>
+    <w:r>
+      <w:fldChar w:fldCharType="end"/>
+    </w:r>
+  </w:p>
+</w:ftr>
+</file>
+
+<file path=word/footer16.xml><?xml version="1.0" encoding="utf-8"?>
+<w:ftr xmlns:wpc="http://schemas.microsoft.com/office/word/2010/wordprocessingCanvas" xmlns:cx="http://schemas.microsoft.com/office/drawing/2014/chartex" xmlns:cx1="http://schemas.microsoft.com/office/drawing/2015/9/8/chartex" xmlns:cx2="http://schemas.microsoft.com/office/drawing/2015/10/21/chartex" xmlns:cx3="http://schemas.microsoft.com/office/drawing/2016/5/9/chartex" xmlns:cx4="http://schemas.microsoft.com/office/drawing/2016/5/10/chartex" xmlns:cx5="http://schemas.microsoft.com/office/drawing/2016/5/11/chartex" xmlns:cx6="http://schemas.microsoft.com/office/drawing/2016/5/12/chartex" xmlns:cx7="http://schemas.microsoft.com/office/drawing/2016/5/13/chartex" xmlns:cx8="http://schemas.microsoft.com/office/drawing/2016/5/14/chartex" xmlns:mc="http://schemas.openxmlformats.org/markup-compatibility/2006" xmlns:aink="http://schemas.microsoft.com/office/drawing/2016/ink" xmlns:am3d="http://schemas.microsoft.com/office/drawing/2017/model3d" xmlns:o="urn:schemas-microsoft-com:office:office" xmlns:oel="http://schemas.microsoft.com/office/2019/extlst" xmlns:r="http://schemas.openxmlformats.org/officeDocument/2006/relationships" xmlns:m="http://schemas.openxmlformats.org/officeDocument/2006/math" xmlns:v="urn:schemas-microsoft-com:vml" xmlns:wp14="http://schemas.microsoft.com/office/word/2010/wordprocessingDrawing" xmlns:wp="http://schemas.openxmlformats.org/drawingml/2006/wordprocessingDrawing" xmlns:w10="urn:schemas-microsoft-com:office:word" xmlns:w="http://schemas.openxmlformats.org/wordprocessingml/2006/main" xmlns:w14="http://schemas.microsoft.com/office/word/2010/wordml" xmlns:w15="http://schemas.microsoft.com/office/word/2012/wordml" xmlns:w16cex="http://schemas.microsoft.com/office/word/2018/wordml/cex" xmlns:w16cid="http://schemas.microsoft.com/office/word/2016/wordml/cid" xmlns:w16="http://schemas.microsoft.com/office/word/2018/wordml" xmlns:w16sdtdh="http://schemas.microsoft.com/office/word/2020/wordml/sdtdatahash" xmlns:w16se="http://schemas.microsoft.com/office/word/2015/wordml/symex" xmlns:wpg="http://schemas.microsoft.com/office/word/2010/wordprocessingGroup" xmlns:wpi="http://schemas.microsoft.com/office/word/2010/wordprocessingInk" xmlns:wne="http://schemas.microsoft.com/office/word/2006/wordml" xmlns:wps="http://schemas.microsoft.com/office/word/2010/wordprocessingShape" mc:Ignorable="w14 w15 w16se w16cid w16 w16cex w16sdtdh wp14">
+  <w:p>
+    <w:pPr>
+      <w:jc w:val="right"/>
+    </w:pPr>
+    <w:r>
+      <w:rPr>
+        <w:sz w:val="16"/>
+      </w:rPr>
+      <w:t xml:space="preserve">Manual | 21 de octubre de 2026 | </w:t>
+    </w:r>
+    <w:r>
+      <w:fldChar w:fldCharType="begin"/>
+    </w:r>
+    <w:r>
+      <w:instrText xml:space="preserve"> PAGE </w:instrText>
+    </w:r>
+    <w:r>
+      <w:fldChar w:fldCharType="separate"/>
+    </w:r>
+    <w:r>
+      <w:rPr>
+        <w:noProof/>
+      </w:rPr>
+      <w:t>32</w:t>
+    </w:r>
+    <w:r>
+      <w:fldChar w:fldCharType="end"/>
+    </w:r>
+  </w:p>
+</w:ftr>
+</file>
+
+<file path=word/footer17.xml><?xml version="1.0" encoding="utf-8"?>
+<w:ftr xmlns:wpc="http://schemas.microsoft.com/office/word/2010/wordprocessingCanvas" xmlns:cx="http://schemas.microsoft.com/office/drawing/2014/chartex" xmlns:cx1="http://schemas.microsoft.com/office/drawing/2015/9/8/chartex" xmlns:cx2="http://schemas.microsoft.com/office/drawing/2015/10/21/chartex" xmlns:cx3="http://schemas.microsoft.com/office/drawing/2016/5/9/chartex" xmlns:cx4="http://schemas.microsoft.com/office/drawing/2016/5/10/chartex" xmlns:cx5="http://schemas.microsoft.com/office/drawing/2016/5/11/chartex" xmlns:cx6="http://schemas.microsoft.com/office/drawing/2016/5/12/chartex" xmlns:cx7="http://schemas.microsoft.com/office/drawing/2016/5/13/chartex" xmlns:cx8="http://schemas.microsoft.com/office/drawing/2016/5/14/chartex" xmlns:mc="http://schemas.openxmlformats.org/markup-compatibility/2006" xmlns:aink="http://schemas.microsoft.com/office/drawing/2016/ink" xmlns:am3d="http://schemas.microsoft.com/office/drawing/2017/model3d" xmlns:o="urn:schemas-microsoft-com:office:office" xmlns:oel="http://schemas.microsoft.com/office/2019/extlst" xmlns:r="http://schemas.openxmlformats.org/officeDocument/2006/relationships" xmlns:m="http://schemas.openxmlformats.org/officeDocument/2006/math" xmlns:v="urn:schemas-microsoft-com:vml" xmlns:wp14="http://schemas.microsoft.com/office/word/2010/wordprocessingDrawing" xmlns:wp="http://schemas.openxmlformats.org/drawingml/2006/wordprocessingDrawing" xmlns:w10="urn:schemas-microsoft-com:office:word" xmlns:w="http://schemas.openxmlformats.org/wordprocessingml/2006/main" xmlns:w14="http://schemas.microsoft.com/office/word/2010/wordml" xmlns:w15="http://schemas.microsoft.com/office/word/2012/wordml" xmlns:w16cex="http://schemas.microsoft.com/office/word/2018/wordml/cex" xmlns:w16cid="http://schemas.microsoft.com/office/word/2016/wordml/cid" xmlns:w16="http://schemas.microsoft.com/office/word/2018/wordml" xmlns:w16sdtdh="http://schemas.microsoft.com/office/word/2020/wordml/sdtdatahash" xmlns:w16se="http://schemas.microsoft.com/office/word/2015/wordml/symex" xmlns:wpg="http://schemas.microsoft.com/office/word/2010/wordprocessingGroup" xmlns:wpi="http://schemas.microsoft.com/office/word/2010/wordprocessingInk" xmlns:wne="http://schemas.microsoft.com/office/word/2006/wordml" xmlns:wps="http://schemas.microsoft.com/office/word/2010/wordprocessingShape" mc:Ignorable="w14 w15 w16se w16cid w16 w16cex w16sdtdh wp14">
+  <w:p>
+    <w:pPr>
+      <w:jc w:val="right"/>
+    </w:pPr>
+    <w:r>
+      <w:rPr>
+        <w:sz w:val="16"/>
+      </w:rPr>
+      <w:t xml:space="preserve">Manual | 21 de octubre de 2026 | </w:t>
+    </w:r>
+    <w:r>
+      <w:fldChar w:fldCharType="begin"/>
+    </w:r>
+    <w:r>
+      <w:instrText xml:space="preserve"> PAGE </w:instrText>
+    </w:r>
+    <w:r>
+      <w:fldChar w:fldCharType="separate"/>
+    </w:r>
+    <w:r>
+      <w:rPr>
+        <w:noProof/>
+      </w:rPr>
+      <w:t>33</w:t>
+    </w:r>
+    <w:r>
+      <w:fldChar w:fldCharType="end"/>
+    </w:r>
+  </w:p>
+</w:ftr>
+</file>
+
+<file path=word/footer18.xml><?xml version="1.0" encoding="utf-8"?>
+<w:ftr xmlns:wpc="http://schemas.microsoft.com/office/word/2010/wordprocessingCanvas" xmlns:cx="http://schemas.microsoft.com/office/drawing/2014/chartex" xmlns:cx1="http://schemas.microsoft.com/office/drawing/2015/9/8/chartex" xmlns:cx2="http://schemas.microsoft.com/office/drawing/2015/10/21/chartex" xmlns:cx3="http://schemas.microsoft.com/office/drawing/2016/5/9/chartex" xmlns:cx4="http://schemas.microsoft.com/office/drawing/2016/5/10/chartex" xmlns:cx5="http://schemas.microsoft.com/office/drawing/2016/5/11/chartex" xmlns:cx6="http://schemas.microsoft.com/office/drawing/2016/5/12/chartex" xmlns:cx7="http://schemas.microsoft.com/office/drawing/2016/5/13/chartex" xmlns:cx8="http://schemas.microsoft.com/office/drawing/2016/5/14/chartex" xmlns:mc="http://schemas.openxmlformats.org/markup-compatibility/2006" xmlns:aink="http://schemas.microsoft.com/office/drawing/2016/ink" xmlns:am3d="http://schemas.microsoft.com/office/drawing/2017/model3d" xmlns:o="urn:schemas-microsoft-com:office:office" xmlns:oel="http://schemas.microsoft.com/office/2019/extlst" xmlns:r="http://schemas.openxmlformats.org/officeDocument/2006/relationships" xmlns:m="http://schemas.openxmlformats.org/officeDocument/2006/math" xmlns:v="urn:schemas-microsoft-com:vml" xmlns:wp14="http://schemas.microsoft.com/office/word/2010/wordprocessingDrawing" xmlns:wp="http://schemas.openxmlformats.org/drawingml/2006/wordprocessingDrawing" xmlns:w10="urn:schemas-microsoft-com:office:word" xmlns:w="http://schemas.openxmlformats.org/wordprocessingml/2006/main" xmlns:w14="http://schemas.microsoft.com/office/word/2010/wordml" xmlns:w15="http://schemas.microsoft.com/office/word/2012/wordml" xmlns:w16cex="http://schemas.microsoft.com/office/word/2018/wordml/cex" xmlns:w16cid="http://schemas.microsoft.com/office/word/2016/wordml/cid" xmlns:w16="http://schemas.microsoft.com/office/word/2018/wordml" xmlns:w16sdtdh="http://schemas.microsoft.com/office/word/2020/wordml/sdtdatahash" xmlns:w16se="http://schemas.microsoft.com/office/word/2015/wordml/symex" xmlns:wpg="http://schemas.microsoft.com/office/word/2010/wordprocessingGroup" xmlns:wpi="http://schemas.microsoft.com/office/word/2010/wordprocessingInk" xmlns:wne="http://schemas.microsoft.com/office/word/2006/wordml" xmlns:wps="http://schemas.microsoft.com/office/word/2010/wordprocessingShape" mc:Ignorable="w14 w15 w16se w16cid w16 w16cex w16sdtdh wp14">
+  <w:p>
+    <w:pPr>
+      <w:jc w:val="right"/>
+    </w:pPr>
+    <w:r>
+      <w:rPr>
+        <w:sz w:val="16"/>
+      </w:rPr>
+      <w:t xml:space="preserve">Manual | 21 de octubre de 2026 | </w:t>
+    </w:r>
+    <w:r>
+      <w:fldChar w:fldCharType="begin"/>
+    </w:r>
+    <w:r>
+      <w:instrText xml:space="preserve"> PAGE </w:instrText>
+    </w:r>
+    <w:r>
+      <w:fldChar w:fldCharType="separate"/>
+    </w:r>
+    <w:r>
+      <w:rPr>
+        <w:noProof/>
+      </w:rPr>
+      <w:t>34</w:t>
+    </w:r>
+    <w:r>
+      <w:fldChar w:fldCharType="end"/>
+    </w:r>
+  </w:p>
+</w:ftr>
+</file>
+
+<file path=word/footer19.xml><?xml version="1.0" encoding="utf-8"?>
+<w:ftr xmlns:wpc="http://schemas.microsoft.com/office/word/2010/wordprocessingCanvas" xmlns:cx="http://schemas.microsoft.com/office/drawing/2014/chartex" xmlns:cx1="http://schemas.microsoft.com/office/drawing/2015/9/8/chartex" xmlns:cx2="http://schemas.microsoft.com/office/drawing/2015/10/21/chartex" xmlns:cx3="http://schemas.microsoft.com/office/drawing/2016/5/9/chartex" xmlns:cx4="http://schemas.microsoft.com/office/drawing/2016/5/10/chartex" xmlns:cx5="http://schemas.microsoft.com/office/drawing/2016/5/11/chartex" xmlns:cx6="http://schemas.microsoft.com/office/drawing/2016/5/12/chartex" xmlns:cx7="http://schemas.microsoft.com/office/drawing/2016/5/13/chartex" xmlns:cx8="http://schemas.microsoft.com/office/drawing/2016/5/14/chartex" xmlns:mc="http://schemas.openxmlformats.org/markup-compatibility/2006" xmlns:aink="http://schemas.microsoft.com/office/drawing/2016/ink" xmlns:am3d="http://schemas.microsoft.com/office/drawing/2017/model3d" xmlns:o="urn:schemas-microsoft-com:office:office" xmlns:oel="http://schemas.microsoft.com/office/2019/extlst" xmlns:r="http://schemas.openxmlformats.org/officeDocument/2006/relationships" xmlns:m="http://schemas.openxmlformats.org/officeDocument/2006/math" xmlns:v="urn:schemas-microsoft-com:vml" xmlns:wp14="http://schemas.microsoft.com/office/word/2010/wordprocessingDrawing" xmlns:wp="http://schemas.openxmlformats.org/drawingml/2006/wordprocessingDrawing" xmlns:w10="urn:schemas-microsoft-com:office:word" xmlns:w="http://schemas.openxmlformats.org/wordprocessingml/2006/main" xmlns:w14="http://schemas.microsoft.com/office/word/2010/wordml" xmlns:w15="http://schemas.microsoft.com/office/word/2012/wordml" xmlns:w16cex="http://schemas.microsoft.com/office/word/2018/wordml/cex" xmlns:w16cid="http://schemas.microsoft.com/office/word/2016/wordml/cid" xmlns:w16="http://schemas.microsoft.com/office/word/2018/wordml" xmlns:w16sdtdh="http://schemas.microsoft.com/office/word/2020/wordml/sdtdatahash" xmlns:w16se="http://schemas.microsoft.com/office/word/2015/wordml/symex" xmlns:wpg="http://schemas.microsoft.com/office/word/2010/wordprocessingGroup" xmlns:wpi="http://schemas.microsoft.com/office/word/2010/wordprocessingInk" xmlns:wne="http://schemas.microsoft.com/office/word/2006/wordml" xmlns:wps="http://schemas.microsoft.com/office/word/2010/wordprocessingShape" mc:Ignorable="w14 w15 w16se w16cid w16 w16cex w16sdtdh wp14">
+  <w:p>
+    <w:pPr>
+      <w:jc w:val="right"/>
+    </w:pPr>
+    <w:r>
+      <w:rPr>
+        <w:sz w:val="16"/>
+      </w:rPr>
+      <w:t xml:space="preserve">Manual | 21 de octubre de 2026 | </w:t>
+    </w:r>
+    <w:r>
+      <w:fldChar w:fldCharType="begin"/>
+    </w:r>
+    <w:r>
+      <w:instrText xml:space="preserve"> PAGE </w:instrText>
+    </w:r>
+    <w:r>
+      <w:fldChar w:fldCharType="separate"/>
+    </w:r>
+    <w:r>
+      <w:rPr>
+        <w:noProof/>
+      </w:rPr>
+      <w:t>35</w:t>
     </w:r>
     <w:r>
       <w:fldChar w:fldCharType="end"/>
@@ -9749,7 +10746,7 @@
       <w:rPr>
         <w:sz w:val="16"/>
       </w:rPr>
-      <w:t xml:space="preserve">Manual | 15 October 2026 | </w:t>
+      <w:t xml:space="preserve">Manual | 21 de octubre de 2026 | </w:t>
     </w:r>
     <w:r>
       <w:fldChar w:fldCharType="begin"/>
@@ -9783,7 +10780,7 @@
       <w:rPr>
         <w:sz w:val="16"/>
       </w:rPr>
-      <w:t xml:space="preserve">Manual | 15 October 2026 | </w:t>
+      <w:t xml:space="preserve">Manual | 21 de octubre de 2026 | </w:t>
     </w:r>
     <w:r>
       <w:fldChar w:fldCharType="begin"/>
@@ -9817,7 +10814,7 @@
       <w:rPr>
         <w:sz w:val="16"/>
       </w:rPr>
-      <w:t xml:space="preserve">Manual | 15 October 2026 | </w:t>
+      <w:t xml:space="preserve">Manual | 21 de octubre de 2026 | </w:t>
     </w:r>
     <w:r>
       <w:fldChar w:fldCharType="begin"/>
@@ -9851,7 +10848,7 @@
       <w:rPr>
         <w:sz w:val="16"/>
       </w:rPr>
-      <w:t xml:space="preserve">Manual | 15 October 2026 | </w:t>
+      <w:t xml:space="preserve">Manual | 21 de octubre de 2026 | </w:t>
     </w:r>
     <w:r>
       <w:fldChar w:fldCharType="begin"/>
@@ -9885,7 +10882,7 @@
       <w:rPr>
         <w:sz w:val="16"/>
       </w:rPr>
-      <w:t xml:space="preserve">Manual | 15 October 2026 | </w:t>
+      <w:t xml:space="preserve">Manual | 21 de octubre de 2026 | </w:t>
     </w:r>
     <w:r>
       <w:fldChar w:fldCharType="begin"/>
@@ -9919,7 +10916,7 @@
       <w:rPr>
         <w:sz w:val="16"/>
       </w:rPr>
-      <w:t xml:space="preserve">Manual | 15 October 2026 | </w:t>
+      <w:t xml:space="preserve">Manual | 21 de octubre de 2026 | </w:t>
     </w:r>
     <w:r>
       <w:fldChar w:fldCharType="begin"/>
@@ -9953,7 +10950,7 @@
       <w:rPr>
         <w:sz w:val="16"/>
       </w:rPr>
-      <w:t xml:space="preserve">Manual | 15 October 2026 | </w:t>
+      <w:t xml:space="preserve">Manual | 21 de octubre de 2026 | </w:t>
     </w:r>
     <w:r>
       <w:fldChar w:fldCharType="begin"/>
@@ -9987,7 +10984,7 @@
       <w:rPr>
         <w:sz w:val="16"/>
       </w:rPr>
-      <w:t xml:space="preserve">Manual | 15 October 2026 | </w:t>
+      <w:t xml:space="preserve">Manual | 21 de octubre de 2026 | </w:t>
     </w:r>
     <w:r>
       <w:fldChar w:fldCharType="begin"/>
@@ -10065,7 +11062,7 @@
               <w:sz w:val="18"/>
             </w:rPr>
             <w:drawing>
-              <wp:inline distT="0" distB="0" distL="0" distR="0" wp14:anchorId="4A0D969E" wp14:editId="0657F608">
+              <wp:inline distT="0" distB="0" distL="0" distR="0" wp14:anchorId="034FB751" wp14:editId="24384192">
                 <wp:extent cx="283464" cy="283464"/>
                 <wp:effectExtent l="0" t="0" r="0" b="0"/>
                 <wp:docPr id="1" name="Picture 1"/>
@@ -10191,7 +11188,7 @@
               <w:sz w:val="18"/>
             </w:rPr>
             <w:drawing>
-              <wp:inline distT="0" distB="0" distL="0" distR="0" wp14:anchorId="1BFAD452" wp14:editId="00B00FCE">
+              <wp:inline distT="0" distB="0" distL="0" distR="0" wp14:anchorId="4B75306D" wp14:editId="69CFA5A8">
                 <wp:extent cx="283464" cy="283464"/>
                 <wp:effectExtent l="0" t="0" r="0" b="0"/>
                 <wp:docPr id="16" name="Picture 16"/>
@@ -10317,7 +11314,7 @@
               <w:sz w:val="18"/>
             </w:rPr>
             <w:drawing>
-              <wp:inline distT="0" distB="0" distL="0" distR="0" wp14:anchorId="7D5B0648" wp14:editId="280CFE0E">
+              <wp:inline distT="0" distB="0" distL="0" distR="0" wp14:anchorId="5E1309A0" wp14:editId="1B653909">
                 <wp:extent cx="283464" cy="283464"/>
                 <wp:effectExtent l="0" t="0" r="0" b="0"/>
                 <wp:docPr id="17" name="Picture 17"/>
@@ -10443,7 +11440,7 @@
               <w:sz w:val="18"/>
             </w:rPr>
             <w:drawing>
-              <wp:inline distT="0" distB="0" distL="0" distR="0" wp14:anchorId="157B34E2" wp14:editId="32A874C1">
+              <wp:inline distT="0" distB="0" distL="0" distR="0" wp14:anchorId="1549D60E" wp14:editId="4CA58B03">
                 <wp:extent cx="283464" cy="283464"/>
                 <wp:effectExtent l="0" t="0" r="0" b="0"/>
                 <wp:docPr id="19" name="Picture 19"/>
@@ -10569,7 +11566,7 @@
               <w:sz w:val="18"/>
             </w:rPr>
             <w:drawing>
-              <wp:inline distT="0" distB="0" distL="0" distR="0" wp14:anchorId="0393E1DD" wp14:editId="5B4C9547">
+              <wp:inline distT="0" distB="0" distL="0" distR="0" wp14:anchorId="05D2C736" wp14:editId="02312349">
                 <wp:extent cx="283464" cy="283464"/>
                 <wp:effectExtent l="0" t="0" r="0" b="0"/>
                 <wp:docPr id="20" name="Picture 20"/>
@@ -10695,7 +11692,7 @@
               <w:sz w:val="18"/>
             </w:rPr>
             <w:drawing>
-              <wp:inline distT="0" distB="0" distL="0" distR="0" wp14:anchorId="2407B543" wp14:editId="56C19777">
+              <wp:inline distT="0" distB="0" distL="0" distR="0" wp14:anchorId="322351A1" wp14:editId="0FFF6A7B">
                 <wp:extent cx="283464" cy="283464"/>
                 <wp:effectExtent l="0" t="0" r="0" b="0"/>
                 <wp:docPr id="22" name="Picture 22"/>
@@ -10821,10 +11818,514 @@
               <w:sz w:val="18"/>
             </w:rPr>
             <w:drawing>
-              <wp:inline distT="0" distB="0" distL="0" distR="0" wp14:anchorId="4EBB325C" wp14:editId="7E87D859">
+              <wp:inline distT="0" distB="0" distL="0" distR="0" wp14:anchorId="54A4A4C2" wp14:editId="4B518988">
                 <wp:extent cx="283464" cy="283464"/>
                 <wp:effectExtent l="0" t="0" r="0" b="0"/>
                 <wp:docPr id="23" name="Picture 23"/>
+                <wp:cNvGraphicFramePr>
+                  <a:graphicFrameLocks xmlns:a="http://schemas.openxmlformats.org/drawingml/2006/main" noChangeAspect="1"/>
+                </wp:cNvGraphicFramePr>
+                <a:graphic xmlns:a="http://schemas.openxmlformats.org/drawingml/2006/main">
+                  <a:graphicData uri="http://schemas.openxmlformats.org/drawingml/2006/picture">
+                    <pic:pic xmlns:pic="http://schemas.openxmlformats.org/drawingml/2006/picture">
+                      <pic:nvPicPr>
+                        <pic:cNvPr id="0" name="brand_left_ppt.png"/>
+                        <pic:cNvPicPr/>
+                      </pic:nvPicPr>
+                      <pic:blipFill>
+                        <a:blip r:embed="rId1"/>
+                        <a:stretch>
+                          <a:fillRect/>
+                        </a:stretch>
+                      </pic:blipFill>
+                      <pic:spPr>
+                        <a:xfrm>
+                          <a:off x="0" y="0"/>
+                          <a:ext cx="283464" cy="283464"/>
+                        </a:xfrm>
+                        <a:prstGeom prst="rect">
+                          <a:avLst/>
+                        </a:prstGeom>
+                      </pic:spPr>
+                    </pic:pic>
+                  </a:graphicData>
+                </a:graphic>
+              </wp:inline>
+            </w:drawing>
+          </w:r>
+          <w:r>
+            <w:rPr>
+              <w:b/>
+              <w:sz w:val="18"/>
+            </w:rPr>
+            <w:t xml:space="preserve"> deConfUSIon</w:t>
+          </w:r>
+        </w:p>
+      </w:tc>
+      <w:tc>
+        <w:tcPr>
+          <w:tcW w:w="3758" w:type="dxa"/>
+          <w:vAlign w:val="center"/>
+        </w:tcPr>
+        <w:p>
+          <w:pPr>
+            <w:spacing w:after="0" w:line="240" w:lineRule="auto"/>
+            <w:jc w:val="center"/>
+          </w:pPr>
+          <w:r>
+            <w:rPr>
+              <w:sz w:val="18"/>
+            </w:rPr>
+            <w:t>by Soner Caner Cagun</w:t>
+          </w:r>
+        </w:p>
+      </w:tc>
+      <w:tc>
+        <w:tcPr>
+          <w:tcW w:w="3264" w:type="dxa"/>
+          <w:vAlign w:val="center"/>
+        </w:tcPr>
+        <w:p>
+          <w:pPr>
+            <w:spacing w:after="0" w:line="240" w:lineRule="auto"/>
+            <w:jc w:val="right"/>
+          </w:pPr>
+          <w:r>
+            <w:rPr>
+              <w:sz w:val="18"/>
+            </w:rPr>
+            <w:t>MPI for Biological</w:t>
+          </w:r>
+          <w:r>
+            <w:rPr>
+              <w:sz w:val="18"/>
+            </w:rPr>
+            <w:br/>
+            <w:t>Cybernetics</w:t>
+          </w:r>
+        </w:p>
+      </w:tc>
+    </w:tr>
+  </w:tbl>
+  <w:p>
+    <w:pPr>
+      <w:spacing w:after="0"/>
+    </w:pPr>
+  </w:p>
+</w:hdr>
+</file>
+
+<file path=word/header16.xml><?xml version="1.0" encoding="utf-8"?>
+<w:hdr xmlns:wpc="http://schemas.microsoft.com/office/word/2010/wordprocessingCanvas" xmlns:cx="http://schemas.microsoft.com/office/drawing/2014/chartex" xmlns:cx1="http://schemas.microsoft.com/office/drawing/2015/9/8/chartex" xmlns:cx2="http://schemas.microsoft.com/office/drawing/2015/10/21/chartex" xmlns:cx3="http://schemas.microsoft.com/office/drawing/2016/5/9/chartex" xmlns:cx4="http://schemas.microsoft.com/office/drawing/2016/5/10/chartex" xmlns:cx5="http://schemas.microsoft.com/office/drawing/2016/5/11/chartex" xmlns:cx6="http://schemas.microsoft.com/office/drawing/2016/5/12/chartex" xmlns:cx7="http://schemas.microsoft.com/office/drawing/2016/5/13/chartex" xmlns:cx8="http://schemas.microsoft.com/office/drawing/2016/5/14/chartex" xmlns:mc="http://schemas.openxmlformats.org/markup-compatibility/2006" xmlns:aink="http://schemas.microsoft.com/office/drawing/2016/ink" xmlns:am3d="http://schemas.microsoft.com/office/drawing/2017/model3d" xmlns:o="urn:schemas-microsoft-com:office:office" xmlns:oel="http://schemas.microsoft.com/office/2019/extlst" xmlns:r="http://schemas.openxmlformats.org/officeDocument/2006/relationships" xmlns:m="http://schemas.openxmlformats.org/officeDocument/2006/math" xmlns:v="urn:schemas-microsoft-com:vml" xmlns:wp14="http://schemas.microsoft.com/office/word/2010/wordprocessingDrawing" xmlns:wp="http://schemas.openxmlformats.org/drawingml/2006/wordprocessingDrawing" xmlns:w10="urn:schemas-microsoft-com:office:word" xmlns:w="http://schemas.openxmlformats.org/wordprocessingml/2006/main" xmlns:w14="http://schemas.microsoft.com/office/word/2010/wordml" xmlns:w15="http://schemas.microsoft.com/office/word/2012/wordml" xmlns:w16cex="http://schemas.microsoft.com/office/word/2018/wordml/cex" xmlns:w16cid="http://schemas.microsoft.com/office/word/2016/wordml/cid" xmlns:w16="http://schemas.microsoft.com/office/word/2018/wordml" xmlns:w16sdtdh="http://schemas.microsoft.com/office/word/2020/wordml/sdtdatahash" xmlns:w16se="http://schemas.microsoft.com/office/word/2015/wordml/symex" xmlns:wpg="http://schemas.microsoft.com/office/word/2010/wordprocessingGroup" xmlns:wpi="http://schemas.microsoft.com/office/word/2010/wordprocessingInk" xmlns:wne="http://schemas.microsoft.com/office/word/2006/wordml" xmlns:wps="http://schemas.microsoft.com/office/word/2010/wordprocessingShape" mc:Ignorable="w14 w15 w16se w16cid w16 w16cex w16sdtdh wp14">
+  <w:tbl>
+    <w:tblPr>
+      <w:tblW w:w="0" w:type="auto"/>
+      <w:tblLayout w:type="fixed"/>
+      <w:tblLook w:val="04A0" w:firstRow="1" w:lastRow="0" w:firstColumn="1" w:lastColumn="0" w:noHBand="0" w:noVBand="1"/>
+    </w:tblPr>
+    <w:tblGrid>
+      <w:gridCol w:w="6320"/>
+      <w:gridCol w:w="8282"/>
+      <w:gridCol w:w="7192"/>
+    </w:tblGrid>
+    <w:tr>
+      <w:tc>
+        <w:tcPr>
+          <w:tcW w:w="6320" w:type="dxa"/>
+          <w:vAlign w:val="center"/>
+        </w:tcPr>
+        <w:p>
+          <w:pPr>
+            <w:spacing w:after="0" w:line="240" w:lineRule="auto"/>
+          </w:pPr>
+          <w:r>
+            <w:rPr>
+              <w:noProof/>
+              <w:sz w:val="18"/>
+            </w:rPr>
+            <w:drawing>
+              <wp:inline distT="0" distB="0" distL="0" distR="0" wp14:anchorId="12160532" wp14:editId="71D1FA05">
+                <wp:extent cx="283464" cy="283464"/>
+                <wp:effectExtent l="0" t="0" r="0" b="0"/>
+                <wp:docPr id="25" name="Picture 25"/>
+                <wp:cNvGraphicFramePr>
+                  <a:graphicFrameLocks xmlns:a="http://schemas.openxmlformats.org/drawingml/2006/main" noChangeAspect="1"/>
+                </wp:cNvGraphicFramePr>
+                <a:graphic xmlns:a="http://schemas.openxmlformats.org/drawingml/2006/main">
+                  <a:graphicData uri="http://schemas.openxmlformats.org/drawingml/2006/picture">
+                    <pic:pic xmlns:pic="http://schemas.openxmlformats.org/drawingml/2006/picture">
+                      <pic:nvPicPr>
+                        <pic:cNvPr id="0" name="brand_left_ppt.png"/>
+                        <pic:cNvPicPr/>
+                      </pic:nvPicPr>
+                      <pic:blipFill>
+                        <a:blip r:embed="rId1"/>
+                        <a:stretch>
+                          <a:fillRect/>
+                        </a:stretch>
+                      </pic:blipFill>
+                      <pic:spPr>
+                        <a:xfrm>
+                          <a:off x="0" y="0"/>
+                          <a:ext cx="283464" cy="283464"/>
+                        </a:xfrm>
+                        <a:prstGeom prst="rect">
+                          <a:avLst/>
+                        </a:prstGeom>
+                      </pic:spPr>
+                    </pic:pic>
+                  </a:graphicData>
+                </a:graphic>
+              </wp:inline>
+            </w:drawing>
+          </w:r>
+          <w:r>
+            <w:rPr>
+              <w:b/>
+              <w:sz w:val="18"/>
+            </w:rPr>
+            <w:t xml:space="preserve"> deConfUSIon</w:t>
+          </w:r>
+        </w:p>
+      </w:tc>
+      <w:tc>
+        <w:tcPr>
+          <w:tcW w:w="8282" w:type="dxa"/>
+          <w:vAlign w:val="center"/>
+        </w:tcPr>
+        <w:p>
+          <w:pPr>
+            <w:spacing w:after="0" w:line="240" w:lineRule="auto"/>
+            <w:jc w:val="center"/>
+          </w:pPr>
+          <w:r>
+            <w:rPr>
+              <w:sz w:val="18"/>
+            </w:rPr>
+            <w:t>by Soner Caner Cagun</w:t>
+          </w:r>
+        </w:p>
+      </w:tc>
+      <w:tc>
+        <w:tcPr>
+          <w:tcW w:w="7192" w:type="dxa"/>
+          <w:vAlign w:val="center"/>
+        </w:tcPr>
+        <w:p>
+          <w:pPr>
+            <w:spacing w:after="0" w:line="240" w:lineRule="auto"/>
+            <w:jc w:val="right"/>
+          </w:pPr>
+          <w:r>
+            <w:rPr>
+              <w:sz w:val="18"/>
+            </w:rPr>
+            <w:t>MPI for Biological</w:t>
+          </w:r>
+          <w:r>
+            <w:rPr>
+              <w:sz w:val="18"/>
+            </w:rPr>
+            <w:br/>
+            <w:t>Cybernetics</w:t>
+          </w:r>
+        </w:p>
+      </w:tc>
+    </w:tr>
+  </w:tbl>
+  <w:p>
+    <w:pPr>
+      <w:spacing w:after="0"/>
+    </w:pPr>
+  </w:p>
+</w:hdr>
+</file>
+
+<file path=word/header17.xml><?xml version="1.0" encoding="utf-8"?>
+<w:hdr xmlns:wpc="http://schemas.microsoft.com/office/word/2010/wordprocessingCanvas" xmlns:cx="http://schemas.microsoft.com/office/drawing/2014/chartex" xmlns:cx1="http://schemas.microsoft.com/office/drawing/2015/9/8/chartex" xmlns:cx2="http://schemas.microsoft.com/office/drawing/2015/10/21/chartex" xmlns:cx3="http://schemas.microsoft.com/office/drawing/2016/5/9/chartex" xmlns:cx4="http://schemas.microsoft.com/office/drawing/2016/5/10/chartex" xmlns:cx5="http://schemas.microsoft.com/office/drawing/2016/5/11/chartex" xmlns:cx6="http://schemas.microsoft.com/office/drawing/2016/5/12/chartex" xmlns:cx7="http://schemas.microsoft.com/office/drawing/2016/5/13/chartex" xmlns:cx8="http://schemas.microsoft.com/office/drawing/2016/5/14/chartex" xmlns:mc="http://schemas.openxmlformats.org/markup-compatibility/2006" xmlns:aink="http://schemas.microsoft.com/office/drawing/2016/ink" xmlns:am3d="http://schemas.microsoft.com/office/drawing/2017/model3d" xmlns:o="urn:schemas-microsoft-com:office:office" xmlns:oel="http://schemas.microsoft.com/office/2019/extlst" xmlns:r="http://schemas.openxmlformats.org/officeDocument/2006/relationships" xmlns:m="http://schemas.openxmlformats.org/officeDocument/2006/math" xmlns:v="urn:schemas-microsoft-com:vml" xmlns:wp14="http://schemas.microsoft.com/office/word/2010/wordprocessingDrawing" xmlns:wp="http://schemas.openxmlformats.org/drawingml/2006/wordprocessingDrawing" xmlns:w10="urn:schemas-microsoft-com:office:word" xmlns:w="http://schemas.openxmlformats.org/wordprocessingml/2006/main" xmlns:w14="http://schemas.microsoft.com/office/word/2010/wordml" xmlns:w15="http://schemas.microsoft.com/office/word/2012/wordml" xmlns:w16cex="http://schemas.microsoft.com/office/word/2018/wordml/cex" xmlns:w16cid="http://schemas.microsoft.com/office/word/2016/wordml/cid" xmlns:w16="http://schemas.microsoft.com/office/word/2018/wordml" xmlns:w16sdtdh="http://schemas.microsoft.com/office/word/2020/wordml/sdtdatahash" xmlns:w16se="http://schemas.microsoft.com/office/word/2015/wordml/symex" xmlns:wpg="http://schemas.microsoft.com/office/word/2010/wordprocessingGroup" xmlns:wpi="http://schemas.microsoft.com/office/word/2010/wordprocessingInk" xmlns:wne="http://schemas.microsoft.com/office/word/2006/wordml" xmlns:wps="http://schemas.microsoft.com/office/word/2010/wordprocessingShape" mc:Ignorable="w14 w15 w16se w16cid w16 w16cex w16sdtdh wp14">
+  <w:tbl>
+    <w:tblPr>
+      <w:tblW w:w="0" w:type="auto"/>
+      <w:tblLayout w:type="fixed"/>
+      <w:tblLook w:val="04A0" w:firstRow="1" w:lastRow="0" w:firstColumn="1" w:lastColumn="0" w:noHBand="0" w:noVBand="1"/>
+    </w:tblPr>
+    <w:tblGrid>
+      <w:gridCol w:w="2868"/>
+      <w:gridCol w:w="3758"/>
+      <w:gridCol w:w="3264"/>
+    </w:tblGrid>
+    <w:tr>
+      <w:tc>
+        <w:tcPr>
+          <w:tcW w:w="2868" w:type="dxa"/>
+          <w:vAlign w:val="center"/>
+        </w:tcPr>
+        <w:p>
+          <w:pPr>
+            <w:spacing w:after="0" w:line="240" w:lineRule="auto"/>
+          </w:pPr>
+          <w:r>
+            <w:rPr>
+              <w:noProof/>
+              <w:sz w:val="18"/>
+            </w:rPr>
+            <w:drawing>
+              <wp:inline distT="0" distB="0" distL="0" distR="0" wp14:anchorId="1F718E20" wp14:editId="62662249">
+                <wp:extent cx="283464" cy="283464"/>
+                <wp:effectExtent l="0" t="0" r="0" b="0"/>
+                <wp:docPr id="26" name="Picture 26"/>
+                <wp:cNvGraphicFramePr>
+                  <a:graphicFrameLocks xmlns:a="http://schemas.openxmlformats.org/drawingml/2006/main" noChangeAspect="1"/>
+                </wp:cNvGraphicFramePr>
+                <a:graphic xmlns:a="http://schemas.openxmlformats.org/drawingml/2006/main">
+                  <a:graphicData uri="http://schemas.openxmlformats.org/drawingml/2006/picture">
+                    <pic:pic xmlns:pic="http://schemas.openxmlformats.org/drawingml/2006/picture">
+                      <pic:nvPicPr>
+                        <pic:cNvPr id="0" name="brand_left_ppt.png"/>
+                        <pic:cNvPicPr/>
+                      </pic:nvPicPr>
+                      <pic:blipFill>
+                        <a:blip r:embed="rId1"/>
+                        <a:stretch>
+                          <a:fillRect/>
+                        </a:stretch>
+                      </pic:blipFill>
+                      <pic:spPr>
+                        <a:xfrm>
+                          <a:off x="0" y="0"/>
+                          <a:ext cx="283464" cy="283464"/>
+                        </a:xfrm>
+                        <a:prstGeom prst="rect">
+                          <a:avLst/>
+                        </a:prstGeom>
+                      </pic:spPr>
+                    </pic:pic>
+                  </a:graphicData>
+                </a:graphic>
+              </wp:inline>
+            </w:drawing>
+          </w:r>
+          <w:r>
+            <w:rPr>
+              <w:b/>
+              <w:sz w:val="18"/>
+            </w:rPr>
+            <w:t xml:space="preserve"> deConfUSIon</w:t>
+          </w:r>
+        </w:p>
+      </w:tc>
+      <w:tc>
+        <w:tcPr>
+          <w:tcW w:w="3758" w:type="dxa"/>
+          <w:vAlign w:val="center"/>
+        </w:tcPr>
+        <w:p>
+          <w:pPr>
+            <w:spacing w:after="0" w:line="240" w:lineRule="auto"/>
+            <w:jc w:val="center"/>
+          </w:pPr>
+          <w:r>
+            <w:rPr>
+              <w:sz w:val="18"/>
+            </w:rPr>
+            <w:t>by Soner Caner Cagun</w:t>
+          </w:r>
+        </w:p>
+      </w:tc>
+      <w:tc>
+        <w:tcPr>
+          <w:tcW w:w="3264" w:type="dxa"/>
+          <w:vAlign w:val="center"/>
+        </w:tcPr>
+        <w:p>
+          <w:pPr>
+            <w:spacing w:after="0" w:line="240" w:lineRule="auto"/>
+            <w:jc w:val="right"/>
+          </w:pPr>
+          <w:r>
+            <w:rPr>
+              <w:sz w:val="18"/>
+            </w:rPr>
+            <w:t>MPI for Biological</w:t>
+          </w:r>
+          <w:r>
+            <w:rPr>
+              <w:sz w:val="18"/>
+            </w:rPr>
+            <w:br/>
+            <w:t>Cybernetics</w:t>
+          </w:r>
+        </w:p>
+      </w:tc>
+    </w:tr>
+  </w:tbl>
+  <w:p>
+    <w:pPr>
+      <w:spacing w:after="0"/>
+    </w:pPr>
+  </w:p>
+</w:hdr>
+</file>
+
+<file path=word/header18.xml><?xml version="1.0" encoding="utf-8"?>
+<w:hdr xmlns:wpc="http://schemas.microsoft.com/office/word/2010/wordprocessingCanvas" xmlns:cx="http://schemas.microsoft.com/office/drawing/2014/chartex" xmlns:cx1="http://schemas.microsoft.com/office/drawing/2015/9/8/chartex" xmlns:cx2="http://schemas.microsoft.com/office/drawing/2015/10/21/chartex" xmlns:cx3="http://schemas.microsoft.com/office/drawing/2016/5/9/chartex" xmlns:cx4="http://schemas.microsoft.com/office/drawing/2016/5/10/chartex" xmlns:cx5="http://schemas.microsoft.com/office/drawing/2016/5/11/chartex" xmlns:cx6="http://schemas.microsoft.com/office/drawing/2016/5/12/chartex" xmlns:cx7="http://schemas.microsoft.com/office/drawing/2016/5/13/chartex" xmlns:cx8="http://schemas.microsoft.com/office/drawing/2016/5/14/chartex" xmlns:mc="http://schemas.openxmlformats.org/markup-compatibility/2006" xmlns:aink="http://schemas.microsoft.com/office/drawing/2016/ink" xmlns:am3d="http://schemas.microsoft.com/office/drawing/2017/model3d" xmlns:o="urn:schemas-microsoft-com:office:office" xmlns:oel="http://schemas.microsoft.com/office/2019/extlst" xmlns:r="http://schemas.openxmlformats.org/officeDocument/2006/relationships" xmlns:m="http://schemas.openxmlformats.org/officeDocument/2006/math" xmlns:v="urn:schemas-microsoft-com:vml" xmlns:wp14="http://schemas.microsoft.com/office/word/2010/wordprocessingDrawing" xmlns:wp="http://schemas.openxmlformats.org/drawingml/2006/wordprocessingDrawing" xmlns:w10="urn:schemas-microsoft-com:office:word" xmlns:w="http://schemas.openxmlformats.org/wordprocessingml/2006/main" xmlns:w14="http://schemas.microsoft.com/office/word/2010/wordml" xmlns:w15="http://schemas.microsoft.com/office/word/2012/wordml" xmlns:w16cex="http://schemas.microsoft.com/office/word/2018/wordml/cex" xmlns:w16cid="http://schemas.microsoft.com/office/word/2016/wordml/cid" xmlns:w16="http://schemas.microsoft.com/office/word/2018/wordml" xmlns:w16sdtdh="http://schemas.microsoft.com/office/word/2020/wordml/sdtdatahash" xmlns:w16se="http://schemas.microsoft.com/office/word/2015/wordml/symex" xmlns:wpg="http://schemas.microsoft.com/office/word/2010/wordprocessingGroup" xmlns:wpi="http://schemas.microsoft.com/office/word/2010/wordprocessingInk" xmlns:wne="http://schemas.microsoft.com/office/word/2006/wordml" xmlns:wps="http://schemas.microsoft.com/office/word/2010/wordprocessingShape" mc:Ignorable="w14 w15 w16se w16cid w16 w16cex w16sdtdh wp14">
+  <w:tbl>
+    <w:tblPr>
+      <w:tblW w:w="0" w:type="auto"/>
+      <w:tblLayout w:type="fixed"/>
+      <w:tblLook w:val="04A0" w:firstRow="1" w:lastRow="0" w:firstColumn="1" w:lastColumn="0" w:noHBand="0" w:noVBand="1"/>
+    </w:tblPr>
+    <w:tblGrid>
+      <w:gridCol w:w="6320"/>
+      <w:gridCol w:w="8282"/>
+      <w:gridCol w:w="7192"/>
+    </w:tblGrid>
+    <w:tr>
+      <w:tc>
+        <w:tcPr>
+          <w:tcW w:w="6320" w:type="dxa"/>
+          <w:vAlign w:val="center"/>
+        </w:tcPr>
+        <w:p>
+          <w:pPr>
+            <w:spacing w:after="0" w:line="240" w:lineRule="auto"/>
+          </w:pPr>
+          <w:r>
+            <w:rPr>
+              <w:noProof/>
+              <w:sz w:val="18"/>
+            </w:rPr>
+            <w:drawing>
+              <wp:inline distT="0" distB="0" distL="0" distR="0" wp14:anchorId="033E415C" wp14:editId="065E1D0C">
+                <wp:extent cx="283464" cy="283464"/>
+                <wp:effectExtent l="0" t="0" r="0" b="0"/>
+                <wp:docPr id="28" name="Picture 28"/>
+                <wp:cNvGraphicFramePr>
+                  <a:graphicFrameLocks xmlns:a="http://schemas.openxmlformats.org/drawingml/2006/main" noChangeAspect="1"/>
+                </wp:cNvGraphicFramePr>
+                <a:graphic xmlns:a="http://schemas.openxmlformats.org/drawingml/2006/main">
+                  <a:graphicData uri="http://schemas.openxmlformats.org/drawingml/2006/picture">
+                    <pic:pic xmlns:pic="http://schemas.openxmlformats.org/drawingml/2006/picture">
+                      <pic:nvPicPr>
+                        <pic:cNvPr id="0" name="brand_left_ppt.png"/>
+                        <pic:cNvPicPr/>
+                      </pic:nvPicPr>
+                      <pic:blipFill>
+                        <a:blip r:embed="rId1"/>
+                        <a:stretch>
+                          <a:fillRect/>
+                        </a:stretch>
+                      </pic:blipFill>
+                      <pic:spPr>
+                        <a:xfrm>
+                          <a:off x="0" y="0"/>
+                          <a:ext cx="283464" cy="283464"/>
+                        </a:xfrm>
+                        <a:prstGeom prst="rect">
+                          <a:avLst/>
+                        </a:prstGeom>
+                      </pic:spPr>
+                    </pic:pic>
+                  </a:graphicData>
+                </a:graphic>
+              </wp:inline>
+            </w:drawing>
+          </w:r>
+          <w:r>
+            <w:rPr>
+              <w:b/>
+              <w:sz w:val="18"/>
+            </w:rPr>
+            <w:t xml:space="preserve"> deConfUSIon</w:t>
+          </w:r>
+        </w:p>
+      </w:tc>
+      <w:tc>
+        <w:tcPr>
+          <w:tcW w:w="8282" w:type="dxa"/>
+          <w:vAlign w:val="center"/>
+        </w:tcPr>
+        <w:p>
+          <w:pPr>
+            <w:spacing w:after="0" w:line="240" w:lineRule="auto"/>
+            <w:jc w:val="center"/>
+          </w:pPr>
+          <w:r>
+            <w:rPr>
+              <w:sz w:val="18"/>
+            </w:rPr>
+            <w:t>by Soner Caner Cagun</w:t>
+          </w:r>
+        </w:p>
+      </w:tc>
+      <w:tc>
+        <w:tcPr>
+          <w:tcW w:w="7192" w:type="dxa"/>
+          <w:vAlign w:val="center"/>
+        </w:tcPr>
+        <w:p>
+          <w:pPr>
+            <w:spacing w:after="0" w:line="240" w:lineRule="auto"/>
+            <w:jc w:val="right"/>
+          </w:pPr>
+          <w:r>
+            <w:rPr>
+              <w:sz w:val="18"/>
+            </w:rPr>
+            <w:t>MPI for Biological</w:t>
+          </w:r>
+          <w:r>
+            <w:rPr>
+              <w:sz w:val="18"/>
+            </w:rPr>
+            <w:br/>
+            <w:t>Cybernetics</w:t>
+          </w:r>
+        </w:p>
+      </w:tc>
+    </w:tr>
+  </w:tbl>
+  <w:p>
+    <w:pPr>
+      <w:spacing w:after="0"/>
+    </w:pPr>
+  </w:p>
+</w:hdr>
+</file>
+
+<file path=word/header19.xml><?xml version="1.0" encoding="utf-8"?>
+<w:hdr xmlns:wpc="http://schemas.microsoft.com/office/word/2010/wordprocessingCanvas" xmlns:cx="http://schemas.microsoft.com/office/drawing/2014/chartex" xmlns:cx1="http://schemas.microsoft.com/office/drawing/2015/9/8/chartex" xmlns:cx2="http://schemas.microsoft.com/office/drawing/2015/10/21/chartex" xmlns:cx3="http://schemas.microsoft.com/office/drawing/2016/5/9/chartex" xmlns:cx4="http://schemas.microsoft.com/office/drawing/2016/5/10/chartex" xmlns:cx5="http://schemas.microsoft.com/office/drawing/2016/5/11/chartex" xmlns:cx6="http://schemas.microsoft.com/office/drawing/2016/5/12/chartex" xmlns:cx7="http://schemas.microsoft.com/office/drawing/2016/5/13/chartex" xmlns:cx8="http://schemas.microsoft.com/office/drawing/2016/5/14/chartex" xmlns:mc="http://schemas.openxmlformats.org/markup-compatibility/2006" xmlns:aink="http://schemas.microsoft.com/office/drawing/2016/ink" xmlns:am3d="http://schemas.microsoft.com/office/drawing/2017/model3d" xmlns:o="urn:schemas-microsoft-com:office:office" xmlns:oel="http://schemas.microsoft.com/office/2019/extlst" xmlns:r="http://schemas.openxmlformats.org/officeDocument/2006/relationships" xmlns:m="http://schemas.openxmlformats.org/officeDocument/2006/math" xmlns:v="urn:schemas-microsoft-com:vml" xmlns:wp14="http://schemas.microsoft.com/office/word/2010/wordprocessingDrawing" xmlns:wp="http://schemas.openxmlformats.org/drawingml/2006/wordprocessingDrawing" xmlns:w10="urn:schemas-microsoft-com:office:word" xmlns:w="http://schemas.openxmlformats.org/wordprocessingml/2006/main" xmlns:w14="http://schemas.microsoft.com/office/word/2010/wordml" xmlns:w15="http://schemas.microsoft.com/office/word/2012/wordml" xmlns:w16cex="http://schemas.microsoft.com/office/word/2018/wordml/cex" xmlns:w16cid="http://schemas.microsoft.com/office/word/2016/wordml/cid" xmlns:w16="http://schemas.microsoft.com/office/word/2018/wordml" xmlns:w16sdtdh="http://schemas.microsoft.com/office/word/2020/wordml/sdtdatahash" xmlns:w16se="http://schemas.microsoft.com/office/word/2015/wordml/symex" xmlns:wpg="http://schemas.microsoft.com/office/word/2010/wordprocessingGroup" xmlns:wpi="http://schemas.microsoft.com/office/word/2010/wordprocessingInk" xmlns:wne="http://schemas.microsoft.com/office/word/2006/wordml" xmlns:wps="http://schemas.microsoft.com/office/word/2010/wordprocessingShape" mc:Ignorable="w14 w15 w16se w16cid w16 w16cex w16sdtdh wp14">
+  <w:tbl>
+    <w:tblPr>
+      <w:tblW w:w="0" w:type="auto"/>
+      <w:tblLayout w:type="fixed"/>
+      <w:tblLook w:val="04A0" w:firstRow="1" w:lastRow="0" w:firstColumn="1" w:lastColumn="0" w:noHBand="0" w:noVBand="1"/>
+    </w:tblPr>
+    <w:tblGrid>
+      <w:gridCol w:w="2868"/>
+      <w:gridCol w:w="3758"/>
+      <w:gridCol w:w="3264"/>
+    </w:tblGrid>
+    <w:tr>
+      <w:tc>
+        <w:tcPr>
+          <w:tcW w:w="2868" w:type="dxa"/>
+          <w:vAlign w:val="center"/>
+        </w:tcPr>
+        <w:p>
+          <w:pPr>
+            <w:spacing w:after="0" w:line="240" w:lineRule="auto"/>
+          </w:pPr>
+          <w:r>
+            <w:rPr>
+              <w:noProof/>
+              <w:sz w:val="18"/>
+            </w:rPr>
+            <w:drawing>
+              <wp:inline distT="0" distB="0" distL="0" distR="0" wp14:anchorId="0C70C2B7" wp14:editId="5CEA9353">
+                <wp:extent cx="283464" cy="283464"/>
+                <wp:effectExtent l="0" t="0" r="0" b="0"/>
+                <wp:docPr id="29" name="Picture 29"/>
                 <wp:cNvGraphicFramePr>
                   <a:graphicFrameLocks xmlns:a="http://schemas.openxmlformats.org/drawingml/2006/main" noChangeAspect="1"/>
                 </wp:cNvGraphicFramePr>
@@ -10947,7 +12448,7 @@
               <w:sz w:val="18"/>
             </w:rPr>
             <w:drawing>
-              <wp:inline distT="0" distB="0" distL="0" distR="0" wp14:anchorId="77864115" wp14:editId="747BBAF6">
+              <wp:inline distT="0" distB="0" distL="0" distR="0" wp14:anchorId="1D3838CA" wp14:editId="10E75116">
                 <wp:extent cx="283464" cy="283464"/>
                 <wp:effectExtent l="0" t="0" r="0" b="0"/>
                 <wp:docPr id="3" name="Picture 3"/>
@@ -11073,7 +12574,7 @@
               <w:sz w:val="18"/>
             </w:rPr>
             <w:drawing>
-              <wp:inline distT="0" distB="0" distL="0" distR="0" wp14:anchorId="49C064C8" wp14:editId="74E71868">
+              <wp:inline distT="0" distB="0" distL="0" distR="0" wp14:anchorId="151E7935" wp14:editId="4D1CB348">
                 <wp:extent cx="283464" cy="283464"/>
                 <wp:effectExtent l="0" t="0" r="0" b="0"/>
                 <wp:docPr id="5" name="Picture 5"/>
@@ -11199,7 +12700,7 @@
               <w:sz w:val="18"/>
             </w:rPr>
             <w:drawing>
-              <wp:inline distT="0" distB="0" distL="0" distR="0" wp14:anchorId="60A0401F" wp14:editId="7EC8C64A">
+              <wp:inline distT="0" distB="0" distL="0" distR="0" wp14:anchorId="6116A081" wp14:editId="3C185C6A">
                 <wp:extent cx="283464" cy="283464"/>
                 <wp:effectExtent l="0" t="0" r="0" b="0"/>
                 <wp:docPr id="7" name="Picture 7"/>
@@ -11325,7 +12826,7 @@
               <w:sz w:val="18"/>
             </w:rPr>
             <w:drawing>
-              <wp:inline distT="0" distB="0" distL="0" distR="0" wp14:anchorId="776C0DB3" wp14:editId="07567FF2">
+              <wp:inline distT="0" distB="0" distL="0" distR="0" wp14:anchorId="0D9E2966" wp14:editId="07A6EE32">
                 <wp:extent cx="283464" cy="283464"/>
                 <wp:effectExtent l="0" t="0" r="0" b="0"/>
                 <wp:docPr id="8" name="Picture 8"/>
@@ -11451,7 +12952,7 @@
               <w:sz w:val="18"/>
             </w:rPr>
             <w:drawing>
-              <wp:inline distT="0" distB="0" distL="0" distR="0" wp14:anchorId="1C771A64" wp14:editId="203C4001">
+              <wp:inline distT="0" distB="0" distL="0" distR="0" wp14:anchorId="2A0CBA39" wp14:editId="4550F02D">
                 <wp:extent cx="283464" cy="283464"/>
                 <wp:effectExtent l="0" t="0" r="0" b="0"/>
                 <wp:docPr id="10" name="Picture 10"/>
@@ -11509,7 +13010,13 @@
             <w:rPr>
               <w:sz w:val="18"/>
             </w:rPr>
-            <w:t>by Soner Caner Cagun</w:t>
+            <w:t xml:space="preserve">by Soner </w:t>
+          </w:r>
+          <w:r>
+            <w:rPr>
+              <w:sz w:val="18"/>
+            </w:rPr>
+            <w:t>Caner Cagun</w:t>
           </w:r>
         </w:p>
       </w:tc>
@@ -11577,7 +13084,7 @@
               <w:sz w:val="18"/>
             </w:rPr>
             <w:drawing>
-              <wp:inline distT="0" distB="0" distL="0" distR="0" wp14:anchorId="42701964" wp14:editId="618ADF8D">
+              <wp:inline distT="0" distB="0" distL="0" distR="0" wp14:anchorId="4D1AD586" wp14:editId="197E5418">
                 <wp:extent cx="283464" cy="283464"/>
                 <wp:effectExtent l="0" t="0" r="0" b="0"/>
                 <wp:docPr id="11" name="Picture 11"/>
@@ -11703,7 +13210,7 @@
               <w:sz w:val="18"/>
             </w:rPr>
             <w:drawing>
-              <wp:inline distT="0" distB="0" distL="0" distR="0" wp14:anchorId="27AF1657" wp14:editId="02F8D396">
+              <wp:inline distT="0" distB="0" distL="0" distR="0" wp14:anchorId="1E6CCB1A" wp14:editId="4EB868A1">
                 <wp:extent cx="283464" cy="283464"/>
                 <wp:effectExtent l="0" t="0" r="0" b="0"/>
                 <wp:docPr id="13" name="Picture 13"/>
@@ -11829,7 +13336,7 @@
               <w:sz w:val="18"/>
             </w:rPr>
             <w:drawing>
-              <wp:inline distT="0" distB="0" distL="0" distR="0" wp14:anchorId="1ED9DC03" wp14:editId="26DA339D">
+              <wp:inline distT="0" distB="0" distL="0" distR="0" wp14:anchorId="1392CD92" wp14:editId="01E50ECB">
                 <wp:extent cx="283464" cy="283464"/>
                 <wp:effectExtent l="0" t="0" r="0" b="0"/>
                 <wp:docPr id="14" name="Picture 14"/>
@@ -12099,31 +13606,31 @@
       </w:rPr>
     </w:lvl>
   </w:abstractNum>
-  <w:num w:numId="1" w16cid:durableId="508719128">
+  <w:num w:numId="1" w16cid:durableId="1377046564">
     <w:abstractNumId w:val="8"/>
   </w:num>
-  <w:num w:numId="2" w16cid:durableId="636106321">
+  <w:num w:numId="2" w16cid:durableId="1581137327">
     <w:abstractNumId w:val="6"/>
   </w:num>
-  <w:num w:numId="3" w16cid:durableId="309527912">
+  <w:num w:numId="3" w16cid:durableId="330958306">
     <w:abstractNumId w:val="5"/>
   </w:num>
-  <w:num w:numId="4" w16cid:durableId="2077316548">
+  <w:num w:numId="4" w16cid:durableId="640430740">
     <w:abstractNumId w:val="4"/>
   </w:num>
-  <w:num w:numId="5" w16cid:durableId="1734351481">
+  <w:num w:numId="5" w16cid:durableId="296109282">
     <w:abstractNumId w:val="7"/>
   </w:num>
-  <w:num w:numId="6" w16cid:durableId="40714954">
+  <w:num w:numId="6" w16cid:durableId="869995821">
     <w:abstractNumId w:val="3"/>
   </w:num>
-  <w:num w:numId="7" w16cid:durableId="328870489">
+  <w:num w:numId="7" w16cid:durableId="326985300">
     <w:abstractNumId w:val="2"/>
   </w:num>
-  <w:num w:numId="8" w16cid:durableId="377702514">
+  <w:num w:numId="8" w16cid:durableId="2101876904">
     <w:abstractNumId w:val="1"/>
   </w:num>
-  <w:num w:numId="9" w16cid:durableId="987973786">
+  <w:num w:numId="9" w16cid:durableId="742332737">
     <w:abstractNumId w:val="0"/>
   </w:num>
 </w:numbering>
@@ -23585,7 +25092,7 @@
     <w:autoRedefine/>
     <w:uiPriority w:val="39"/>
     <w:unhideWhenUsed/>
-    <w:rsid w:val="00BB4CE4"/>
+    <w:rsid w:val="0008030A"/>
     <w:pPr>
       <w:spacing w:after="100"/>
     </w:pPr>
@@ -23597,7 +25104,7 @@
     <w:autoRedefine/>
     <w:uiPriority w:val="39"/>
     <w:unhideWhenUsed/>
-    <w:rsid w:val="00BB4CE4"/>
+    <w:rsid w:val="0008030A"/>
     <w:pPr>
       <w:spacing w:after="100"/>
       <w:ind w:left="220"/>
@@ -23608,7 +25115,7 @@
     <w:basedOn w:val="DefaultParagraphFont"/>
     <w:uiPriority w:val="99"/>
     <w:unhideWhenUsed/>
-    <w:rsid w:val="00BB4CE4"/>
+    <w:rsid w:val="0008030A"/>
     <w:rPr>
       <w:color w:val="0000FF" w:themeColor="hyperlink"/>
       <w:u w:val="single"/>

--- a/docs/deConfUSIon_User_Manual_es.docx
+++ b/docs/deConfUSIon_User_Manual_es.docx
@@ -33,7 +33,7 @@
       </w:r>
       <w:r>
         <w:br/>
-        <w:t>21 de octubre de 2026</w:t>
+        <w:t>29 de octubre de 2026</w:t>
       </w:r>
     </w:p>
     <w:p>
@@ -49,10 +49,7 @@
         <w:jc w:val="center"/>
       </w:pPr>
       <w:r>
-        <w:t xml:space="preserve">Un recorrido práctico desde la </w:t>
-      </w:r>
-      <w:r>
-        <w:t>adquisición original, el control de calidad y el procesamiento hasta la visualización revisada, regiones, conectividad y grupos.</w:t>
+        <w:t>Un recorrido práctico desde la adquisición original, el control de calidad y el procesamiento hasta la visualización revisada, regiones, conectividad y grupos.</w:t>
       </w:r>
     </w:p>
     <w:p>
@@ -103,7 +100,7 @@
       <w:r>
         <w:fldChar w:fldCharType="separate"/>
       </w:r>
-      <w:hyperlink w:anchor="_Toc243479299" w:history="1">
+      <w:hyperlink w:anchor="_Toc244186263" w:history="1">
         <w:r>
           <w:rPr>
             <w:rStyle w:val="Hyperlink"/>
@@ -130,7 +127,7 @@
             <w:noProof/>
             <w:webHidden/>
           </w:rPr>
-          <w:instrText xml:space="preserve"> PAGEREF _Toc243479299 \h </w:instrText>
+          <w:instrText xml:space="preserve"> PAGEREF _Toc244186263 \h </w:instrText>
         </w:r>
         <w:r>
           <w:rPr>
@@ -178,7 +175,7 @@
           <w14:ligatures w14:val="standardContextual"/>
         </w:rPr>
       </w:pPr>
-      <w:hyperlink w:anchor="_Toc243479300" w:history="1">
+      <w:hyperlink w:anchor="_Toc244186264" w:history="1">
         <w:r>
           <w:rPr>
             <w:rStyle w:val="Hyperlink"/>
@@ -205,7 +202,7 @@
             <w:noProof/>
             <w:webHidden/>
           </w:rPr>
-          <w:instrText xml:space="preserve"> PAGEREF _Toc243479300 \h </w:instrText>
+          <w:instrText xml:space="preserve"> PAGEREF _Toc244186264 \h </w:instrText>
         </w:r>
         <w:r>
           <w:rPr>
@@ -253,7 +250,7 @@
           <w14:ligatures w14:val="standardContextual"/>
         </w:rPr>
       </w:pPr>
-      <w:hyperlink w:anchor="_Toc243479301" w:history="1">
+      <w:hyperlink w:anchor="_Toc244186265" w:history="1">
         <w:r>
           <w:rPr>
             <w:rStyle w:val="Hyperlink"/>
@@ -280,7 +277,82 @@
             <w:noProof/>
             <w:webHidden/>
           </w:rPr>
-          <w:instrText xml:space="preserve"> PAGEREF _Toc243479301 \h </w:instrText>
+          <w:instrText xml:space="preserve"> PAGEREF _Toc244186265 \h </w:instrText>
+        </w:r>
+        <w:r>
+          <w:rPr>
+            <w:noProof/>
+            <w:webHidden/>
+          </w:rPr>
+        </w:r>
+        <w:r>
+          <w:rPr>
+            <w:noProof/>
+            <w:webHidden/>
+          </w:rPr>
+          <w:fldChar w:fldCharType="separate"/>
+        </w:r>
+        <w:r>
+          <w:rPr>
+            <w:noProof/>
+            <w:webHidden/>
+          </w:rPr>
+          <w:t>5</w:t>
+        </w:r>
+        <w:r>
+          <w:rPr>
+            <w:noProof/>
+            <w:webHidden/>
+          </w:rPr>
+          <w:fldChar w:fldCharType="end"/>
+        </w:r>
+      </w:hyperlink>
+    </w:p>
+    <w:p>
+      <w:pPr>
+        <w:pStyle w:val="TOC2"/>
+        <w:tabs>
+          <w:tab w:val="right" w:leader="dot" w:pos="9880"/>
+        </w:tabs>
+        <w:rPr>
+          <w:rFonts w:asciiTheme="minorHAnsi" w:eastAsiaTheme="minorEastAsia" w:hAnsiTheme="minorHAnsi"/>
+          <w:noProof/>
+          <w:color w:val="auto"/>
+          <w:kern w:val="2"/>
+          <w:sz w:val="24"/>
+          <w:szCs w:val="24"/>
+          <w:lang w:val="de-DE" w:eastAsia="de-DE"/>
+          <w14:ligatures w14:val="standardContextual"/>
+        </w:rPr>
+      </w:pPr>
+      <w:hyperlink w:anchor="_Toc244186266" w:history="1">
+        <w:r>
+          <w:rPr>
+            <w:rStyle w:val="Hyperlink"/>
+            <w:noProof/>
+          </w:rPr>
+          <w:t>Sistemas operativos y exportaciones nativas</w:t>
+        </w:r>
+        <w:r>
+          <w:rPr>
+            <w:noProof/>
+            <w:webHidden/>
+          </w:rPr>
+          <w:tab/>
+        </w:r>
+        <w:r>
+          <w:rPr>
+            <w:noProof/>
+            <w:webHidden/>
+          </w:rPr>
+          <w:fldChar w:fldCharType="begin"/>
+        </w:r>
+        <w:r>
+          <w:rPr>
+            <w:noProof/>
+            <w:webHidden/>
+          </w:rPr>
+          <w:instrText xml:space="preserve"> PAGEREF _Toc244186266 \h </w:instrText>
         </w:r>
         <w:r>
           <w:rPr>
@@ -328,7 +400,7 @@
           <w14:ligatures w14:val="standardContextual"/>
         </w:rPr>
       </w:pPr>
-      <w:hyperlink w:anchor="_Toc243479302" w:history="1">
+      <w:hyperlink w:anchor="_Toc244186267" w:history="1">
         <w:r>
           <w:rPr>
             <w:rStyle w:val="Hyperlink"/>
@@ -355,7 +427,7 @@
             <w:noProof/>
             <w:webHidden/>
           </w:rPr>
-          <w:instrText xml:space="preserve"> PAGEREF _Toc243479302 \h </w:instrText>
+          <w:instrText xml:space="preserve"> PAGEREF _Toc244186267 \h </w:instrText>
         </w:r>
         <w:r>
           <w:rPr>
@@ -403,7 +475,7 @@
           <w14:ligatures w14:val="standardContextual"/>
         </w:rPr>
       </w:pPr>
-      <w:hyperlink w:anchor="_Toc243479303" w:history="1">
+      <w:hyperlink w:anchor="_Toc244186268" w:history="1">
         <w:r>
           <w:rPr>
             <w:rStyle w:val="Hyperlink"/>
@@ -430,7 +502,7 @@
             <w:noProof/>
             <w:webHidden/>
           </w:rPr>
-          <w:instrText xml:space="preserve"> PAGEREF _Toc243479303 \h </w:instrText>
+          <w:instrText xml:space="preserve"> PAGEREF _Toc244186268 \h </w:instrText>
         </w:r>
         <w:r>
           <w:rPr>
@@ -478,7 +550,7 @@
           <w14:ligatures w14:val="standardContextual"/>
         </w:rPr>
       </w:pPr>
-      <w:hyperlink w:anchor="_Toc243479304" w:history="1">
+      <w:hyperlink w:anchor="_Toc244186269" w:history="1">
         <w:r>
           <w:rPr>
             <w:rStyle w:val="Hyperlink"/>
@@ -505,7 +577,7 @@
             <w:noProof/>
             <w:webHidden/>
           </w:rPr>
-          <w:instrText xml:space="preserve"> PAGEREF _Toc243479304 \h </w:instrText>
+          <w:instrText xml:space="preserve"> PAGEREF _Toc244186269 \h </w:instrText>
         </w:r>
         <w:r>
           <w:rPr>
@@ -553,7 +625,7 @@
           <w14:ligatures w14:val="standardContextual"/>
         </w:rPr>
       </w:pPr>
-      <w:hyperlink w:anchor="_Toc243479305" w:history="1">
+      <w:hyperlink w:anchor="_Toc244186270" w:history="1">
         <w:r>
           <w:rPr>
             <w:rStyle w:val="Hyperlink"/>
@@ -580,7 +652,7 @@
             <w:noProof/>
             <w:webHidden/>
           </w:rPr>
-          <w:instrText xml:space="preserve"> PAGEREF _Toc243479305 \h </w:instrText>
+          <w:instrText xml:space="preserve"> PAGEREF _Toc244186270 \h </w:instrText>
         </w:r>
         <w:r>
           <w:rPr>
@@ -628,7 +700,7 @@
           <w14:ligatures w14:val="standardContextual"/>
         </w:rPr>
       </w:pPr>
-      <w:hyperlink w:anchor="_Toc243479306" w:history="1">
+      <w:hyperlink w:anchor="_Toc244186271" w:history="1">
         <w:r>
           <w:rPr>
             <w:rStyle w:val="Hyperlink"/>
@@ -655,7 +727,7 @@
             <w:noProof/>
             <w:webHidden/>
           </w:rPr>
-          <w:instrText xml:space="preserve"> PAGEREF _Toc243479306 \h </w:instrText>
+          <w:instrText xml:space="preserve"> PAGEREF _Toc244186271 \h </w:instrText>
         </w:r>
         <w:r>
           <w:rPr>
@@ -703,7 +775,7 @@
           <w14:ligatures w14:val="standardContextual"/>
         </w:rPr>
       </w:pPr>
-      <w:hyperlink w:anchor="_Toc243479307" w:history="1">
+      <w:hyperlink w:anchor="_Toc244186272" w:history="1">
         <w:r>
           <w:rPr>
             <w:rStyle w:val="Hyperlink"/>
@@ -730,7 +802,7 @@
             <w:noProof/>
             <w:webHidden/>
           </w:rPr>
-          <w:instrText xml:space="preserve"> PAGEREF _Toc243479307 \h </w:instrText>
+          <w:instrText xml:space="preserve"> PAGEREF _Toc244186272 \h </w:instrText>
         </w:r>
         <w:r>
           <w:rPr>
@@ -778,7 +850,7 @@
           <w14:ligatures w14:val="standardContextual"/>
         </w:rPr>
       </w:pPr>
-      <w:hyperlink w:anchor="_Toc243479308" w:history="1">
+      <w:hyperlink w:anchor="_Toc244186273" w:history="1">
         <w:r>
           <w:rPr>
             <w:rStyle w:val="Hyperlink"/>
@@ -805,7 +877,7 @@
             <w:noProof/>
             <w:webHidden/>
           </w:rPr>
-          <w:instrText xml:space="preserve"> PAGEREF _Toc243479308 \h </w:instrText>
+          <w:instrText xml:space="preserve"> PAGEREF _Toc244186273 \h </w:instrText>
         </w:r>
         <w:r>
           <w:rPr>
@@ -853,7 +925,7 @@
           <w14:ligatures w14:val="standardContextual"/>
         </w:rPr>
       </w:pPr>
-      <w:hyperlink w:anchor="_Toc243479309" w:history="1">
+      <w:hyperlink w:anchor="_Toc244186274" w:history="1">
         <w:r>
           <w:rPr>
             <w:rStyle w:val="Hyperlink"/>
@@ -880,7 +952,7 @@
             <w:noProof/>
             <w:webHidden/>
           </w:rPr>
-          <w:instrText xml:space="preserve"> PAGEREF _Toc243479309 \h </w:instrText>
+          <w:instrText xml:space="preserve"> PAGEREF _Toc244186274 \h </w:instrText>
         </w:r>
         <w:r>
           <w:rPr>
@@ -928,7 +1000,7 @@
           <w14:ligatures w14:val="standardContextual"/>
         </w:rPr>
       </w:pPr>
-      <w:hyperlink w:anchor="_Toc243479310" w:history="1">
+      <w:hyperlink w:anchor="_Toc244186275" w:history="1">
         <w:r>
           <w:rPr>
             <w:rStyle w:val="Hyperlink"/>
@@ -955,7 +1027,7 @@
             <w:noProof/>
             <w:webHidden/>
           </w:rPr>
-          <w:instrText xml:space="preserve"> PAGEREF _Toc243479310 \h </w:instrText>
+          <w:instrText xml:space="preserve"> PAGEREF _Toc244186275 \h </w:instrText>
         </w:r>
         <w:r>
           <w:rPr>
@@ -1003,7 +1075,7 @@
           <w14:ligatures w14:val="standardContextual"/>
         </w:rPr>
       </w:pPr>
-      <w:hyperlink w:anchor="_Toc243479311" w:history="1">
+      <w:hyperlink w:anchor="_Toc244186276" w:history="1">
         <w:r>
           <w:rPr>
             <w:rStyle w:val="Hyperlink"/>
@@ -1030,7 +1102,7 @@
             <w:noProof/>
             <w:webHidden/>
           </w:rPr>
-          <w:instrText xml:space="preserve"> PAGEREF _Toc243479311 \h </w:instrText>
+          <w:instrText xml:space="preserve"> PAGEREF _Toc244186276 \h </w:instrText>
         </w:r>
         <w:r>
           <w:rPr>
@@ -1078,7 +1150,7 @@
           <w14:ligatures w14:val="standardContextual"/>
         </w:rPr>
       </w:pPr>
-      <w:hyperlink w:anchor="_Toc243479312" w:history="1">
+      <w:hyperlink w:anchor="_Toc244186277" w:history="1">
         <w:r>
           <w:rPr>
             <w:rStyle w:val="Hyperlink"/>
@@ -1105,7 +1177,7 @@
             <w:noProof/>
             <w:webHidden/>
           </w:rPr>
-          <w:instrText xml:space="preserve"> PAGEREF _Toc243479312 \h </w:instrText>
+          <w:instrText xml:space="preserve"> PAGEREF _Toc244186277 \h </w:instrText>
         </w:r>
         <w:r>
           <w:rPr>
@@ -1153,7 +1225,7 @@
           <w14:ligatures w14:val="standardContextual"/>
         </w:rPr>
       </w:pPr>
-      <w:hyperlink w:anchor="_Toc243479313" w:history="1">
+      <w:hyperlink w:anchor="_Toc244186278" w:history="1">
         <w:r>
           <w:rPr>
             <w:rStyle w:val="Hyperlink"/>
@@ -1180,7 +1252,7 @@
             <w:noProof/>
             <w:webHidden/>
           </w:rPr>
-          <w:instrText xml:space="preserve"> PAGEREF _Toc243479313 \h </w:instrText>
+          <w:instrText xml:space="preserve"> PAGEREF _Toc244186278 \h </w:instrText>
         </w:r>
         <w:r>
           <w:rPr>
@@ -1228,7 +1300,7 @@
           <w14:ligatures w14:val="standardContextual"/>
         </w:rPr>
       </w:pPr>
-      <w:hyperlink w:anchor="_Toc243479314" w:history="1">
+      <w:hyperlink w:anchor="_Toc244186279" w:history="1">
         <w:r>
           <w:rPr>
             <w:rStyle w:val="Hyperlink"/>
@@ -1255,7 +1327,7 @@
             <w:noProof/>
             <w:webHidden/>
           </w:rPr>
-          <w:instrText xml:space="preserve"> PAGEREF _Toc243479314 \h </w:instrText>
+          <w:instrText xml:space="preserve"> PAGEREF _Toc244186279 \h </w:instrText>
         </w:r>
         <w:r>
           <w:rPr>
@@ -1303,7 +1375,7 @@
           <w14:ligatures w14:val="standardContextual"/>
         </w:rPr>
       </w:pPr>
-      <w:hyperlink w:anchor="_Toc243479315" w:history="1">
+      <w:hyperlink w:anchor="_Toc244186280" w:history="1">
         <w:r>
           <w:rPr>
             <w:rStyle w:val="Hyperlink"/>
@@ -1330,7 +1402,7 @@
             <w:noProof/>
             <w:webHidden/>
           </w:rPr>
-          <w:instrText xml:space="preserve"> PAGEREF _Toc243479315 \h </w:instrText>
+          <w:instrText xml:space="preserve"> PAGEREF _Toc244186280 \h </w:instrText>
         </w:r>
         <w:r>
           <w:rPr>
@@ -1378,7 +1450,7 @@
           <w14:ligatures w14:val="standardContextual"/>
         </w:rPr>
       </w:pPr>
-      <w:hyperlink w:anchor="_Toc243479316" w:history="1">
+      <w:hyperlink w:anchor="_Toc244186281" w:history="1">
         <w:r>
           <w:rPr>
             <w:rStyle w:val="Hyperlink"/>
@@ -1405,7 +1477,7 @@
             <w:noProof/>
             <w:webHidden/>
           </w:rPr>
-          <w:instrText xml:space="preserve"> PAGEREF _Toc243479316 \h </w:instrText>
+          <w:instrText xml:space="preserve"> PAGEREF _Toc244186281 \h </w:instrText>
         </w:r>
         <w:r>
           <w:rPr>
@@ -1453,7 +1525,7 @@
           <w14:ligatures w14:val="standardContextual"/>
         </w:rPr>
       </w:pPr>
-      <w:hyperlink w:anchor="_Toc243479317" w:history="1">
+      <w:hyperlink w:anchor="_Toc244186282" w:history="1">
         <w:r>
           <w:rPr>
             <w:rStyle w:val="Hyperlink"/>
@@ -1480,7 +1552,7 @@
             <w:noProof/>
             <w:webHidden/>
           </w:rPr>
-          <w:instrText xml:space="preserve"> PAGEREF _Toc243479317 \h </w:instrText>
+          <w:instrText xml:space="preserve"> PAGEREF _Toc244186282 \h </w:instrText>
         </w:r>
         <w:r>
           <w:rPr>
@@ -1528,7 +1600,7 @@
           <w14:ligatures w14:val="standardContextual"/>
         </w:rPr>
       </w:pPr>
-      <w:hyperlink w:anchor="_Toc243479318" w:history="1">
+      <w:hyperlink w:anchor="_Toc244186283" w:history="1">
         <w:r>
           <w:rPr>
             <w:rStyle w:val="Hyperlink"/>
@@ -1555,7 +1627,7 @@
             <w:noProof/>
             <w:webHidden/>
           </w:rPr>
-          <w:instrText xml:space="preserve"> PAGEREF _Toc243479318 \h </w:instrText>
+          <w:instrText xml:space="preserve"> PAGEREF _Toc244186283 \h </w:instrText>
         </w:r>
         <w:r>
           <w:rPr>
@@ -1603,7 +1675,7 @@
           <w14:ligatures w14:val="standardContextual"/>
         </w:rPr>
       </w:pPr>
-      <w:hyperlink w:anchor="_Toc243479319" w:history="1">
+      <w:hyperlink w:anchor="_Toc244186284" w:history="1">
         <w:r>
           <w:rPr>
             <w:rStyle w:val="Hyperlink"/>
@@ -1630,7 +1702,7 @@
             <w:noProof/>
             <w:webHidden/>
           </w:rPr>
-          <w:instrText xml:space="preserve"> PAGEREF _Toc243479319 \h </w:instrText>
+          <w:instrText xml:space="preserve"> PAGEREF _Toc244186284 \h </w:instrText>
         </w:r>
         <w:r>
           <w:rPr>
@@ -1678,7 +1750,7 @@
           <w14:ligatures w14:val="standardContextual"/>
         </w:rPr>
       </w:pPr>
-      <w:hyperlink w:anchor="_Toc243479320" w:history="1">
+      <w:hyperlink w:anchor="_Toc244186285" w:history="1">
         <w:r>
           <w:rPr>
             <w:rStyle w:val="Hyperlink"/>
@@ -1705,7 +1777,7 @@
             <w:noProof/>
             <w:webHidden/>
           </w:rPr>
-          <w:instrText xml:space="preserve"> PAGEREF _Toc243479320 \h </w:instrText>
+          <w:instrText xml:space="preserve"> PAGEREF _Toc244186285 \h </w:instrText>
         </w:r>
         <w:r>
           <w:rPr>
@@ -1753,7 +1825,7 @@
           <w14:ligatures w14:val="standardContextual"/>
         </w:rPr>
       </w:pPr>
-      <w:hyperlink w:anchor="_Toc243479321" w:history="1">
+      <w:hyperlink w:anchor="_Toc244186286" w:history="1">
         <w:r>
           <w:rPr>
             <w:rStyle w:val="Hyperlink"/>
@@ -1780,7 +1852,7 @@
             <w:noProof/>
             <w:webHidden/>
           </w:rPr>
-          <w:instrText xml:space="preserve"> PAGEREF _Toc243479321 \h </w:instrText>
+          <w:instrText xml:space="preserve"> PAGEREF _Toc244186286 \h </w:instrText>
         </w:r>
         <w:r>
           <w:rPr>
@@ -1828,7 +1900,7 @@
           <w14:ligatures w14:val="standardContextual"/>
         </w:rPr>
       </w:pPr>
-      <w:hyperlink w:anchor="_Toc243479322" w:history="1">
+      <w:hyperlink w:anchor="_Toc244186287" w:history="1">
         <w:r>
           <w:rPr>
             <w:rStyle w:val="Hyperlink"/>
@@ -1855,7 +1927,7 @@
             <w:noProof/>
             <w:webHidden/>
           </w:rPr>
-          <w:instrText xml:space="preserve"> PAGEREF _Toc243479322 \h </w:instrText>
+          <w:instrText xml:space="preserve"> PAGEREF _Toc244186287 \h </w:instrText>
         </w:r>
         <w:r>
           <w:rPr>
@@ -1903,7 +1975,7 @@
           <w14:ligatures w14:val="standardContextual"/>
         </w:rPr>
       </w:pPr>
-      <w:hyperlink w:anchor="_Toc243479323" w:history="1">
+      <w:hyperlink w:anchor="_Toc244186288" w:history="1">
         <w:r>
           <w:rPr>
             <w:rStyle w:val="Hyperlink"/>
@@ -1930,7 +2002,7 @@
             <w:noProof/>
             <w:webHidden/>
           </w:rPr>
-          <w:instrText xml:space="preserve"> PAGEREF _Toc243479323 \h </w:instrText>
+          <w:instrText xml:space="preserve"> PAGEREF _Toc244186288 \h </w:instrText>
         </w:r>
         <w:r>
           <w:rPr>
@@ -1978,7 +2050,7 @@
           <w14:ligatures w14:val="standardContextual"/>
         </w:rPr>
       </w:pPr>
-      <w:hyperlink w:anchor="_Toc243479324" w:history="1">
+      <w:hyperlink w:anchor="_Toc244186289" w:history="1">
         <w:r>
           <w:rPr>
             <w:rStyle w:val="Hyperlink"/>
@@ -2005,7 +2077,7 @@
             <w:noProof/>
             <w:webHidden/>
           </w:rPr>
-          <w:instrText xml:space="preserve"> PAGEREF _Toc243479324 \h </w:instrText>
+          <w:instrText xml:space="preserve"> PAGEREF _Toc244186289 \h </w:instrText>
         </w:r>
         <w:r>
           <w:rPr>
@@ -2053,7 +2125,7 @@
           <w14:ligatures w14:val="standardContextual"/>
         </w:rPr>
       </w:pPr>
-      <w:hyperlink w:anchor="_Toc243479325" w:history="1">
+      <w:hyperlink w:anchor="_Toc244186290" w:history="1">
         <w:r>
           <w:rPr>
             <w:rStyle w:val="Hyperlink"/>
@@ -2080,7 +2152,82 @@
             <w:noProof/>
             <w:webHidden/>
           </w:rPr>
-          <w:instrText xml:space="preserve"> PAGEREF _Toc243479325 \h </w:instrText>
+          <w:instrText xml:space="preserve"> PAGEREF _Toc244186290 \h </w:instrText>
+        </w:r>
+        <w:r>
+          <w:rPr>
+            <w:noProof/>
+            <w:webHidden/>
+          </w:rPr>
+        </w:r>
+        <w:r>
+          <w:rPr>
+            <w:noProof/>
+            <w:webHidden/>
+          </w:rPr>
+          <w:fldChar w:fldCharType="separate"/>
+        </w:r>
+        <w:r>
+          <w:rPr>
+            <w:noProof/>
+            <w:webHidden/>
+          </w:rPr>
+          <w:t>22</w:t>
+        </w:r>
+        <w:r>
+          <w:rPr>
+            <w:noProof/>
+            <w:webHidden/>
+          </w:rPr>
+          <w:fldChar w:fldCharType="end"/>
+        </w:r>
+      </w:hyperlink>
+    </w:p>
+    <w:p>
+      <w:pPr>
+        <w:pStyle w:val="TOC2"/>
+        <w:tabs>
+          <w:tab w:val="right" w:leader="dot" w:pos="9880"/>
+        </w:tabs>
+        <w:rPr>
+          <w:rFonts w:asciiTheme="minorHAnsi" w:eastAsiaTheme="minorEastAsia" w:hAnsiTheme="minorHAnsi"/>
+          <w:noProof/>
+          <w:color w:val="auto"/>
+          <w:kern w:val="2"/>
+          <w:sz w:val="24"/>
+          <w:szCs w:val="24"/>
+          <w:lang w:val="de-DE" w:eastAsia="de-DE"/>
+          <w14:ligatures w14:val="standardContextual"/>
+        </w:rPr>
+      </w:pPr>
+      <w:hyperlink w:anchor="_Toc244186291" w:history="1">
+        <w:r>
+          <w:rPr>
+            <w:rStyle w:val="Hyperlink"/>
+            <w:noProof/>
+          </w:rPr>
+          <w:t>Clasificar regiones completas del atlas a través de los cortes</w:t>
+        </w:r>
+        <w:r>
+          <w:rPr>
+            <w:noProof/>
+            <w:webHidden/>
+          </w:rPr>
+          <w:tab/>
+        </w:r>
+        <w:r>
+          <w:rPr>
+            <w:noProof/>
+            <w:webHidden/>
+          </w:rPr>
+          <w:fldChar w:fldCharType="begin"/>
+        </w:r>
+        <w:r>
+          <w:rPr>
+            <w:noProof/>
+            <w:webHidden/>
+          </w:rPr>
+          <w:instrText xml:space="preserve"> PAGEREF _Toc244186291 \h </w:instrText>
         </w:r>
         <w:r>
           <w:rPr>
@@ -2128,7 +2275,7 @@
           <w14:ligatures w14:val="standardContextual"/>
         </w:rPr>
       </w:pPr>
-      <w:hyperlink w:anchor="_Toc243479326" w:history="1">
+      <w:hyperlink w:anchor="_Toc244186292" w:history="1">
         <w:r>
           <w:rPr>
             <w:rStyle w:val="Hyperlink"/>
@@ -2155,7 +2302,7 @@
             <w:noProof/>
             <w:webHidden/>
           </w:rPr>
-          <w:instrText xml:space="preserve"> PAGEREF _Toc243479326 \h </w:instrText>
+          <w:instrText xml:space="preserve"> PAGEREF _Toc244186292 \h </w:instrText>
         </w:r>
         <w:r>
           <w:rPr>
@@ -2175,7 +2322,7 @@
             <w:noProof/>
             <w:webHidden/>
           </w:rPr>
-          <w:t>23</w:t>
+          <w:t>24</w:t>
         </w:r>
         <w:r>
           <w:rPr>
@@ -2203,7 +2350,7 @@
           <w14:ligatures w14:val="standardContextual"/>
         </w:rPr>
       </w:pPr>
-      <w:hyperlink w:anchor="_Toc243479327" w:history="1">
+      <w:hyperlink w:anchor="_Toc244186293" w:history="1">
         <w:r>
           <w:rPr>
             <w:rStyle w:val="Hyperlink"/>
@@ -2230,7 +2377,7 @@
             <w:noProof/>
             <w:webHidden/>
           </w:rPr>
-          <w:instrText xml:space="preserve"> PAGEREF _Toc243479327 \h </w:instrText>
+          <w:instrText xml:space="preserve"> PAGEREF _Toc244186293 \h </w:instrText>
         </w:r>
         <w:r>
           <w:rPr>
@@ -2250,7 +2397,7 @@
             <w:noProof/>
             <w:webHidden/>
           </w:rPr>
-          <w:t>23</w:t>
+          <w:t>24</w:t>
         </w:r>
         <w:r>
           <w:rPr>
@@ -2278,13 +2425,13 @@
           <w14:ligatures w14:val="standardContextual"/>
         </w:rPr>
       </w:pPr>
-      <w:hyperlink w:anchor="_Toc243479328" w:history="1">
+      <w:hyperlink w:anchor="_Toc244186294" w:history="1">
         <w:r>
           <w:rPr>
             <w:rStyle w:val="Hyperlink"/>
             <w:noProof/>
           </w:rPr>
-          <w:t>Registrar un plano 2D de origen</w:t>
+          <w:t>Máscaras geométricas para datos de sondas volumétricas</w:t>
         </w:r>
         <w:r>
           <w:rPr>
@@ -2305,7 +2452,7 @@
             <w:noProof/>
             <w:webHidden/>
           </w:rPr>
-          <w:instrText xml:space="preserve"> PAGEREF _Toc243479328 \h </w:instrText>
+          <w:instrText xml:space="preserve"> PAGEREF _Toc244186294 \h </w:instrText>
         </w:r>
         <w:r>
           <w:rPr>
@@ -2353,12 +2500,87 @@
           <w14:ligatures w14:val="standardContextual"/>
         </w:rPr>
       </w:pPr>
-      <w:hyperlink w:anchor="_Toc243479329" w:history="1">
+      <w:hyperlink w:anchor="_Toc244186295" w:history="1">
         <w:r>
           <w:rPr>
             <w:rStyle w:val="Hyperlink"/>
             <w:noProof/>
           </w:rPr>
+          <w:t>Registrar un plano 2D de origen</w:t>
+        </w:r>
+        <w:r>
+          <w:rPr>
+            <w:noProof/>
+            <w:webHidden/>
+          </w:rPr>
+          <w:tab/>
+        </w:r>
+        <w:r>
+          <w:rPr>
+            <w:noProof/>
+            <w:webHidden/>
+          </w:rPr>
+          <w:fldChar w:fldCharType="begin"/>
+        </w:r>
+        <w:r>
+          <w:rPr>
+            <w:noProof/>
+            <w:webHidden/>
+          </w:rPr>
+          <w:instrText xml:space="preserve"> PAGEREF _Toc244186295 \h </w:instrText>
+        </w:r>
+        <w:r>
+          <w:rPr>
+            <w:noProof/>
+            <w:webHidden/>
+          </w:rPr>
+        </w:r>
+        <w:r>
+          <w:rPr>
+            <w:noProof/>
+            <w:webHidden/>
+          </w:rPr>
+          <w:fldChar w:fldCharType="separate"/>
+        </w:r>
+        <w:r>
+          <w:rPr>
+            <w:noProof/>
+            <w:webHidden/>
+          </w:rPr>
+          <w:t>25</w:t>
+        </w:r>
+        <w:r>
+          <w:rPr>
+            <w:noProof/>
+            <w:webHidden/>
+          </w:rPr>
+          <w:fldChar w:fldCharType="end"/>
+        </w:r>
+      </w:hyperlink>
+    </w:p>
+    <w:p>
+      <w:pPr>
+        <w:pStyle w:val="TOC2"/>
+        <w:tabs>
+          <w:tab w:val="right" w:leader="dot" w:pos="9880"/>
+        </w:tabs>
+        <w:rPr>
+          <w:rFonts w:asciiTheme="minorHAnsi" w:eastAsiaTheme="minorEastAsia" w:hAnsiTheme="minorHAnsi"/>
+          <w:noProof/>
+          <w:color w:val="auto"/>
+          <w:kern w:val="2"/>
+          <w:sz w:val="24"/>
+          <w:szCs w:val="24"/>
+          <w:lang w:val="de-DE" w:eastAsia="de-DE"/>
+          <w14:ligatures w14:val="standardContextual"/>
+        </w:rPr>
+      </w:pPr>
+      <w:hyperlink w:anchor="_Toc244186296" w:history="1">
+        <w:r>
+          <w:rPr>
+            <w:rStyle w:val="Hyperlink"/>
+            <w:noProof/>
+          </w:rPr>
           <w:t>Registro guiado al atlas con LightSuite</w:t>
         </w:r>
         <w:r>
@@ -2380,7 +2602,7 @@
             <w:noProof/>
             <w:webHidden/>
           </w:rPr>
-          <w:instrText xml:space="preserve"> PAGEREF _Toc243479329 \h </w:instrText>
+          <w:instrText xml:space="preserve"> PAGEREF _Toc244186296 \h </w:instrText>
         </w:r>
         <w:r>
           <w:rPr>
@@ -2400,7 +2622,7 @@
             <w:noProof/>
             <w:webHidden/>
           </w:rPr>
-          <w:t>25</w:t>
+          <w:t>26</w:t>
         </w:r>
         <w:r>
           <w:rPr>
@@ -2428,7 +2650,7 @@
           <w14:ligatures w14:val="standardContextual"/>
         </w:rPr>
       </w:pPr>
-      <w:hyperlink w:anchor="_Toc243479330" w:history="1">
+      <w:hyperlink w:anchor="_Toc244186297" w:history="1">
         <w:r>
           <w:rPr>
             <w:rStyle w:val="Hyperlink"/>
@@ -2455,7 +2677,7 @@
             <w:noProof/>
             <w:webHidden/>
           </w:rPr>
-          <w:instrText xml:space="preserve"> PAGEREF _Toc243479330 \h </w:instrText>
+          <w:instrText xml:space="preserve"> PAGEREF _Toc244186297 \h </w:instrText>
         </w:r>
         <w:r>
           <w:rPr>
@@ -2475,7 +2697,7 @@
             <w:noProof/>
             <w:webHidden/>
           </w:rPr>
-          <w:t>31</w:t>
+          <w:t>33</w:t>
         </w:r>
         <w:r>
           <w:rPr>
@@ -2503,7 +2725,7 @@
           <w14:ligatures w14:val="standardContextual"/>
         </w:rPr>
       </w:pPr>
-      <w:hyperlink w:anchor="_Toc243479331" w:history="1">
+      <w:hyperlink w:anchor="_Toc244186298" w:history="1">
         <w:r>
           <w:rPr>
             <w:rStyle w:val="Hyperlink"/>
@@ -2530,7 +2752,7 @@
             <w:noProof/>
             <w:webHidden/>
           </w:rPr>
-          <w:instrText xml:space="preserve"> PAGEREF _Toc243479331 \h </w:instrText>
+          <w:instrText xml:space="preserve"> PAGEREF _Toc244186298 \h </w:instrText>
         </w:r>
         <w:r>
           <w:rPr>
@@ -2550,7 +2772,7 @@
             <w:noProof/>
             <w:webHidden/>
           </w:rPr>
-          <w:t>31</w:t>
+          <w:t>33</w:t>
         </w:r>
         <w:r>
           <w:rPr>
@@ -2578,7 +2800,7 @@
           <w14:ligatures w14:val="standardContextual"/>
         </w:rPr>
       </w:pPr>
-      <w:hyperlink w:anchor="_Toc243479332" w:history="1">
+      <w:hyperlink w:anchor="_Toc244186299" w:history="1">
         <w:r>
           <w:rPr>
             <w:rStyle w:val="Hyperlink"/>
@@ -2605,7 +2827,7 @@
             <w:noProof/>
             <w:webHidden/>
           </w:rPr>
-          <w:instrText xml:space="preserve"> PAGEREF _Toc243479332 \h </w:instrText>
+          <w:instrText xml:space="preserve"> PAGEREF _Toc244186299 \h </w:instrText>
         </w:r>
         <w:r>
           <w:rPr>
@@ -2625,7 +2847,7 @@
             <w:noProof/>
             <w:webHidden/>
           </w:rPr>
-          <w:t>32</w:t>
+          <w:t>34</w:t>
         </w:r>
         <w:r>
           <w:rPr>
@@ -2653,7 +2875,7 @@
           <w14:ligatures w14:val="standardContextual"/>
         </w:rPr>
       </w:pPr>
-      <w:hyperlink w:anchor="_Toc243479333" w:history="1">
+      <w:hyperlink w:anchor="_Toc244186300" w:history="1">
         <w:r>
           <w:rPr>
             <w:rStyle w:val="Hyperlink"/>
@@ -2680,7 +2902,7 @@
             <w:noProof/>
             <w:webHidden/>
           </w:rPr>
-          <w:instrText xml:space="preserve"> PAGEREF _Toc243479333 \h </w:instrText>
+          <w:instrText xml:space="preserve"> PAGEREF _Toc244186300 \h </w:instrText>
         </w:r>
         <w:r>
           <w:rPr>
@@ -2700,7 +2922,7 @@
             <w:noProof/>
             <w:webHidden/>
           </w:rPr>
-          <w:t>34</w:t>
+          <w:t>36</w:t>
         </w:r>
         <w:r>
           <w:rPr>
@@ -2728,7 +2950,7 @@
           <w14:ligatures w14:val="standardContextual"/>
         </w:rPr>
       </w:pPr>
-      <w:hyperlink w:anchor="_Toc243479334" w:history="1">
+      <w:hyperlink w:anchor="_Toc244186301" w:history="1">
         <w:r>
           <w:rPr>
             <w:rStyle w:val="Hyperlink"/>
@@ -2755,7 +2977,7 @@
             <w:noProof/>
             <w:webHidden/>
           </w:rPr>
-          <w:instrText xml:space="preserve"> PAGEREF _Toc243479334 \h </w:instrText>
+          <w:instrText xml:space="preserve"> PAGEREF _Toc244186301 \h </w:instrText>
         </w:r>
         <w:r>
           <w:rPr>
@@ -2775,7 +2997,7 @@
             <w:noProof/>
             <w:webHidden/>
           </w:rPr>
-          <w:t>36</w:t>
+          <w:t>38</w:t>
         </w:r>
         <w:r>
           <w:rPr>
@@ -2803,7 +3025,7 @@
           <w14:ligatures w14:val="standardContextual"/>
         </w:rPr>
       </w:pPr>
-      <w:hyperlink w:anchor="_Toc243479335" w:history="1">
+      <w:hyperlink w:anchor="_Toc244186302" w:history="1">
         <w:r>
           <w:rPr>
             <w:rStyle w:val="Hyperlink"/>
@@ -2830,7 +3052,7 @@
             <w:noProof/>
             <w:webHidden/>
           </w:rPr>
-          <w:instrText xml:space="preserve"> PAGEREF _Toc243479335 \h </w:instrText>
+          <w:instrText xml:space="preserve"> PAGEREF _Toc244186302 \h </w:instrText>
         </w:r>
         <w:r>
           <w:rPr>
@@ -2850,7 +3072,232 @@
             <w:noProof/>
             <w:webHidden/>
           </w:rPr>
-          <w:t>36</w:t>
+          <w:t>38</w:t>
+        </w:r>
+        <w:r>
+          <w:rPr>
+            <w:noProof/>
+            <w:webHidden/>
+          </w:rPr>
+          <w:fldChar w:fldCharType="end"/>
+        </w:r>
+      </w:hyperlink>
+    </w:p>
+    <w:p>
+      <w:pPr>
+        <w:pStyle w:val="TOC2"/>
+        <w:tabs>
+          <w:tab w:val="right" w:leader="dot" w:pos="9880"/>
+        </w:tabs>
+        <w:rPr>
+          <w:rFonts w:asciiTheme="minorHAnsi" w:eastAsiaTheme="minorEastAsia" w:hAnsiTheme="minorHAnsi"/>
+          <w:noProof/>
+          <w:color w:val="auto"/>
+          <w:kern w:val="2"/>
+          <w:sz w:val="24"/>
+          <w:szCs w:val="24"/>
+          <w:lang w:val="de-DE" w:eastAsia="de-DE"/>
+          <w14:ligatures w14:val="standardContextual"/>
+        </w:rPr>
+      </w:pPr>
+      <w:hyperlink w:anchor="_Toc244186303" w:history="1">
+        <w:r>
+          <w:rPr>
+            <w:rStyle w:val="Hyperlink"/>
+            <w:noProof/>
+          </w:rPr>
+          <w:t>Asignar concentraciones y mostrar titulaciones</w:t>
+        </w:r>
+        <w:r>
+          <w:rPr>
+            <w:noProof/>
+            <w:webHidden/>
+          </w:rPr>
+          <w:tab/>
+        </w:r>
+        <w:r>
+          <w:rPr>
+            <w:noProof/>
+            <w:webHidden/>
+          </w:rPr>
+          <w:fldChar w:fldCharType="begin"/>
+        </w:r>
+        <w:r>
+          <w:rPr>
+            <w:noProof/>
+            <w:webHidden/>
+          </w:rPr>
+          <w:instrText xml:space="preserve"> PAGEREF _Toc244186303 \h </w:instrText>
+        </w:r>
+        <w:r>
+          <w:rPr>
+            <w:noProof/>
+            <w:webHidden/>
+          </w:rPr>
+        </w:r>
+        <w:r>
+          <w:rPr>
+            <w:noProof/>
+            <w:webHidden/>
+          </w:rPr>
+          <w:fldChar w:fldCharType="separate"/>
+        </w:r>
+        <w:r>
+          <w:rPr>
+            <w:noProof/>
+            <w:webHidden/>
+          </w:rPr>
+          <w:t>38</w:t>
+        </w:r>
+        <w:r>
+          <w:rPr>
+            <w:noProof/>
+            <w:webHidden/>
+          </w:rPr>
+          <w:fldChar w:fldCharType="end"/>
+        </w:r>
+      </w:hyperlink>
+    </w:p>
+    <w:p>
+      <w:pPr>
+        <w:pStyle w:val="TOC2"/>
+        <w:tabs>
+          <w:tab w:val="right" w:leader="dot" w:pos="9880"/>
+        </w:tabs>
+        <w:rPr>
+          <w:rFonts w:asciiTheme="minorHAnsi" w:eastAsiaTheme="minorEastAsia" w:hAnsiTheme="minorHAnsi"/>
+          <w:noProof/>
+          <w:color w:val="auto"/>
+          <w:kern w:val="2"/>
+          <w:sz w:val="24"/>
+          <w:szCs w:val="24"/>
+          <w:lang w:val="de-DE" w:eastAsia="de-DE"/>
+          <w14:ligatures w14:val="standardContextual"/>
+        </w:rPr>
+      </w:pPr>
+      <w:hyperlink w:anchor="_Toc244186304" w:history="1">
+        <w:r>
+          <w:rPr>
+            <w:rStyle w:val="Hyperlink"/>
+            <w:noProof/>
+          </w:rPr>
+          <w:t>Seleccionar comparaciones de dosis y pruebas estadísticas</w:t>
+        </w:r>
+        <w:r>
+          <w:rPr>
+            <w:noProof/>
+            <w:webHidden/>
+          </w:rPr>
+          <w:tab/>
+        </w:r>
+        <w:r>
+          <w:rPr>
+            <w:noProof/>
+            <w:webHidden/>
+          </w:rPr>
+          <w:fldChar w:fldCharType="begin"/>
+        </w:r>
+        <w:r>
+          <w:rPr>
+            <w:noProof/>
+            <w:webHidden/>
+          </w:rPr>
+          <w:instrText xml:space="preserve"> PAGEREF _Toc244186304 \h </w:instrText>
+        </w:r>
+        <w:r>
+          <w:rPr>
+            <w:noProof/>
+            <w:webHidden/>
+          </w:rPr>
+        </w:r>
+        <w:r>
+          <w:rPr>
+            <w:noProof/>
+            <w:webHidden/>
+          </w:rPr>
+          <w:fldChar w:fldCharType="separate"/>
+        </w:r>
+        <w:r>
+          <w:rPr>
+            <w:noProof/>
+            <w:webHidden/>
+          </w:rPr>
+          <w:t>39</w:t>
+        </w:r>
+        <w:r>
+          <w:rPr>
+            <w:noProof/>
+            <w:webHidden/>
+          </w:rPr>
+          <w:fldChar w:fldCharType="end"/>
+        </w:r>
+      </w:hyperlink>
+    </w:p>
+    <w:p>
+      <w:pPr>
+        <w:pStyle w:val="TOC2"/>
+        <w:tabs>
+          <w:tab w:val="right" w:leader="dot" w:pos="9880"/>
+        </w:tabs>
+        <w:rPr>
+          <w:rFonts w:asciiTheme="minorHAnsi" w:eastAsiaTheme="minorEastAsia" w:hAnsiTheme="minorHAnsi"/>
+          <w:noProof/>
+          <w:color w:val="auto"/>
+          <w:kern w:val="2"/>
+          <w:sz w:val="24"/>
+          <w:szCs w:val="24"/>
+          <w:lang w:val="de-DE" w:eastAsia="de-DE"/>
+          <w14:ligatures w14:val="standardContextual"/>
+        </w:rPr>
+      </w:pPr>
+      <w:hyperlink w:anchor="_Toc244186305" w:history="1">
+        <w:r>
+          <w:rPr>
+            <w:rStyle w:val="Hyperlink"/>
+            <w:noProof/>
+          </w:rPr>
+          <w:t>Previsualizar figuras para publicación antes de exportar</w:t>
+        </w:r>
+        <w:r>
+          <w:rPr>
+            <w:noProof/>
+            <w:webHidden/>
+          </w:rPr>
+          <w:tab/>
+        </w:r>
+        <w:r>
+          <w:rPr>
+            <w:noProof/>
+            <w:webHidden/>
+          </w:rPr>
+          <w:fldChar w:fldCharType="begin"/>
+        </w:r>
+        <w:r>
+          <w:rPr>
+            <w:noProof/>
+            <w:webHidden/>
+          </w:rPr>
+          <w:instrText xml:space="preserve"> PAGEREF _Toc244186305 \h </w:instrText>
+        </w:r>
+        <w:r>
+          <w:rPr>
+            <w:noProof/>
+            <w:webHidden/>
+          </w:rPr>
+        </w:r>
+        <w:r>
+          <w:rPr>
+            <w:noProof/>
+            <w:webHidden/>
+          </w:rPr>
+          <w:fldChar w:fldCharType="separate"/>
+        </w:r>
+        <w:r>
+          <w:rPr>
+            <w:noProof/>
+            <w:webHidden/>
+          </w:rPr>
+          <w:t>40</w:t>
         </w:r>
         <w:r>
           <w:rPr>
@@ -2878,7 +3325,7 @@
           <w14:ligatures w14:val="standardContextual"/>
         </w:rPr>
       </w:pPr>
-      <w:hyperlink w:anchor="_Toc243479336" w:history="1">
+      <w:hyperlink w:anchor="_Toc244186306" w:history="1">
         <w:r>
           <w:rPr>
             <w:rStyle w:val="Hyperlink"/>
@@ -2905,7 +3352,7 @@
             <w:noProof/>
             <w:webHidden/>
           </w:rPr>
-          <w:instrText xml:space="preserve"> PAGEREF _Toc243479336 \h </w:instrText>
+          <w:instrText xml:space="preserve"> PAGEREF _Toc244186306 \h </w:instrText>
         </w:r>
         <w:r>
           <w:rPr>
@@ -2925,7 +3372,82 @@
             <w:noProof/>
             <w:webHidden/>
           </w:rPr>
-          <w:t>37</w:t>
+          <w:t>41</w:t>
+        </w:r>
+        <w:r>
+          <w:rPr>
+            <w:noProof/>
+            <w:webHidden/>
+          </w:rPr>
+          <w:fldChar w:fldCharType="end"/>
+        </w:r>
+      </w:hyperlink>
+    </w:p>
+    <w:p>
+      <w:pPr>
+        <w:pStyle w:val="TOC2"/>
+        <w:tabs>
+          <w:tab w:val="right" w:leader="dot" w:pos="9880"/>
+        </w:tabs>
+        <w:rPr>
+          <w:rFonts w:asciiTheme="minorHAnsi" w:eastAsiaTheme="minorEastAsia" w:hAnsiTheme="minorHAnsi"/>
+          <w:noProof/>
+          <w:color w:val="auto"/>
+          <w:kern w:val="2"/>
+          <w:sz w:val="24"/>
+          <w:szCs w:val="24"/>
+          <w:lang w:val="de-DE" w:eastAsia="de-DE"/>
+          <w14:ligatures w14:val="standardContextual"/>
+        </w:rPr>
+      </w:pPr>
+      <w:hyperlink w:anchor="_Toc244186307" w:history="1">
+        <w:r>
+          <w:rPr>
+            <w:rStyle w:val="Hyperlink"/>
+            <w:noProof/>
+          </w:rPr>
+          <w:t>Revisar los ajustes preestablecidos automáticos actuales</w:t>
+        </w:r>
+        <w:r>
+          <w:rPr>
+            <w:noProof/>
+            <w:webHidden/>
+          </w:rPr>
+          <w:tab/>
+        </w:r>
+        <w:r>
+          <w:rPr>
+            <w:noProof/>
+            <w:webHidden/>
+          </w:rPr>
+          <w:fldChar w:fldCharType="begin"/>
+        </w:r>
+        <w:r>
+          <w:rPr>
+            <w:noProof/>
+            <w:webHidden/>
+          </w:rPr>
+          <w:instrText xml:space="preserve"> PAGEREF _Toc244186307 \h </w:instrText>
+        </w:r>
+        <w:r>
+          <w:rPr>
+            <w:noProof/>
+            <w:webHidden/>
+          </w:rPr>
+        </w:r>
+        <w:r>
+          <w:rPr>
+            <w:noProof/>
+            <w:webHidden/>
+          </w:rPr>
+          <w:fldChar w:fldCharType="separate"/>
+        </w:r>
+        <w:r>
+          <w:rPr>
+            <w:noProof/>
+            <w:webHidden/>
+          </w:rPr>
+          <w:t>41</w:t>
         </w:r>
         <w:r>
           <w:rPr>
@@ -2953,7 +3475,7 @@
           <w14:ligatures w14:val="standardContextual"/>
         </w:rPr>
       </w:pPr>
-      <w:hyperlink w:anchor="_Toc243479337" w:history="1">
+      <w:hyperlink w:anchor="_Toc244186308" w:history="1">
         <w:r>
           <w:rPr>
             <w:rStyle w:val="Hyperlink"/>
@@ -2980,7 +3502,7 @@
             <w:noProof/>
             <w:webHidden/>
           </w:rPr>
-          <w:instrText xml:space="preserve"> PAGEREF _Toc243479337 \h </w:instrText>
+          <w:instrText xml:space="preserve"> PAGEREF _Toc244186308 \h </w:instrText>
         </w:r>
         <w:r>
           <w:rPr>
@@ -3000,7 +3522,7 @@
             <w:noProof/>
             <w:webHidden/>
           </w:rPr>
-          <w:t>38</w:t>
+          <w:t>42</w:t>
         </w:r>
         <w:r>
           <w:rPr>
@@ -3028,7 +3550,7 @@
           <w14:ligatures w14:val="standardContextual"/>
         </w:rPr>
       </w:pPr>
-      <w:hyperlink w:anchor="_Toc243479338" w:history="1">
+      <w:hyperlink w:anchor="_Toc244186309" w:history="1">
         <w:r>
           <w:rPr>
             <w:rStyle w:val="Hyperlink"/>
@@ -3055,7 +3577,7 @@
             <w:noProof/>
             <w:webHidden/>
           </w:rPr>
-          <w:instrText xml:space="preserve"> PAGEREF _Toc243479338 \h </w:instrText>
+          <w:instrText xml:space="preserve"> PAGEREF _Toc244186309 \h </w:instrText>
         </w:r>
         <w:r>
           <w:rPr>
@@ -3075,7 +3597,7 @@
             <w:noProof/>
             <w:webHidden/>
           </w:rPr>
-          <w:t>38</w:t>
+          <w:t>42</w:t>
         </w:r>
         <w:r>
           <w:rPr>
@@ -3103,7 +3625,7 @@
           <w14:ligatures w14:val="standardContextual"/>
         </w:rPr>
       </w:pPr>
-      <w:hyperlink w:anchor="_Toc243479339" w:history="1">
+      <w:hyperlink w:anchor="_Toc244186310" w:history="1">
         <w:r>
           <w:rPr>
             <w:rStyle w:val="Hyperlink"/>
@@ -3130,7 +3652,7 @@
             <w:noProof/>
             <w:webHidden/>
           </w:rPr>
-          <w:instrText xml:space="preserve"> PAGEREF _Toc243479339 \h </w:instrText>
+          <w:instrText xml:space="preserve"> PAGEREF _Toc244186310 \h </w:instrText>
         </w:r>
         <w:r>
           <w:rPr>
@@ -3150,7 +3672,7 @@
             <w:noProof/>
             <w:webHidden/>
           </w:rPr>
-          <w:t>39</w:t>
+          <w:t>43</w:t>
         </w:r>
         <w:r>
           <w:rPr>
@@ -3178,7 +3700,7 @@
           <w14:ligatures w14:val="standardContextual"/>
         </w:rPr>
       </w:pPr>
-      <w:hyperlink w:anchor="_Toc243479340" w:history="1">
+      <w:hyperlink w:anchor="_Toc244186311" w:history="1">
         <w:r>
           <w:rPr>
             <w:rStyle w:val="Hyperlink"/>
@@ -3205,7 +3727,7 @@
             <w:noProof/>
             <w:webHidden/>
           </w:rPr>
-          <w:instrText xml:space="preserve"> PAGEREF _Toc243479340 \h </w:instrText>
+          <w:instrText xml:space="preserve"> PAGEREF _Toc244186311 \h </w:instrText>
         </w:r>
         <w:r>
           <w:rPr>
@@ -3225,7 +3747,7 @@
             <w:noProof/>
             <w:webHidden/>
           </w:rPr>
-          <w:t>40</w:t>
+          <w:t>44</w:t>
         </w:r>
         <w:r>
           <w:rPr>
@@ -3253,7 +3775,7 @@
           <w14:ligatures w14:val="standardContextual"/>
         </w:rPr>
       </w:pPr>
-      <w:hyperlink w:anchor="_Toc243479341" w:history="1">
+      <w:hyperlink w:anchor="_Toc244186312" w:history="1">
         <w:r>
           <w:rPr>
             <w:rStyle w:val="Hyperlink"/>
@@ -3280,7 +3802,7 @@
             <w:noProof/>
             <w:webHidden/>
           </w:rPr>
-          <w:instrText xml:space="preserve"> PAGEREF _Toc243479341 \h </w:instrText>
+          <w:instrText xml:space="preserve"> PAGEREF _Toc244186312 \h </w:instrText>
         </w:r>
         <w:r>
           <w:rPr>
@@ -3300,7 +3822,7 @@
             <w:noProof/>
             <w:webHidden/>
           </w:rPr>
-          <w:t>40</w:t>
+          <w:t>44</w:t>
         </w:r>
         <w:r>
           <w:rPr>
@@ -3328,7 +3850,7 @@
           <w14:ligatures w14:val="standardContextual"/>
         </w:rPr>
       </w:pPr>
-      <w:hyperlink w:anchor="_Toc243479342" w:history="1">
+      <w:hyperlink w:anchor="_Toc244186313" w:history="1">
         <w:r>
           <w:rPr>
             <w:rStyle w:val="Hyperlink"/>
@@ -3355,7 +3877,7 @@
             <w:noProof/>
             <w:webHidden/>
           </w:rPr>
-          <w:instrText xml:space="preserve"> PAGEREF _Toc243479342 \h </w:instrText>
+          <w:instrText xml:space="preserve"> PAGEREF _Toc244186313 \h </w:instrText>
         </w:r>
         <w:r>
           <w:rPr>
@@ -3375,7 +3897,7 @@
             <w:noProof/>
             <w:webHidden/>
           </w:rPr>
-          <w:t>41</w:t>
+          <w:t>45</w:t>
         </w:r>
         <w:r>
           <w:rPr>
@@ -3404,7 +3926,7 @@
     </w:p>
     <w:p>
       <w:r>
-        <w:t>Edición de referencia del 15 de octubre de 2026</w:t>
+        <w:t>Edición de referencia 29 de octubre de 2026</w:t>
       </w:r>
     </w:p>
     <w:p>
@@ -3437,7 +3959,7 @@
         <w:pStyle w:val="Heading1"/>
         <w:pageBreakBefore/>
       </w:pPr>
-      <w:bookmarkStart w:id="0" w:name="_Toc243479299"/>
+      <w:bookmarkStart w:id="0" w:name="_Toc244186263"/>
       <w:r>
         <w:rPr>
           <w:b w:val="0"/>
@@ -3451,7 +3973,7 @@
       <w:pPr>
         <w:pStyle w:val="Heading2"/>
       </w:pPr>
-      <w:bookmarkStart w:id="1" w:name="_Toc243479300"/>
+      <w:bookmarkStart w:id="1" w:name="_Toc244186264"/>
       <w:r>
         <w:rPr>
           <w:b w:val="0"/>
@@ -3466,10 +3988,7 @@
         <w:ind w:left="317" w:hanging="259"/>
       </w:pPr>
       <w:r>
-        <w:t xml:space="preserve">1. </w:t>
-      </w:r>
-      <w:r>
-        <w:t xml:space="preserve">Descargue el repositorio completo de </w:t>
+        <w:t xml:space="preserve">1. Descargue el repositorio completo de </w:t>
       </w:r>
       <w:hyperlink r:id="rId8">
         <w:r>
@@ -3490,10 +4009,7 @@
         <w:ind w:left="317" w:hanging="259"/>
       </w:pPr>
       <w:r>
-        <w:t xml:space="preserve">2. </w:t>
-      </w:r>
-      <w:r>
-        <w:t xml:space="preserve">Colóquelo en una unidad local. Mantenga juntos los scripts raíz, </w:t>
+        <w:t xml:space="preserve">2. Colóquelo en una unidad local. Mantenga juntos los scripts raíz, </w:t>
       </w:r>
       <w:r>
         <w:rPr>
@@ -3552,10 +4068,7 @@
         <w:ind w:left="317" w:hanging="259"/>
       </w:pPr>
       <w:r>
-        <w:t xml:space="preserve">3. </w:t>
-      </w:r>
-      <w:r>
-        <w:t>Inicie MATLAB. La instalación ilustrada usa MATLAB R2023b en Windows. Funciones como registro requieren la herramienta MATLAB correspondiente; un error de función ausente identifica una dependencia que revisar.</w:t>
+        <w:t>3. Inicie MATLAB. La instalación ilustrada usa MATLAB R2023b en Windows. Funciones como registro requieren la herramienta MATLAB correspondiente; un error de función ausente identifica una dependencia que revisar.</w:t>
       </w:r>
     </w:p>
     <w:p>
@@ -3564,10 +4077,7 @@
         <w:ind w:left="317" w:hanging="259"/>
       </w:pPr>
       <w:r>
-        <w:t xml:space="preserve">4. </w:t>
-      </w:r>
-      <w:r>
-        <w:t xml:space="preserve">Cambie la carpeta actual de MATLAB a la carpeta extraída </w:t>
+        <w:t xml:space="preserve">4. Cambie la carpeta actual de MATLAB a la carpeta extraída </w:t>
       </w:r>
       <w:r>
         <w:rPr>
@@ -3611,7 +4121,7 @@
       <w:pPr>
         <w:pStyle w:val="Heading2"/>
       </w:pPr>
-      <w:bookmarkStart w:id="2" w:name="_Toc243479301"/>
+      <w:bookmarkStart w:id="2" w:name="_Toc244186265"/>
       <w:r>
         <w:rPr>
           <w:b w:val="0"/>
@@ -3648,10 +4158,30 @@
     </w:p>
     <w:p>
       <w:pPr>
+        <w:pStyle w:val="Heading2"/>
+      </w:pPr>
+      <w:bookmarkStart w:id="3" w:name="b_update_platform_title"/>
+      <w:bookmarkStart w:id="4" w:name="_Toc244186266"/>
+      <w:bookmarkEnd w:id="3"/>
+      <w:r>
+        <w:rPr>
+          <w:b w:val="0"/>
+        </w:rPr>
+        <w:t>Sistemas operativos y exportaciones nativas</w:t>
+      </w:r>
+      <w:bookmarkEnd w:id="4"/>
+    </w:p>
+    <w:p>
+      <w:r>
+        <w:t>Windows con MATLAB R2023b sigue siendo la instalación de referencia. El código fuente admite MATLAB nativo en Linux y macOS; la validación integral en esas plataformas está pendiente. Utilice la ruta real del volumen de datos montado en lugar de las letras de unidad de Windows. En Linux, los vídeos se exportan como Motion JPEG AVI; en Windows y macOS se utiliza MP4. En macOS y Linux, PPTX requiere MATLAB Report Generator, y la exportación XLSX no utiliza el formato mediante Excel COM. La adquisición en directo sigue dependiendo de la compatibilidad del escáner y de los controladores del hardware.</w:t>
+      </w:r>
+    </w:p>
+    <w:p>
+      <w:pPr>
         <w:pStyle w:val="Heading1"/>
         <w:pageBreakBefore/>
       </w:pPr>
-      <w:bookmarkStart w:id="3" w:name="_Toc243479302"/>
+      <w:bookmarkStart w:id="5" w:name="_Toc244186267"/>
       <w:r>
         <w:rPr>
           <w:b w:val="0"/>
@@ -3659,7 +4189,7 @@
         <w:lastRenderedPageBreak/>
         <w:t>2 Elegir la ruta de adquisición</w:t>
       </w:r>
-      <w:bookmarkEnd w:id="3"/>
+      <w:bookmarkEnd w:id="5"/>
     </w:p>
     <w:p>
       <w:pPr>
@@ -3838,10 +4368,7 @@
               <w:jc w:val="left"/>
             </w:pPr>
             <w:r>
-              <w:t xml:space="preserve">Y por X por </w:t>
-            </w:r>
-            <w:r>
-              <w:t>tiempo</w:t>
+              <w:t>Y por X por tiempo</w:t>
             </w:r>
           </w:p>
         </w:tc>
@@ -4069,21 +4596,18 @@
       <w:pPr>
         <w:pStyle w:val="Heading2"/>
       </w:pPr>
-      <w:bookmarkStart w:id="4" w:name="_Toc243479303"/>
+      <w:bookmarkStart w:id="6" w:name="_Toc244186268"/>
       <w:r>
         <w:rPr>
           <w:b w:val="0"/>
         </w:rPr>
         <w:t>Conservar estos registros</w:t>
       </w:r>
-      <w:bookmarkEnd w:id="4"/>
-    </w:p>
-    <w:p>
-      <w:r>
-        <w:t xml:space="preserve">Registre archivo original, identidad de animal y sesión, tipo de adquisición, temporización, eventos, </w:t>
-      </w:r>
-      <w:r>
-        <w:t>espaciado físico y carpeta de salida. Guarde secuencia y parámetros de procesamiento. Conserve juntos paquetes de atlas y auxiliares ROI.</w:t>
+      <w:bookmarkEnd w:id="6"/>
+    </w:p>
+    <w:p>
+      <w:r>
+        <w:t>Registre archivo original, identidad de animal y sesión, tipo de adquisición, temporización, eventos, espaciado físico y carpeta de salida. Guarde secuencia y parámetros de procesamiento. Conserve juntos paquetes de atlas y auxiliares ROI.</w:t>
       </w:r>
     </w:p>
     <w:p>
@@ -4102,7 +4626,7 @@
       <w:pPr>
         <w:pStyle w:val="Heading1"/>
       </w:pPr>
-      <w:bookmarkStart w:id="5" w:name="_Toc243479304"/>
+      <w:bookmarkStart w:id="7" w:name="_Toc244186269"/>
       <w:r>
         <w:rPr>
           <w:b w:val="0"/>
@@ -4110,7 +4634,7 @@
         <w:lastRenderedPageBreak/>
         <w:t>3 Cargar datos en Studio</w:t>
       </w:r>
-      <w:bookmarkEnd w:id="5"/>
+      <w:bookmarkEnd w:id="7"/>
     </w:p>
     <w:p>
       <w:pPr>
@@ -4130,7 +4654,7 @@
           <w:noProof/>
         </w:rPr>
         <w:drawing>
-          <wp:inline distT="0" distB="0" distL="0" distR="0" wp14:anchorId="338873B7" wp14:editId="14CBF2A6">
+          <wp:inline distT="0" distB="0" distL="0" distR="0" wp14:anchorId="3D3D66A2" wp14:editId="77971F41">
             <wp:extent cx="9962147" cy="6309360"/>
             <wp:effectExtent l="0" t="0" r="0" b="0"/>
             <wp:docPr id="2" name="Picture 2" descr="Studio workflow overview"/>
@@ -4185,10 +4709,7 @@
       </w:pPr>
       <w:r>
         <w:lastRenderedPageBreak/>
-        <w:t xml:space="preserve">1. </w:t>
-      </w:r>
-      <w:r>
-        <w:t xml:space="preserve">Haga clic en </w:t>
+        <w:t xml:space="preserve">1. Haga clic en </w:t>
       </w:r>
       <w:r>
         <w:rPr>
@@ -4206,13 +4727,7 @@
         <w:ind w:left="317" w:hanging="259"/>
       </w:pPr>
       <w:r>
-        <w:t xml:space="preserve">2. </w:t>
-      </w:r>
-      <w:r>
-        <w:t xml:space="preserve">Revise opciones de carga. Confirme dimensiones, número de volúmenes o fotogramas, TR y </w:t>
-      </w:r>
-      <w:r>
-        <w:t>advertencias temporales.</w:t>
+        <w:t>2. Revise opciones de carga. Confirme dimensiones, número de volúmenes o fotogramas, TR y advertencias temporales.</w:t>
       </w:r>
     </w:p>
     <w:p>
@@ -4221,10 +4736,7 @@
         <w:ind w:left="317" w:hanging="259"/>
       </w:pPr>
       <w:r>
-        <w:t xml:space="preserve">3. </w:t>
-      </w:r>
-      <w:r>
-        <w:t>Confirme carpeta de salida. Una carpeta local distingue tiempo de procesamiento y escritura de servidor.</w:t>
+        <w:t>3. Confirme carpeta de salida. Una carpeta local distingue tiempo de procesamiento y escritura de servidor.</w:t>
       </w:r>
     </w:p>
     <w:p>
@@ -4233,10 +4745,7 @@
         <w:ind w:left="317" w:hanging="259"/>
       </w:pPr>
       <w:r>
-        <w:t xml:space="preserve">4. </w:t>
-      </w:r>
-      <w:r>
-        <w:t>Compruebe la etiqueta activa antes de abrir un visor o procesar.</w:t>
+        <w:t>4. Compruebe la etiqueta activa antes de abrir un visor o procesar.</w:t>
       </w:r>
     </w:p>
     <w:p>
@@ -4245,24 +4754,21 @@
         <w:ind w:left="317" w:hanging="259"/>
       </w:pPr>
       <w:r>
-        <w:t xml:space="preserve">5. </w:t>
-      </w:r>
-      <w:r>
-        <w:t>Abra Time-Course Viewer e inspeccione fotogramas iniciales, intermedios y finales antes de corregir.</w:t>
+        <w:t>5. Abra Time-Course Viewer e inspeccione fotogramas iniciales, intermedios y finales antes de corregir.</w:t>
       </w:r>
     </w:p>
     <w:p>
       <w:pPr>
         <w:pStyle w:val="Heading2"/>
       </w:pPr>
-      <w:bookmarkStart w:id="6" w:name="_Toc243479305"/>
+      <w:bookmarkStart w:id="8" w:name="_Toc244186270"/>
       <w:r>
         <w:rPr>
           <w:b w:val="0"/>
         </w:rPr>
         <w:t>Cargar desde servidor</w:t>
       </w:r>
-      <w:bookmarkEnd w:id="6"/>
+      <w:bookmarkEnd w:id="8"/>
     </w:p>
     <w:p>
       <w:r>
@@ -4290,7 +4796,7 @@
         <w:pStyle w:val="Heading1"/>
         <w:pageBreakBefore/>
       </w:pPr>
-      <w:bookmarkStart w:id="7" w:name="_Toc243479306"/>
+      <w:bookmarkStart w:id="9" w:name="_Toc244186271"/>
       <w:r>
         <w:rPr>
           <w:b w:val="0"/>
@@ -4298,7 +4804,7 @@
         <w:lastRenderedPageBreak/>
         <w:t>4 Primer análisis de corte 2D</w:t>
       </w:r>
-      <w:bookmarkEnd w:id="7"/>
+      <w:bookmarkEnd w:id="9"/>
     </w:p>
     <w:p>
       <w:pPr>
@@ -4306,10 +4812,7 @@
         <w:ind w:left="317" w:hanging="259"/>
       </w:pPr>
       <w:r>
-        <w:t xml:space="preserve">1. </w:t>
-      </w:r>
-      <w:r>
-        <w:t>Cargue la secuencia 2D original y confirme Y por X por tiempo.</w:t>
+        <w:t>1. Cargue la secuencia 2D original y confirme Y por X por tiempo.</w:t>
       </w:r>
     </w:p>
     <w:p>
@@ -4318,10 +4821,7 @@
         <w:ind w:left="317" w:hanging="259"/>
       </w:pPr>
       <w:r>
-        <w:t xml:space="preserve">2. </w:t>
-      </w:r>
-      <w:r>
-        <w:t>Inspeccione desplazamiento, saltos, saturación, pérdidas y deriva lenta.</w:t>
+        <w:t>2. Inspeccione desplazamiento, saltos, saturación, pérdidas y deriva lenta.</w:t>
       </w:r>
     </w:p>
     <w:p>
@@ -4330,10 +4830,7 @@
         <w:ind w:left="317" w:hanging="259"/>
       </w:pPr>
       <w:r>
-        <w:t xml:space="preserve">3. </w:t>
-      </w:r>
-      <w:r>
-        <w:t>Ejecute QC y revise los fotogramas que producen advertencias.</w:t>
+        <w:t>3. Ejecute QC y revise los fotogramas que producen advertencias.</w:t>
       </w:r>
     </w:p>
     <w:p>
@@ -4342,10 +4839,7 @@
         <w:ind w:left="317" w:hanging="259"/>
       </w:pPr>
       <w:r>
-        <w:t xml:space="preserve">4. </w:t>
-      </w:r>
-      <w:r>
-        <w:t>Cree una rama derivada para una corrección justificada. Compárela con el original usando igual ROI e intervalo.</w:t>
+        <w:t>4. Cree una rama derivada para una corrección justificada. Compárela con el original usando igual ROI e intervalo.</w:t>
       </w:r>
     </w:p>
     <w:p>
@@ -4354,10 +4848,7 @@
         <w:ind w:left="317" w:hanging="259"/>
       </w:pPr>
       <w:r>
-        <w:t xml:space="preserve">5. </w:t>
-      </w:r>
-      <w:r>
-        <w:t>Configure línea base y señal desde eventos y abra SCM GUI.</w:t>
+        <w:t>5. Configure línea base y señal desde eventos y abra SCM GUI.</w:t>
       </w:r>
     </w:p>
     <w:p>
@@ -4366,10 +4857,7 @@
         <w:ind w:left="317" w:hanging="259"/>
       </w:pPr>
       <w:r>
-        <w:t xml:space="preserve">6. </w:t>
-      </w:r>
-      <w:r>
-        <w:t>Prepare una máscara de inclusión y, si necesita ROI anatómicas, registre el corte al atlas.</w:t>
+        <w:t>6. Prepare una máscara de inclusión y, si necesita ROI anatómicas, registre el corte al atlas.</w:t>
       </w:r>
     </w:p>
     <w:p>
@@ -4378,10 +4866,7 @@
         <w:ind w:left="317" w:hanging="259"/>
       </w:pPr>
       <w:r>
-        <w:t xml:space="preserve">7. </w:t>
-      </w:r>
-      <w:r>
-        <w:t>Revise ROI fijas o automáticas y sus trazas antes de exportar.</w:t>
+        <w:t>7. Revise ROI fijas o automáticas y sus trazas antes de exportar.</w:t>
       </w:r>
     </w:p>
     <w:p>
@@ -4390,31 +4875,25 @@
         <w:ind w:left="317" w:hanging="259"/>
       </w:pPr>
       <w:r>
-        <w:t xml:space="preserve">8. </w:t>
-      </w:r>
-      <w:r>
-        <w:t>Continúe a FC o Group Analysis con anatomía, tiempos y exportaciones correspondientes.</w:t>
+        <w:t>8. Continúe a FC o Group Analysis con anatomía, tiempos y exportaciones correspondientes.</w:t>
       </w:r>
     </w:p>
     <w:p>
       <w:pPr>
         <w:pStyle w:val="Heading2"/>
       </w:pPr>
-      <w:bookmarkStart w:id="8" w:name="_Toc243479307"/>
+      <w:bookmarkStart w:id="10" w:name="_Toc244186272"/>
       <w:r>
         <w:rPr>
           <w:b w:val="0"/>
         </w:rPr>
         <w:t>Comparar ramas de forma equitativa</w:t>
       </w:r>
-      <w:bookmarkEnd w:id="8"/>
-    </w:p>
-    <w:p>
-      <w:r>
-        <w:t xml:space="preserve">Use igual soporte anatómico y línea base para comparar procesamiento. Compruebe amplitud, </w:t>
-      </w:r>
-      <w:r>
-        <w:t>latencia, anatomía media y movimiento. Una traza suave o menor varianza no demuestran por sí solas mejor procesamiento.</w:t>
+      <w:bookmarkEnd w:id="10"/>
+    </w:p>
+    <w:p>
+      <w:r>
+        <w:t>Use igual soporte anatómico y línea base para comparar procesamiento. Compruebe amplitud, latencia, anatomía media y movimiento. Una traza suave o menor varianza no demuestran por sí solas mejor procesamiento.</w:t>
       </w:r>
     </w:p>
     <w:p>
@@ -4427,7 +4906,7 @@
         <w:pStyle w:val="Heading1"/>
         <w:pageBreakBefore/>
       </w:pPr>
-      <w:bookmarkStart w:id="9" w:name="_Toc243479308"/>
+      <w:bookmarkStart w:id="11" w:name="_Toc244186273"/>
       <w:r>
         <w:rPr>
           <w:b w:val="0"/>
@@ -4435,7 +4914,7 @@
         <w:lastRenderedPageBreak/>
         <w:t>5 Reconstruir una adquisición con motor</w:t>
       </w:r>
-      <w:bookmarkEnd w:id="9"/>
+      <w:bookmarkEnd w:id="11"/>
     </w:p>
     <w:p>
       <w:r>
@@ -4448,10 +4927,7 @@
         <w:ind w:left="317" w:hanging="259"/>
       </w:pPr>
       <w:r>
-        <w:t xml:space="preserve">1. </w:t>
-      </w:r>
-      <w:r>
-        <w:t xml:space="preserve">En Studio seleccione </w:t>
+        <w:t xml:space="preserve">1. En Studio seleccione </w:t>
       </w:r>
       <w:r>
         <w:rPr>
@@ -4469,10 +4945,7 @@
         <w:ind w:left="317" w:hanging="259"/>
       </w:pPr>
       <w:r>
-        <w:t xml:space="preserve">2. </w:t>
-      </w:r>
-      <w:r>
-        <w:t>Seleccione ruta de flujo continuo o archivos divididos según la adquisición.</w:t>
+        <w:t>2. Seleccione ruta de flujo continuo o archivos divididos según la adquisición.</w:t>
       </w:r>
     </w:p>
     <w:p>
@@ -4481,10 +4954,7 @@
         <w:ind w:left="317" w:hanging="259"/>
       </w:pPr>
       <w:r>
-        <w:t xml:space="preserve">3. </w:t>
-      </w:r>
-      <w:r>
-        <w:t>Introduzca número de cortes y fotogramas o permanencia desde el protocolo.</w:t>
+        <w:t>3. Introduzca número de cortes y fotogramas o permanencia desde el protocolo.</w:t>
       </w:r>
     </w:p>
     <w:p>
@@ -4493,10 +4963,7 @@
         <w:ind w:left="317" w:hanging="259"/>
       </w:pPr>
       <w:r>
-        <w:t xml:space="preserve">4. </w:t>
-      </w:r>
-      <w:r>
-        <w:t>Revise dimensiones reconstruidas e índices temporales conservados.</w:t>
+        <w:t>4. Revise dimensiones reconstruidas e índices temporales conservados.</w:t>
       </w:r>
     </w:p>
     <w:p>
@@ -4505,10 +4972,7 @@
         <w:ind w:left="317" w:hanging="259"/>
       </w:pPr>
       <w:r>
-        <w:t xml:space="preserve">5. </w:t>
-      </w:r>
-      <w:r>
-        <w:t>Inspeccione inicio y fin de cada plano reconstruido para detectar desfase o contaminación por movimiento.</w:t>
+        <w:t>5. Inspeccione inicio y fin de cada plano reconstruido para detectar desfase o contaminación por movimiento.</w:t>
       </w:r>
     </w:p>
     <w:p>
@@ -4517,24 +4981,21 @@
         <w:ind w:left="317" w:hanging="259"/>
       </w:pPr>
       <w:r>
-        <w:t xml:space="preserve">6. </w:t>
-      </w:r>
-      <w:r>
-        <w:t>Guarde reconstrucción y metadatos antes de seguir.</w:t>
+        <w:t>6. Guarde reconstrucción y metadatos antes de seguir.</w:t>
       </w:r>
     </w:p>
     <w:p>
       <w:pPr>
         <w:pStyle w:val="Heading2"/>
       </w:pPr>
-      <w:bookmarkStart w:id="10" w:name="_Toc243479309"/>
+      <w:bookmarkStart w:id="12" w:name="_Toc244186274"/>
       <w:r>
         <w:rPr>
           <w:b w:val="0"/>
         </w:rPr>
         <w:t>Registrar y analizar planos de origen</w:t>
       </w:r>
-      <w:bookmarkEnd w:id="10"/>
+      <w:bookmarkEnd w:id="12"/>
     </w:p>
     <w:p>
       <w:r>
@@ -4551,7 +5012,7 @@
         <w:pStyle w:val="Heading1"/>
         <w:pageBreakBefore/>
       </w:pPr>
-      <w:bookmarkStart w:id="11" w:name="_Toc243479310"/>
+      <w:bookmarkStart w:id="13" w:name="_Toc244186275"/>
       <w:r>
         <w:rPr>
           <w:b w:val="0"/>
@@ -4559,7 +5020,7 @@
         <w:lastRenderedPageBreak/>
         <w:t>6 Preparar una adquisición volumétrica 3D</w:t>
       </w:r>
-      <w:bookmarkEnd w:id="11"/>
+      <w:bookmarkEnd w:id="13"/>
     </w:p>
     <w:p>
       <w:pPr>
@@ -4567,10 +5028,7 @@
         <w:ind w:left="317" w:hanging="259"/>
       </w:pPr>
       <w:r>
-        <w:t xml:space="preserve">1. </w:t>
-      </w:r>
-      <w:r>
-        <w:t>Cargue la secuencia matricial y confirme Y, X, Z y tiempo.</w:t>
+        <w:t>1. Cargue la secuencia matricial y confirme Y, X, Z y tiempo.</w:t>
       </w:r>
     </w:p>
     <w:p>
@@ -4579,10 +5037,7 @@
         <w:ind w:left="317" w:hanging="259"/>
       </w:pPr>
       <w:r>
-        <w:t xml:space="preserve">2. </w:t>
-      </w:r>
-      <w:r>
-        <w:t>Compruebe espaciado físico, permutación y lateralidad con registros de adquisición.</w:t>
+        <w:t>2. Compruebe espaciado físico, permutación y lateralidad con registros de adquisición.</w:t>
       </w:r>
     </w:p>
     <w:p>
@@ -4591,10 +5046,7 @@
         <w:ind w:left="317" w:hanging="259"/>
       </w:pPr>
       <w:r>
-        <w:t xml:space="preserve">3. </w:t>
-      </w:r>
-      <w:r>
-        <w:t>Inspeccione varios planos no vacíos en tiempos iniciales, intermedios y finales. Planos de borde vacíos pueden reflejar cobertura no adquirida.</w:t>
+        <w:t>3. Inspeccione varios planos no vacíos en tiempos iniciales, intermedios y finales. Planos de borde vacíos pueden reflejar cobertura no adquirida.</w:t>
       </w:r>
     </w:p>
     <w:p>
@@ -4603,13 +5055,7 @@
         <w:ind w:left="317" w:hanging="259"/>
       </w:pPr>
       <w:r>
-        <w:t xml:space="preserve">4. </w:t>
-      </w:r>
-      <w:r>
-        <w:t xml:space="preserve">Ejecute QC. Revise patrones espaciales y series de componentes antes de eliminar PCA o </w:t>
-      </w:r>
-      <w:r>
-        <w:t>ICA.</w:t>
+        <w:t>4. Ejecute QC. Revise patrones espaciales y series de componentes antes de eliminar PCA o ICA.</w:t>
       </w:r>
     </w:p>
     <w:p>
@@ -4618,10 +5064,7 @@
         <w:ind w:left="317" w:hanging="259"/>
       </w:pPr>
       <w:r>
-        <w:t xml:space="preserve">5. </w:t>
-      </w:r>
-      <w:r>
-        <w:t>Compare anatomía media corregida y serie original con la entrada.</w:t>
+        <w:t>5. Compare anatomía media corregida y serie original con la entrada.</w:t>
       </w:r>
     </w:p>
     <w:p>
@@ -4630,10 +5073,7 @@
         <w:ind w:left="317" w:hanging="259"/>
       </w:pPr>
       <w:r>
-        <w:t xml:space="preserve">6. </w:t>
-      </w:r>
-      <w:r>
-        <w:t>Si usa Imregdemons, elija el modo dimensional correcto; 3D real exige geometría coherente.</w:t>
+        <w:t>6. Si usa Imregdemons, elija el modo dimensional correcto; 3D real exige geometría coherente.</w:t>
       </w:r>
     </w:p>
     <w:p>
@@ -4642,10 +5082,7 @@
         <w:ind w:left="317" w:hanging="259"/>
       </w:pPr>
       <w:r>
-        <w:t xml:space="preserve">7. </w:t>
-      </w:r>
-      <w:r>
-        <w:t>Compruebe TR tras reducir tiempo y elija filtros y ventanas válidos.</w:t>
+        <w:t>7. Compruebe TR tras reducir tiempo y elija filtros y ventanas válidos.</w:t>
       </w:r>
     </w:p>
     <w:p>
@@ -4654,24 +5091,21 @@
         <w:ind w:left="317" w:hanging="259"/>
       </w:pPr>
       <w:r>
-        <w:t xml:space="preserve">8. </w:t>
-      </w:r>
-      <w:r>
-        <w:t>Registre el atlas e inspeccione varios cortes anatómicos antes de extraer etiquetas o FC.</w:t>
+        <w:t>8. Registre el atlas e inspeccione varios cortes anatómicos antes de extraer etiquetas o FC.</w:t>
       </w:r>
     </w:p>
     <w:p>
       <w:pPr>
         <w:pStyle w:val="Heading2"/>
       </w:pPr>
-      <w:bookmarkStart w:id="12" w:name="_Toc243479311"/>
+      <w:bookmarkStart w:id="14" w:name="_Toc244186276"/>
       <w:r>
         <w:rPr>
           <w:b w:val="0"/>
         </w:rPr>
         <w:t>Usar unidades físicas coherentes</w:t>
       </w:r>
-      <w:bookmarkEnd w:id="12"/>
+      <w:bookmarkEnd w:id="14"/>
     </w:p>
     <w:p>
       <w:r>
@@ -4694,7 +5128,7 @@
         <w:pStyle w:val="Heading1"/>
         <w:pageBreakBefore/>
       </w:pPr>
-      <w:bookmarkStart w:id="13" w:name="_Toc243479312"/>
+      <w:bookmarkStart w:id="15" w:name="_Toc244186277"/>
       <w:r>
         <w:rPr>
           <w:b w:val="0"/>
@@ -4702,7 +5136,7 @@
         <w:lastRenderedPageBreak/>
         <w:t>7 Revisar control de calidad</w:t>
       </w:r>
-      <w:bookmarkEnd w:id="13"/>
+      <w:bookmarkEnd w:id="15"/>
     </w:p>
     <w:p>
       <w:pPr>
@@ -4722,7 +5156,7 @@
           <w:noProof/>
         </w:rPr>
         <w:drawing>
-          <wp:inline distT="0" distB="0" distL="0" distR="0" wp14:anchorId="6F288280" wp14:editId="00234B2F">
+          <wp:inline distT="0" distB="0" distL="0" distR="0" wp14:anchorId="7B96E89C" wp14:editId="6766AD5E">
             <wp:extent cx="3429000" cy="2286000"/>
             <wp:effectExtent l="0" t="0" r="0" b="0"/>
             <wp:docPr id="4" name="Picture 4" descr="Frame rejection quality control"/>
@@ -5039,10 +5473,7 @@
               <w:jc w:val="left"/>
             </w:pPr>
             <w:r>
-              <w:t xml:space="preserve">Trazas locales y </w:t>
-            </w:r>
-            <w:r>
-              <w:t>fotogramas afectados</w:t>
+              <w:t>Trazas locales y fotogramas afectados</w:t>
             </w:r>
           </w:p>
         </w:tc>
@@ -5353,10 +5784,7 @@
     </w:p>
     <w:p>
       <w:r>
-        <w:t xml:space="preserve">Los umbrales QC son reglas de detección. Un fotograma marcado no es </w:t>
-      </w:r>
-      <w:r>
-        <w:t>automáticamente inválido ni una traza suave es automáticamente fisiológica. Guarde QC y documente exclusiones o correcciones aceptadas.</w:t>
+        <w:t>Los umbrales QC son reglas de detección. Un fotograma marcado no es automáticamente inválido ni una traza suave es automáticamente fisiológica. Guarde QC y documente exclusiones o correcciones aceptadas.</w:t>
       </w:r>
     </w:p>
     <w:p>
@@ -5364,7 +5792,7 @@
         <w:pStyle w:val="Heading1"/>
         <w:pageBreakBefore/>
       </w:pPr>
-      <w:bookmarkStart w:id="14" w:name="_Toc243479313"/>
+      <w:bookmarkStart w:id="16" w:name="_Toc244186278"/>
       <w:r>
         <w:rPr>
           <w:b w:val="0"/>
@@ -5372,7 +5800,7 @@
         <w:lastRenderedPageBreak/>
         <w:t>8 Rechazo de fotogramas e interpolación</w:t>
       </w:r>
-      <w:bookmarkEnd w:id="14"/>
+      <w:bookmarkEnd w:id="16"/>
     </w:p>
     <w:p>
       <w:pPr>
@@ -5380,10 +5808,7 @@
         <w:ind w:left="317" w:hanging="259"/>
       </w:pPr>
       <w:r>
-        <w:t xml:space="preserve">1. </w:t>
-      </w:r>
-      <w:r>
-        <w:t>Abra la vista de rechazo y QC del conjunto seleccionado.</w:t>
+        <w:t>1. Abra la vista de rechazo y QC del conjunto seleccionado.</w:t>
       </w:r>
     </w:p>
     <w:p>
@@ -5392,10 +5817,7 @@
         <w:ind w:left="317" w:hanging="259"/>
       </w:pPr>
       <w:r>
-        <w:t xml:space="preserve">2. </w:t>
-      </w:r>
-      <w:r>
-        <w:t>Revise umbral, índices marcados y secuencia original alrededor de cada evento.</w:t>
+        <w:t>2. Revise umbral, índices marcados y secuencia original alrededor de cada evento.</w:t>
       </w:r>
     </w:p>
     <w:p>
@@ -5404,10 +5826,7 @@
         <w:ind w:left="317" w:hanging="259"/>
       </w:pPr>
       <w:r>
-        <w:t xml:space="preserve">3. </w:t>
-      </w:r>
-      <w:r>
-        <w:t>Decida qué eventos son artefactos con evidencia de adquisición y experimento.</w:t>
+        <w:t>3. Decida qué eventos son artefactos con evidencia de adquisición y experimento.</w:t>
       </w:r>
     </w:p>
     <w:p>
@@ -5416,10 +5835,7 @@
         <w:ind w:left="317" w:hanging="259"/>
       </w:pPr>
       <w:r>
-        <w:t xml:space="preserve">4. </w:t>
-      </w:r>
-      <w:r>
-        <w:t>Aplique la corrección a un derivado y guarde su registro.</w:t>
+        <w:t>4. Aplique la corrección a un derivado y guarde su registro.</w:t>
       </w:r>
     </w:p>
     <w:p>
@@ -5428,13 +5844,7 @@
         <w:ind w:left="317" w:hanging="259"/>
       </w:pPr>
       <w:r>
-        <w:t xml:space="preserve">5. </w:t>
-      </w:r>
-      <w:r>
-        <w:t xml:space="preserve">Compare trazas originales y </w:t>
-      </w:r>
-      <w:r>
-        <w:t>corregidas, incluido cada hueco.</w:t>
+        <w:t>5. Compare trazas originales y corregidas, incluido cada hueco.</w:t>
       </w:r>
     </w:p>
     <w:p>
@@ -5444,10 +5854,7 @@
     </w:p>
     <w:p>
       <w:r>
-        <w:t xml:space="preserve">Corregir líneas atípicas en Full QC es otra ruta de detección y corrección. No suponga que toda opción QC es rechazo global ni aplique una corrección dos veces sin </w:t>
-      </w:r>
-      <w:r>
-        <w:t>comprobar el registro.</w:t>
+        <w:t>Corregir líneas atípicas en Full QC es otra ruta de detección y corrección. No suponga que toda opción QC es rechazo global ni aplique una corrección dos veces sin comprobar el registro.</w:t>
       </w:r>
     </w:p>
     <w:p>
@@ -5455,7 +5862,7 @@
         <w:pStyle w:val="Heading1"/>
         <w:pageBreakBefore/>
       </w:pPr>
-      <w:bookmarkStart w:id="15" w:name="_Toc243479314"/>
+      <w:bookmarkStart w:id="17" w:name="_Toc244186279"/>
       <w:r>
         <w:rPr>
           <w:b w:val="0"/>
@@ -5463,7 +5870,7 @@
         <w:lastRenderedPageBreak/>
         <w:t>9 Elegir deliberadamente el preprocesamiento</w:t>
       </w:r>
-      <w:bookmarkEnd w:id="15"/>
+      <w:bookmarkEnd w:id="17"/>
     </w:p>
     <w:p>
       <w:pPr>
@@ -6120,10 +6527,7 @@
               <w:jc w:val="left"/>
             </w:pPr>
             <w:r>
-              <w:t xml:space="preserve">Patrones </w:t>
-            </w:r>
-            <w:r>
-              <w:t>eliminados, anatomía media y respuesta conservada</w:t>
+              <w:t>Patrones eliminados, anatomía media y respuesta conservada</w:t>
             </w:r>
           </w:p>
         </w:tc>
@@ -6226,24 +6630,21 @@
     </w:p>
     <w:p>
       <w:r>
-        <w:t xml:space="preserve">Aplique un cambio justificado cada vez en una rama de comparación. </w:t>
-      </w:r>
-      <w:r>
-        <w:t>Guarde ajustes y evalúe la misma ROI independiente antes de añadir otro paso.</w:t>
+        <w:t>Aplique un cambio justificado cada vez en una rama de comparación. Guarde ajustes y evalúe la misma ROI independiente antes de añadir otro paso.</w:t>
       </w:r>
     </w:p>
     <w:p>
       <w:pPr>
         <w:pStyle w:val="Heading2"/>
       </w:pPr>
-      <w:bookmarkStart w:id="16" w:name="_Toc243479315"/>
+      <w:bookmarkStart w:id="18" w:name="_Toc244186280"/>
       <w:r>
         <w:rPr>
           <w:b w:val="0"/>
         </w:rPr>
         <w:t>Recorte y reducción temporal</w:t>
       </w:r>
-      <w:bookmarkEnd w:id="16"/>
+      <w:bookmarkEnd w:id="18"/>
     </w:p>
     <w:p>
       <w:r>
@@ -6254,7 +6655,7 @@
       <w:pPr>
         <w:pStyle w:val="Heading2"/>
       </w:pPr>
-      <w:bookmarkStart w:id="17" w:name="_Toc243479316"/>
+      <w:bookmarkStart w:id="19" w:name="_Toc244186281"/>
       <w:r>
         <w:rPr>
           <w:b w:val="0"/>
@@ -6262,7 +6663,7 @@
         <w:lastRenderedPageBreak/>
         <w:t>Imregdemons</w:t>
       </w:r>
-      <w:bookmarkEnd w:id="17"/>
+      <w:bookmarkEnd w:id="19"/>
     </w:p>
     <w:p>
       <w:r>
@@ -6273,14 +6674,14 @@
       <w:pPr>
         <w:pStyle w:val="Heading2"/>
       </w:pPr>
-      <w:bookmarkStart w:id="18" w:name="_Toc243479317"/>
+      <w:bookmarkStart w:id="20" w:name="_Toc244186282"/>
       <w:r>
         <w:rPr>
           <w:b w:val="0"/>
         </w:rPr>
         <w:t>Filtros temporales y deriva</w:t>
       </w:r>
-      <w:bookmarkEnd w:id="18"/>
+      <w:bookmarkEnd w:id="20"/>
     </w:p>
     <w:p>
       <w:r>
@@ -6303,7 +6704,7 @@
       <w:pPr>
         <w:pStyle w:val="Heading1"/>
       </w:pPr>
-      <w:bookmarkStart w:id="19" w:name="_Toc243479318"/>
+      <w:bookmarkStart w:id="21" w:name="_Toc244186283"/>
       <w:r>
         <w:rPr>
           <w:b w:val="0"/>
@@ -6311,7 +6712,7 @@
         <w:lastRenderedPageBreak/>
         <w:t>10 Revisar PCA, ICA y regresores</w:t>
       </w:r>
-      <w:bookmarkEnd w:id="19"/>
+      <w:bookmarkEnd w:id="21"/>
     </w:p>
     <w:p>
       <w:pPr>
@@ -6331,7 +6732,7 @@
           <w:noProof/>
         </w:rPr>
         <w:drawing>
-          <wp:inline distT="0" distB="0" distL="0" distR="0" wp14:anchorId="65080617" wp14:editId="7FDE8D26">
+          <wp:inline distT="0" distB="0" distL="0" distR="0" wp14:anchorId="6915E35C" wp14:editId="07C03610">
             <wp:extent cx="9464040" cy="6309360"/>
             <wp:effectExtent l="0" t="0" r="0" b="0"/>
             <wp:docPr id="6" name="Picture 6" descr="PCA component review"/>
@@ -6391,10 +6792,7 @@
         <w:ind w:left="317" w:hanging="259"/>
       </w:pPr>
       <w:r>
-        <w:t xml:space="preserve">1. </w:t>
-      </w:r>
-      <w:r>
-        <w:t>Confirme ámbito espacial y método de estimación en la interfaz.</w:t>
+        <w:t>1. Confirme ámbito espacial y método de estimación en la interfaz.</w:t>
       </w:r>
     </w:p>
     <w:p>
@@ -6403,10 +6801,7 @@
         <w:ind w:left="317" w:hanging="259"/>
       </w:pPr>
       <w:r>
-        <w:t xml:space="preserve">2. </w:t>
-      </w:r>
-      <w:r>
-        <w:t>Inspeccione serie temporal e información espacial disponible del componente.</w:t>
+        <w:t>2. Inspeccione serie temporal e información espacial disponible del componente.</w:t>
       </w:r>
     </w:p>
     <w:p>
@@ -6415,10 +6810,7 @@
         <w:ind w:left="317" w:hanging="259"/>
       </w:pPr>
       <w:r>
-        <w:t xml:space="preserve">3. </w:t>
-      </w:r>
-      <w:r>
-        <w:t>Compare tiempos con movimiento, adquisición, fisiología y estimulación.</w:t>
+        <w:t>3. Compare tiempos con movimiento, adquisición, fisiología y estimulación.</w:t>
       </w:r>
     </w:p>
     <w:p>
@@ -6427,10 +6819,7 @@
         <w:ind w:left="317" w:hanging="259"/>
       </w:pPr>
       <w:r>
-        <w:t xml:space="preserve">4. </w:t>
-      </w:r>
-      <w:r>
-        <w:t>Seleccione solo componentes con motivo claro y aplique eliminación.</w:t>
+        <w:t>4. Seleccione solo componentes con motivo claro y aplique eliminación.</w:t>
       </w:r>
     </w:p>
     <w:p>
@@ -6439,10 +6828,7 @@
         <w:ind w:left="317" w:hanging="259"/>
       </w:pPr>
       <w:r>
-        <w:t xml:space="preserve">5. </w:t>
-      </w:r>
-      <w:r>
-        <w:t>Espere a cálculo y guardado. Compare media derivada, trazas originales representativas y respuesta esperada con el original.</w:t>
+        <w:t>5. Espere a cálculo y guardado. Compare media derivada, trazas originales representativas y respuesta esperada con el original.</w:t>
       </w:r>
     </w:p>
     <w:p>
@@ -6454,14 +6840,14 @@
       <w:pPr>
         <w:pStyle w:val="Heading2"/>
       </w:pPr>
-      <w:bookmarkStart w:id="20" w:name="_Toc243479319"/>
+      <w:bookmarkStart w:id="22" w:name="_Toc244186284"/>
       <w:r>
         <w:rPr>
           <w:b w:val="0"/>
         </w:rPr>
         <w:t>Análisis de regresores</w:t>
       </w:r>
-      <w:bookmarkEnd w:id="20"/>
+      <w:bookmarkEnd w:id="22"/>
     </w:p>
     <w:p>
       <w:r>
@@ -6473,7 +6859,7 @@
         <w:pStyle w:val="Heading1"/>
         <w:pageBreakBefore/>
       </w:pPr>
-      <w:bookmarkStart w:id="21" w:name="_Toc243479320"/>
+      <w:bookmarkStart w:id="23" w:name="_Toc244186285"/>
       <w:r>
         <w:rPr>
           <w:b w:val="0"/>
@@ -6481,7 +6867,7 @@
         <w:lastRenderedPageBreak/>
         <w:t>11 Configurar línea base y señal</w:t>
       </w:r>
-      <w:bookmarkEnd w:id="21"/>
+      <w:bookmarkEnd w:id="23"/>
     </w:p>
     <w:p>
       <w:r>
@@ -6605,10 +6991,7 @@
               <w:jc w:val="left"/>
             </w:pPr>
             <w:r>
-              <w:t xml:space="preserve">Controles basales y de </w:t>
-            </w:r>
-            <w:r>
-              <w:t>señal SCM</w:t>
+              <w:t>Controles basales y de señal SCM</w:t>
             </w:r>
           </w:p>
         </w:tc>
@@ -6854,7 +7237,7 @@
       <w:pPr>
         <w:pStyle w:val="Heading1"/>
       </w:pPr>
-      <w:bookmarkStart w:id="22" w:name="_Toc243479321"/>
+      <w:bookmarkStart w:id="24" w:name="_Toc244186286"/>
       <w:r>
         <w:rPr>
           <w:b w:val="0"/>
@@ -6862,7 +7245,7 @@
         <w:lastRenderedPageBreak/>
         <w:t>12 Usar SCM GUI y ROI fijas</w:t>
       </w:r>
-      <w:bookmarkEnd w:id="22"/>
+      <w:bookmarkEnd w:id="24"/>
     </w:p>
     <w:p>
       <w:pPr>
@@ -6882,7 +7265,7 @@
           <w:noProof/>
         </w:rPr>
         <w:drawing>
-          <wp:inline distT="0" distB="0" distL="0" distR="0" wp14:anchorId="17D9EF81" wp14:editId="1EC5F5B7">
+          <wp:inline distT="0" distB="0" distL="0" distR="0" wp14:anchorId="73E6BE07" wp14:editId="761517EA">
             <wp:extent cx="9464040" cy="6309360"/>
             <wp:effectExtent l="0" t="0" r="0" b="0"/>
             <wp:docPr id="9" name="Picture 9" descr="SCM ROI and time course"/>
@@ -6937,10 +7320,7 @@
       </w:pPr>
       <w:r>
         <w:lastRenderedPageBreak/>
-        <w:t xml:space="preserve">1. </w:t>
-      </w:r>
-      <w:r>
-        <w:t xml:space="preserve">Abra </w:t>
+        <w:t xml:space="preserve">1. Abra </w:t>
       </w:r>
       <w:r>
         <w:rPr>
@@ -6958,10 +7338,7 @@
         <w:ind w:left="317" w:hanging="259"/>
       </w:pPr>
       <w:r>
-        <w:t xml:space="preserve">2. </w:t>
-      </w:r>
-      <w:r>
-        <w:t>Confirme corte, línea base y señal mostrados.</w:t>
+        <w:t>2. Confirme corte, línea base y señal mostrados.</w:t>
       </w:r>
     </w:p>
     <w:p>
@@ -6970,13 +7347,7 @@
         <w:ind w:left="317" w:hanging="259"/>
       </w:pPr>
       <w:r>
-        <w:t xml:space="preserve">3. </w:t>
-      </w:r>
-      <w:r>
-        <w:t xml:space="preserve">Configure signo y rango porcentual </w:t>
-      </w:r>
-      <w:r>
-        <w:t>razonable. Reduzca opacidad si se oculta anatomía.</w:t>
+        <w:t>3. Configure signo y rango porcentual razonable. Reduzca opacidad si se oculta anatomía.</w:t>
       </w:r>
     </w:p>
     <w:p>
@@ -6985,10 +7356,7 @@
         <w:ind w:left="317" w:hanging="259"/>
       </w:pPr>
       <w:r>
-        <w:t xml:space="preserve">4. </w:t>
-      </w:r>
-      <w:r>
-        <w:t xml:space="preserve">Introduzca tamaño y centro ROI y utilice </w:t>
+        <w:t xml:space="preserve">4. Introduzca tamaño y centro ROI y utilice </w:t>
       </w:r>
       <w:r>
         <w:rPr>
@@ -7006,10 +7374,7 @@
         <w:ind w:left="317" w:hanging="259"/>
       </w:pPr>
       <w:r>
-        <w:t xml:space="preserve">5. </w:t>
-      </w:r>
-      <w:r>
-        <w:t>Inspeccione contorno y serie temporal, incluidas bandas basales y de señal.</w:t>
+        <w:t>5. Inspeccione contorno y serie temporal, incluidas bandas basales y de señal.</w:t>
       </w:r>
     </w:p>
     <w:p>
@@ -7018,10 +7383,7 @@
         <w:ind w:left="317" w:hanging="259"/>
       </w:pPr>
       <w:r>
-        <w:t xml:space="preserve">6. </w:t>
-      </w:r>
-      <w:r>
-        <w:t>Guarde o exporte traza ROI y ajustes deseados.</w:t>
+        <w:t>6. Guarde o exporte traza ROI y ajustes deseados.</w:t>
       </w:r>
     </w:p>
     <w:p>
@@ -7033,14 +7395,14 @@
       <w:pPr>
         <w:pStyle w:val="Heading2"/>
       </w:pPr>
-      <w:bookmarkStart w:id="23" w:name="_Toc243479322"/>
+      <w:bookmarkStart w:id="25" w:name="_Toc244186287"/>
       <w:r>
         <w:rPr>
           <w:b w:val="0"/>
         </w:rPr>
         <w:t>Fondo y contexto de atlas</w:t>
       </w:r>
-      <w:bookmarkEnd w:id="23"/>
+      <w:bookmarkEnd w:id="25"/>
     </w:p>
     <w:p>
       <w:r>
@@ -7090,7 +7452,7 @@
       <w:pPr>
         <w:pStyle w:val="Heading1"/>
       </w:pPr>
-      <w:bookmarkStart w:id="24" w:name="_Toc243479323"/>
+      <w:bookmarkStart w:id="26" w:name="_Toc244186288"/>
       <w:r>
         <w:rPr>
           <w:b w:val="0"/>
@@ -7098,17 +7460,14 @@
         <w:lastRenderedPageBreak/>
         <w:t>13 Dibujar máscaras de búsqueda SCM automática</w:t>
       </w:r>
-      <w:bookmarkEnd w:id="24"/>
+      <w:bookmarkEnd w:id="26"/>
     </w:p>
     <w:p>
       <w:pPr>
         <w:pStyle w:val="FigureCaption"/>
       </w:pPr>
       <w:r>
-        <w:t xml:space="preserve">Figura 5. Target and Control </w:t>
-      </w:r>
-      <w:r>
-        <w:t>painting</w:t>
+        <w:t>Figura 5. Target and Control painting</w:t>
       </w:r>
     </w:p>
     <w:p>
@@ -7121,7 +7480,7 @@
           <w:noProof/>
         </w:rPr>
         <w:drawing>
-          <wp:inline distT="0" distB="0" distL="0" distR="0" wp14:anchorId="2B703CC2" wp14:editId="0BD798B3">
+          <wp:inline distT="0" distB="0" distL="0" distR="0" wp14:anchorId="22435223" wp14:editId="0BB2D25F">
             <wp:extent cx="9464040" cy="6309360"/>
             <wp:effectExtent l="0" t="0" r="0" b="0"/>
             <wp:docPr id="12" name="Picture 12" descr="Target and Control painting"/>
@@ -7176,10 +7535,7 @@
       </w:pPr>
       <w:r>
         <w:lastRenderedPageBreak/>
-        <w:t xml:space="preserve">1. </w:t>
-      </w:r>
-      <w:r>
-        <w:t xml:space="preserve">Abra </w:t>
+        <w:t xml:space="preserve">1. Abra </w:t>
       </w:r>
       <w:r>
         <w:rPr>
@@ -7206,13 +7562,7 @@
         <w:ind w:left="317" w:hanging="259"/>
       </w:pPr>
       <w:r>
-        <w:t xml:space="preserve">2. </w:t>
-      </w:r>
-      <w:r>
-        <w:t xml:space="preserve">Elija píxeles cuadrados, tamaño físico X/Y o </w:t>
-      </w:r>
-      <w:r>
-        <w:t>región completa. Esta última requiere etiquetas con nombre.</w:t>
+        <w:t>2. Elija píxeles cuadrados, tamaño físico X/Y o región completa. Esta última requiere etiquetas con nombre.</w:t>
       </w:r>
     </w:p>
     <w:p>
@@ -7221,10 +7571,7 @@
         <w:ind w:left="317" w:hanging="259"/>
       </w:pPr>
       <w:r>
-        <w:t xml:space="preserve">3. </w:t>
-      </w:r>
-      <w:r>
-        <w:t>Introduzca inicio y fin y duración de meseta en minutos por adquisición. Cero usa todo el intervalo; una duración positiva busca ventanas completas dentro de él.</w:t>
+        <w:t>3. Introduzca inicio y fin y duración de meseta en minutos por adquisición. Cero usa todo el intervalo; una duración positiva busca ventanas completas dentro de él.</w:t>
       </w:r>
     </w:p>
     <w:p>
@@ -7233,10 +7580,7 @@
         <w:ind w:left="317" w:hanging="259"/>
       </w:pPr>
       <w:r>
-        <w:t xml:space="preserve">4. </w:t>
-      </w:r>
-      <w:r>
-        <w:t>Elija Target, Control o ambos y confirme lados de imagen y columna de separación.</w:t>
+        <w:t>4. Elija Target, Control o ambos y confirme lados de imagen y columna de separación.</w:t>
       </w:r>
     </w:p>
     <w:p>
@@ -7245,10 +7589,7 @@
         <w:ind w:left="317" w:hanging="259"/>
       </w:pPr>
       <w:r>
-        <w:t xml:space="preserve">5. </w:t>
-      </w:r>
-      <w:r>
-        <w:t>Elija regiones, cobertura, rectángulo e intervalo de cortes según necesite.</w:t>
+        <w:t>5. Elija regiones, cobertura, rectángulo e intervalo de cortes según necesite.</w:t>
       </w:r>
     </w:p>
     <w:p>
@@ -7257,10 +7598,7 @@
         <w:ind w:left="317" w:hanging="259"/>
       </w:pPr>
       <w:r>
-        <w:t xml:space="preserve">6. </w:t>
-      </w:r>
-      <w:r>
-        <w:t xml:space="preserve">Pinte la restricción, revísela y pulse </w:t>
+        <w:t xml:space="preserve">6. Pinte la restricción, revísela y pulse </w:t>
       </w:r>
       <w:r>
         <w:rPr>
@@ -7276,14 +7614,14 @@
       <w:pPr>
         <w:pStyle w:val="Heading2"/>
       </w:pPr>
-      <w:bookmarkStart w:id="25" w:name="_Toc243479324"/>
+      <w:bookmarkStart w:id="27" w:name="_Toc244186289"/>
       <w:r>
         <w:rPr>
           <w:b w:val="0"/>
         </w:rPr>
         <w:t>Interpretar el soporte pintado</w:t>
       </w:r>
-      <w:bookmarkEnd w:id="25"/>
+      <w:bookmarkEnd w:id="27"/>
     </w:p>
     <w:p>
       <w:r>
@@ -7317,18 +7655,67 @@
       <w:pPr>
         <w:pStyle w:val="Heading2"/>
       </w:pPr>
-      <w:bookmarkStart w:id="26" w:name="_Toc243479325"/>
+      <w:bookmarkStart w:id="28" w:name="_Toc244186290"/>
       <w:r>
         <w:rPr>
           <w:b w:val="0"/>
         </w:rPr>
         <w:t>Revisar candidatos y exportar</w:t>
       </w:r>
-      <w:bookmarkEnd w:id="26"/>
+      <w:bookmarkEnd w:id="28"/>
     </w:p>
     <w:p>
       <w:r>
         <w:t>Pulse una fila para inspeccionar contorno y traza. Las casillas eligen exportación; no solicitan por sí solas nueva traza. Mantenga máximos como exploratorios salvo selección independiente de respuesta. Exporte el paquete por función, añada nota y conserve parámetros, auditoría y auxiliares. El modo de región completa respeta pintura y límites restrictivos.</w:t>
+      </w:r>
+    </w:p>
+    <w:p>
+      <w:pPr>
+        <w:pStyle w:val="Heading2"/>
+      </w:pPr>
+      <w:bookmarkStart w:id="29" w:name="b_update_ranking_title"/>
+      <w:bookmarkStart w:id="30" w:name="_Toc244186291"/>
+      <w:bookmarkEnd w:id="29"/>
+      <w:r>
+        <w:rPr>
+          <w:b w:val="0"/>
+        </w:rPr>
+        <w:t>Clasificar regiones completas del atlas a través de los cortes</w:t>
+      </w:r>
+      <w:bookmarkEnd w:id="30"/>
+    </w:p>
+    <w:p>
+      <w:r>
+        <w:t>En SCM GUI &gt; Automatic analysis, seleccione Atlas: rank whole regions across slices. Defina el intervalo de señal, el rango de cortes adquiridos y el número de regiones principales de Target y Control; 0 incluye todas las regiones. Este modo utiliza las etiquetas enteras de regiones registradas de un atlas estándar o de LightSuite, incluso cuando se muestra anatomía histológica o vascular.</w:t>
+      </w:r>
+    </w:p>
+    <w:p>
+      <w:r>
+        <w:t xml:space="preserve">Seleccione lados de imagen separados y el lado Target, o combine ambos lados. Draw midline define una línea divisoria recta u oblicua a través de los cortes examinados; Remove / combine sides elimina ese límite. Estos controles se refieren a los lados de la imagen mostrada, no a una </w:t>
+      </w:r>
+      <w:r>
+        <w:lastRenderedPageBreak/>
+        <w:t>lateralidad anatómica inferida automáticamente. Las restricciones de tamaño de ROI, pincel y rectángulo de búsqueda no se aplican a este modo de regiones completas.</w:t>
+      </w:r>
+    </w:p>
+    <w:p>
+      <w:r>
+        <w:t>Clasifique según la media del intervalo o el pico de la curva media de cada región, seleccionando aumentos, disminuciones o cambio absoluto. Cada curva regional promedia un conjunto fijo de vóxeles válidos a través de los cortes seleccionados. Los vóxeles requieren una línea basal válida y muestras finitas durante todo el intervalo de señal. La cobertura utilizable mínima es del 75% por defecto y puede fijarse entre el 75% y el 100%; se refiere a los vóxeles etiquetados de los cortes adquiridos, no al atlas de referencia completo.</w:t>
+      </w:r>
+    </w:p>
+    <w:p>
+      <w:r>
+        <w:t>La tabla de revisión muestra los nombres de las regiones, el cambio de señal con signo, la posición en la clasificación, el número de vóxeles, el rango de cortes y la cobertura utilizable. Pulse una fila para previsualizar su corte, el contorno con la forma del atlas y su curva. Las casillas Mark / export están inicialmente desmarcadas. Los contornos discontinuos son previsualizaciones temporales; los continuos identifican regiones marcadas. Edite Role para reasignar Target o Control, y utilice Clear selection para desmarcar los resultados.</w:t>
+      </w:r>
+    </w:p>
+    <w:p>
+      <w:r>
+        <w:t>Pair same region on opposite side previsualiza la región correspondiente del atlas utilizando el mismo registro, las mismas ventanas de señal y línea basal, y el mismo rango de cortes. Marcar una región Target conserva su Control correspondiente; desmarcarla libera esa selección automática, salvo que el Control se haya seleccionado de forma independiente. La cobertura ausente se comunica en lugar de sustituirse por una región no relacionada. Los Controls correspondientes siguen disponibles por debajo del límite de las N regiones principales de Control. Este emparejamiento de visualización y selección no determina la prueba estadística.</w:t>
+      </w:r>
+    </w:p>
+    <w:p>
+      <w:r>
+        <w:t>Export tables + curves guarda resúmenes y curvas temporales en CSV, además de un registro de auditoría MAT con los ajustes, la procedencia del atlas y los datos, las regiones omitidas y los índices fijos de los vóxeles. Las exportaciones estándar TXT y de paquetes de ROI marcadas conservan las regiones seleccionadas y los roles editados. Los registros adjuntos se clasifican por separado con tiempos relativos a cada registro; los registros cortos se notifican sin acortar el intervalo solicitado. La clasificación es exploratoria y no demuestra significación estadística.</w:t>
       </w:r>
     </w:p>
     <w:p>
@@ -7336,7 +7723,7 @@
         <w:pStyle w:val="Heading1"/>
         <w:pageBreakBefore/>
       </w:pPr>
-      <w:bookmarkStart w:id="27" w:name="_Toc243479326"/>
+      <w:bookmarkStart w:id="31" w:name="_Toc244186292"/>
       <w:r>
         <w:rPr>
           <w:b w:val="0"/>
@@ -7344,24 +7731,44 @@
         <w:lastRenderedPageBreak/>
         <w:t>14 Preparar máscaras y registro</w:t>
       </w:r>
-      <w:bookmarkEnd w:id="27"/>
+      <w:bookmarkEnd w:id="31"/>
     </w:p>
     <w:p>
       <w:pPr>
         <w:pStyle w:val="Heading2"/>
       </w:pPr>
-      <w:bookmarkStart w:id="28" w:name="_Toc243479327"/>
+      <w:bookmarkStart w:id="32" w:name="_Toc244186293"/>
       <w:r>
         <w:rPr>
           <w:b w:val="0"/>
         </w:rPr>
         <w:t>Mask Editor</w:t>
       </w:r>
-      <w:bookmarkEnd w:id="28"/>
+      <w:bookmarkEnd w:id="32"/>
     </w:p>
     <w:p>
       <w:r>
         <w:t>Seleccione objetivo antes de dibujar: anatomía o cerebro y superposición funcional pueden servir a fines distintos. Confirme inclusión y exclusión, inspeccione la vista y guarde los objetos necesarios. Máscara visual y pertenencia de búsqueda de atlas no son intercambiables.</w:t>
+      </w:r>
+    </w:p>
+    <w:p>
+      <w:pPr>
+        <w:pStyle w:val="Heading2"/>
+      </w:pPr>
+      <w:bookmarkStart w:id="33" w:name="b_update_mask_title"/>
+      <w:bookmarkStart w:id="34" w:name="_Toc244186294"/>
+      <w:bookmarkEnd w:id="33"/>
+      <w:r>
+        <w:rPr>
+          <w:b w:val="0"/>
+        </w:rPr>
+        <w:t>Máscaras geométricas para datos de sondas volumétricas</w:t>
+      </w:r>
+      <w:bookmarkEnd w:id="34"/>
+    </w:p>
+    <w:p>
+      <w:r>
+        <w:t>En Mask Editor, Auto: Rectangular (3D probe) propone una cobertura de bordes rectos; Auto: Ellipse (rounded) propone un óvalo y Anatomical (intensity) sigue la envolvente Doppler. Revise y ajuste el tamaño de la previsualización antes de aplicarla. Las máscaras de superposición utilizan Follow slice size por defecto y se ajustan a cada corte por separado; desactive esta opción para utilizar un único rectángulo fijo. Las máscaras de fondo utilizan geometría fija por defecto. Smooth: All slices procesa cada plano de forma independiente, mientras que Current slice limita la operación al corte actual. Los cortes vacíos permanecen vacíos y una máscara cerebral existente restringe el suavizado de la superposición. Apply mask actualiza el editor; SAVE UNDERLAY / OVERLAY / BOTH guarda el resultado.</w:t>
       </w:r>
     </w:p>
     <w:p>
@@ -7380,7 +7787,7 @@
       <w:pPr>
         <w:pStyle w:val="Heading2"/>
       </w:pPr>
-      <w:bookmarkStart w:id="29" w:name="_Toc243479328"/>
+      <w:bookmarkStart w:id="35" w:name="_Toc244186295"/>
       <w:r>
         <w:rPr>
           <w:b w:val="0"/>
@@ -7388,7 +7795,7 @@
         <w:lastRenderedPageBreak/>
         <w:t>Registrar un plano 2D de origen</w:t>
       </w:r>
-      <w:bookmarkEnd w:id="29"/>
+      <w:bookmarkEnd w:id="35"/>
     </w:p>
     <w:p>
       <w:pPr>
@@ -7408,7 +7815,7 @@
           <w:noProof/>
         </w:rPr>
         <w:drawing>
-          <wp:inline distT="0" distB="0" distL="0" distR="0" wp14:anchorId="6909C3AC" wp14:editId="36A4839D">
+          <wp:inline distT="0" distB="0" distL="0" distR="0" wp14:anchorId="663D4F31" wp14:editId="5913EBFB">
             <wp:extent cx="9464040" cy="6309360"/>
             <wp:effectExtent l="0" t="0" r="0" b="0"/>
             <wp:docPr id="15" name="Picture 15" descr="Coronal registration controls"/>
@@ -7463,10 +7870,7 @@
       </w:pPr>
       <w:r>
         <w:lastRenderedPageBreak/>
-        <w:t xml:space="preserve">1. </w:t>
-      </w:r>
-      <w:r>
-        <w:t>Abra registro coronal 2D del corte elegido.</w:t>
+        <w:t>1. Abra registro coronal 2D del corte elegido.</w:t>
       </w:r>
     </w:p>
     <w:p>
@@ -7475,10 +7879,7 @@
         <w:ind w:left="317" w:hanging="259"/>
       </w:pPr>
       <w:r>
-        <w:t xml:space="preserve">2. </w:t>
-      </w:r>
-      <w:r>
-        <w:t>Confirme orientación y lateralidad con registros de adquisición.</w:t>
+        <w:t>2. Confirme orientación y lateralidad con registros de adquisición.</w:t>
       </w:r>
     </w:p>
     <w:p>
@@ -7487,10 +7888,7 @@
         <w:ind w:left="317" w:hanging="259"/>
       </w:pPr>
       <w:r>
-        <w:t xml:space="preserve">3. </w:t>
-      </w:r>
-      <w:r>
-        <w:t>Elija plano de atlas correspondiente y ajuste con varias referencias.</w:t>
+        <w:t>3. Elija plano de atlas correspondiente y ajuste con varias referencias.</w:t>
       </w:r>
     </w:p>
     <w:p>
@@ -7499,10 +7897,7 @@
         <w:ind w:left="317" w:hanging="259"/>
       </w:pPr>
       <w:r>
-        <w:t xml:space="preserve">4. </w:t>
-      </w:r>
-      <w:r>
-        <w:t>Inspeccione límites y correspondencia vascular o anatómica en todo el campo.</w:t>
+        <w:t>4. Inspeccione límites y correspondencia vascular o anatómica en todo el campo.</w:t>
       </w:r>
     </w:p>
     <w:p>
@@ -7511,10 +7906,7 @@
         <w:ind w:left="317" w:hanging="259"/>
       </w:pPr>
       <w:r>
-        <w:t xml:space="preserve">5. </w:t>
-      </w:r>
-      <w:r>
-        <w:t>Guarde expresamente. Conserve carpeta Slice fechada, transformación y fondos juntos.</w:t>
+        <w:t>5. Guarde expresamente. Conserve carpeta Slice fechada, transformación y fondos juntos.</w:t>
       </w:r>
     </w:p>
     <w:p>
@@ -7523,10 +7915,7 @@
         <w:ind w:left="317" w:hanging="259"/>
       </w:pPr>
       <w:r>
-        <w:t xml:space="preserve">6. </w:t>
-      </w:r>
-      <w:r>
-        <w:t xml:space="preserve">Reabra el paquete con </w:t>
+        <w:t xml:space="preserve">6. Reabra el paquete con </w:t>
       </w:r>
       <w:r>
         <w:rPr>
@@ -7547,16 +7936,16 @@
       <w:pPr>
         <w:pStyle w:val="Heading2"/>
       </w:pPr>
-      <w:bookmarkStart w:id="30" w:name="b_lightsuite_guide"/>
-      <w:bookmarkStart w:id="31" w:name="_Toc243479329"/>
-      <w:bookmarkEnd w:id="30"/>
+      <w:bookmarkStart w:id="36" w:name="b_lightsuite_guide"/>
+      <w:bookmarkStart w:id="37" w:name="_Toc244186296"/>
+      <w:bookmarkEnd w:id="36"/>
       <w:r>
         <w:rPr>
           <w:b w:val="0"/>
         </w:rPr>
         <w:t>Registro guiado al atlas con LightSuite</w:t>
       </w:r>
-      <w:bookmarkEnd w:id="31"/>
+      <w:bookmarkEnd w:id="37"/>
     </w:p>
     <w:p>
       <w:r>
@@ -7585,10 +7974,7 @@
         <w:ind w:left="317" w:hanging="259"/>
       </w:pPr>
       <w:r>
-        <w:t xml:space="preserve">1. </w:t>
-      </w:r>
-      <w:r>
-        <w:t>1 Prepare + start: crea anatomía mediana de la grabación Doppler actual con su geometría original. No prepares el registro con una película de cambios porcentuales.</w:t>
+        <w:t>1. 1 Prepare + start: crea anatomía mediana de la grabación Doppler actual con su geometría original. No prepares el registro con una película de cambios porcentuales.</w:t>
       </w:r>
     </w:p>
     <w:p>
@@ -7597,10 +7983,7 @@
         <w:ind w:left="317" w:hanging="259"/>
       </w:pPr>
       <w:r>
-        <w:t xml:space="preserve">2. </w:t>
-      </w:r>
-      <w:r>
-        <w:t>2 Confirm orientation: compara muestra y atlas vascular; confirma AP, DV, ML y lateralidad. Cerrar deja el paso sin confirmar.</w:t>
+        <w:t>2. 2 Confirm orientation: compara muestra y atlas vascular; confirma AP, DV, ML y lateralidad. Cerrar deja el paso sin confirmar.</w:t>
       </w:r>
     </w:p>
     <w:p>
@@ -7609,10 +7992,7 @@
         <w:ind w:left="317" w:hanging="259"/>
       </w:pPr>
       <w:r>
-        <w:t xml:space="preserve">3. </w:t>
-      </w:r>
-      <w:r>
-        <w:t>3 Edit landmarks: distribuye correspondencias fiables por el volumen adquirido; completa o cancela cada par pendiente antes de guardar.</w:t>
+        <w:t>3. 3 Edit landmarks: distribuye correspondencias fiables por el volumen adquirido; completa o cancela cada par pendiente antes de guardar.</w:t>
       </w:r>
     </w:p>
     <w:p>
@@ -7621,10 +8001,7 @@
         <w:ind w:left="317" w:hanging="259"/>
       </w:pPr>
       <w:r>
-        <w:t xml:space="preserve">4. </w:t>
-      </w:r>
-      <w:r>
-        <w:t>4 Fit registration: ajuste afín y B-spline con progreso por etapa e iteración. Valores fUS predeterminados: rejilla B-spline de 1,6 mm y peso de puntos 0,1.</w:t>
+        <w:t>4. 4 Fit registration: ajuste afín y B-spline con progreso por etapa e iteración. Valores fUS predeterminados: rejilla B-spline de 1,6 mm y peso de puntos 0,1.</w:t>
       </w:r>
     </w:p>
     <w:p>
@@ -7633,10 +8010,7 @@
         <w:ind w:left="317" w:hanging="259"/>
       </w:pPr>
       <w:r>
-        <w:t xml:space="preserve">5. </w:t>
-      </w:r>
-      <w:r>
-        <w:t>5 Review + accept: compara vasos, límites y cobertura en varios cortes coronales, horizontales y sagitales. Rechazar o cerrar no exporta.</w:t>
+        <w:t>5. 5 Review + accept: compara vasos, límites y cobertura en varios cortes coronales, horizontales y sagitales. Rechazar o cerrar no exporta.</w:t>
       </w:r>
     </w:p>
     <w:p>
@@ -7645,10 +8019,7 @@
         <w:ind w:left="317" w:hanging="259"/>
       </w:pPr>
       <w:r>
-        <w:t xml:space="preserve">6. </w:t>
-      </w:r>
-      <w:r>
-        <w:t>6 Save all outputs: aceptar guarda automáticamente anatomía transformada, etiquetas nativas, fondos vasculares/histológicos disponibles y máscaras editables. SAVED indica la carpeta de salida.</w:t>
+        <w:t>6. 6 Save all outputs: aceptar guarda automáticamente anatomía transformada, etiquetas nativas, fondos vasculares/histológicos disponibles y máscaras editables. SAVED indica la carpeta de salida.</w:t>
       </w:r>
     </w:p>
     <w:p>
@@ -7671,8 +8042,8 @@
         <w:lastRenderedPageBreak/>
         <w:t>Espacio guiado de LightSuite</w:t>
       </w:r>
-      <w:bookmarkStart w:id="32" w:name="b_lightsuite_guided_workspace"/>
-      <w:bookmarkEnd w:id="32"/>
+      <w:bookmarkStart w:id="38" w:name="b_lightsuite_guided_workspace"/>
+      <w:bookmarkEnd w:id="38"/>
     </w:p>
     <w:p>
       <w:pPr>
@@ -7684,7 +8055,7 @@
           <w:noProof/>
         </w:rPr>
         <w:drawing>
-          <wp:inline distT="0" distB="0" distL="0" distR="0" wp14:anchorId="6059E79D" wp14:editId="74175A1C">
+          <wp:inline distT="0" distB="0" distL="0" distR="0" wp14:anchorId="6C50EC93" wp14:editId="7790AEEC">
             <wp:extent cx="8310994" cy="6309359"/>
             <wp:effectExtent l="0" t="0" r="0" b="0"/>
             <wp:docPr id="18" name="Picture 18" descr="Espacio guiado de LightSuite"/>
@@ -7722,10 +8093,7 @@
     </w:p>
     <w:p>
       <w:r>
-        <w:t xml:space="preserve">Interfaz real con identificadores de ejemplo anonimizados. Los botones numerados coloreados ejecutan análisis y el paso actual está resaltado. Verde guarda </w:t>
-      </w:r>
-      <w:r>
-        <w:t>resultados; azul Help abre instrucciones. Es un ejemplo de interfaz, no un registro aceptado.</w:t>
+        <w:t>Interfaz real con identificadores de ejemplo anonimizados. Los botones numerados coloreados ejecutan análisis y el paso actual está resaltado. Verde guarda resultados; azul Help abre instrucciones. Es un ejemplo de interfaz, no un registro aceptado.</w:t>
       </w:r>
     </w:p>
     <w:p>
@@ -7744,18 +8112,40 @@
       <w:pPr>
         <w:pStyle w:val="Heading3"/>
       </w:pPr>
+      <w:bookmarkStart w:id="39" w:name="b_update_ls_setup_title"/>
+      <w:bookmarkEnd w:id="39"/>
       <w:r>
         <w:rPr>
           <w:b w:val="0"/>
         </w:rPr>
         <w:lastRenderedPageBreak/>
-        <w:t xml:space="preserve">Elegir y editar puntos </w:t>
-      </w:r>
+        <w:t>Comprobar las dependencias y la geometría del registro</w:t>
+      </w:r>
+    </w:p>
+    <w:p>
+      <w:r>
+        <w:t>Utilice Dependencies &gt; Install / complete setup para instalar las dependencias de código abierto compatibles con Windows fuera del toolbox, en deConfUSIon_ExternalTools. El instalador conserva las licencias originales y no instala productos MATLAB con licencia ni modifica la ruta global de MATLAB. LightSuite requiere MATLAB R2022b o posterior y los toolboxes indicados por la comprobación; la referencia documentada de deConfUSIon sigue siendo R2023b. La importación de CZI requiere además BioformatsImage y OME Bio-Formats; TIFF no los necesita. Este adaptador no habilita mapas corticales aplanados.</w:t>
+      </w:r>
+    </w:p>
+    <w:p>
+      <w:r>
+        <w:t>El campo Recording puede utilizar el conjunto de datos activo de Studio, incluido su resultado de procesamiento actual en memoria. Compruebe que la entrada sea anatomía Doppler y no una película de cambio porcentual. El espaciado se lee de los metadatos compatibles y de perfiles verificados del formador de haz; el estado identifica su origen. Los encabezados no compatibles requieren medidas en milímetros a lo largo de las dimensiones originales de la matriz. La magnitud numérica por sí sola nunca define las unidades. Confirme la orientación con signo hacia AP, DV y ML; cerrar la confirmación de orientación cancela ese paso.</w:t>
+      </w:r>
+    </w:p>
+    <w:p>
+      <w:r>
+        <w:t>Load edited underlay... abre la carpeta Visualization del registro y acepta un paquete MAT de Mask Editor en la misma cuadrícula nativa. Cambia la anatomía mostrada para colocar los puntos de referencia; el ajuste conserva la plantilla anatómica original y las coordenadas nativas. Mask Editor standard es el contraste predeterminado para los puntos de referencia. Sample contrast, atlas contrast y atlas opacity solo afectan a la visualización. Complete o cancele los pares de puntos pendientes antes de guardar.</w:t>
+      </w:r>
+    </w:p>
+    <w:p>
+      <w:pPr>
+        <w:pStyle w:val="Heading3"/>
+      </w:pPr>
       <w:r>
         <w:rPr>
           <w:b w:val="0"/>
         </w:rPr>
-        <w:t>fiables</w:t>
+        <w:t>Elegir y editar puntos fiables</w:t>
       </w:r>
     </w:p>
     <w:p>
@@ -7775,6 +8165,7 @@
     </w:p>
     <w:p>
       <w:r>
+        <w:lastRenderedPageBreak/>
         <w:t>BUSY identifica la operación; READY indica disponibilidad de entrada. UNSAVED CHANGES y PENDING POINT difieren de SAVED con hora. Los mensajes importantes de Command Window muestran etapa en negrita, hora, animal, escaneo y ruta. Editar puntos no recalcula el realce de imagen.</w:t>
       </w:r>
     </w:p>
@@ -7798,8 +8189,8 @@
         <w:lastRenderedPageBreak/>
         <w:t>Editor de puntos con estado de guardado y actividad</w:t>
       </w:r>
-      <w:bookmarkStart w:id="33" w:name="b_lightsuite_landmark_editor"/>
-      <w:bookmarkEnd w:id="33"/>
+      <w:bookmarkStart w:id="40" w:name="b_lightsuite_landmark_editor"/>
+      <w:bookmarkEnd w:id="40"/>
     </w:p>
     <w:p>
       <w:pPr>
@@ -7811,7 +8202,7 @@
           <w:noProof/>
         </w:rPr>
         <w:drawing>
-          <wp:inline distT="0" distB="0" distL="0" distR="0" wp14:anchorId="3EE8C97A" wp14:editId="038616FB">
+          <wp:inline distT="0" distB="0" distL="0" distR="0" wp14:anchorId="049386C1" wp14:editId="2AA546B2">
             <wp:extent cx="8555271" cy="6309359"/>
             <wp:effectExtent l="0" t="0" r="0" b="0"/>
             <wp:docPr id="21" name="Picture 21" descr="Editor de puntos con estado de guardado y actividad"/>
@@ -7849,10 +8240,7 @@
     </w:p>
     <w:p>
       <w:r>
-        <w:t xml:space="preserve">Editor real de pares con anatomía Doppler adquirida y referencia vascular publicada. </w:t>
-      </w:r>
-      <w:r>
-        <w:t>Identificadores anónimos; no se afirman correspondencias ni aceptación. La cabecera, el estado guardado, la actividad y Save + continue identifican la tarea actual.</w:t>
+        <w:t>Editor real de pares con anatomía Doppler adquirida y referencia vascular publicada. Identificadores anónimos; no se afirman correspondencias ni aceptación. La cabecera, el estado guardado, la actividad y Save + continue identifican la tarea actual.</w:t>
       </w:r>
     </w:p>
     <w:p>
@@ -7898,21 +8286,28 @@
       <w:pPr>
         <w:pStyle w:val="Heading3"/>
       </w:pPr>
+      <w:bookmarkStart w:id="41" w:name="b_update_ls_versions_title"/>
+      <w:bookmarkEnd w:id="41"/>
       <w:r>
         <w:rPr>
           <w:b w:val="0"/>
         </w:rPr>
-        <w:t>Alcance del método e interpretación</w:t>
-      </w:r>
-    </w:p>
-    <w:p>
-      <w:r>
-        <w:t>Los resultados nativos requieren la rejilla original exacta. Recortar, remuestrear, reorientar u otro escaneo exige registro adecuado. Los proyectos ajustados son de solo lectura; Revise fit in new project cambia puntos conservando el ajuste previo. Las comprobaciones numéricas inversas no sustituyen la revisión anatómica.</w:t>
-      </w:r>
-    </w:p>
-    <w:p>
-      <w:r>
-        <w:t>El preprint construye anatomía de cada ratón a partir de sesiones repetidas alineadas antes de registrar al atlas. Este espacio prepara una plantilla mediana de la grabación elegida y no reproduce automáticamente esa construcción multisesión. Expresión y trayectorias de implantes requieren histología o fluorescencia adecuada.</w:t>
+        <w:t>Repetir el registro y cargar la versión guardada exacta</w:t>
+      </w:r>
+    </w:p>
+    <w:p>
+      <w:r>
+        <w:t>Utilice Open existing project &gt; Re-register (new version) para guardar otro ajuste en una subcarpeta Registration_yyyyMMdd_HHmmss_SSS con marca temporal, conservando el ajuste anterior. Edit copied landmarks conserva pares editables; Recheck orientation inicia la confirmación de orientación sin trasladar pares a un sistema de coordenadas modificado. Los proyectos ajustados se abren en modo de solo lectura. Revise y acepte el nuevo ajuste y cargue después esa revisión exacta en SCM. Seleccionar una carpeta superior con varias revisiones completas abre un selector de versiones; las revisiones incompletas no se ofrecen.</w:t>
+      </w:r>
+    </w:p>
+    <w:p>
+      <w:r>
+        <w:t>Inspeccione las superposiciones afines y no lineales en vistas coronales, horizontales y sagitales, incluida la anatomía no utilizada, los límites de adquisición y la lateralidad. Revise los residuos guardados de los puntos de referencia y su extensión en AP/DV/ML. Un pequeño error de ida y vuelta de la transformación inversa o un gran número de puntos no demuestra precisión anatómica. Si falla la aceptación numérica, Rebuild inverse + recheck prepara un candidato independiente; solo sustituye a la inversa existente si supera las comprobaciones sin modificar.</w:t>
+      </w:r>
+    </w:p>
+    <w:p>
+      <w:r>
+        <w:t>SCM se inicia con Show atlas outside acquired field desmarcado. Actívelo para inspeccionar la referencia completa; el rectángulo discontinuo separa el tejido adquirido de la anatomía presente solo en la referencia. Recorded anatomy está disponible cuando el paquete de máscaras nativas incluye la plantilla original. Cambiar el fondo, la etapa afín/no lineal o la extensión de visualización no crea cobertura funcional ni modifica las coordenadas nativas de las ROI. Conserve el paquete completo de registro y utilice cuadrículas coincidentes al cargar regiones en SCM, Video, Mask Editor o el visor volumétrico.</w:t>
       </w:r>
     </w:p>
     <w:p>
@@ -7923,13 +8318,29 @@
         <w:rPr>
           <w:b w:val="0"/>
         </w:rPr>
-        <w:t xml:space="preserve">Cita y </w:t>
-      </w:r>
+        <w:lastRenderedPageBreak/>
+        <w:t>Alcance del método e interpretación</w:t>
+      </w:r>
+    </w:p>
+    <w:p>
+      <w:r>
+        <w:t>Las salidas nativas requieren la cuadrícula original del registro. Recortar, remuestrear, reorientar o utilizar otro registro requiere un registro anatómico adecuado. Utilice el registro por versiones para revisar un ajuste sin sobrescribirlo. Las comprobaciones numéricas de la inversa complementan la revisión anatómica, no la sustituyen.</w:t>
+      </w:r>
+    </w:p>
+    <w:p>
+      <w:r>
+        <w:t>El preprint construye anatomía de cada ratón a partir de sesiones repetidas alineadas antes de registrar al atlas. Este espacio prepara una plantilla mediana de la grabación elegida y no reproduce automáticamente esa construcción multisesión. Expresión y trayectorias de implantes requieren histología o fluorescencia adecuada.</w:t>
+      </w:r>
+    </w:p>
+    <w:p>
+      <w:pPr>
+        <w:pStyle w:val="Heading3"/>
+      </w:pPr>
       <w:r>
         <w:rPr>
           <w:b w:val="0"/>
         </w:rPr>
-        <w:t>reconocimiento de LightSuite</w:t>
+        <w:t>Cita y reconocimiento de LightSuite</w:t>
       </w:r>
     </w:p>
     <w:p>
@@ -7950,7 +8361,6 @@
     </w:p>
     <w:p>
       <w:r>
-        <w:lastRenderedPageBreak/>
         <w:t>Brunner et al. (2021). Whole-brain functional ultrasound imaging in awake head-fixed mice. Nature Protocols 16, 3547-3571. doi:10.1038/s41596-021-00548-8. LightSuite resources: Zenodo 21338217 (CC BY 4.0).</w:t>
       </w:r>
     </w:p>
@@ -7982,7 +8392,7 @@
         <w:pStyle w:val="Heading1"/>
         <w:pageBreakBefore/>
       </w:pPr>
-      <w:bookmarkStart w:id="34" w:name="_Toc243479330"/>
+      <w:bookmarkStart w:id="42" w:name="_Toc244186297"/>
       <w:r>
         <w:rPr>
           <w:b w:val="0"/>
@@ -7990,20 +8400,20 @@
         <w:lastRenderedPageBreak/>
         <w:t>15 Inspeccionar secuencias y modelo 3D</w:t>
       </w:r>
-      <w:bookmarkEnd w:id="34"/>
+      <w:bookmarkEnd w:id="42"/>
     </w:p>
     <w:p>
       <w:pPr>
         <w:pStyle w:val="Heading2"/>
       </w:pPr>
-      <w:bookmarkStart w:id="35" w:name="_Toc243479331"/>
+      <w:bookmarkStart w:id="43" w:name="_Toc244186298"/>
       <w:r>
         <w:rPr>
           <w:b w:val="0"/>
         </w:rPr>
         <w:t>Time-Course Viewer y Video GUI</w:t>
       </w:r>
-      <w:bookmarkEnd w:id="35"/>
+      <w:bookmarkEnd w:id="43"/>
     </w:p>
     <w:p>
       <w:r>
@@ -8016,10 +8426,7 @@
         <w:ind w:left="317" w:hanging="259"/>
       </w:pPr>
       <w:r>
-        <w:t xml:space="preserve">1. </w:t>
-      </w:r>
-      <w:r>
-        <w:t>Abra Video desde el resultado deseado y elija un fotograma representativo.</w:t>
+        <w:t>1. Abra Video desde el resultado deseado y elija un fotograma representativo.</w:t>
       </w:r>
     </w:p>
     <w:p>
@@ -8028,10 +8435,7 @@
         <w:ind w:left="317" w:hanging="259"/>
       </w:pPr>
       <w:r>
-        <w:t xml:space="preserve">2. </w:t>
-      </w:r>
-      <w:r>
-        <w:t xml:space="preserve">Abra </w:t>
+        <w:t xml:space="preserve">2. Abra </w:t>
       </w:r>
       <w:r>
         <w:rPr>
@@ -8049,10 +8453,7 @@
         <w:ind w:left="317" w:hanging="259"/>
       </w:pPr>
       <w:r>
-        <w:t xml:space="preserve">3. </w:t>
-      </w:r>
-      <w:r>
-        <w:t>Compruebe alineación y coordenadas nativas o de atlas antes de colocar ROI.</w:t>
+        <w:t>3. Compruebe alineación y coordenadas nativas o de atlas antes de colocar ROI.</w:t>
       </w:r>
     </w:p>
     <w:p>
@@ -8061,13 +8462,7 @@
         <w:ind w:left="317" w:hanging="259"/>
       </w:pPr>
       <w:r>
-        <w:t xml:space="preserve">4. </w:t>
-      </w:r>
-      <w:r>
-        <w:t xml:space="preserve">Use ajustes visuales coherentes entre </w:t>
-      </w:r>
-      <w:r>
-        <w:t>adquisiciones.</w:t>
+        <w:t>4. Use ajustes visuales coherentes entre adquisiciones.</w:t>
       </w:r>
     </w:p>
     <w:p>
@@ -8076,10 +8471,7 @@
         <w:ind w:left="317" w:hanging="259"/>
       </w:pPr>
       <w:r>
-        <w:t xml:space="preserve">5. </w:t>
-      </w:r>
-      <w:r>
-        <w:t>Exporte primero una secuencia corta y revísela antes de una larga.</w:t>
+        <w:t>5. Exporte primero una secuencia corta y revísela antes de una larga.</w:t>
       </w:r>
     </w:p>
     <w:p>
@@ -8098,7 +8490,7 @@
       <w:pPr>
         <w:pStyle w:val="Heading2"/>
       </w:pPr>
-      <w:bookmarkStart w:id="36" w:name="_Toc243479332"/>
+      <w:bookmarkStart w:id="44" w:name="_Toc244186299"/>
       <w:r>
         <w:rPr>
           <w:b w:val="0"/>
@@ -8106,7 +8498,7 @@
         <w:lastRenderedPageBreak/>
         <w:t>Visualización volumétrica</w:t>
       </w:r>
-      <w:bookmarkEnd w:id="36"/>
+      <w:bookmarkEnd w:id="44"/>
     </w:p>
     <w:p>
       <w:pPr>
@@ -8126,7 +8518,7 @@
           <w:noProof/>
         </w:rPr>
         <w:drawing>
-          <wp:inline distT="0" distB="0" distL="0" distR="0" wp14:anchorId="4A2C3D80" wp14:editId="1E4038AF">
+          <wp:inline distT="0" distB="0" distL="0" distR="0" wp14:anchorId="2195F76D" wp14:editId="1141E57F">
             <wp:extent cx="13258800" cy="4433411"/>
             <wp:effectExtent l="0" t="0" r="0" b="0"/>
             <wp:docPr id="24" name="Picture 24" descr="Vistas del atlas de referencia completo"/>
@@ -8177,10 +8569,7 @@
     <w:p>
       <w:r>
         <w:lastRenderedPageBreak/>
-        <w:t xml:space="preserve">Use el complemento 3D desde Video para volumen del campo adquirido, </w:t>
-      </w:r>
-      <w:r>
-        <w:t>superficies o pilas coronales. Confirme espaciado y motor adecuado. Desactive PSC para ver anatomía sola; ajuste con cuidado el umbral Doppler para no confundir soporte tenue con tejido ausente. Superficies, separaciones, escalonado y profundidad son presentación.</w:t>
+        <w:t>Use el complemento 3D desde Video para volumen del campo adquirido, superficies o pilas coronales. Confirme espaciado y motor adecuado. Desactive PSC para ver anatomía sola; ajuste con cuidado el umbral Doppler para no confundir soporte tenue con tejido ausente. Superficies, separaciones, escalonado y profundidad son presentación.</w:t>
       </w:r>
     </w:p>
     <w:p>
@@ -8204,7 +8593,7 @@
       <w:pPr>
         <w:pStyle w:val="Heading1"/>
       </w:pPr>
-      <w:bookmarkStart w:id="37" w:name="_Toc243479333"/>
+      <w:bookmarkStart w:id="45" w:name="_Toc244186300"/>
       <w:r>
         <w:rPr>
           <w:b w:val="0"/>
@@ -8212,7 +8601,7 @@
         <w:lastRenderedPageBreak/>
         <w:t>16 Calcular conectividad funcional</w:t>
       </w:r>
-      <w:bookmarkEnd w:id="37"/>
+      <w:bookmarkEnd w:id="45"/>
     </w:p>
     <w:p>
       <w:pPr>
@@ -8232,7 +8621,7 @@
           <w:noProof/>
         </w:rPr>
         <w:drawing>
-          <wp:inline distT="0" distB="0" distL="0" distR="0" wp14:anchorId="20CB5B9B" wp14:editId="34860E78">
+          <wp:inline distT="0" distB="0" distL="0" distR="0" wp14:anchorId="280DE4E6" wp14:editId="38130207">
             <wp:extent cx="9464040" cy="6309360"/>
             <wp:effectExtent l="0" t="0" r="0" b="0"/>
             <wp:docPr id="27" name="Picture 27" descr="Region connectivity matrix"/>
@@ -8287,10 +8676,7 @@
       </w:pPr>
       <w:r>
         <w:lastRenderedPageBreak/>
-        <w:t xml:space="preserve">1. </w:t>
-      </w:r>
-      <w:r>
-        <w:t xml:space="preserve">Abra </w:t>
+        <w:t xml:space="preserve">1. Abra </w:t>
       </w:r>
       <w:r>
         <w:rPr>
@@ -8308,10 +8694,7 @@
         <w:ind w:left="317" w:hanging="259"/>
       </w:pPr>
       <w:r>
-        <w:t xml:space="preserve">2. </w:t>
-      </w:r>
-      <w:r>
-        <w:t>Cargue regiones enteras correspondientes o segmentación compatible. Una imagen histológica coloreada no define pertenencia ROI.</w:t>
+        <w:t>2. Cargue regiones enteras correspondientes o segmentación compatible. Una imagen histológica coloreada no define pertenencia ROI.</w:t>
       </w:r>
     </w:p>
     <w:p>
@@ -8320,10 +8703,7 @@
         <w:ind w:left="317" w:hanging="259"/>
       </w:pPr>
       <w:r>
-        <w:t xml:space="preserve">3. </w:t>
-      </w:r>
-      <w:r>
-        <w:t>Inspeccione alineación, cobertura y recuentos de vóxeles.</w:t>
+        <w:t>3. Inspeccione alineación, cobertura y recuentos de vóxeles.</w:t>
       </w:r>
     </w:p>
     <w:p>
@@ -8332,10 +8712,7 @@
         <w:ind w:left="317" w:hanging="259"/>
       </w:pPr>
       <w:r>
-        <w:t xml:space="preserve">4. </w:t>
-      </w:r>
-      <w:r>
-        <w:t xml:space="preserve">Elija regiones fusionadas </w:t>
+        <w:t xml:space="preserve">4. Elija regiones fusionadas </w:t>
       </w:r>
       <w:r>
         <w:rPr>
@@ -8353,10 +8730,7 @@
         <w:ind w:left="317" w:hanging="259"/>
       </w:pPr>
       <w:r>
-        <w:t xml:space="preserve">5. </w:t>
-      </w:r>
-      <w:r>
-        <w:t>Seleccione adquisición, periodo e intervalo local. Verifique TR y duración utilizable.</w:t>
+        <w:t>5. Seleccione adquisición, periodo e intervalo local. Verifique TR y duración utilizable.</w:t>
       </w:r>
     </w:p>
     <w:p>
@@ -8365,10 +8739,7 @@
         <w:ind w:left="317" w:hanging="259"/>
       </w:pPr>
       <w:r>
-        <w:t xml:space="preserve">6. </w:t>
-      </w:r>
-      <w:r>
-        <w:t xml:space="preserve">Pulse </w:t>
+        <w:t xml:space="preserve">6. Pulse </w:t>
       </w:r>
       <w:r>
         <w:rPr>
@@ -8386,10 +8757,7 @@
         <w:ind w:left="317" w:hanging="259"/>
       </w:pPr>
       <w:r>
-        <w:t xml:space="preserve">7. </w:t>
-      </w:r>
-      <w:r>
-        <w:t>Revise trazas, matriz, regiones ausentes y grafo antes de exportar.</w:t>
+        <w:t>7. Revise trazas, matriz, regiones ausentes y grafo antes de exportar.</w:t>
       </w:r>
     </w:p>
     <w:p>
@@ -8407,7 +8775,7 @@
         <w:pStyle w:val="Heading1"/>
         <w:pageBreakBefore/>
       </w:pPr>
-      <w:bookmarkStart w:id="38" w:name="_Toc243479334"/>
+      <w:bookmarkStart w:id="46" w:name="_Toc244186301"/>
       <w:r>
         <w:rPr>
           <w:b w:val="0"/>
@@ -8415,7 +8783,7 @@
         <w:lastRenderedPageBreak/>
         <w:t>17 Importar ROI a Group Analysis</w:t>
       </w:r>
-      <w:bookmarkEnd w:id="38"/>
+      <w:bookmarkEnd w:id="46"/>
     </w:p>
     <w:p>
       <w:pPr>
@@ -8423,10 +8791,7 @@
         <w:ind w:left="317" w:hanging="259"/>
       </w:pPr>
       <w:r>
-        <w:t xml:space="preserve">1. </w:t>
-      </w:r>
-      <w:r>
-        <w:t xml:space="preserve">Abra </w:t>
+        <w:t xml:space="preserve">1. Abra </w:t>
       </w:r>
       <w:r>
         <w:rPr>
@@ -8444,10 +8809,7 @@
         <w:ind w:left="317" w:hanging="259"/>
       </w:pPr>
       <w:r>
-        <w:t xml:space="preserve">2. </w:t>
-      </w:r>
-      <w:r>
-        <w:t xml:space="preserve">Haga clic en </w:t>
+        <w:t xml:space="preserve">2. Haga clic en </w:t>
       </w:r>
       <w:r>
         <w:rPr>
@@ -8465,10 +8827,7 @@
         <w:ind w:left="317" w:hanging="259"/>
       </w:pPr>
       <w:r>
-        <w:t xml:space="preserve">3. </w:t>
-      </w:r>
-      <w:r>
-        <w:t>Verifique animal, grupo, condición, función y PairID contra registro experimental. Resuelva filas sin asignar.</w:t>
+        <w:t>3. Verifique animal, grupo, condición, función y PairID contra registro experimental. Resuelva filas sin asignar.</w:t>
       </w:r>
     </w:p>
     <w:p>
@@ -8477,10 +8836,7 @@
         <w:ind w:left="317" w:hanging="259"/>
       </w:pPr>
       <w:r>
-        <w:t xml:space="preserve">4. </w:t>
-      </w:r>
-      <w:r>
-        <w:t>Elija métrica e intervalo e inspeccione vista temporal.</w:t>
+        <w:t>4. Elija métrica e intervalo e inspeccione vista temporal.</w:t>
       </w:r>
     </w:p>
     <w:p>
@@ -8489,10 +8845,7 @@
         <w:ind w:left="317" w:hanging="259"/>
       </w:pPr>
       <w:r>
-        <w:t xml:space="preserve">5. </w:t>
-      </w:r>
-      <w:r>
-        <w:t xml:space="preserve">Cambie a </w:t>
+        <w:t xml:space="preserve">5. Cambie a </w:t>
       </w:r>
       <w:r>
         <w:rPr>
@@ -8510,31 +8863,25 @@
         <w:ind w:left="317" w:hanging="259"/>
       </w:pPr>
       <w:r>
-        <w:t xml:space="preserve">6. </w:t>
-      </w:r>
-      <w:r>
-        <w:t>Revise recuentos, exclusiones y multiplicidad; exporte tablas y figuras con parámetros.</w:t>
+        <w:t>6. Revise recuentos, exclusiones y multiplicidad; exporte tablas y figuras con parámetros.</w:t>
       </w:r>
     </w:p>
     <w:p>
       <w:pPr>
         <w:pStyle w:val="Heading2"/>
       </w:pPr>
-      <w:bookmarkStart w:id="39" w:name="_Toc243479335"/>
+      <w:bookmarkStart w:id="47" w:name="_Toc244186302"/>
       <w:r>
         <w:rPr>
           <w:b w:val="0"/>
         </w:rPr>
         <w:t>Elegir métrica y unidad biológica</w:t>
       </w:r>
-      <w:bookmarkEnd w:id="39"/>
-    </w:p>
-    <w:p>
-      <w:r>
-        <w:t xml:space="preserve">Una media de intervalo fijo describe uno predefinido. La meseta máxima busca la mayor media de ventanas completas y </w:t>
-      </w:r>
-      <w:r>
-        <w:t>debe considerarse exploratoria salvo predefinición independiente. Mantenga coherentes anchura y duración entre comparaciones.</w:t>
+      <w:bookmarkEnd w:id="47"/>
+    </w:p>
+    <w:p>
+      <w:r>
+        <w:t>Una media de intervalo fijo describe uno predefinido. La meseta máxima busca la mayor media de ventanas completas y debe considerarse exploratoria salvo predefinición independiente. Mantenga coherentes anchura y duración entre comparaciones.</w:t>
       </w:r>
     </w:p>
     <w:p>
@@ -8553,10 +8900,115 @@
     </w:p>
     <w:p>
       <w:pPr>
+        <w:pStyle w:val="Heading2"/>
+      </w:pPr>
+      <w:bookmarkStart w:id="48" w:name="b_update_group_titration_title"/>
+      <w:bookmarkStart w:id="49" w:name="_Toc244186303"/>
+      <w:bookmarkEnd w:id="48"/>
+      <w:r>
+        <w:rPr>
+          <w:b w:val="0"/>
+        </w:rPr>
+        <w:t>Asignar concentraciones y mostrar titulaciones</w:t>
+      </w:r>
+      <w:bookmarkEnd w:id="49"/>
+    </w:p>
+    <w:p>
+      <w:r>
+        <w:t>En Group Analysis &gt; ROI Preview, seleccione Titration en el desplegable Bottom y después Assign doses.... Seleccione las filas de animales/registros para una dosis, elija una concentración de la serie fija 1/2/5 entre 1 pM y 10 µM y pulse Assign selected. Las celdas individuales de Concentration también utilizan desplegables. No se pueden introducir dosis personalizadas; las asignaciones antiguas fuera de la lista siguen visibles hasta que se sustituyen o se borran.</w:t>
+      </w:r>
+    </w:p>
+    <w:p>
+      <w:r>
+        <w:t>Seleccione el Group de origen para aCSF; Auto reconoce aCSF, Vehicle y Control. Las filas de control no necesitan dosis. Las etiquetas originales de Group y Condition permanecen sin cambios, mientras que la categoría de control del gráfico se denomina aCSF. Si el Group de control tiene varias Conditions, seleccione una explícitamente. El gráfico coloca aCSF primero, seguido de las dosis en orden ascendente y con espaciado igual por defecto; el espaciado logarítmico es opcional. Las filas de tratamiento sin asignación se notifican y se omiten.</w:t>
+      </w:r>
+    </w:p>
+    <w:p>
+      <w:r>
+        <w:t xml:space="preserve">Cada punto de titulación es la media de los registros de origen únicos de un animal dentro de esa categoría, y las medias de grupo ponderan a todos los animales por igual. Los registros aCSF </w:t>
+      </w:r>
+      <w:r>
+        <w:lastRenderedPageBreak/>
+        <w:t>seleccionados se agrupan dentro de cada animal independientemente de cualquier asignación de concentración anterior. Las combinaciones de Group y Condition del tratamiento se mantienen separadas. Varias ROI o registros repetidos no se convierten en animales independientes. El modo Titration no ajusta un modelo dosis-respuesta ni ejecuta la prueba genérica de ROI agrupadas o la detección de valores atípicos por Group y Condition.</w:t>
+      </w:r>
+    </w:p>
+    <w:p>
+      <w:r>
+        <w:t>Las barras de error están en None por defecto; seleccione SEM o SD en Assign doses... cuando sea necesario. La casilla Legend muestra u oculta la leyenda del gráfico interactivo en la esquina superior derecha. Los bordes de los puntos coinciden con su color de relleno. Save List / Load List conserva las asignaciones, las comparaciones seleccionadas y las opciones de visualización. Corrija los valores Animal ID antes de conectar animales repetidos; las líneas de conexión cambian la visualización y no seleccionan estadísticas pareadas.</w:t>
+      </w:r>
+    </w:p>
+    <w:p>
+      <w:pPr>
+        <w:pStyle w:val="Heading2"/>
+      </w:pPr>
+      <w:bookmarkStart w:id="50" w:name="b_update_group_comparison_title"/>
+      <w:bookmarkStart w:id="51" w:name="_Toc244186304"/>
+      <w:bookmarkEnd w:id="50"/>
+      <w:r>
+        <w:rPr>
+          <w:b w:val="0"/>
+        </w:rPr>
+        <w:t>Seleccionar comparaciones de dosis y pruebas estadísticas</w:t>
+      </w:r>
+      <w:bookmarkEnd w:id="51"/>
+    </w:p>
+    <w:p>
+      <w:r>
+        <w:t>Comparisons... permite pruebas de dosis frente a aCSF, dosis adyacentes y cualquier par de categorías mostradas. En el primer uso se seleccionan todas las comparaciones de dosis frente a aCSF. La opción predeterminada es una prueba t de Student no pareada, con igualdad de varianzas y alternativa unilateral dosis &gt; aCSF. Student vs aCSF restaura estos valores predeterminados para una lista antigua. Test y Tail actualizan las filas marcadas; las comparaciones individuales pueden utilizar pruebas de Welch, pareadas o bilaterales.</w:t>
+      </w:r>
+    </w:p>
+    <w:p>
+      <w:r>
+        <w:t>Las pruebas utilizan las medias por animal representadas por los puntos. Las pruebas pareadas se ejecutan únicamente cuando se seleccionan explícitamente y emparejan los valores Animal ID. Las pruebas independientes mantienen su supuesto de independencia y notifican los identificadores de animales compartidos en lugar de cambiar silenciosamente de prueba. Revise los tamaños muestrales, los resultados no disponibles y el diseño experimental. Se conservan las selecciones guardadas, incluida la eliminación deliberada de todas las comparaciones.</w:t>
+      </w:r>
+    </w:p>
+    <w:p>
+      <w:r>
+        <w:t>Las anotaciones muestran por defecto estrellas y valores p redondeados juntos; por ejemplo, 0.00776 aparece como ** p = 0.008. Los cálculos y las tablas de resultados conservan toda la precisión. Los umbrales de estrellas utilizan el valor p sin redondear: *** para p ≤ 0.001, ** para p ≤ 0.01 y * para p ≤ 0.05. Los dígitos adicionales cerca de estos umbrales evitan etiquetas incoherentes. Existe una visualización solo de estrellas. Los valores p sin ajustar son la opción predeterminada; Holm y Bonferroni se aplican a la familia de comparaciones seleccionadas y los valores ajustados se etiquetan como p_adj. Ocultar anotaciones no modifica esa familia.</w:t>
+      </w:r>
+    </w:p>
+    <w:p>
+      <w:pPr>
+        <w:pStyle w:val="Heading2"/>
+      </w:pPr>
+      <w:bookmarkStart w:id="52" w:name="b_update_group_export_title"/>
+      <w:bookmarkStart w:id="53" w:name="_Toc244186305"/>
+      <w:bookmarkEnd w:id="52"/>
+      <w:r>
+        <w:rPr>
+          <w:b w:val="0"/>
+        </w:rPr>
+        <w:lastRenderedPageBreak/>
+        <w:t>Previsualizar figuras para publicación antes de exportar</w:t>
+      </w:r>
+      <w:bookmarkEnd w:id="53"/>
+    </w:p>
+    <w:p>
+      <w:r>
+        <w:t>Export Top..., Export Bottom... y Export Both... abren previsualizaciones para publicación de curvas temporales, comparaciones de grupo convencionales y titulaciones. Compare los diseños Compact (85 × 75 mm), Square (90 × 90 mm) y Wide (140 × 90 mm). Elija Light o Dark; el esquema inicial sigue el de ROI Preview visible. Los títulos de ejes, las etiquetas de graduación y los valores p comparten el tamaño de fuente para publicación, y los trazos de los ejes utilizan un grosor uniforme. El tamaño de los marcadores se ajusta a las dimensiones físicas de la figura.</w:t>
+      </w:r>
+    </w:p>
+    <w:p>
+      <w:r>
+        <w:t>Pulse y arrastre una etiqueta de valor p o su corchete para mover ambos juntos antes de guardar. Reset p-value positions restaura la colocación automática. Las posiciones se conservan al cambiar de diseño y se utilizan en la figura exportada. Los valores mínimo y máximo del eje y seleccionados manualmente se mantienen exactos; los corchetes de comparación tienen una zona de anotación independiente encima de los datos.</w:t>
+      </w:r>
+    </w:p>
+    <w:p>
+      <w:r>
+        <w:t>Show legend activa o desactiva la leyenda de exportación, y Legend position la coloca encima del gráfico o en una esquina interior. La posición de exportación predeterminada está encima del gráfico. La colocación en una esquina puede superponerse a los datos, por lo que debe inspeccionar la previsualización después de moverla. La previsualización y la salida guardada utilizan el mismo proceso de renderizado, incluidos el tema y los ajustes de leyenda seleccionados.</w:t>
+      </w:r>
+    </w:p>
+    <w:p>
+      <w:r>
+        <w:t>Seleccione PNG a 600 dpi, PDF vectorial o ambos y continúe hasta la carpeta de exportación. La exportación a Excel incluye las asignaciones de origen, las medias por animal, los resúmenes de dosis, las comparaciones seleccionadas, los valores p originales y ajustados, y los identificadores de animales incluidos. Los intervalos de confianza comunicados son puntuales, no simultáneos para toda la familia. Conserve la lista guardada y el registro de parámetros junto con las figuras.</w:t>
+      </w:r>
+    </w:p>
+    <w:p>
+      <w:pPr>
         <w:pStyle w:val="Heading1"/>
         <w:pageBreakBefore/>
       </w:pPr>
-      <w:bookmarkStart w:id="40" w:name="_Toc243479336"/>
+      <w:bookmarkStart w:id="54" w:name="_Toc244186306"/>
       <w:r>
         <w:rPr>
           <w:b w:val="0"/>
@@ -8564,7 +9016,7 @@
         <w:lastRenderedPageBreak/>
         <w:t>18 Usar Standardized Analysis</w:t>
       </w:r>
-      <w:bookmarkEnd w:id="40"/>
+      <w:bookmarkEnd w:id="54"/>
     </w:p>
     <w:p>
       <w:pPr>
@@ -8572,10 +9024,7 @@
         <w:ind w:left="317" w:hanging="259"/>
       </w:pPr>
       <w:r>
-        <w:t xml:space="preserve">1. </w:t>
-      </w:r>
-      <w:r>
-        <w:t xml:space="preserve">Abra </w:t>
+        <w:t xml:space="preserve">1. Abra </w:t>
       </w:r>
       <w:r>
         <w:rPr>
@@ -8593,10 +9042,7 @@
         <w:ind w:left="317" w:hanging="259"/>
       </w:pPr>
       <w:r>
-        <w:t xml:space="preserve">2. </w:t>
-      </w:r>
-      <w:r>
-        <w:t>Revise pasos marcados, orden y parámetros. Pulse una fila para editar valores; use Run para incluir o excluir.</w:t>
+        <w:t>2. Revise pasos marcados, orden y parámetros. Pulse una fila para editar valores; use Run para incluir o excluir.</w:t>
       </w:r>
     </w:p>
     <w:p>
@@ -8605,10 +9051,7 @@
         <w:ind w:left="317" w:hanging="259"/>
       </w:pPr>
       <w:r>
-        <w:t xml:space="preserve">3. </w:t>
-      </w:r>
-      <w:r>
-        <w:t>Configure ventanas, reducción y cortes para la adquisición real.</w:t>
+        <w:t>3. Configure ventanas, reducción y cortes para la adquisición real.</w:t>
       </w:r>
     </w:p>
     <w:p>
@@ -8617,10 +9060,7 @@
         <w:ind w:left="317" w:hanging="259"/>
       </w:pPr>
       <w:r>
-        <w:t xml:space="preserve">4. </w:t>
-      </w:r>
-      <w:r>
-        <w:t>Ejecute y complete revisiones interactivas. Algunos pasos esperan a cerrar un visor.</w:t>
+        <w:t>4. Ejecute y complete revisiones interactivas. Algunos pasos esperan a cerrar un visor.</w:t>
       </w:r>
     </w:p>
     <w:p>
@@ -8629,10 +9069,7 @@
         <w:ind w:left="317" w:hanging="259"/>
       </w:pPr>
       <w:r>
-        <w:t xml:space="preserve">5. </w:t>
-      </w:r>
-      <w:r>
-        <w:t>Revise QC y salidas finales y guarde ajustes reales antes de más animales.</w:t>
+        <w:t>5. Revise QC y salidas finales y guarde ajustes reales antes de más animales.</w:t>
       </w:r>
     </w:p>
     <w:p>
@@ -8643,6 +9080,36 @@
     <w:p>
       <w:r>
         <w:t>Un protocolo ROI fijo debe contener coordenadas, dimensiones y ventanas elegidas independientemente y correspondientes a la malla actual. Cambiar una etiqueta no transforma coordenadas. Valídelo en una adquisición conocida antes de repetir.</w:t>
+      </w:r>
+    </w:p>
+    <w:p>
+      <w:pPr>
+        <w:pStyle w:val="Heading2"/>
+      </w:pPr>
+      <w:bookmarkStart w:id="55" w:name="b_update_presets_title"/>
+      <w:bookmarkStart w:id="56" w:name="_Toc244186307"/>
+      <w:bookmarkEnd w:id="55"/>
+      <w:r>
+        <w:rPr>
+          <w:b w:val="0"/>
+        </w:rPr>
+        <w:t>Revisar los ajustes preestablecidos automáticos actuales</w:t>
+      </w:r>
+      <w:bookmarkEnd w:id="56"/>
+    </w:p>
+    <w:p>
+      <w:r>
+        <w:t>H | Awake fast injections ejecuta Frame Rejection a 3 sigma con interpolación en la cuadrícula temporal original, eliminación automática de PC1 en todos los cortes con restauración de las medias de los vóxeles, bloques de mediana de 50 seguidos de Imregdemons y SCM GUI. SCM se inicia mostrando solo valores positivos de 0–50%, modulación alfa de 5–10%, línea basal de 30–60 s y señal de 700–900 s. El control de calidad de los fotogramas se guarda sin abrir ventanas de previsualización.</w:t>
+      </w:r>
+    </w:p>
+    <w:p>
+      <w:r>
+        <w:t>I | Low-pass / Reject / Imreg50 ejecuta un filtro Butterworth de paso bajo de 0.01 Hz, de orden 2 y fase cero con conservación de las medias de los vóxeles, Frame Rejection a 3 sigma con interpolación, y después bloques de mediana de 50 e Imregdemons. No abre SCM automáticamente. J | Reject / PC1-5 / Imreg50 / SCM utiliza la secuencia H, pero elimina los componentes principales 1–5 y abre SCM con un intervalo de señal de 7–14 min.</w:t>
+      </w:r>
+    </w:p>
+    <w:p>
+      <w:r>
+        <w:t>Estos ajustes preestablecidos eligen automáticamente el modo de registro para entradas 2D, de step-motor o 3D. Los bloques de mediana de 50 multiplican el TR analizado por 50. Una comprobación temporal precede al procesamiento; revise cada paso, frecuencia de corte, elección de componentes y ventana de eventos para la adquisición actual. Los valores predeterminados son puntos de partida editables y no establecen su idoneidad biológica. Vuelva a abrir Standardized Analysis después de sustituir archivos de código fuente.</w:t>
       </w:r>
     </w:p>
     <w:p>
@@ -8650,7 +9117,7 @@
         <w:pStyle w:val="Heading1"/>
         <w:pageBreakBefore/>
       </w:pPr>
-      <w:bookmarkStart w:id="41" w:name="_Toc243479337"/>
+      <w:bookmarkStart w:id="57" w:name="_Toc244186308"/>
       <w:r>
         <w:rPr>
           <w:b w:val="0"/>
@@ -8658,7 +9125,7 @@
         <w:lastRenderedPageBreak/>
         <w:t>19 Guardar, exportar y reproducir</w:t>
       </w:r>
-      <w:bookmarkEnd w:id="41"/>
+      <w:bookmarkEnd w:id="57"/>
     </w:p>
     <w:p>
       <w:r>
@@ -8674,14 +9141,14 @@
       <w:pPr>
         <w:pStyle w:val="Heading2"/>
       </w:pPr>
-      <w:bookmarkStart w:id="42" w:name="_Toc243479338"/>
+      <w:bookmarkStart w:id="58" w:name="_Toc244186309"/>
       <w:r>
         <w:rPr>
           <w:b w:val="0"/>
         </w:rPr>
         <w:t>Lista de revisión final</w:t>
       </w:r>
-      <w:bookmarkEnd w:id="42"/>
+      <w:bookmarkEnd w:id="58"/>
     </w:p>
     <w:p>
       <w:pPr>
@@ -8689,10 +9156,7 @@
         <w:ind w:left="317" w:hanging="259"/>
       </w:pPr>
       <w:r>
-        <w:t xml:space="preserve">1. </w:t>
-      </w:r>
-      <w:r>
-        <w:t>Conjunto activo y procedencia original correctos.</w:t>
+        <w:t>1. Conjunto activo y procedencia original correctos.</w:t>
       </w:r>
     </w:p>
     <w:p>
@@ -8701,10 +9165,7 @@
         <w:ind w:left="317" w:hanging="259"/>
       </w:pPr>
       <w:r>
-        <w:t xml:space="preserve">2. </w:t>
-      </w:r>
-      <w:r>
-        <w:t>Tiempos, TR, ventanas y geometría documentados.</w:t>
+        <w:t>2. Tiempos, TR, ventanas y geometría documentados.</w:t>
       </w:r>
     </w:p>
     <w:p>
@@ -8713,10 +9174,7 @@
         <w:ind w:left="317" w:hanging="259"/>
       </w:pPr>
       <w:r>
-        <w:t xml:space="preserve">3. </w:t>
-      </w:r>
-      <w:r>
-        <w:t>Decisiones QC y de componentes o filtros respaldadas.</w:t>
+        <w:t>3. Decisiones QC y de componentes o filtros respaldadas.</w:t>
       </w:r>
     </w:p>
     <w:p>
@@ -8725,10 +9183,7 @@
         <w:ind w:left="317" w:hanging="259"/>
       </w:pPr>
       <w:r>
-        <w:t xml:space="preserve">4. </w:t>
-      </w:r>
-      <w:r>
-        <w:t>Línea base, máscara, registro y soporte ROI corresponden al criterio final.</w:t>
+        <w:t>4. Línea base, máscara, registro y soporte ROI corresponden al criterio final.</w:t>
       </w:r>
     </w:p>
     <w:p>
@@ -8737,10 +9192,7 @@
         <w:ind w:left="317" w:hanging="259"/>
       </w:pPr>
       <w:r>
-        <w:t xml:space="preserve">5. </w:t>
-      </w:r>
-      <w:r>
-        <w:t>Número independiente, emparejamiento y prueba corresponden al diseño.</w:t>
+        <w:t>5. Número independiente, emparejamiento y prueba corresponden al diseño.</w:t>
       </w:r>
     </w:p>
     <w:p>
@@ -8749,10 +9201,7 @@
         <w:ind w:left="317" w:hanging="259"/>
       </w:pPr>
       <w:r>
-        <w:t xml:space="preserve">6. </w:t>
-      </w:r>
-      <w:r>
-        <w:t>Otra persona puede reabrir archivos, notas y auxiliares.</w:t>
+        <w:t>6. Otra persona puede reabrir archivos, notas y auxiliares.</w:t>
       </w:r>
     </w:p>
     <w:p>
@@ -8760,7 +9209,7 @@
         <w:pStyle w:val="Heading1"/>
         <w:pageBreakBefore/>
       </w:pPr>
-      <w:bookmarkStart w:id="43" w:name="_Toc243479339"/>
+      <w:bookmarkStart w:id="59" w:name="_Toc244186310"/>
       <w:r>
         <w:rPr>
           <w:b w:val="0"/>
@@ -8768,7 +9217,7 @@
         <w:lastRenderedPageBreak/>
         <w:t>20 Resolver problemas comunes</w:t>
       </w:r>
-      <w:bookmarkEnd w:id="43"/>
+      <w:bookmarkEnd w:id="59"/>
     </w:p>
     <w:p>
       <w:pPr>
@@ -8915,10 +9364,7 @@
               <w:jc w:val="left"/>
             </w:pPr>
             <w:r>
-              <w:t xml:space="preserve">Fase actual, caudal de red, caché y tamaño </w:t>
-            </w:r>
-            <w:r>
-              <w:t>expandido</w:t>
+              <w:t>Fase actual, caudal de red, caché y tamaño expandido</w:t>
             </w:r>
           </w:p>
         </w:tc>
@@ -9052,10 +9498,7 @@
               <w:jc w:val="left"/>
             </w:pPr>
             <w:r>
-              <w:t xml:space="preserve">Matriz activa, límites visuales, </w:t>
-            </w:r>
-            <w:r>
-              <w:t>restauración de media y eliminación excesiva</w:t>
+              <w:t>Matriz activa, límites visuales, restauración de media y eliminación excesiva</w:t>
             </w:r>
           </w:p>
         </w:tc>
@@ -9365,10 +9808,7 @@
               <w:jc w:val="left"/>
             </w:pPr>
             <w:r>
-              <w:t xml:space="preserve">Duplicados de conjuntos o ROI contadas como </w:t>
-            </w:r>
-            <w:r>
-              <w:t>animales</w:t>
+              <w:t>Duplicados de conjuntos o ROI contadas como animales</w:t>
             </w:r>
           </w:p>
         </w:tc>
@@ -9443,10 +9883,7 @@
     </w:p>
     <w:p>
       <w:r>
-        <w:t xml:space="preserve">Al informar de problemas registre ruta activa, archivo, dimensiones, TR, acción exacta y error MATLAB completo. Una captura sirve junto con esos </w:t>
-      </w:r>
-      <w:r>
-        <w:t>detalles. Reproduzca sobre original conservado antes de cambiar varias opciones.</w:t>
+        <w:t>Al informar de problemas registre ruta activa, archivo, dimensiones, TR, acción exacta y error MATLAB completo. Una captura sirve junto con esos detalles. Reproduzca sobre original conservado antes de cambiar varias opciones.</w:t>
       </w:r>
     </w:p>
     <w:p>
@@ -9454,7 +9891,7 @@
         <w:pStyle w:val="Heading1"/>
         <w:pageBreakBefore/>
       </w:pPr>
-      <w:bookmarkStart w:id="44" w:name="_Toc243479340"/>
+      <w:bookmarkStart w:id="60" w:name="_Toc244186311"/>
       <w:r>
         <w:rPr>
           <w:b w:val="0"/>
@@ -9462,7 +9899,7 @@
         <w:lastRenderedPageBreak/>
         <w:t>21 Términos esenciales y lecturas</w:t>
       </w:r>
-      <w:bookmarkEnd w:id="44"/>
+      <w:bookmarkEnd w:id="60"/>
     </w:p>
     <w:p>
       <w:pPr>
@@ -9919,10 +10356,7 @@
               <w:jc w:val="left"/>
             </w:pPr>
             <w:r>
-              <w:t xml:space="preserve">Región de interés de pertenencia espacial </w:t>
-            </w:r>
-            <w:r>
-              <w:t>definida</w:t>
+              <w:t>Región de interés de pertenencia espacial definida</w:t>
             </w:r>
           </w:p>
         </w:tc>
@@ -10170,10 +10604,7 @@
               <w:jc w:val="left"/>
             </w:pPr>
             <w:r>
-              <w:t xml:space="preserve">Error estándar de media entre observaciones </w:t>
-            </w:r>
-            <w:r>
-              <w:t>independientes incluidas</w:t>
+              <w:t>Error estándar de media entre observaciones independientes incluidas</w:t>
             </w:r>
           </w:p>
         </w:tc>
@@ -10273,14 +10704,14 @@
       <w:pPr>
         <w:pStyle w:val="Heading2"/>
       </w:pPr>
-      <w:bookmarkStart w:id="45" w:name="_Toc243479341"/>
+      <w:bookmarkStart w:id="61" w:name="_Toc244186312"/>
       <w:r>
         <w:rPr>
           <w:b w:val="0"/>
         </w:rPr>
         <w:t>Agradecimientos</w:t>
       </w:r>
-      <w:bookmarkEnd w:id="45"/>
+      <w:bookmarkEnd w:id="61"/>
     </w:p>
     <w:p>
       <w:r>
@@ -10292,7 +10723,7 @@
         <w:pStyle w:val="Heading1"/>
         <w:pageBreakBefore/>
       </w:pPr>
-      <w:bookmarkStart w:id="46" w:name="_Toc243479342"/>
+      <w:bookmarkStart w:id="62" w:name="_Toc244186313"/>
       <w:r>
         <w:rPr>
           <w:b w:val="0"/>
@@ -10300,7 +10731,7 @@
         <w:lastRenderedPageBreak/>
         <w:t>Agradecimientos y responsabilidad</w:t>
       </w:r>
-      <w:bookmarkEnd w:id="46"/>
+      <w:bookmarkEnd w:id="62"/>
     </w:p>
     <w:p>
       <w:r>
@@ -10314,10 +10745,7 @@
     </w:p>
     <w:p>
       <w:r>
-        <w:t xml:space="preserve">ConfUSIus provides a complementary Python-based approach to fUSI analysis. deConfUSIon emphasizes a connected MATLAB GUI workflow for researchers who do not write code. Thanks are due to </w:t>
-      </w:r>
-      <w:r>
-        <w:t>ConfUSIus developers Samuel Le Meur-Diebolt and Felipe Cybis Pereira, and José María Martínez de Paz from Émilie Macé’s laboratory, for discussions. The projects are independently developed.</w:t>
+        <w:t>ConfUSIus ofrece un enfoque complementario basado en Python para analizar fUSI. deConfUSIon se centra en un flujo conectado de interfaces MATLAB para investigadores que no escriben código. Se agradecen las discusiones con los desarrolladores de ConfUSIus Samuel Le Meur-Diebolt y Felipe Cybis Pereira, y con José María Martínez de Paz, del laboratorio de Émilie Macé. Los proyectos se desarrollan de forma independiente.</w:t>
       </w:r>
     </w:p>
     <w:p>
@@ -10372,7 +10800,7 @@
       <w:rPr>
         <w:sz w:val="16"/>
       </w:rPr>
-      <w:t xml:space="preserve">Manual | 21 de octubre de 2026 | </w:t>
+      <w:t xml:space="preserve">Manual | 29 de octubre de 2026 | </w:t>
     </w:r>
     <w:r>
       <w:fldChar w:fldCharType="begin"/>
@@ -10406,7 +10834,7 @@
       <w:rPr>
         <w:sz w:val="16"/>
       </w:rPr>
-      <w:t xml:space="preserve">Manual | 21 de octubre de 2026 | </w:t>
+      <w:t xml:space="preserve">Manual | 29 de octubre de 2026 | </w:t>
     </w:r>
     <w:r>
       <w:fldChar w:fldCharType="begin"/>
@@ -10421,7 +10849,7 @@
       <w:rPr>
         <w:noProof/>
       </w:rPr>
-      <w:t>24</w:t>
+      <w:t>25</w:t>
     </w:r>
     <w:r>
       <w:fldChar w:fldCharType="end"/>
@@ -10440,7 +10868,7 @@
       <w:rPr>
         <w:sz w:val="16"/>
       </w:rPr>
-      <w:t xml:space="preserve">Manual | 21 de octubre de 2026 | </w:t>
+      <w:t xml:space="preserve">Manual | 29 de octubre de 2026 | </w:t>
     </w:r>
     <w:r>
       <w:fldChar w:fldCharType="begin"/>
@@ -10455,7 +10883,7 @@
       <w:rPr>
         <w:noProof/>
       </w:rPr>
-      <w:t>25</w:t>
+      <w:t>26</w:t>
     </w:r>
     <w:r>
       <w:fldChar w:fldCharType="end"/>
@@ -10474,7 +10902,7 @@
       <w:rPr>
         <w:sz w:val="16"/>
       </w:rPr>
-      <w:t xml:space="preserve">Manual | 21 de octubre de 2026 | </w:t>
+      <w:t xml:space="preserve">Manual | 29 de octubre de 2026 | </w:t>
     </w:r>
     <w:r>
       <w:fldChar w:fldCharType="begin"/>
@@ -10489,7 +10917,7 @@
       <w:rPr>
         <w:noProof/>
       </w:rPr>
-      <w:t>26</w:t>
+      <w:t>27</w:t>
     </w:r>
     <w:r>
       <w:fldChar w:fldCharType="end"/>
@@ -10508,7 +10936,7 @@
       <w:rPr>
         <w:sz w:val="16"/>
       </w:rPr>
-      <w:t xml:space="preserve">Manual | 21 de octubre de 2026 | </w:t>
+      <w:t xml:space="preserve">Manual | 29 de octubre de 2026 | </w:t>
     </w:r>
     <w:r>
       <w:fldChar w:fldCharType="begin"/>
@@ -10523,7 +10951,7 @@
       <w:rPr>
         <w:noProof/>
       </w:rPr>
-      <w:t>27</w:t>
+      <w:t>28</w:t>
     </w:r>
     <w:r>
       <w:fldChar w:fldCharType="end"/>
@@ -10542,7 +10970,7 @@
       <w:rPr>
         <w:sz w:val="16"/>
       </w:rPr>
-      <w:t xml:space="preserve">Manual | 21 de octubre de 2026 | </w:t>
+      <w:t xml:space="preserve">Manual | 29 de octubre de 2026 | </w:t>
     </w:r>
     <w:r>
       <w:fldChar w:fldCharType="begin"/>
@@ -10557,7 +10985,7 @@
       <w:rPr>
         <w:noProof/>
       </w:rPr>
-      <w:t>28</w:t>
+      <w:t>30</w:t>
     </w:r>
     <w:r>
       <w:fldChar w:fldCharType="end"/>
@@ -10576,7 +11004,7 @@
       <w:rPr>
         <w:sz w:val="16"/>
       </w:rPr>
-      <w:t xml:space="preserve">Manual | 21 de octubre de 2026 | </w:t>
+      <w:t xml:space="preserve">Manual | 29 de octubre de 2026 | </w:t>
     </w:r>
     <w:r>
       <w:fldChar w:fldCharType="begin"/>
@@ -10591,7 +11019,7 @@
       <w:rPr>
         <w:noProof/>
       </w:rPr>
-      <w:t>29</w:t>
+      <w:t>31</w:t>
     </w:r>
     <w:r>
       <w:fldChar w:fldCharType="end"/>
@@ -10610,7 +11038,7 @@
       <w:rPr>
         <w:sz w:val="16"/>
       </w:rPr>
-      <w:t xml:space="preserve">Manual | 21 de octubre de 2026 | </w:t>
+      <w:t xml:space="preserve">Manual | 29 de octubre de 2026 | </w:t>
     </w:r>
     <w:r>
       <w:fldChar w:fldCharType="begin"/>
@@ -10625,7 +11053,7 @@
       <w:rPr>
         <w:noProof/>
       </w:rPr>
-      <w:t>32</w:t>
+      <w:t>34</w:t>
     </w:r>
     <w:r>
       <w:fldChar w:fldCharType="end"/>
@@ -10644,7 +11072,7 @@
       <w:rPr>
         <w:sz w:val="16"/>
       </w:rPr>
-      <w:t xml:space="preserve">Manual | 21 de octubre de 2026 | </w:t>
+      <w:t xml:space="preserve">Manual | 29 de octubre de 2026 | </w:t>
     </w:r>
     <w:r>
       <w:fldChar w:fldCharType="begin"/>
@@ -10659,7 +11087,7 @@
       <w:rPr>
         <w:noProof/>
       </w:rPr>
-      <w:t>33</w:t>
+      <w:t>35</w:t>
     </w:r>
     <w:r>
       <w:fldChar w:fldCharType="end"/>
@@ -10678,7 +11106,7 @@
       <w:rPr>
         <w:sz w:val="16"/>
       </w:rPr>
-      <w:t xml:space="preserve">Manual | 21 de octubre de 2026 | </w:t>
+      <w:t xml:space="preserve">Manual | 29 de octubre de 2026 | </w:t>
     </w:r>
     <w:r>
       <w:fldChar w:fldCharType="begin"/>
@@ -10693,7 +11121,7 @@
       <w:rPr>
         <w:noProof/>
       </w:rPr>
-      <w:t>34</w:t>
+      <w:t>36</w:t>
     </w:r>
     <w:r>
       <w:fldChar w:fldCharType="end"/>
@@ -10712,7 +11140,7 @@
       <w:rPr>
         <w:sz w:val="16"/>
       </w:rPr>
-      <w:t xml:space="preserve">Manual | 21 de octubre de 2026 | </w:t>
+      <w:t xml:space="preserve">Manual | 29 de octubre de 2026 | </w:t>
     </w:r>
     <w:r>
       <w:fldChar w:fldCharType="begin"/>
@@ -10727,7 +11155,7 @@
       <w:rPr>
         <w:noProof/>
       </w:rPr>
-      <w:t>35</w:t>
+      <w:t>37</w:t>
     </w:r>
     <w:r>
       <w:fldChar w:fldCharType="end"/>
@@ -10746,7 +11174,7 @@
       <w:rPr>
         <w:sz w:val="16"/>
       </w:rPr>
-      <w:t xml:space="preserve">Manual | 21 de octubre de 2026 | </w:t>
+      <w:t xml:space="preserve">Manual | 29 de octubre de 2026 | </w:t>
     </w:r>
     <w:r>
       <w:fldChar w:fldCharType="begin"/>
@@ -10780,7 +11208,7 @@
       <w:rPr>
         <w:sz w:val="16"/>
       </w:rPr>
-      <w:t xml:space="preserve">Manual | 21 de octubre de 2026 | </w:t>
+      <w:t xml:space="preserve">Manual | 29 de octubre de 2026 | </w:t>
     </w:r>
     <w:r>
       <w:fldChar w:fldCharType="begin"/>
@@ -10814,7 +11242,7 @@
       <w:rPr>
         <w:sz w:val="16"/>
       </w:rPr>
-      <w:t xml:space="preserve">Manual | 21 de octubre de 2026 | </w:t>
+      <w:t xml:space="preserve">Manual | 29 de octubre de 2026 | </w:t>
     </w:r>
     <w:r>
       <w:fldChar w:fldCharType="begin"/>
@@ -10848,7 +11276,7 @@
       <w:rPr>
         <w:sz w:val="16"/>
       </w:rPr>
-      <w:t xml:space="preserve">Manual | 21 de octubre de 2026 | </w:t>
+      <w:t xml:space="preserve">Manual | 29 de octubre de 2026 | </w:t>
     </w:r>
     <w:r>
       <w:fldChar w:fldCharType="begin"/>
@@ -10882,7 +11310,7 @@
       <w:rPr>
         <w:sz w:val="16"/>
       </w:rPr>
-      <w:t xml:space="preserve">Manual | 21 de octubre de 2026 | </w:t>
+      <w:t xml:space="preserve">Manual | 29 de octubre de 2026 | </w:t>
     </w:r>
     <w:r>
       <w:fldChar w:fldCharType="begin"/>
@@ -10916,7 +11344,7 @@
       <w:rPr>
         <w:sz w:val="16"/>
       </w:rPr>
-      <w:t xml:space="preserve">Manual | 21 de octubre de 2026 | </w:t>
+      <w:t xml:space="preserve">Manual | 29 de octubre de 2026 | </w:t>
     </w:r>
     <w:r>
       <w:fldChar w:fldCharType="begin"/>
@@ -10950,7 +11378,7 @@
       <w:rPr>
         <w:sz w:val="16"/>
       </w:rPr>
-      <w:t xml:space="preserve">Manual | 21 de octubre de 2026 | </w:t>
+      <w:t xml:space="preserve">Manual | 29 de octubre de 2026 | </w:t>
     </w:r>
     <w:r>
       <w:fldChar w:fldCharType="begin"/>
@@ -10984,7 +11412,7 @@
       <w:rPr>
         <w:sz w:val="16"/>
       </w:rPr>
-      <w:t xml:space="preserve">Manual | 21 de octubre de 2026 | </w:t>
+      <w:t xml:space="preserve">Manual | 29 de octubre de 2026 | </w:t>
     </w:r>
     <w:r>
       <w:fldChar w:fldCharType="begin"/>
@@ -11062,7 +11490,7 @@
               <w:sz w:val="18"/>
             </w:rPr>
             <w:drawing>
-              <wp:inline distT="0" distB="0" distL="0" distR="0" wp14:anchorId="034FB751" wp14:editId="24384192">
+              <wp:inline distT="0" distB="0" distL="0" distR="0" wp14:anchorId="0ACAB229" wp14:editId="1D218512">
                 <wp:extent cx="283464" cy="283464"/>
                 <wp:effectExtent l="0" t="0" r="0" b="0"/>
                 <wp:docPr id="1" name="Picture 1"/>
@@ -11188,7 +11616,7 @@
               <w:sz w:val="18"/>
             </w:rPr>
             <w:drawing>
-              <wp:inline distT="0" distB="0" distL="0" distR="0" wp14:anchorId="4B75306D" wp14:editId="69CFA5A8">
+              <wp:inline distT="0" distB="0" distL="0" distR="0" wp14:anchorId="73D6893A" wp14:editId="085B6AD0">
                 <wp:extent cx="283464" cy="283464"/>
                 <wp:effectExtent l="0" t="0" r="0" b="0"/>
                 <wp:docPr id="16" name="Picture 16"/>
@@ -11314,7 +11742,7 @@
               <w:sz w:val="18"/>
             </w:rPr>
             <w:drawing>
-              <wp:inline distT="0" distB="0" distL="0" distR="0" wp14:anchorId="5E1309A0" wp14:editId="1B653909">
+              <wp:inline distT="0" distB="0" distL="0" distR="0" wp14:anchorId="361D610A" wp14:editId="20208E4F">
                 <wp:extent cx="283464" cy="283464"/>
                 <wp:effectExtent l="0" t="0" r="0" b="0"/>
                 <wp:docPr id="17" name="Picture 17"/>
@@ -11440,7 +11868,7 @@
               <w:sz w:val="18"/>
             </w:rPr>
             <w:drawing>
-              <wp:inline distT="0" distB="0" distL="0" distR="0" wp14:anchorId="1549D60E" wp14:editId="4CA58B03">
+              <wp:inline distT="0" distB="0" distL="0" distR="0" wp14:anchorId="1C001FBA" wp14:editId="4BCDF0CC">
                 <wp:extent cx="283464" cy="283464"/>
                 <wp:effectExtent l="0" t="0" r="0" b="0"/>
                 <wp:docPr id="19" name="Picture 19"/>
@@ -11566,7 +11994,7 @@
               <w:sz w:val="18"/>
             </w:rPr>
             <w:drawing>
-              <wp:inline distT="0" distB="0" distL="0" distR="0" wp14:anchorId="05D2C736" wp14:editId="02312349">
+              <wp:inline distT="0" distB="0" distL="0" distR="0" wp14:anchorId="369B8DDD" wp14:editId="089E2344">
                 <wp:extent cx="283464" cy="283464"/>
                 <wp:effectExtent l="0" t="0" r="0" b="0"/>
                 <wp:docPr id="20" name="Picture 20"/>
@@ -11692,7 +12120,7 @@
               <w:sz w:val="18"/>
             </w:rPr>
             <w:drawing>
-              <wp:inline distT="0" distB="0" distL="0" distR="0" wp14:anchorId="322351A1" wp14:editId="0FFF6A7B">
+              <wp:inline distT="0" distB="0" distL="0" distR="0" wp14:anchorId="35BBA239" wp14:editId="7A4B3939">
                 <wp:extent cx="283464" cy="283464"/>
                 <wp:effectExtent l="0" t="0" r="0" b="0"/>
                 <wp:docPr id="22" name="Picture 22"/>
@@ -11818,7 +12246,7 @@
               <w:sz w:val="18"/>
             </w:rPr>
             <w:drawing>
-              <wp:inline distT="0" distB="0" distL="0" distR="0" wp14:anchorId="54A4A4C2" wp14:editId="4B518988">
+              <wp:inline distT="0" distB="0" distL="0" distR="0" wp14:anchorId="32DF3BB7" wp14:editId="3902A6A2">
                 <wp:extent cx="283464" cy="283464"/>
                 <wp:effectExtent l="0" t="0" r="0" b="0"/>
                 <wp:docPr id="23" name="Picture 23"/>
@@ -11944,7 +12372,7 @@
               <w:sz w:val="18"/>
             </w:rPr>
             <w:drawing>
-              <wp:inline distT="0" distB="0" distL="0" distR="0" wp14:anchorId="12160532" wp14:editId="71D1FA05">
+              <wp:inline distT="0" distB="0" distL="0" distR="0" wp14:anchorId="35BF75CF" wp14:editId="0D1761B1">
                 <wp:extent cx="283464" cy="283464"/>
                 <wp:effectExtent l="0" t="0" r="0" b="0"/>
                 <wp:docPr id="25" name="Picture 25"/>
@@ -12070,7 +12498,7 @@
               <w:sz w:val="18"/>
             </w:rPr>
             <w:drawing>
-              <wp:inline distT="0" distB="0" distL="0" distR="0" wp14:anchorId="1F718E20" wp14:editId="62662249">
+              <wp:inline distT="0" distB="0" distL="0" distR="0" wp14:anchorId="550B6E75" wp14:editId="32997052">
                 <wp:extent cx="283464" cy="283464"/>
                 <wp:effectExtent l="0" t="0" r="0" b="0"/>
                 <wp:docPr id="26" name="Picture 26"/>
@@ -12196,7 +12624,7 @@
               <w:sz w:val="18"/>
             </w:rPr>
             <w:drawing>
-              <wp:inline distT="0" distB="0" distL="0" distR="0" wp14:anchorId="033E415C" wp14:editId="065E1D0C">
+              <wp:inline distT="0" distB="0" distL="0" distR="0" wp14:anchorId="4376D042" wp14:editId="40203EFB">
                 <wp:extent cx="283464" cy="283464"/>
                 <wp:effectExtent l="0" t="0" r="0" b="0"/>
                 <wp:docPr id="28" name="Picture 28"/>
@@ -12322,7 +12750,7 @@
               <w:sz w:val="18"/>
             </w:rPr>
             <w:drawing>
-              <wp:inline distT="0" distB="0" distL="0" distR="0" wp14:anchorId="0C70C2B7" wp14:editId="5CEA9353">
+              <wp:inline distT="0" distB="0" distL="0" distR="0" wp14:anchorId="1C2AD73D" wp14:editId="3290122F">
                 <wp:extent cx="283464" cy="283464"/>
                 <wp:effectExtent l="0" t="0" r="0" b="0"/>
                 <wp:docPr id="29" name="Picture 29"/>
@@ -12448,7 +12876,7 @@
               <w:sz w:val="18"/>
             </w:rPr>
             <w:drawing>
-              <wp:inline distT="0" distB="0" distL="0" distR="0" wp14:anchorId="1D3838CA" wp14:editId="10E75116">
+              <wp:inline distT="0" distB="0" distL="0" distR="0" wp14:anchorId="29FAC388" wp14:editId="142BF088">
                 <wp:extent cx="283464" cy="283464"/>
                 <wp:effectExtent l="0" t="0" r="0" b="0"/>
                 <wp:docPr id="3" name="Picture 3"/>
@@ -12574,7 +13002,7 @@
               <w:sz w:val="18"/>
             </w:rPr>
             <w:drawing>
-              <wp:inline distT="0" distB="0" distL="0" distR="0" wp14:anchorId="151E7935" wp14:editId="4D1CB348">
+              <wp:inline distT="0" distB="0" distL="0" distR="0" wp14:anchorId="74B746C1" wp14:editId="3622408B">
                 <wp:extent cx="283464" cy="283464"/>
                 <wp:effectExtent l="0" t="0" r="0" b="0"/>
                 <wp:docPr id="5" name="Picture 5"/>
@@ -12700,7 +13128,7 @@
               <w:sz w:val="18"/>
             </w:rPr>
             <w:drawing>
-              <wp:inline distT="0" distB="0" distL="0" distR="0" wp14:anchorId="6116A081" wp14:editId="3C185C6A">
+              <wp:inline distT="0" distB="0" distL="0" distR="0" wp14:anchorId="5B12D3A9" wp14:editId="7C4ED8F3">
                 <wp:extent cx="283464" cy="283464"/>
                 <wp:effectExtent l="0" t="0" r="0" b="0"/>
                 <wp:docPr id="7" name="Picture 7"/>
@@ -12826,7 +13254,7 @@
               <w:sz w:val="18"/>
             </w:rPr>
             <w:drawing>
-              <wp:inline distT="0" distB="0" distL="0" distR="0" wp14:anchorId="0D9E2966" wp14:editId="07A6EE32">
+              <wp:inline distT="0" distB="0" distL="0" distR="0" wp14:anchorId="77E5EB51" wp14:editId="4A818B2B">
                 <wp:extent cx="283464" cy="283464"/>
                 <wp:effectExtent l="0" t="0" r="0" b="0"/>
                 <wp:docPr id="8" name="Picture 8"/>
@@ -12952,7 +13380,7 @@
               <w:sz w:val="18"/>
             </w:rPr>
             <w:drawing>
-              <wp:inline distT="0" distB="0" distL="0" distR="0" wp14:anchorId="2A0CBA39" wp14:editId="4550F02D">
+              <wp:inline distT="0" distB="0" distL="0" distR="0" wp14:anchorId="66C4DD7D" wp14:editId="297201B1">
                 <wp:extent cx="283464" cy="283464"/>
                 <wp:effectExtent l="0" t="0" r="0" b="0"/>
                 <wp:docPr id="10" name="Picture 10"/>
@@ -13010,13 +13438,7 @@
             <w:rPr>
               <w:sz w:val="18"/>
             </w:rPr>
-            <w:t xml:space="preserve">by Soner </w:t>
-          </w:r>
-          <w:r>
-            <w:rPr>
-              <w:sz w:val="18"/>
-            </w:rPr>
-            <w:t>Caner Cagun</w:t>
+            <w:t>by Soner Caner Cagun</w:t>
           </w:r>
         </w:p>
       </w:tc>
@@ -13084,7 +13506,7 @@
               <w:sz w:val="18"/>
             </w:rPr>
             <w:drawing>
-              <wp:inline distT="0" distB="0" distL="0" distR="0" wp14:anchorId="4D1AD586" wp14:editId="197E5418">
+              <wp:inline distT="0" distB="0" distL="0" distR="0" wp14:anchorId="15B7B1C1" wp14:editId="432AF368">
                 <wp:extent cx="283464" cy="283464"/>
                 <wp:effectExtent l="0" t="0" r="0" b="0"/>
                 <wp:docPr id="11" name="Picture 11"/>
@@ -13210,7 +13632,7 @@
               <w:sz w:val="18"/>
             </w:rPr>
             <w:drawing>
-              <wp:inline distT="0" distB="0" distL="0" distR="0" wp14:anchorId="1E6CCB1A" wp14:editId="4EB868A1">
+              <wp:inline distT="0" distB="0" distL="0" distR="0" wp14:anchorId="61C8C2C2" wp14:editId="6DE46E7B">
                 <wp:extent cx="283464" cy="283464"/>
                 <wp:effectExtent l="0" t="0" r="0" b="0"/>
                 <wp:docPr id="13" name="Picture 13"/>
@@ -13336,7 +13758,7 @@
               <w:sz w:val="18"/>
             </w:rPr>
             <w:drawing>
-              <wp:inline distT="0" distB="0" distL="0" distR="0" wp14:anchorId="1392CD92" wp14:editId="01E50ECB">
+              <wp:inline distT="0" distB="0" distL="0" distR="0" wp14:anchorId="6F6F5500" wp14:editId="1D1CC5A2">
                 <wp:extent cx="283464" cy="283464"/>
                 <wp:effectExtent l="0" t="0" r="0" b="0"/>
                 <wp:docPr id="14" name="Picture 14"/>
@@ -13606,31 +14028,31 @@
       </w:rPr>
     </w:lvl>
   </w:abstractNum>
-  <w:num w:numId="1" w16cid:durableId="1377046564">
+  <w:num w:numId="1" w16cid:durableId="2008091841">
     <w:abstractNumId w:val="8"/>
   </w:num>
-  <w:num w:numId="2" w16cid:durableId="1581137327">
+  <w:num w:numId="2" w16cid:durableId="1317077920">
     <w:abstractNumId w:val="6"/>
   </w:num>
-  <w:num w:numId="3" w16cid:durableId="330958306">
+  <w:num w:numId="3" w16cid:durableId="1991442754">
     <w:abstractNumId w:val="5"/>
   </w:num>
-  <w:num w:numId="4" w16cid:durableId="640430740">
+  <w:num w:numId="4" w16cid:durableId="1413240902">
     <w:abstractNumId w:val="4"/>
   </w:num>
-  <w:num w:numId="5" w16cid:durableId="296109282">
+  <w:num w:numId="5" w16cid:durableId="305476879">
     <w:abstractNumId w:val="7"/>
   </w:num>
-  <w:num w:numId="6" w16cid:durableId="869995821">
+  <w:num w:numId="6" w16cid:durableId="1844274422">
     <w:abstractNumId w:val="3"/>
   </w:num>
-  <w:num w:numId="7" w16cid:durableId="326985300">
+  <w:num w:numId="7" w16cid:durableId="876357865">
     <w:abstractNumId w:val="2"/>
   </w:num>
-  <w:num w:numId="8" w16cid:durableId="2101876904">
+  <w:num w:numId="8" w16cid:durableId="597444362">
     <w:abstractNumId w:val="1"/>
   </w:num>
-  <w:num w:numId="9" w16cid:durableId="742332737">
+  <w:num w:numId="9" w16cid:durableId="922370172">
     <w:abstractNumId w:val="0"/>
   </w:num>
 </w:numbering>
@@ -25092,7 +25514,7 @@
     <w:autoRedefine/>
     <w:uiPriority w:val="39"/>
     <w:unhideWhenUsed/>
-    <w:rsid w:val="0008030A"/>
+    <w:rsid w:val="001C222D"/>
     <w:pPr>
       <w:spacing w:after="100"/>
     </w:pPr>
@@ -25104,7 +25526,7 @@
     <w:autoRedefine/>
     <w:uiPriority w:val="39"/>
     <w:unhideWhenUsed/>
-    <w:rsid w:val="0008030A"/>
+    <w:rsid w:val="001C222D"/>
     <w:pPr>
       <w:spacing w:after="100"/>
       <w:ind w:left="220"/>
@@ -25115,7 +25537,7 @@
     <w:basedOn w:val="DefaultParagraphFont"/>
     <w:uiPriority w:val="99"/>
     <w:unhideWhenUsed/>
-    <w:rsid w:val="0008030A"/>
+    <w:rsid w:val="001C222D"/>
     <w:rPr>
       <w:color w:val="0000FF" w:themeColor="hyperlink"/>
       <w:u w:val="single"/>
